--- a/HW/HW2/report.docx
+++ b/HW/HW2/report.docx
@@ -7,7 +7,7 @@
         <w:bidi/>
         <w:spacing w:before="100" w:beforeAutospacing="1" w:after="100" w:afterAutospacing="1" w:line="240" w:lineRule="auto"/>
         <w:rPr>
-          <w:rFonts w:ascii="Vazir" w:eastAsia="Times New Roman" w:hAnsi="Vazir" w:cs="Vazir" w:hint="cs"/>
+          <w:rFonts w:ascii="Vazir" w:eastAsia="Times New Roman" w:hAnsi="Vazir" w:cs="Vazir"/>
           <w:sz w:val="20"/>
           <w:szCs w:val="20"/>
           <w:rtl/>
@@ -413,7 +413,7 @@
                     </pic:cNvPicPr>
                   </pic:nvPicPr>
                   <pic:blipFill>
-                    <a:blip r:embed="rId4" cstate="print">
+                    <a:blip r:embed="rId5" cstate="print">
                       <a:extLst>
                         <a:ext uri="{28A0092B-C50C-407E-A947-70E740481C1C}">
                           <a14:useLocalDpi xmlns:a14="http://schemas.microsoft.com/office/drawing/2010/main" val="0"/>
@@ -760,7 +760,7 @@
                     <pic:cNvPicPr/>
                   </pic:nvPicPr>
                   <pic:blipFill>
-                    <a:blip r:embed="rId5">
+                    <a:blip r:embed="rId6">
                       <a:extLst>
                         <a:ext uri="{28A0092B-C50C-407E-A947-70E740481C1C}">
                           <a14:useLocalDpi xmlns:a14="http://schemas.microsoft.com/office/drawing/2010/main" val="0"/>
@@ -821,7 +821,7 @@
                     <pic:cNvPicPr/>
                   </pic:nvPicPr>
                   <pic:blipFill>
-                    <a:blip r:embed="rId6">
+                    <a:blip r:embed="rId7">
                       <a:extLst>
                         <a:ext uri="{28A0092B-C50C-407E-A947-70E740481C1C}">
                           <a14:useLocalDpi xmlns:a14="http://schemas.microsoft.com/office/drawing/2010/main" val="0"/>
@@ -874,7 +874,7 @@
                     <pic:cNvPicPr/>
                   </pic:nvPicPr>
                   <pic:blipFill>
-                    <a:blip r:embed="rId7">
+                    <a:blip r:embed="rId8">
                       <a:extLst>
                         <a:ext uri="{28A0092B-C50C-407E-A947-70E740481C1C}">
                           <a14:useLocalDpi xmlns:a14="http://schemas.microsoft.com/office/drawing/2010/main" val="0"/>
@@ -1071,7 +1071,7 @@
                     <pic:cNvPicPr/>
                   </pic:nvPicPr>
                   <pic:blipFill>
-                    <a:blip r:embed="rId8">
+                    <a:blip r:embed="rId9">
                       <a:extLst>
                         <a:ext uri="{28A0092B-C50C-407E-A947-70E740481C1C}">
                           <a14:useLocalDpi xmlns:a14="http://schemas.microsoft.com/office/drawing/2010/main" val="0"/>
@@ -1132,7 +1132,7 @@
                     <pic:cNvPicPr/>
                   </pic:nvPicPr>
                   <pic:blipFill>
-                    <a:blip r:embed="rId9">
+                    <a:blip r:embed="rId10">
                       <a:extLst>
                         <a:ext uri="{28A0092B-C50C-407E-A947-70E740481C1C}">
                           <a14:useLocalDpi xmlns:a14="http://schemas.microsoft.com/office/drawing/2010/main" val="0"/>
@@ -1262,7 +1262,7 @@
                     <pic:cNvPicPr/>
                   </pic:nvPicPr>
                   <pic:blipFill>
-                    <a:blip r:embed="rId10">
+                    <a:blip r:embed="rId11">
                       <a:extLst>
                         <a:ext uri="{28A0092B-C50C-407E-A947-70E740481C1C}">
                           <a14:useLocalDpi xmlns:a14="http://schemas.microsoft.com/office/drawing/2010/main" val="0"/>
@@ -1393,7 +1393,7 @@
                     <pic:cNvPicPr/>
                   </pic:nvPicPr>
                   <pic:blipFill>
-                    <a:blip r:embed="rId11">
+                    <a:blip r:embed="rId12">
                       <a:extLst>
                         <a:ext uri="{28A0092B-C50C-407E-A947-70E740481C1C}">
                           <a14:useLocalDpi xmlns:a14="http://schemas.microsoft.com/office/drawing/2010/main" val="0"/>
@@ -1613,7 +1613,7 @@
                     <pic:cNvPicPr/>
                   </pic:nvPicPr>
                   <pic:blipFill>
-                    <a:blip r:embed="rId12">
+                    <a:blip r:embed="rId13">
                       <a:extLst>
                         <a:ext uri="{28A0092B-C50C-407E-A947-70E740481C1C}">
                           <a14:useLocalDpi xmlns:a14="http://schemas.microsoft.com/office/drawing/2010/main" val="0"/>
@@ -1676,7 +1676,7 @@
                     <pic:cNvPicPr/>
                   </pic:nvPicPr>
                   <pic:blipFill>
-                    <a:blip r:embed="rId13">
+                    <a:blip r:embed="rId14">
                       <a:extLst>
                         <a:ext uri="{28A0092B-C50C-407E-A947-70E740481C1C}">
                           <a14:useLocalDpi xmlns:a14="http://schemas.microsoft.com/office/drawing/2010/main" val="0"/>
@@ -1838,7 +1838,7 @@
                     <pic:cNvPicPr/>
                   </pic:nvPicPr>
                   <pic:blipFill>
-                    <a:blip r:embed="rId14">
+                    <a:blip r:embed="rId15">
                       <a:extLst>
                         <a:ext uri="{28A0092B-C50C-407E-A947-70E740481C1C}">
                           <a14:useLocalDpi xmlns:a14="http://schemas.microsoft.com/office/drawing/2010/main" val="0"/>
@@ -1981,7 +1981,7 @@
                     <pic:cNvPicPr/>
                   </pic:nvPicPr>
                   <pic:blipFill>
-                    <a:blip r:embed="rId15" cstate="print">
+                    <a:blip r:embed="rId16" cstate="print">
                       <a:extLst>
                         <a:ext uri="{28A0092B-C50C-407E-A947-70E740481C1C}">
                           <a14:useLocalDpi xmlns:a14="http://schemas.microsoft.com/office/drawing/2010/main" val="0"/>
@@ -4822,18 +4822,18 @@
           <w:sz w:val="24"/>
           <w:szCs w:val="24"/>
         </w:rPr>
-        <w:t xml:space="preserve"> HITS (Authority </w:t>
-      </w:r>
-      <w:r>
-        <w:rPr>
-          <w:rFonts w:ascii="Vazir" w:eastAsia="Times New Roman" w:hAnsi="Vazir" w:cs="Vazir"/>
+        <w:t xml:space="preserve"> HITS </w:t>
+      </w:r>
+      <w:r>
+        <w:rPr>
+          <w:rFonts w:ascii="Vazir" w:eastAsia="Times New Roman" w:hAnsi="Vazir" w:cs="Vazir" w:hint="cs"/>
           <w:b/>
           <w:bCs/>
           <w:sz w:val="24"/>
           <w:szCs w:val="24"/>
           <w:rtl/>
         </w:rPr>
-        <w:t>و</w:t>
+        <w:t>(</w:t>
       </w:r>
       <w:r>
         <w:rPr>
@@ -4843,7 +4843,41 @@
           <w:sz w:val="24"/>
           <w:szCs w:val="24"/>
         </w:rPr>
-        <w:t xml:space="preserve"> Hub)</w:t>
+        <w:t>Authority</w:t>
+      </w:r>
+      <w:r>
+        <w:rPr>
+          <w:rFonts w:ascii="Vazir" w:eastAsia="Times New Roman" w:hAnsi="Vazir" w:cs="Vazir" w:hint="cs"/>
+          <w:b/>
+          <w:bCs/>
+          <w:sz w:val="24"/>
+          <w:szCs w:val="24"/>
+          <w:rtl/>
+          <w:lang w:bidi="fa-IR"/>
+        </w:rPr>
+        <w:t xml:space="preserve"> و </w:t>
+      </w:r>
+      <w:r>
+        <w:rPr>
+          <w:rFonts w:ascii="Vazir" w:eastAsia="Times New Roman" w:hAnsi="Vazir" w:cs="Vazir"/>
+          <w:b/>
+          <w:bCs/>
+          <w:sz w:val="24"/>
+          <w:szCs w:val="24"/>
+          <w:lang w:bidi="fa-IR"/>
+        </w:rPr>
+        <w:t>Hub</w:t>
+      </w:r>
+      <w:r>
+        <w:rPr>
+          <w:rFonts w:ascii="Vazir" w:eastAsia="Times New Roman" w:hAnsi="Vazir" w:cs="Vazir" w:hint="cs"/>
+          <w:b/>
+          <w:bCs/>
+          <w:sz w:val="24"/>
+          <w:szCs w:val="24"/>
+          <w:rtl/>
+        </w:rPr>
+        <w:t>)</w:t>
       </w:r>
     </w:p>
     <w:p>
@@ -4878,7 +4912,14 @@
         <w:rPr>
           <w:rFonts w:ascii="Vazir" w:eastAsia="Times New Roman" w:hAnsi="Vazir" w:cs="Vazir"/>
         </w:rPr>
-        <w:t xml:space="preserve">: </w:t>
+        <w:t xml:space="preserve"> </w:t>
+      </w:r>
+      <w:r>
+        <w:rPr>
+          <w:rFonts w:ascii="Vazir" w:eastAsia="Times New Roman" w:hAnsi="Vazir" w:cs="Vazir" w:hint="cs"/>
+          <w:rtl/>
+        </w:rPr>
+        <w:t xml:space="preserve"> </w:t>
       </w:r>
       <w:r>
         <w:rPr>
@@ -4890,28 +4931,29 @@
       </w:r>
       <w:r>
         <w:rPr>
+          <w:rFonts w:ascii="Vazir" w:eastAsia="Times New Roman" w:hAnsi="Vazir" w:cs="Vazir" w:hint="cs"/>
+          <w:rtl/>
+        </w:rPr>
+        <w:t xml:space="preserve"> و </w:t>
+      </w:r>
+      <w:r>
+        <w:rPr>
+          <w:rFonts w:ascii="Vazir" w:eastAsia="Times New Roman" w:hAnsi="Vazir" w:cs="Vazir"/>
+          <w:b/>
+          <w:bCs/>
+        </w:rPr>
+        <w:t>Hub</w:t>
+      </w:r>
+      <w:r>
+        <w:rPr>
           <w:rFonts w:ascii="Vazir" w:eastAsia="Times New Roman" w:hAnsi="Vazir" w:cs="Vazir"/>
         </w:rPr>
         <w:t xml:space="preserve"> </w:t>
       </w:r>
       <w:r>
         <w:rPr>
-          <w:rFonts w:ascii="Vazir" w:eastAsia="Times New Roman" w:hAnsi="Vazir" w:cs="Vazir"/>
-          <w:rtl/>
-        </w:rPr>
-        <w:t xml:space="preserve">و </w:t>
-      </w:r>
-      <w:r>
-        <w:rPr>
-          <w:rFonts w:ascii="Vazir" w:eastAsia="Times New Roman" w:hAnsi="Vazir" w:cs="Vazir"/>
-          <w:b/>
-          <w:bCs/>
-        </w:rPr>
-        <w:t>Hub</w:t>
-      </w:r>
-      <w:r>
-        <w:rPr>
-          <w:rFonts w:ascii="Vazir" w:eastAsia="Times New Roman" w:hAnsi="Vazir" w:cs="Vazir"/>
+          <w:rFonts w:ascii="Vazir" w:eastAsia="Times New Roman" w:hAnsi="Vazir" w:cs="Vazir" w:hint="cs"/>
+          <w:rtl/>
         </w:rPr>
         <w:t xml:space="preserve">. </w:t>
       </w:r>
@@ -5337,12 +5379,7851 @@
     <w:p>
       <w:pPr>
         <w:bidi/>
+        <w:spacing w:before="100" w:beforeAutospacing="1" w:after="100" w:afterAutospacing="1" w:line="240" w:lineRule="auto"/>
+        <w:rPr>
+          <w:rFonts w:ascii="Vazir" w:eastAsia="Times New Roman" w:hAnsi="Vazir" w:cs="Vazir"/>
+        </w:rPr>
+      </w:pPr>
+    </w:p>
+    <w:p>
+      <w:pPr>
+        <w:bidi/>
+        <w:spacing w:before="100" w:beforeAutospacing="1" w:after="100" w:afterAutospacing="1" w:line="240" w:lineRule="auto"/>
+        <w:rPr>
+          <w:rFonts w:ascii="Vazir" w:eastAsia="Times New Roman" w:hAnsi="Vazir" w:cs="Vazir"/>
+          <w:b/>
+          <w:bCs/>
+          <w:sz w:val="28"/>
+          <w:szCs w:val="28"/>
+          <w:lang w:bidi="fa-IR"/>
+        </w:rPr>
+      </w:pPr>
+      <w:r>
+        <w:rPr>
+          <w:rFonts w:ascii="Vazir" w:eastAsia="Times New Roman" w:hAnsi="Vazir" w:cs="Vazir"/>
+          <w:b/>
+          <w:bCs/>
+          <w:sz w:val="28"/>
+          <w:szCs w:val="28"/>
+          <w:rtl/>
+        </w:rPr>
+        <w:t xml:space="preserve">پرسش </w:t>
+      </w:r>
+      <w:r>
+        <w:rPr>
+          <w:rFonts w:ascii="Vazir" w:eastAsia="Times New Roman" w:hAnsi="Vazir" w:cs="Vazir" w:hint="cs"/>
+          <w:b/>
+          <w:bCs/>
+          <w:sz w:val="28"/>
+          <w:szCs w:val="28"/>
+          <w:rtl/>
+          <w:lang w:bidi="fa-IR"/>
+        </w:rPr>
+        <w:t xml:space="preserve">4: </w:t>
+      </w:r>
+      <w:r>
+        <w:rPr>
+          <w:rFonts w:ascii="Vazir" w:eastAsia="Times New Roman" w:hAnsi="Vazir" w:cs="Vazir"/>
+          <w:b/>
+          <w:bCs/>
+          <w:sz w:val="28"/>
+          <w:szCs w:val="28"/>
+          <w:lang w:bidi="fa-IR"/>
+        </w:rPr>
+        <w:t>Importance</w:t>
+      </w:r>
+    </w:p>
+    <w:p>
+      <w:pPr>
+        <w:bidi/>
+        <w:spacing w:before="100" w:beforeAutospacing="1" w:after="100" w:afterAutospacing="1" w:line="240" w:lineRule="auto"/>
+        <w:rPr>
+          <w:rFonts w:ascii="Vazir" w:eastAsia="Times New Roman" w:hAnsi="Vazir" w:cs="Vazir"/>
+          <w:b/>
+          <w:bCs/>
+          <w:sz w:val="24"/>
+          <w:szCs w:val="24"/>
+          <w:rtl/>
+        </w:rPr>
+      </w:pPr>
+      <w:r>
+        <w:rPr>
+          <w:rFonts w:ascii="Vazir" w:eastAsia="Times New Roman" w:hAnsi="Vazir" w:cs="Vazir"/>
+          <w:b/>
+          <w:bCs/>
+          <w:sz w:val="24"/>
+          <w:szCs w:val="24"/>
+          <w:rtl/>
+        </w:rPr>
+        <w:t>(</w:t>
+      </w:r>
+      <w:r>
+        <w:rPr>
+          <w:rFonts w:ascii="Vazir" w:eastAsia="Times New Roman" w:hAnsi="Vazir" w:cs="Vazir" w:hint="cs"/>
+          <w:b/>
+          <w:bCs/>
+          <w:sz w:val="24"/>
+          <w:szCs w:val="24"/>
+          <w:rtl/>
+        </w:rPr>
+        <w:t>آ)</w:t>
+      </w:r>
+    </w:p>
+    <w:p>
+      <w:pPr>
+        <w:bidi/>
+        <w:spacing w:before="100" w:beforeAutospacing="1" w:after="100" w:afterAutospacing="1" w:line="240" w:lineRule="auto"/>
+        <w:rPr>
+          <w:rFonts w:ascii="Vazir" w:eastAsia="Times New Roman" w:hAnsi="Vazir" w:cs="Vazir"/>
+        </w:rPr>
+      </w:pPr>
+      <w:r>
+        <w:rPr>
+          <w:rFonts w:ascii="Vazir" w:eastAsia="Times New Roman" w:hAnsi="Vazir" w:cs="Vazir"/>
+          <w:rtl/>
+        </w:rPr>
+        <w:t>مقدار ستون</w:t>
+      </w:r>
+      <w:r>
+        <w:rPr>
+          <w:rFonts w:ascii="Vazir" w:eastAsia="Times New Roman" w:hAnsi="Vazir" w:cs="Vazir"/>
+        </w:rPr>
+        <w:t xml:space="preserve"> importance </w:t>
+      </w:r>
+      <w:r>
+        <w:rPr>
+          <w:rFonts w:ascii="Vazir" w:eastAsia="Times New Roman" w:hAnsi="Vazir" w:cs="Vazir"/>
+          <w:rtl/>
+        </w:rPr>
+        <w:t>نشان می‌دهد که کدام نودها از نظر تأثیرگذاری محتوایی در شبکه نقش پررنگ‌تری داشته‌اند. بر اساس داده‌های موجود، پنج نودی که دارای بالاترین مقدار اهمیت هستند عبارتند از</w:t>
+      </w:r>
+      <w:r>
+        <w:rPr>
+          <w:rFonts w:ascii="Vazir" w:eastAsia="Times New Roman" w:hAnsi="Vazir" w:cs="Vazir"/>
+        </w:rPr>
+        <w:t xml:space="preserve">: @agha_rashti2 </w:t>
+      </w:r>
+      <w:r>
+        <w:rPr>
+          <w:rFonts w:ascii="Vazir" w:eastAsia="Times New Roman" w:hAnsi="Vazir" w:cs="Vazir"/>
+          <w:rtl/>
+        </w:rPr>
+        <w:t xml:space="preserve">با مقدار ۱۹٫۰۶، </w:t>
+      </w:r>
+      <w:r>
+        <w:rPr>
+          <w:rFonts w:ascii="Vazir" w:eastAsia="Times New Roman" w:hAnsi="Vazir" w:cs="Vazir"/>
+        </w:rPr>
+        <w:t xml:space="preserve">@HiwaTube </w:t>
+      </w:r>
+      <w:r>
+        <w:rPr>
+          <w:rFonts w:ascii="Vazir" w:eastAsia="Times New Roman" w:hAnsi="Vazir" w:cs="Vazir"/>
+          <w:rtl/>
+        </w:rPr>
+        <w:t xml:space="preserve">با مقدار ۱۸٫۹۷، </w:t>
+      </w:r>
+      <w:r>
+        <w:rPr>
+          <w:rFonts w:ascii="Vazir" w:eastAsia="Times New Roman" w:hAnsi="Vazir" w:cs="Vazir"/>
+        </w:rPr>
+        <w:t xml:space="preserve">@YaarDabestaani </w:t>
+      </w:r>
+      <w:r>
+        <w:rPr>
+          <w:rFonts w:ascii="Vazir" w:eastAsia="Times New Roman" w:hAnsi="Vazir" w:cs="Vazir"/>
+          <w:rtl/>
+        </w:rPr>
+        <w:t xml:space="preserve">با مقدار ۱۷٫۵۶، </w:t>
+      </w:r>
+      <w:r>
+        <w:rPr>
+          <w:rFonts w:ascii="Vazir" w:eastAsia="Times New Roman" w:hAnsi="Vazir" w:cs="Vazir"/>
+        </w:rPr>
+        <w:t xml:space="preserve">@VidaSarafraz </w:t>
+      </w:r>
+      <w:r>
+        <w:rPr>
+          <w:rFonts w:ascii="Vazir" w:eastAsia="Times New Roman" w:hAnsi="Vazir" w:cs="Vazir"/>
+          <w:rtl/>
+        </w:rPr>
+        <w:t xml:space="preserve">با مقدار ۱۷٫۳۷ و </w:t>
+      </w:r>
+      <w:r>
+        <w:rPr>
+          <w:rFonts w:ascii="Vazir" w:eastAsia="Times New Roman" w:hAnsi="Vazir" w:cs="Vazir"/>
+        </w:rPr>
+        <w:t xml:space="preserve">@Walterakam </w:t>
+      </w:r>
+      <w:r>
+        <w:rPr>
+          <w:rFonts w:ascii="Vazir" w:eastAsia="Times New Roman" w:hAnsi="Vazir" w:cs="Vazir"/>
+          <w:rtl/>
+        </w:rPr>
+        <w:t>با مقدار ۱۶٫۹۴</w:t>
+      </w:r>
+      <w:r>
+        <w:rPr>
+          <w:rFonts w:ascii="Vazir" w:eastAsia="Times New Roman" w:hAnsi="Vazir" w:cs="Vazir"/>
+        </w:rPr>
+        <w:t>.</w:t>
+      </w:r>
+    </w:p>
+    <w:p>
+      <w:pPr>
+        <w:bidi/>
+        <w:spacing w:before="100" w:beforeAutospacing="1" w:after="100" w:afterAutospacing="1" w:line="240" w:lineRule="auto"/>
+        <w:rPr>
+          <w:rFonts w:ascii="Vazir" w:eastAsia="Times New Roman" w:hAnsi="Vazir" w:cs="Vazir"/>
+        </w:rPr>
+      </w:pPr>
+      <w:r>
+        <w:rPr>
+          <w:rFonts w:ascii="Vazir" w:eastAsia="Times New Roman" w:hAnsi="Vazir" w:cs="Vazir"/>
+          <w:rtl/>
+        </w:rPr>
+        <w:t xml:space="preserve">این مقادیر نشان می‌دهد که محتوای منتشرشده توسط این کاربران به‌گونه‌ای در شبکه اثرگذار بوده که اهمیت آن‌ها در مقایسه با سایر نودها بالاتر ارزیابی شده است. نودی مانند </w:t>
+      </w:r>
+      <w:r>
+        <w:rPr>
+          <w:rFonts w:ascii="Vazir" w:eastAsia="Times New Roman" w:hAnsi="Vazir" w:cs="Vazir"/>
+        </w:rPr>
+        <w:t xml:space="preserve">@agha_rashti2 </w:t>
+      </w:r>
+      <w:r>
+        <w:rPr>
+          <w:rFonts w:ascii="Vazir" w:eastAsia="Times New Roman" w:hAnsi="Vazir" w:cs="Vazir"/>
+          <w:rtl/>
+        </w:rPr>
+        <w:t xml:space="preserve">پیش‌تر در معیار بینابینی نیز مقدار بالایی کسب کرده بود که نشان می‌دهد نه‌تنها در گسترش محتوا نقش واسطه‌ای داشته، بلکه از نظر محتوایی نیز تأثیرگذار بوده است. همین موضوع در مورد </w:t>
+      </w:r>
+      <w:r>
+        <w:rPr>
+          <w:rFonts w:ascii="Vazir" w:eastAsia="Times New Roman" w:hAnsi="Vazir" w:cs="Vazir"/>
+        </w:rPr>
+        <w:t xml:space="preserve">@HiwaTube </w:t>
+      </w:r>
+      <w:r>
+        <w:rPr>
+          <w:rFonts w:ascii="Vazir" w:eastAsia="Times New Roman" w:hAnsi="Vazir" w:cs="Vazir"/>
+          <w:rtl/>
+        </w:rPr>
+        <w:t xml:space="preserve">نیز صدق می‌کند. بنابراین </w:t>
+      </w:r>
+      <w:r>
+        <w:rPr>
+          <w:rFonts w:ascii="Vazir" w:eastAsia="Times New Roman" w:hAnsi="Vazir" w:cs="Vazir"/>
+          <w:rtl/>
+        </w:rPr>
+        <w:lastRenderedPageBreak/>
+        <w:t>به نظر می‌رسد نودهایی که هم از نظر ساختار شبکه در جایگاه مناسبی قرار دارند و هم محتوایی پرتعامل منتشر کرده‌اند، بالاترین</w:t>
+      </w:r>
+      <w:r>
+        <w:rPr>
+          <w:rFonts w:ascii="Vazir" w:eastAsia="Times New Roman" w:hAnsi="Vazir" w:cs="Vazir"/>
+        </w:rPr>
+        <w:t xml:space="preserve"> importance </w:t>
+      </w:r>
+      <w:r>
+        <w:rPr>
+          <w:rFonts w:ascii="Vazir" w:eastAsia="Times New Roman" w:hAnsi="Vazir" w:cs="Vazir"/>
+          <w:rtl/>
+        </w:rPr>
+        <w:t>را کسب کرده‌اند</w:t>
+      </w:r>
+      <w:r>
+        <w:rPr>
+          <w:rFonts w:ascii="Vazir" w:eastAsia="Times New Roman" w:hAnsi="Vazir" w:cs="Vazir"/>
+        </w:rPr>
+        <w:t>.</w:t>
+      </w:r>
+    </w:p>
+    <w:p>
+      <w:pPr>
+        <w:bidi/>
+        <w:spacing w:before="100" w:beforeAutospacing="1" w:after="100" w:afterAutospacing="1" w:line="240" w:lineRule="auto"/>
+        <w:rPr>
+          <w:rFonts w:ascii="Vazir" w:eastAsia="Times New Roman" w:hAnsi="Vazir" w:cs="Vazir"/>
+          <w:b/>
+          <w:bCs/>
+          <w:sz w:val="24"/>
+          <w:szCs w:val="24"/>
+        </w:rPr>
+      </w:pPr>
+      <w:r>
+        <w:rPr>
+          <w:rFonts w:ascii="Vazir" w:eastAsia="Times New Roman" w:hAnsi="Vazir" w:cs="Vazir"/>
+          <w:b/>
+          <w:bCs/>
+          <w:sz w:val="24"/>
+          <w:szCs w:val="24"/>
+          <w:rtl/>
+        </w:rPr>
+        <w:t>(</w:t>
+      </w:r>
+      <w:r>
+        <w:rPr>
+          <w:rFonts w:ascii="Vazir" w:eastAsia="Times New Roman" w:hAnsi="Vazir" w:cs="Vazir" w:hint="cs"/>
+          <w:b/>
+          <w:bCs/>
+          <w:sz w:val="24"/>
+          <w:szCs w:val="24"/>
+          <w:rtl/>
+          <w:lang w:bidi="fa-IR"/>
+        </w:rPr>
+        <w:t>ب</w:t>
+      </w:r>
+      <w:r>
+        <w:rPr>
+          <w:rFonts w:ascii="Vazir" w:eastAsia="Times New Roman" w:hAnsi="Vazir" w:cs="Vazir"/>
+          <w:b/>
+          <w:bCs/>
+          <w:sz w:val="24"/>
+          <w:szCs w:val="24"/>
+          <w:rtl/>
+        </w:rPr>
+        <w:t>)</w:t>
+      </w:r>
+    </w:p>
+    <w:p>
+      <w:pPr>
+        <w:bidi/>
+        <w:spacing w:before="100" w:beforeAutospacing="1" w:after="100" w:afterAutospacing="1" w:line="240" w:lineRule="auto"/>
+        <w:rPr>
+          <w:rFonts w:ascii="Vazir" w:eastAsia="Times New Roman" w:hAnsi="Vazir" w:cs="Vazir"/>
+        </w:rPr>
+      </w:pPr>
+      <w:r>
+        <w:rPr>
+          <w:rFonts w:ascii="Vazir" w:eastAsia="Times New Roman" w:hAnsi="Vazir" w:cs="Vazir"/>
+          <w:rtl/>
+        </w:rPr>
+        <w:t>میزان همبستگی</w:t>
+      </w:r>
+      <w:r>
+        <w:rPr>
+          <w:rFonts w:ascii="Vazir" w:eastAsia="Times New Roman" w:hAnsi="Vazir" w:cs="Vazir"/>
+        </w:rPr>
+        <w:t xml:space="preserve"> (Correlation) </w:t>
+      </w:r>
+      <w:r>
+        <w:rPr>
+          <w:rFonts w:ascii="Vazir" w:eastAsia="Times New Roman" w:hAnsi="Vazir" w:cs="Vazir"/>
+          <w:rtl/>
+        </w:rPr>
+        <w:t xml:space="preserve">میان ستون </w:t>
+      </w:r>
+      <w:r>
+        <w:rPr>
+          <w:rFonts w:ascii="Vazir" w:eastAsia="Times New Roman" w:hAnsi="Vazir" w:cs="Vazir"/>
+        </w:rPr>
+        <w:t xml:space="preserve">importance </w:t>
+      </w:r>
+      <w:r>
+        <w:rPr>
+          <w:rFonts w:ascii="Vazir" w:eastAsia="Times New Roman" w:hAnsi="Vazir" w:cs="Vazir"/>
+          <w:rtl/>
+        </w:rPr>
+        <w:t>و سایر ویژگی‌های ساختاری و محتوایی نشان می‌دهد که عوامل مختلفی بر میزان اهمیت نودها در شبکه تأثیرگذار بوده‌اند. قوی‌ترین همبستگی‌ها به‌ترتیب با تعداد توییت‌ها (همبستگی ۰٫۸۷۹)، نزدیکی هارمونیک (۰٫۸۷۰)، نزدیکی معمولی (۰٫۸۴۰)، و خروج از مرکز</w:t>
+      </w:r>
+      <w:r>
+        <w:rPr>
+          <w:rFonts w:ascii="Vazir" w:eastAsia="Times New Roman" w:hAnsi="Vazir" w:cs="Vazir"/>
+        </w:rPr>
+        <w:t xml:space="preserve"> (Eccentricity) </w:t>
+      </w:r>
+      <w:r>
+        <w:rPr>
+          <w:rFonts w:ascii="Vazir" w:eastAsia="Times New Roman" w:hAnsi="Vazir" w:cs="Vazir"/>
+          <w:rtl/>
+        </w:rPr>
+        <w:t>با مقدار ۰٫۸۱۰ دیده می‌شود. همچنین متغیرهایی مانند تعداد ریپلای (۰٫۷۶۸)، میزان دیده‌شدن</w:t>
+      </w:r>
+      <w:r>
+        <w:rPr>
+          <w:rFonts w:ascii="Vazir" w:eastAsia="Times New Roman" w:hAnsi="Vazir" w:cs="Vazir"/>
+        </w:rPr>
+        <w:t xml:space="preserve"> (Impression) </w:t>
+      </w:r>
+      <w:r>
+        <w:rPr>
+          <w:rFonts w:ascii="Vazir" w:eastAsia="Times New Roman" w:hAnsi="Vazir" w:cs="Vazir"/>
+          <w:rtl/>
+        </w:rPr>
+        <w:t>با ۰٫۷۵۷، و بینابینی (۰٫۶۹۴) نیز همبستگی بالایی با مقدار</w:t>
+      </w:r>
+      <w:r>
+        <w:rPr>
+          <w:rFonts w:ascii="Vazir" w:eastAsia="Times New Roman" w:hAnsi="Vazir" w:cs="Vazir"/>
+        </w:rPr>
+        <w:t xml:space="preserve"> importance </w:t>
+      </w:r>
+      <w:r>
+        <w:rPr>
+          <w:rFonts w:ascii="Vazir" w:eastAsia="Times New Roman" w:hAnsi="Vazir" w:cs="Vazir"/>
+          <w:rtl/>
+        </w:rPr>
+        <w:t>دارند</w:t>
+      </w:r>
+      <w:r>
+        <w:rPr>
+          <w:rFonts w:ascii="Vazir" w:eastAsia="Times New Roman" w:hAnsi="Vazir" w:cs="Vazir"/>
+        </w:rPr>
+        <w:t>.</w:t>
+      </w:r>
+    </w:p>
+    <w:p>
+      <w:pPr>
+        <w:bidi/>
+        <w:spacing w:before="100" w:beforeAutospacing="1" w:after="100" w:afterAutospacing="1" w:line="240" w:lineRule="auto"/>
+        <w:rPr>
+          <w:rFonts w:ascii="Vazir" w:eastAsia="Times New Roman" w:hAnsi="Vazir" w:cs="Vazir"/>
+        </w:rPr>
+      </w:pPr>
+      <w:r>
+        <w:rPr>
+          <w:rFonts w:ascii="Vazir" w:eastAsia="Times New Roman" w:hAnsi="Vazir" w:cs="Vazir"/>
+          <w:rtl/>
+        </w:rPr>
+        <w:t>در مقابل، شاخص‌هایی مانند</w:t>
+      </w:r>
+      <w:r>
+        <w:rPr>
+          <w:rFonts w:ascii="Vazir" w:eastAsia="Times New Roman" w:hAnsi="Vazir" w:cs="Vazir"/>
+        </w:rPr>
+        <w:t xml:space="preserve"> PageRank</w:t>
+      </w:r>
+      <w:r>
+        <w:rPr>
+          <w:rFonts w:ascii="Vazir" w:eastAsia="Times New Roman" w:hAnsi="Vazir" w:cs="Vazir"/>
+          <w:rtl/>
+        </w:rPr>
+        <w:t xml:space="preserve">، </w:t>
+      </w:r>
+      <w:r>
+        <w:rPr>
+          <w:rFonts w:ascii="Vazir" w:eastAsia="Times New Roman" w:hAnsi="Vazir" w:cs="Vazir"/>
+        </w:rPr>
+        <w:t>Authority</w:t>
+      </w:r>
+      <w:r>
+        <w:rPr>
+          <w:rFonts w:ascii="Vazir" w:eastAsia="Times New Roman" w:hAnsi="Vazir" w:cs="Vazir"/>
+          <w:rtl/>
+        </w:rPr>
+        <w:t>، و تعداد فالوورها همبستگی بسیار ضعیفی با</w:t>
+      </w:r>
+      <w:r>
+        <w:rPr>
+          <w:rFonts w:ascii="Vazir" w:eastAsia="Times New Roman" w:hAnsi="Vazir" w:cs="Vazir"/>
+        </w:rPr>
+        <w:t xml:space="preserve"> importance </w:t>
+      </w:r>
+      <w:r>
+        <w:rPr>
+          <w:rFonts w:ascii="Vazir" w:eastAsia="Times New Roman" w:hAnsi="Vazir" w:cs="Vazir"/>
+          <w:rtl/>
+        </w:rPr>
+        <w:t>دارند، و در برخی موارد مانند سن حساب</w:t>
+      </w:r>
+      <w:r>
+        <w:rPr>
+          <w:rFonts w:ascii="Vazir" w:eastAsia="Times New Roman" w:hAnsi="Vazir" w:cs="Vazir"/>
+        </w:rPr>
+        <w:t xml:space="preserve"> (age) </w:t>
+      </w:r>
+      <w:r>
+        <w:rPr>
+          <w:rFonts w:ascii="Vazir" w:eastAsia="Times New Roman" w:hAnsi="Vazir" w:cs="Vazir"/>
+          <w:rtl/>
+        </w:rPr>
+        <w:t>یا تعداد دنبال‌کننده‌ها حتی همبستگی منفی مشاهده می‌شود، هرچند بسیار ناچیز</w:t>
+      </w:r>
+      <w:r>
+        <w:rPr>
+          <w:rFonts w:ascii="Vazir" w:eastAsia="Times New Roman" w:hAnsi="Vazir" w:cs="Vazir"/>
+        </w:rPr>
+        <w:t>.</w:t>
+      </w:r>
+    </w:p>
+    <w:p>
+      <w:pPr>
+        <w:bidi/>
+        <w:spacing w:before="100" w:beforeAutospacing="1" w:after="100" w:afterAutospacing="1" w:line="240" w:lineRule="auto"/>
+        <w:rPr>
+          <w:rFonts w:ascii="Vazir" w:eastAsia="Times New Roman" w:hAnsi="Vazir" w:cs="Vazir"/>
+        </w:rPr>
+      </w:pPr>
+      <w:r>
+        <w:rPr>
+          <w:rFonts w:ascii="Vazir" w:eastAsia="Times New Roman" w:hAnsi="Vazir" w:cs="Vazir"/>
+          <w:rtl/>
+        </w:rPr>
+        <w:t>بنابراین می‌توان گفت که</w:t>
+      </w:r>
+      <w:r>
+        <w:rPr>
+          <w:rFonts w:ascii="Vazir" w:eastAsia="Times New Roman" w:hAnsi="Vazir" w:cs="Vazir"/>
+        </w:rPr>
+        <w:t xml:space="preserve"> importance </w:t>
+      </w:r>
+      <w:r>
+        <w:rPr>
+          <w:rFonts w:ascii="Vazir" w:eastAsia="Times New Roman" w:hAnsi="Vazir" w:cs="Vazir"/>
+          <w:rtl/>
+        </w:rPr>
+        <w:t>بیشتر با ویژگی‌های مرتبط با فعالیت محتوایی و موقعیت ساختاری مرکزی و قابل دسترس بودن نود در ارتباط است، تا صرفاً شاخص‌هایی مثل فالوور یا</w:t>
+      </w:r>
+      <w:r>
+        <w:rPr>
+          <w:rFonts w:ascii="Vazir" w:eastAsia="Times New Roman" w:hAnsi="Vazir" w:cs="Vazir"/>
+        </w:rPr>
+        <w:t xml:space="preserve"> PageRank. </w:t>
+      </w:r>
+      <w:r>
+        <w:rPr>
+          <w:rFonts w:ascii="Vazir" w:eastAsia="Times New Roman" w:hAnsi="Vazir" w:cs="Vazir"/>
+          <w:rtl/>
+        </w:rPr>
+        <w:t>نودهایی که خود به‌طور فعال محتوا منتشر کرده‌اند و در موقعیت‌های ساختاری قابل دسترسی قرار دارند، بیشترین اهمیت را به‌دست آورده‌اند</w:t>
+      </w:r>
+      <w:r>
+        <w:rPr>
+          <w:rFonts w:ascii="Vazir" w:eastAsia="Times New Roman" w:hAnsi="Vazir" w:cs="Vazir"/>
+        </w:rPr>
+        <w:t>.</w:t>
+      </w:r>
+    </w:p>
+    <w:tbl>
+      <w:tblPr>
+        <w:tblStyle w:val="GridTable6Colorful-Accent1"/>
+        <w:tblW w:w="5990" w:type="dxa"/>
+        <w:jc w:val="center"/>
+        <w:tblLook w:val="04A0" w:firstRow="1" w:lastRow="0" w:firstColumn="1" w:lastColumn="0" w:noHBand="0" w:noVBand="1"/>
+      </w:tblPr>
+      <w:tblGrid>
+        <w:gridCol w:w="2470"/>
+        <w:gridCol w:w="3520"/>
+      </w:tblGrid>
+      <w:tr>
+        <w:trPr>
+          <w:cnfStyle w:val="100000000000" w:firstRow="1" w:lastRow="0" w:firstColumn="0" w:lastColumn="0" w:oddVBand="0" w:evenVBand="0" w:oddHBand="0" w:evenHBand="0" w:firstRowFirstColumn="0" w:firstRowLastColumn="0" w:lastRowFirstColumn="0" w:lastRowLastColumn="0"/>
+          <w:trHeight w:val="290"/>
+          <w:jc w:val="center"/>
+        </w:trPr>
+        <w:tc>
+          <w:tcPr>
+            <w:cnfStyle w:val="001000000000" w:firstRow="0" w:lastRow="0" w:firstColumn="1" w:lastColumn="0" w:oddVBand="0" w:evenVBand="0" w:oddHBand="0" w:evenHBand="0" w:firstRowFirstColumn="0" w:firstRowLastColumn="0" w:lastRowFirstColumn="0" w:lastRowLastColumn="0"/>
+            <w:tcW w:w="2470" w:type="dxa"/>
+            <w:noWrap/>
+            <w:hideMark/>
+          </w:tcPr>
+          <w:p>
+            <w:pPr>
+              <w:jc w:val="center"/>
+              <w:rPr>
+                <w:rFonts w:ascii="Calibri" w:eastAsia="Times New Roman" w:hAnsi="Calibri" w:cs="Calibri"/>
+                <w:color w:val="000000"/>
+              </w:rPr>
+            </w:pPr>
+            <w:r>
+              <w:rPr>
+                <w:rFonts w:ascii="Calibri" w:eastAsia="Times New Roman" w:hAnsi="Calibri" w:cs="Calibri"/>
+                <w:color w:val="000000"/>
+              </w:rPr>
+              <w:t>Feature</w:t>
+            </w:r>
+          </w:p>
+        </w:tc>
+        <w:tc>
+          <w:tcPr>
+            <w:tcW w:w="3520" w:type="dxa"/>
+            <w:noWrap/>
+            <w:hideMark/>
+          </w:tcPr>
+          <w:p>
+            <w:pPr>
+              <w:jc w:val="center"/>
+              <w:cnfStyle w:val="100000000000" w:firstRow="1" w:lastRow="0" w:firstColumn="0" w:lastColumn="0" w:oddVBand="0" w:evenVBand="0" w:oddHBand="0" w:evenHBand="0" w:firstRowFirstColumn="0" w:firstRowLastColumn="0" w:lastRowFirstColumn="0" w:lastRowLastColumn="0"/>
+              <w:rPr>
+                <w:rFonts w:ascii="Calibri" w:eastAsia="Times New Roman" w:hAnsi="Calibri" w:cs="Calibri"/>
+                <w:color w:val="000000"/>
+              </w:rPr>
+            </w:pPr>
+            <w:r>
+              <w:rPr>
+                <w:rFonts w:ascii="Calibri" w:eastAsia="Times New Roman" w:hAnsi="Calibri" w:cs="Calibri"/>
+                <w:color w:val="000000"/>
+              </w:rPr>
+              <w:t>Correlation with Importance</w:t>
+            </w:r>
+          </w:p>
+        </w:tc>
+      </w:tr>
+      <w:tr>
+        <w:trPr>
+          <w:cnfStyle w:val="000000100000" w:firstRow="0" w:lastRow="0" w:firstColumn="0" w:lastColumn="0" w:oddVBand="0" w:evenVBand="0" w:oddHBand="1" w:evenHBand="0" w:firstRowFirstColumn="0" w:firstRowLastColumn="0" w:lastRowFirstColumn="0" w:lastRowLastColumn="0"/>
+          <w:trHeight w:val="290"/>
+          <w:jc w:val="center"/>
+        </w:trPr>
+        <w:tc>
+          <w:tcPr>
+            <w:cnfStyle w:val="001000000000" w:firstRow="0" w:lastRow="0" w:firstColumn="1" w:lastColumn="0" w:oddVBand="0" w:evenVBand="0" w:oddHBand="0" w:evenHBand="0" w:firstRowFirstColumn="0" w:firstRowLastColumn="0" w:lastRowFirstColumn="0" w:lastRowLastColumn="0"/>
+            <w:tcW w:w="2470" w:type="dxa"/>
+            <w:noWrap/>
+            <w:hideMark/>
+          </w:tcPr>
+          <w:p>
+            <w:pPr>
+              <w:rPr>
+                <w:rFonts w:ascii="Calibri" w:eastAsia="Times New Roman" w:hAnsi="Calibri" w:cs="Calibri"/>
+                <w:color w:val="000000"/>
+              </w:rPr>
+            </w:pPr>
+            <w:r>
+              <w:rPr>
+                <w:rFonts w:ascii="Calibri" w:eastAsia="Times New Roman" w:hAnsi="Calibri" w:cs="Calibri"/>
+                <w:color w:val="000000"/>
+              </w:rPr>
+              <w:t>importance</w:t>
+            </w:r>
+          </w:p>
+        </w:tc>
+        <w:tc>
+          <w:tcPr>
+            <w:tcW w:w="3520" w:type="dxa"/>
+            <w:noWrap/>
+            <w:hideMark/>
+          </w:tcPr>
+          <w:p>
+            <w:pPr>
+              <w:jc w:val="center"/>
+              <w:cnfStyle w:val="000000100000" w:firstRow="0" w:lastRow="0" w:firstColumn="0" w:lastColumn="0" w:oddVBand="0" w:evenVBand="0" w:oddHBand="1" w:evenHBand="0" w:firstRowFirstColumn="0" w:firstRowLastColumn="0" w:lastRowFirstColumn="0" w:lastRowLastColumn="0"/>
+              <w:rPr>
+                <w:rFonts w:ascii="Calibri" w:eastAsia="Times New Roman" w:hAnsi="Calibri" w:cs="Calibri"/>
+                <w:color w:val="000000"/>
+              </w:rPr>
+            </w:pPr>
+            <w:r>
+              <w:rPr>
+                <w:rFonts w:ascii="Calibri" w:eastAsia="Times New Roman" w:hAnsi="Calibri" w:cs="Calibri"/>
+                <w:color w:val="000000"/>
+              </w:rPr>
+              <w:t>1</w:t>
+            </w:r>
+          </w:p>
+        </w:tc>
+      </w:tr>
+      <w:tr>
+        <w:trPr>
+          <w:trHeight w:val="290"/>
+          <w:jc w:val="center"/>
+        </w:trPr>
+        <w:tc>
+          <w:tcPr>
+            <w:cnfStyle w:val="001000000000" w:firstRow="0" w:lastRow="0" w:firstColumn="1" w:lastColumn="0" w:oddVBand="0" w:evenVBand="0" w:oddHBand="0" w:evenHBand="0" w:firstRowFirstColumn="0" w:firstRowLastColumn="0" w:lastRowFirstColumn="0" w:lastRowLastColumn="0"/>
+            <w:tcW w:w="2470" w:type="dxa"/>
+            <w:noWrap/>
+            <w:hideMark/>
+          </w:tcPr>
+          <w:p>
+            <w:pPr>
+              <w:rPr>
+                <w:rFonts w:ascii="Calibri" w:eastAsia="Times New Roman" w:hAnsi="Calibri" w:cs="Calibri"/>
+                <w:color w:val="000000"/>
+              </w:rPr>
+            </w:pPr>
+            <w:r>
+              <w:rPr>
+                <w:rFonts w:ascii="Calibri" w:eastAsia="Times New Roman" w:hAnsi="Calibri" w:cs="Calibri"/>
+                <w:color w:val="000000"/>
+              </w:rPr>
+              <w:t>tweets</w:t>
+            </w:r>
+          </w:p>
+        </w:tc>
+        <w:tc>
+          <w:tcPr>
+            <w:tcW w:w="3520" w:type="dxa"/>
+            <w:noWrap/>
+            <w:hideMark/>
+          </w:tcPr>
+          <w:p>
+            <w:pPr>
+              <w:jc w:val="center"/>
+              <w:cnfStyle w:val="000000000000" w:firstRow="0" w:lastRow="0" w:firstColumn="0" w:lastColumn="0" w:oddVBand="0" w:evenVBand="0" w:oddHBand="0" w:evenHBand="0" w:firstRowFirstColumn="0" w:firstRowLastColumn="0" w:lastRowFirstColumn="0" w:lastRowLastColumn="0"/>
+              <w:rPr>
+                <w:rFonts w:ascii="Calibri" w:eastAsia="Times New Roman" w:hAnsi="Calibri" w:cs="Calibri"/>
+                <w:color w:val="000000"/>
+              </w:rPr>
+            </w:pPr>
+            <w:r>
+              <w:rPr>
+                <w:rFonts w:ascii="Calibri" w:eastAsia="Times New Roman" w:hAnsi="Calibri" w:cs="Calibri"/>
+                <w:color w:val="000000"/>
+              </w:rPr>
+              <w:t>0.879454459</w:t>
+            </w:r>
+          </w:p>
+        </w:tc>
+      </w:tr>
+      <w:tr>
+        <w:trPr>
+          <w:cnfStyle w:val="000000100000" w:firstRow="0" w:lastRow="0" w:firstColumn="0" w:lastColumn="0" w:oddVBand="0" w:evenVBand="0" w:oddHBand="1" w:evenHBand="0" w:firstRowFirstColumn="0" w:firstRowLastColumn="0" w:lastRowFirstColumn="0" w:lastRowLastColumn="0"/>
+          <w:trHeight w:val="290"/>
+          <w:jc w:val="center"/>
+        </w:trPr>
+        <w:tc>
+          <w:tcPr>
+            <w:cnfStyle w:val="001000000000" w:firstRow="0" w:lastRow="0" w:firstColumn="1" w:lastColumn="0" w:oddVBand="0" w:evenVBand="0" w:oddHBand="0" w:evenHBand="0" w:firstRowFirstColumn="0" w:firstRowLastColumn="0" w:lastRowFirstColumn="0" w:lastRowLastColumn="0"/>
+            <w:tcW w:w="2470" w:type="dxa"/>
+            <w:noWrap/>
+            <w:hideMark/>
+          </w:tcPr>
+          <w:p>
+            <w:pPr>
+              <w:rPr>
+                <w:rFonts w:ascii="Calibri" w:eastAsia="Times New Roman" w:hAnsi="Calibri" w:cs="Calibri"/>
+                <w:color w:val="000000"/>
+              </w:rPr>
+            </w:pPr>
+            <w:r>
+              <w:rPr>
+                <w:rFonts w:ascii="Calibri" w:eastAsia="Times New Roman" w:hAnsi="Calibri" w:cs="Calibri"/>
+                <w:color w:val="000000"/>
+              </w:rPr>
+              <w:t>H</w:t>
+            </w:r>
+            <w:r>
+              <w:rPr>
+                <w:rFonts w:ascii="Calibri" w:eastAsia="Times New Roman" w:hAnsi="Calibri" w:cs="Calibri"/>
+                <w:color w:val="000000"/>
+              </w:rPr>
+              <w:t>armonic</w:t>
+            </w:r>
+            <w:r>
+              <w:rPr>
+                <w:rFonts w:ascii="Calibri" w:eastAsia="Times New Roman" w:hAnsi="Calibri" w:cs="Calibri"/>
+                <w:color w:val="000000"/>
+              </w:rPr>
+              <w:t xml:space="preserve"> </w:t>
+            </w:r>
+            <w:r>
+              <w:rPr>
+                <w:rFonts w:ascii="Calibri" w:eastAsia="Times New Roman" w:hAnsi="Calibri" w:cs="Calibri"/>
+                <w:color w:val="000000"/>
+              </w:rPr>
+              <w:t>clos</w:t>
+            </w:r>
+            <w:r>
+              <w:rPr>
+                <w:rFonts w:ascii="Calibri" w:eastAsia="Times New Roman" w:hAnsi="Calibri" w:cs="Calibri"/>
+                <w:color w:val="000000"/>
+              </w:rPr>
+              <w:t>e</w:t>
+            </w:r>
+            <w:r>
+              <w:rPr>
+                <w:rFonts w:ascii="Calibri" w:eastAsia="Times New Roman" w:hAnsi="Calibri" w:cs="Calibri"/>
+                <w:color w:val="000000"/>
+              </w:rPr>
+              <w:t>ness</w:t>
+            </w:r>
+          </w:p>
+        </w:tc>
+        <w:tc>
+          <w:tcPr>
+            <w:tcW w:w="3520" w:type="dxa"/>
+            <w:noWrap/>
+            <w:hideMark/>
+          </w:tcPr>
+          <w:p>
+            <w:pPr>
+              <w:jc w:val="center"/>
+              <w:cnfStyle w:val="000000100000" w:firstRow="0" w:lastRow="0" w:firstColumn="0" w:lastColumn="0" w:oddVBand="0" w:evenVBand="0" w:oddHBand="1" w:evenHBand="0" w:firstRowFirstColumn="0" w:firstRowLastColumn="0" w:lastRowFirstColumn="0" w:lastRowLastColumn="0"/>
+              <w:rPr>
+                <w:rFonts w:ascii="Calibri" w:eastAsia="Times New Roman" w:hAnsi="Calibri" w:cs="Calibri"/>
+                <w:color w:val="000000"/>
+              </w:rPr>
+            </w:pPr>
+            <w:r>
+              <w:rPr>
+                <w:rFonts w:ascii="Calibri" w:eastAsia="Times New Roman" w:hAnsi="Calibri" w:cs="Calibri"/>
+                <w:color w:val="000000"/>
+              </w:rPr>
+              <w:t>0.870742598</w:t>
+            </w:r>
+          </w:p>
+        </w:tc>
+      </w:tr>
+      <w:tr>
+        <w:trPr>
+          <w:trHeight w:val="290"/>
+          <w:jc w:val="center"/>
+        </w:trPr>
+        <w:tc>
+          <w:tcPr>
+            <w:cnfStyle w:val="001000000000" w:firstRow="0" w:lastRow="0" w:firstColumn="1" w:lastColumn="0" w:oddVBand="0" w:evenVBand="0" w:oddHBand="0" w:evenHBand="0" w:firstRowFirstColumn="0" w:firstRowLastColumn="0" w:lastRowFirstColumn="0" w:lastRowLastColumn="0"/>
+            <w:tcW w:w="2470" w:type="dxa"/>
+            <w:noWrap/>
+            <w:hideMark/>
+          </w:tcPr>
+          <w:p>
+            <w:pPr>
+              <w:rPr>
+                <w:rFonts w:ascii="Calibri" w:eastAsia="Times New Roman" w:hAnsi="Calibri" w:cs="Calibri"/>
+                <w:color w:val="000000"/>
+              </w:rPr>
+            </w:pPr>
+            <w:r>
+              <w:rPr>
+                <w:rFonts w:ascii="Calibri" w:eastAsia="Times New Roman" w:hAnsi="Calibri" w:cs="Calibri"/>
+                <w:color w:val="000000"/>
+              </w:rPr>
+              <w:t>clos</w:t>
+            </w:r>
+            <w:r>
+              <w:rPr>
+                <w:rFonts w:ascii="Calibri" w:eastAsia="Times New Roman" w:hAnsi="Calibri" w:cs="Calibri"/>
+                <w:color w:val="000000"/>
+              </w:rPr>
+              <w:t>e</w:t>
+            </w:r>
+            <w:r>
+              <w:rPr>
+                <w:rFonts w:ascii="Calibri" w:eastAsia="Times New Roman" w:hAnsi="Calibri" w:cs="Calibri"/>
+                <w:color w:val="000000"/>
+              </w:rPr>
+              <w:t>ness</w:t>
+            </w:r>
+          </w:p>
+        </w:tc>
+        <w:tc>
+          <w:tcPr>
+            <w:tcW w:w="3520" w:type="dxa"/>
+            <w:noWrap/>
+            <w:hideMark/>
+          </w:tcPr>
+          <w:p>
+            <w:pPr>
+              <w:jc w:val="center"/>
+              <w:cnfStyle w:val="000000000000" w:firstRow="0" w:lastRow="0" w:firstColumn="0" w:lastColumn="0" w:oddVBand="0" w:evenVBand="0" w:oddHBand="0" w:evenHBand="0" w:firstRowFirstColumn="0" w:firstRowLastColumn="0" w:lastRowFirstColumn="0" w:lastRowLastColumn="0"/>
+              <w:rPr>
+                <w:rFonts w:ascii="Calibri" w:eastAsia="Times New Roman" w:hAnsi="Calibri" w:cs="Calibri"/>
+                <w:color w:val="000000"/>
+              </w:rPr>
+            </w:pPr>
+            <w:r>
+              <w:rPr>
+                <w:rFonts w:ascii="Calibri" w:eastAsia="Times New Roman" w:hAnsi="Calibri" w:cs="Calibri"/>
+                <w:color w:val="000000"/>
+              </w:rPr>
+              <w:t>0.840777743</w:t>
+            </w:r>
+          </w:p>
+        </w:tc>
+      </w:tr>
+      <w:tr>
+        <w:trPr>
+          <w:cnfStyle w:val="000000100000" w:firstRow="0" w:lastRow="0" w:firstColumn="0" w:lastColumn="0" w:oddVBand="0" w:evenVBand="0" w:oddHBand="1" w:evenHBand="0" w:firstRowFirstColumn="0" w:firstRowLastColumn="0" w:lastRowFirstColumn="0" w:lastRowLastColumn="0"/>
+          <w:trHeight w:val="290"/>
+          <w:jc w:val="center"/>
+        </w:trPr>
+        <w:tc>
+          <w:tcPr>
+            <w:cnfStyle w:val="001000000000" w:firstRow="0" w:lastRow="0" w:firstColumn="1" w:lastColumn="0" w:oddVBand="0" w:evenVBand="0" w:oddHBand="0" w:evenHBand="0" w:firstRowFirstColumn="0" w:firstRowLastColumn="0" w:lastRowFirstColumn="0" w:lastRowLastColumn="0"/>
+            <w:tcW w:w="2470" w:type="dxa"/>
+            <w:noWrap/>
+            <w:hideMark/>
+          </w:tcPr>
+          <w:p>
+            <w:pPr>
+              <w:rPr>
+                <w:rFonts w:ascii="Calibri" w:eastAsia="Times New Roman" w:hAnsi="Calibri" w:cs="Calibri"/>
+                <w:color w:val="000000"/>
+              </w:rPr>
+            </w:pPr>
+            <w:r>
+              <w:rPr>
+                <w:rFonts w:ascii="Calibri" w:eastAsia="Times New Roman" w:hAnsi="Calibri" w:cs="Calibri"/>
+                <w:color w:val="000000"/>
+              </w:rPr>
+              <w:t>Eccentricity</w:t>
+            </w:r>
+          </w:p>
+        </w:tc>
+        <w:tc>
+          <w:tcPr>
+            <w:tcW w:w="3520" w:type="dxa"/>
+            <w:noWrap/>
+            <w:hideMark/>
+          </w:tcPr>
+          <w:p>
+            <w:pPr>
+              <w:jc w:val="center"/>
+              <w:cnfStyle w:val="000000100000" w:firstRow="0" w:lastRow="0" w:firstColumn="0" w:lastColumn="0" w:oddVBand="0" w:evenVBand="0" w:oddHBand="1" w:evenHBand="0" w:firstRowFirstColumn="0" w:firstRowLastColumn="0" w:lastRowFirstColumn="0" w:lastRowLastColumn="0"/>
+              <w:rPr>
+                <w:rFonts w:ascii="Calibri" w:eastAsia="Times New Roman" w:hAnsi="Calibri" w:cs="Calibri"/>
+                <w:color w:val="000000"/>
+              </w:rPr>
+            </w:pPr>
+            <w:r>
+              <w:rPr>
+                <w:rFonts w:ascii="Calibri" w:eastAsia="Times New Roman" w:hAnsi="Calibri" w:cs="Calibri"/>
+                <w:color w:val="000000"/>
+              </w:rPr>
+              <w:t>0.810847167</w:t>
+            </w:r>
+          </w:p>
+        </w:tc>
+      </w:tr>
+      <w:tr>
+        <w:trPr>
+          <w:trHeight w:val="290"/>
+          <w:jc w:val="center"/>
+        </w:trPr>
+        <w:tc>
+          <w:tcPr>
+            <w:cnfStyle w:val="001000000000" w:firstRow="0" w:lastRow="0" w:firstColumn="1" w:lastColumn="0" w:oddVBand="0" w:evenVBand="0" w:oddHBand="0" w:evenHBand="0" w:firstRowFirstColumn="0" w:firstRowLastColumn="0" w:lastRowFirstColumn="0" w:lastRowLastColumn="0"/>
+            <w:tcW w:w="2470" w:type="dxa"/>
+            <w:noWrap/>
+            <w:hideMark/>
+          </w:tcPr>
+          <w:p>
+            <w:pPr>
+              <w:rPr>
+                <w:rFonts w:ascii="Calibri" w:eastAsia="Times New Roman" w:hAnsi="Calibri" w:cs="Calibri"/>
+                <w:color w:val="000000"/>
+              </w:rPr>
+            </w:pPr>
+            <w:r>
+              <w:rPr>
+                <w:rFonts w:ascii="Calibri" w:eastAsia="Times New Roman" w:hAnsi="Calibri" w:cs="Calibri"/>
+                <w:color w:val="000000"/>
+              </w:rPr>
+              <w:t>replies</w:t>
+            </w:r>
+          </w:p>
+        </w:tc>
+        <w:tc>
+          <w:tcPr>
+            <w:tcW w:w="3520" w:type="dxa"/>
+            <w:noWrap/>
+            <w:hideMark/>
+          </w:tcPr>
+          <w:p>
+            <w:pPr>
+              <w:jc w:val="center"/>
+              <w:cnfStyle w:val="000000000000" w:firstRow="0" w:lastRow="0" w:firstColumn="0" w:lastColumn="0" w:oddVBand="0" w:evenVBand="0" w:oddHBand="0" w:evenHBand="0" w:firstRowFirstColumn="0" w:firstRowLastColumn="0" w:lastRowFirstColumn="0" w:lastRowLastColumn="0"/>
+              <w:rPr>
+                <w:rFonts w:ascii="Calibri" w:eastAsia="Times New Roman" w:hAnsi="Calibri" w:cs="Calibri"/>
+                <w:color w:val="000000"/>
+              </w:rPr>
+            </w:pPr>
+            <w:r>
+              <w:rPr>
+                <w:rFonts w:ascii="Calibri" w:eastAsia="Times New Roman" w:hAnsi="Calibri" w:cs="Calibri"/>
+                <w:color w:val="000000"/>
+              </w:rPr>
+              <w:t>0.768525038</w:t>
+            </w:r>
+          </w:p>
+        </w:tc>
+      </w:tr>
+      <w:tr>
+        <w:trPr>
+          <w:cnfStyle w:val="000000100000" w:firstRow="0" w:lastRow="0" w:firstColumn="0" w:lastColumn="0" w:oddVBand="0" w:evenVBand="0" w:oddHBand="1" w:evenHBand="0" w:firstRowFirstColumn="0" w:firstRowLastColumn="0" w:lastRowFirstColumn="0" w:lastRowLastColumn="0"/>
+          <w:trHeight w:val="290"/>
+          <w:jc w:val="center"/>
+        </w:trPr>
+        <w:tc>
+          <w:tcPr>
+            <w:cnfStyle w:val="001000000000" w:firstRow="0" w:lastRow="0" w:firstColumn="1" w:lastColumn="0" w:oddVBand="0" w:evenVBand="0" w:oddHBand="0" w:evenHBand="0" w:firstRowFirstColumn="0" w:firstRowLastColumn="0" w:lastRowFirstColumn="0" w:lastRowLastColumn="0"/>
+            <w:tcW w:w="2470" w:type="dxa"/>
+            <w:noWrap/>
+            <w:hideMark/>
+          </w:tcPr>
+          <w:p>
+            <w:pPr>
+              <w:rPr>
+                <w:rFonts w:ascii="Calibri" w:eastAsia="Times New Roman" w:hAnsi="Calibri" w:cs="Calibri"/>
+                <w:color w:val="000000"/>
+              </w:rPr>
+            </w:pPr>
+            <w:r>
+              <w:rPr>
+                <w:rFonts w:ascii="Calibri" w:eastAsia="Times New Roman" w:hAnsi="Calibri" w:cs="Calibri"/>
+                <w:color w:val="000000"/>
+              </w:rPr>
+              <w:t>impression</w:t>
+            </w:r>
+          </w:p>
+        </w:tc>
+        <w:tc>
+          <w:tcPr>
+            <w:tcW w:w="3520" w:type="dxa"/>
+            <w:noWrap/>
+            <w:hideMark/>
+          </w:tcPr>
+          <w:p>
+            <w:pPr>
+              <w:jc w:val="center"/>
+              <w:cnfStyle w:val="000000100000" w:firstRow="0" w:lastRow="0" w:firstColumn="0" w:lastColumn="0" w:oddVBand="0" w:evenVBand="0" w:oddHBand="1" w:evenHBand="0" w:firstRowFirstColumn="0" w:firstRowLastColumn="0" w:lastRowFirstColumn="0" w:lastRowLastColumn="0"/>
+              <w:rPr>
+                <w:rFonts w:ascii="Calibri" w:eastAsia="Times New Roman" w:hAnsi="Calibri" w:cs="Calibri"/>
+                <w:color w:val="000000"/>
+              </w:rPr>
+            </w:pPr>
+            <w:r>
+              <w:rPr>
+                <w:rFonts w:ascii="Calibri" w:eastAsia="Times New Roman" w:hAnsi="Calibri" w:cs="Calibri"/>
+                <w:color w:val="000000"/>
+              </w:rPr>
+              <w:t>0.757776155</w:t>
+            </w:r>
+          </w:p>
+        </w:tc>
+      </w:tr>
+      <w:tr>
+        <w:trPr>
+          <w:trHeight w:val="290"/>
+          <w:jc w:val="center"/>
+        </w:trPr>
+        <w:tc>
+          <w:tcPr>
+            <w:cnfStyle w:val="001000000000" w:firstRow="0" w:lastRow="0" w:firstColumn="1" w:lastColumn="0" w:oddVBand="0" w:evenVBand="0" w:oddHBand="0" w:evenHBand="0" w:firstRowFirstColumn="0" w:firstRowLastColumn="0" w:lastRowFirstColumn="0" w:lastRowLastColumn="0"/>
+            <w:tcW w:w="2470" w:type="dxa"/>
+            <w:noWrap/>
+            <w:hideMark/>
+          </w:tcPr>
+          <w:p>
+            <w:pPr>
+              <w:rPr>
+                <w:rFonts w:ascii="Calibri" w:eastAsia="Times New Roman" w:hAnsi="Calibri" w:cs="Calibri"/>
+                <w:color w:val="000000"/>
+              </w:rPr>
+            </w:pPr>
+            <w:r>
+              <w:rPr>
+                <w:rFonts w:ascii="Calibri" w:eastAsia="Times New Roman" w:hAnsi="Calibri" w:cs="Calibri"/>
+                <w:color w:val="000000"/>
+              </w:rPr>
+              <w:t>betweenness</w:t>
+            </w:r>
+          </w:p>
+        </w:tc>
+        <w:tc>
+          <w:tcPr>
+            <w:tcW w:w="3520" w:type="dxa"/>
+            <w:noWrap/>
+            <w:hideMark/>
+          </w:tcPr>
+          <w:p>
+            <w:pPr>
+              <w:jc w:val="center"/>
+              <w:cnfStyle w:val="000000000000" w:firstRow="0" w:lastRow="0" w:firstColumn="0" w:lastColumn="0" w:oddVBand="0" w:evenVBand="0" w:oddHBand="0" w:evenHBand="0" w:firstRowFirstColumn="0" w:firstRowLastColumn="0" w:lastRowFirstColumn="0" w:lastRowLastColumn="0"/>
+              <w:rPr>
+                <w:rFonts w:ascii="Calibri" w:eastAsia="Times New Roman" w:hAnsi="Calibri" w:cs="Calibri"/>
+                <w:color w:val="000000"/>
+              </w:rPr>
+            </w:pPr>
+            <w:r>
+              <w:rPr>
+                <w:rFonts w:ascii="Calibri" w:eastAsia="Times New Roman" w:hAnsi="Calibri" w:cs="Calibri"/>
+                <w:color w:val="000000"/>
+              </w:rPr>
+              <w:t>0.694701346</w:t>
+            </w:r>
+          </w:p>
+        </w:tc>
+      </w:tr>
+      <w:tr>
+        <w:trPr>
+          <w:cnfStyle w:val="000000100000" w:firstRow="0" w:lastRow="0" w:firstColumn="0" w:lastColumn="0" w:oddVBand="0" w:evenVBand="0" w:oddHBand="1" w:evenHBand="0" w:firstRowFirstColumn="0" w:firstRowLastColumn="0" w:lastRowFirstColumn="0" w:lastRowLastColumn="0"/>
+          <w:trHeight w:val="290"/>
+          <w:jc w:val="center"/>
+        </w:trPr>
+        <w:tc>
+          <w:tcPr>
+            <w:cnfStyle w:val="001000000000" w:firstRow="0" w:lastRow="0" w:firstColumn="1" w:lastColumn="0" w:oddVBand="0" w:evenVBand="0" w:oddHBand="0" w:evenHBand="0" w:firstRowFirstColumn="0" w:firstRowLastColumn="0" w:lastRowFirstColumn="0" w:lastRowLastColumn="0"/>
+            <w:tcW w:w="2470" w:type="dxa"/>
+            <w:noWrap/>
+            <w:hideMark/>
+          </w:tcPr>
+          <w:p>
+            <w:pPr>
+              <w:rPr>
+                <w:rFonts w:ascii="Calibri" w:eastAsia="Times New Roman" w:hAnsi="Calibri" w:cs="Calibri"/>
+                <w:color w:val="000000"/>
+              </w:rPr>
+            </w:pPr>
+            <w:r>
+              <w:rPr>
+                <w:rFonts w:ascii="Calibri" w:eastAsia="Times New Roman" w:hAnsi="Calibri" w:cs="Calibri"/>
+                <w:color w:val="000000"/>
+              </w:rPr>
+              <w:t>Degree</w:t>
+            </w:r>
+          </w:p>
+        </w:tc>
+        <w:tc>
+          <w:tcPr>
+            <w:tcW w:w="3520" w:type="dxa"/>
+            <w:noWrap/>
+            <w:hideMark/>
+          </w:tcPr>
+          <w:p>
+            <w:pPr>
+              <w:jc w:val="center"/>
+              <w:cnfStyle w:val="000000100000" w:firstRow="0" w:lastRow="0" w:firstColumn="0" w:lastColumn="0" w:oddVBand="0" w:evenVBand="0" w:oddHBand="1" w:evenHBand="0" w:firstRowFirstColumn="0" w:firstRowLastColumn="0" w:lastRowFirstColumn="0" w:lastRowLastColumn="0"/>
+              <w:rPr>
+                <w:rFonts w:ascii="Calibri" w:eastAsia="Times New Roman" w:hAnsi="Calibri" w:cs="Calibri"/>
+                <w:color w:val="000000"/>
+              </w:rPr>
+            </w:pPr>
+            <w:r>
+              <w:rPr>
+                <w:rFonts w:ascii="Calibri" w:eastAsia="Times New Roman" w:hAnsi="Calibri" w:cs="Calibri"/>
+                <w:color w:val="000000"/>
+              </w:rPr>
+              <w:t>0.67168707</w:t>
+            </w:r>
+          </w:p>
+        </w:tc>
+      </w:tr>
+      <w:tr>
+        <w:trPr>
+          <w:trHeight w:val="290"/>
+          <w:jc w:val="center"/>
+        </w:trPr>
+        <w:tc>
+          <w:tcPr>
+            <w:cnfStyle w:val="001000000000" w:firstRow="0" w:lastRow="0" w:firstColumn="1" w:lastColumn="0" w:oddVBand="0" w:evenVBand="0" w:oddHBand="0" w:evenHBand="0" w:firstRowFirstColumn="0" w:firstRowLastColumn="0" w:lastRowFirstColumn="0" w:lastRowLastColumn="0"/>
+            <w:tcW w:w="2470" w:type="dxa"/>
+            <w:noWrap/>
+            <w:hideMark/>
+          </w:tcPr>
+          <w:p>
+            <w:pPr>
+              <w:rPr>
+                <w:rFonts w:ascii="Calibri" w:eastAsia="Times New Roman" w:hAnsi="Calibri" w:cs="Calibri"/>
+                <w:color w:val="000000"/>
+              </w:rPr>
+            </w:pPr>
+            <w:r>
+              <w:rPr>
+                <w:rFonts w:ascii="Calibri" w:eastAsia="Times New Roman" w:hAnsi="Calibri" w:cs="Calibri"/>
+                <w:color w:val="000000"/>
+              </w:rPr>
+              <w:t>quotes</w:t>
+            </w:r>
+          </w:p>
+        </w:tc>
+        <w:tc>
+          <w:tcPr>
+            <w:tcW w:w="3520" w:type="dxa"/>
+            <w:noWrap/>
+            <w:hideMark/>
+          </w:tcPr>
+          <w:p>
+            <w:pPr>
+              <w:jc w:val="center"/>
+              <w:cnfStyle w:val="000000000000" w:firstRow="0" w:lastRow="0" w:firstColumn="0" w:lastColumn="0" w:oddVBand="0" w:evenVBand="0" w:oddHBand="0" w:evenHBand="0" w:firstRowFirstColumn="0" w:firstRowLastColumn="0" w:lastRowFirstColumn="0" w:lastRowLastColumn="0"/>
+              <w:rPr>
+                <w:rFonts w:ascii="Calibri" w:eastAsia="Times New Roman" w:hAnsi="Calibri" w:cs="Calibri"/>
+                <w:color w:val="000000"/>
+              </w:rPr>
+            </w:pPr>
+            <w:r>
+              <w:rPr>
+                <w:rFonts w:ascii="Calibri" w:eastAsia="Times New Roman" w:hAnsi="Calibri" w:cs="Calibri"/>
+                <w:color w:val="000000"/>
+              </w:rPr>
+              <w:t>0.670259324</w:t>
+            </w:r>
+          </w:p>
+        </w:tc>
+      </w:tr>
+      <w:tr>
+        <w:trPr>
+          <w:cnfStyle w:val="000000100000" w:firstRow="0" w:lastRow="0" w:firstColumn="0" w:lastColumn="0" w:oddVBand="0" w:evenVBand="0" w:oddHBand="1" w:evenHBand="0" w:firstRowFirstColumn="0" w:firstRowLastColumn="0" w:lastRowFirstColumn="0" w:lastRowLastColumn="0"/>
+          <w:trHeight w:val="290"/>
+          <w:jc w:val="center"/>
+        </w:trPr>
+        <w:tc>
+          <w:tcPr>
+            <w:cnfStyle w:val="001000000000" w:firstRow="0" w:lastRow="0" w:firstColumn="1" w:lastColumn="0" w:oddVBand="0" w:evenVBand="0" w:oddHBand="0" w:evenHBand="0" w:firstRowFirstColumn="0" w:firstRowLastColumn="0" w:lastRowFirstColumn="0" w:lastRowLastColumn="0"/>
+            <w:tcW w:w="2470" w:type="dxa"/>
+            <w:noWrap/>
+            <w:hideMark/>
+          </w:tcPr>
+          <w:p>
+            <w:pPr>
+              <w:rPr>
+                <w:rFonts w:ascii="Calibri" w:eastAsia="Times New Roman" w:hAnsi="Calibri" w:cs="Calibri"/>
+                <w:color w:val="000000"/>
+              </w:rPr>
+            </w:pPr>
+            <w:r>
+              <w:rPr>
+                <w:rFonts w:ascii="Calibri" w:eastAsia="Times New Roman" w:hAnsi="Calibri" w:cs="Calibri"/>
+                <w:color w:val="000000"/>
+              </w:rPr>
+              <w:t>outdegree</w:t>
+            </w:r>
+          </w:p>
+        </w:tc>
+        <w:tc>
+          <w:tcPr>
+            <w:tcW w:w="3520" w:type="dxa"/>
+            <w:noWrap/>
+            <w:hideMark/>
+          </w:tcPr>
+          <w:p>
+            <w:pPr>
+              <w:jc w:val="center"/>
+              <w:cnfStyle w:val="000000100000" w:firstRow="0" w:lastRow="0" w:firstColumn="0" w:lastColumn="0" w:oddVBand="0" w:evenVBand="0" w:oddHBand="1" w:evenHBand="0" w:firstRowFirstColumn="0" w:firstRowLastColumn="0" w:lastRowFirstColumn="0" w:lastRowLastColumn="0"/>
+              <w:rPr>
+                <w:rFonts w:ascii="Calibri" w:eastAsia="Times New Roman" w:hAnsi="Calibri" w:cs="Calibri"/>
+                <w:color w:val="000000"/>
+              </w:rPr>
+            </w:pPr>
+            <w:r>
+              <w:rPr>
+                <w:rFonts w:ascii="Calibri" w:eastAsia="Times New Roman" w:hAnsi="Calibri" w:cs="Calibri"/>
+                <w:color w:val="000000"/>
+              </w:rPr>
+              <w:t>0.667992618</w:t>
+            </w:r>
+          </w:p>
+        </w:tc>
+      </w:tr>
+      <w:tr>
+        <w:trPr>
+          <w:trHeight w:val="290"/>
+          <w:jc w:val="center"/>
+        </w:trPr>
+        <w:tc>
+          <w:tcPr>
+            <w:cnfStyle w:val="001000000000" w:firstRow="0" w:lastRow="0" w:firstColumn="1" w:lastColumn="0" w:oddVBand="0" w:evenVBand="0" w:oddHBand="0" w:evenHBand="0" w:firstRowFirstColumn="0" w:firstRowLastColumn="0" w:lastRowFirstColumn="0" w:lastRowLastColumn="0"/>
+            <w:tcW w:w="2470" w:type="dxa"/>
+            <w:noWrap/>
+            <w:hideMark/>
+          </w:tcPr>
+          <w:p>
+            <w:pPr>
+              <w:rPr>
+                <w:rFonts w:ascii="Calibri" w:eastAsia="Times New Roman" w:hAnsi="Calibri" w:cs="Calibri"/>
+                <w:color w:val="000000"/>
+              </w:rPr>
+            </w:pPr>
+            <w:r>
+              <w:rPr>
+                <w:rFonts w:ascii="Calibri" w:eastAsia="Times New Roman" w:hAnsi="Calibri" w:cs="Calibri"/>
+                <w:color w:val="000000"/>
+              </w:rPr>
+              <w:t>retweets</w:t>
+            </w:r>
+          </w:p>
+        </w:tc>
+        <w:tc>
+          <w:tcPr>
+            <w:tcW w:w="3520" w:type="dxa"/>
+            <w:noWrap/>
+            <w:hideMark/>
+          </w:tcPr>
+          <w:p>
+            <w:pPr>
+              <w:jc w:val="center"/>
+              <w:cnfStyle w:val="000000000000" w:firstRow="0" w:lastRow="0" w:firstColumn="0" w:lastColumn="0" w:oddVBand="0" w:evenVBand="0" w:oddHBand="0" w:evenHBand="0" w:firstRowFirstColumn="0" w:firstRowLastColumn="0" w:lastRowFirstColumn="0" w:lastRowLastColumn="0"/>
+              <w:rPr>
+                <w:rFonts w:ascii="Calibri" w:eastAsia="Times New Roman" w:hAnsi="Calibri" w:cs="Calibri"/>
+                <w:color w:val="000000"/>
+              </w:rPr>
+            </w:pPr>
+            <w:r>
+              <w:rPr>
+                <w:rFonts w:ascii="Calibri" w:eastAsia="Times New Roman" w:hAnsi="Calibri" w:cs="Calibri"/>
+                <w:color w:val="000000"/>
+              </w:rPr>
+              <w:t>0.587830898</w:t>
+            </w:r>
+          </w:p>
+        </w:tc>
+      </w:tr>
+      <w:tr>
+        <w:trPr>
+          <w:cnfStyle w:val="000000100000" w:firstRow="0" w:lastRow="0" w:firstColumn="0" w:lastColumn="0" w:oddVBand="0" w:evenVBand="0" w:oddHBand="1" w:evenHBand="0" w:firstRowFirstColumn="0" w:firstRowLastColumn="0" w:lastRowFirstColumn="0" w:lastRowLastColumn="0"/>
+          <w:trHeight w:val="290"/>
+          <w:jc w:val="center"/>
+        </w:trPr>
+        <w:tc>
+          <w:tcPr>
+            <w:cnfStyle w:val="001000000000" w:firstRow="0" w:lastRow="0" w:firstColumn="1" w:lastColumn="0" w:oddVBand="0" w:evenVBand="0" w:oddHBand="0" w:evenHBand="0" w:firstRowFirstColumn="0" w:firstRowLastColumn="0" w:lastRowFirstColumn="0" w:lastRowLastColumn="0"/>
+            <w:tcW w:w="2470" w:type="dxa"/>
+            <w:noWrap/>
+            <w:hideMark/>
+          </w:tcPr>
+          <w:p>
+            <w:pPr>
+              <w:rPr>
+                <w:rFonts w:ascii="Calibri" w:eastAsia="Times New Roman" w:hAnsi="Calibri" w:cs="Calibri"/>
+                <w:color w:val="000000"/>
+              </w:rPr>
+            </w:pPr>
+            <w:r>
+              <w:rPr>
+                <w:rFonts w:ascii="Calibri" w:eastAsia="Times New Roman" w:hAnsi="Calibri" w:cs="Calibri"/>
+                <w:color w:val="000000"/>
+              </w:rPr>
+              <w:t>Hub</w:t>
+            </w:r>
+          </w:p>
+        </w:tc>
+        <w:tc>
+          <w:tcPr>
+            <w:tcW w:w="3520" w:type="dxa"/>
+            <w:noWrap/>
+            <w:hideMark/>
+          </w:tcPr>
+          <w:p>
+            <w:pPr>
+              <w:jc w:val="center"/>
+              <w:cnfStyle w:val="000000100000" w:firstRow="0" w:lastRow="0" w:firstColumn="0" w:lastColumn="0" w:oddVBand="0" w:evenVBand="0" w:oddHBand="1" w:evenHBand="0" w:firstRowFirstColumn="0" w:firstRowLastColumn="0" w:lastRowFirstColumn="0" w:lastRowLastColumn="0"/>
+              <w:rPr>
+                <w:rFonts w:ascii="Calibri" w:eastAsia="Times New Roman" w:hAnsi="Calibri" w:cs="Calibri"/>
+                <w:color w:val="000000"/>
+              </w:rPr>
+            </w:pPr>
+            <w:r>
+              <w:rPr>
+                <w:rFonts w:ascii="Calibri" w:eastAsia="Times New Roman" w:hAnsi="Calibri" w:cs="Calibri"/>
+                <w:color w:val="000000"/>
+              </w:rPr>
+              <w:t>0.553124016</w:t>
+            </w:r>
+          </w:p>
+        </w:tc>
+      </w:tr>
+      <w:tr>
+        <w:trPr>
+          <w:trHeight w:val="290"/>
+          <w:jc w:val="center"/>
+        </w:trPr>
+        <w:tc>
+          <w:tcPr>
+            <w:cnfStyle w:val="001000000000" w:firstRow="0" w:lastRow="0" w:firstColumn="1" w:lastColumn="0" w:oddVBand="0" w:evenVBand="0" w:oddHBand="0" w:evenHBand="0" w:firstRowFirstColumn="0" w:firstRowLastColumn="0" w:lastRowFirstColumn="0" w:lastRowLastColumn="0"/>
+            <w:tcW w:w="2470" w:type="dxa"/>
+            <w:noWrap/>
+            <w:hideMark/>
+          </w:tcPr>
+          <w:p>
+            <w:pPr>
+              <w:rPr>
+                <w:rFonts w:ascii="Calibri" w:eastAsia="Times New Roman" w:hAnsi="Calibri" w:cs="Calibri"/>
+                <w:color w:val="000000"/>
+              </w:rPr>
+            </w:pPr>
+            <w:r>
+              <w:rPr>
+                <w:rFonts w:ascii="Calibri" w:eastAsia="Times New Roman" w:hAnsi="Calibri" w:cs="Calibri"/>
+                <w:color w:val="000000"/>
+              </w:rPr>
+              <w:t>indegree</w:t>
+            </w:r>
+          </w:p>
+        </w:tc>
+        <w:tc>
+          <w:tcPr>
+            <w:tcW w:w="3520" w:type="dxa"/>
+            <w:noWrap/>
+            <w:hideMark/>
+          </w:tcPr>
+          <w:p>
+            <w:pPr>
+              <w:jc w:val="center"/>
+              <w:cnfStyle w:val="000000000000" w:firstRow="0" w:lastRow="0" w:firstColumn="0" w:lastColumn="0" w:oddVBand="0" w:evenVBand="0" w:oddHBand="0" w:evenHBand="0" w:firstRowFirstColumn="0" w:firstRowLastColumn="0" w:lastRowFirstColumn="0" w:lastRowLastColumn="0"/>
+              <w:rPr>
+                <w:rFonts w:ascii="Calibri" w:eastAsia="Times New Roman" w:hAnsi="Calibri" w:cs="Calibri"/>
+                <w:color w:val="000000"/>
+              </w:rPr>
+            </w:pPr>
+            <w:r>
+              <w:rPr>
+                <w:rFonts w:ascii="Calibri" w:eastAsia="Times New Roman" w:hAnsi="Calibri" w:cs="Calibri"/>
+                <w:color w:val="000000"/>
+              </w:rPr>
+              <w:t>0.152483265</w:t>
+            </w:r>
+          </w:p>
+        </w:tc>
+      </w:tr>
+      <w:tr>
+        <w:trPr>
+          <w:cnfStyle w:val="000000100000" w:firstRow="0" w:lastRow="0" w:firstColumn="0" w:lastColumn="0" w:oddVBand="0" w:evenVBand="0" w:oddHBand="1" w:evenHBand="0" w:firstRowFirstColumn="0" w:firstRowLastColumn="0" w:lastRowFirstColumn="0" w:lastRowLastColumn="0"/>
+          <w:trHeight w:val="290"/>
+          <w:jc w:val="center"/>
+        </w:trPr>
+        <w:tc>
+          <w:tcPr>
+            <w:cnfStyle w:val="001000000000" w:firstRow="0" w:lastRow="0" w:firstColumn="1" w:lastColumn="0" w:oddVBand="0" w:evenVBand="0" w:oddHBand="0" w:evenHBand="0" w:firstRowFirstColumn="0" w:firstRowLastColumn="0" w:lastRowFirstColumn="0" w:lastRowLastColumn="0"/>
+            <w:tcW w:w="2470" w:type="dxa"/>
+            <w:noWrap/>
+            <w:hideMark/>
+          </w:tcPr>
+          <w:p>
+            <w:pPr>
+              <w:rPr>
+                <w:rFonts w:ascii="Calibri" w:eastAsia="Times New Roman" w:hAnsi="Calibri" w:cs="Calibri"/>
+                <w:color w:val="000000"/>
+              </w:rPr>
+            </w:pPr>
+            <w:r>
+              <w:rPr>
+                <w:rFonts w:ascii="Calibri" w:eastAsia="Times New Roman" w:hAnsi="Calibri" w:cs="Calibri"/>
+                <w:color w:val="000000"/>
+              </w:rPr>
+              <w:t>eigen</w:t>
+            </w:r>
+            <w:r>
+              <w:rPr>
+                <w:rFonts w:ascii="Calibri" w:eastAsia="Times New Roman" w:hAnsi="Calibri" w:cs="Calibri"/>
+                <w:color w:val="000000"/>
+              </w:rPr>
+              <w:t>vector</w:t>
+            </w:r>
+          </w:p>
+        </w:tc>
+        <w:tc>
+          <w:tcPr>
+            <w:tcW w:w="3520" w:type="dxa"/>
+            <w:noWrap/>
+            <w:hideMark/>
+          </w:tcPr>
+          <w:p>
+            <w:pPr>
+              <w:jc w:val="center"/>
+              <w:cnfStyle w:val="000000100000" w:firstRow="0" w:lastRow="0" w:firstColumn="0" w:lastColumn="0" w:oddVBand="0" w:evenVBand="0" w:oddHBand="1" w:evenHBand="0" w:firstRowFirstColumn="0" w:firstRowLastColumn="0" w:lastRowFirstColumn="0" w:lastRowLastColumn="0"/>
+              <w:rPr>
+                <w:rFonts w:ascii="Calibri" w:eastAsia="Times New Roman" w:hAnsi="Calibri" w:cs="Calibri"/>
+                <w:color w:val="000000"/>
+              </w:rPr>
+            </w:pPr>
+            <w:r>
+              <w:rPr>
+                <w:rFonts w:ascii="Calibri" w:eastAsia="Times New Roman" w:hAnsi="Calibri" w:cs="Calibri"/>
+                <w:color w:val="000000"/>
+              </w:rPr>
+              <w:t>0.118904888</w:t>
+            </w:r>
+          </w:p>
+        </w:tc>
+      </w:tr>
+      <w:tr>
+        <w:trPr>
+          <w:trHeight w:val="290"/>
+          <w:jc w:val="center"/>
+        </w:trPr>
+        <w:tc>
+          <w:tcPr>
+            <w:cnfStyle w:val="001000000000" w:firstRow="0" w:lastRow="0" w:firstColumn="1" w:lastColumn="0" w:oddVBand="0" w:evenVBand="0" w:oddHBand="0" w:evenHBand="0" w:firstRowFirstColumn="0" w:firstRowLastColumn="0" w:lastRowFirstColumn="0" w:lastRowLastColumn="0"/>
+            <w:tcW w:w="2470" w:type="dxa"/>
+            <w:noWrap/>
+            <w:hideMark/>
+          </w:tcPr>
+          <w:p>
+            <w:pPr>
+              <w:rPr>
+                <w:rFonts w:ascii="Calibri" w:eastAsia="Times New Roman" w:hAnsi="Calibri" w:cs="Calibri"/>
+                <w:color w:val="000000"/>
+              </w:rPr>
+            </w:pPr>
+            <w:r>
+              <w:rPr>
+                <w:rFonts w:ascii="Calibri" w:eastAsia="Times New Roman" w:hAnsi="Calibri" w:cs="Calibri"/>
+                <w:color w:val="000000"/>
+              </w:rPr>
+              <w:t>P</w:t>
+            </w:r>
+            <w:r>
+              <w:rPr>
+                <w:rFonts w:ascii="Calibri" w:eastAsia="Times New Roman" w:hAnsi="Calibri" w:cs="Calibri"/>
+                <w:color w:val="000000"/>
+              </w:rPr>
+              <w:t>age</w:t>
+            </w:r>
+            <w:r>
+              <w:rPr>
+                <w:rFonts w:ascii="Calibri" w:eastAsia="Times New Roman" w:hAnsi="Calibri" w:cs="Calibri"/>
+                <w:color w:val="000000"/>
+              </w:rPr>
+              <w:t xml:space="preserve"> </w:t>
+            </w:r>
+            <w:r>
+              <w:rPr>
+                <w:rFonts w:ascii="Calibri" w:eastAsia="Times New Roman" w:hAnsi="Calibri" w:cs="Calibri"/>
+                <w:color w:val="000000"/>
+              </w:rPr>
+              <w:t>Ra</w:t>
+            </w:r>
+            <w:r>
+              <w:rPr>
+                <w:rFonts w:ascii="Calibri" w:eastAsia="Times New Roman" w:hAnsi="Calibri" w:cs="Calibri"/>
+                <w:color w:val="000000"/>
+              </w:rPr>
+              <w:t>nks</w:t>
+            </w:r>
+          </w:p>
+        </w:tc>
+        <w:tc>
+          <w:tcPr>
+            <w:tcW w:w="3520" w:type="dxa"/>
+            <w:noWrap/>
+            <w:hideMark/>
+          </w:tcPr>
+          <w:p>
+            <w:pPr>
+              <w:jc w:val="center"/>
+              <w:cnfStyle w:val="000000000000" w:firstRow="0" w:lastRow="0" w:firstColumn="0" w:lastColumn="0" w:oddVBand="0" w:evenVBand="0" w:oddHBand="0" w:evenHBand="0" w:firstRowFirstColumn="0" w:firstRowLastColumn="0" w:lastRowFirstColumn="0" w:lastRowLastColumn="0"/>
+              <w:rPr>
+                <w:rFonts w:ascii="Calibri" w:eastAsia="Times New Roman" w:hAnsi="Calibri" w:cs="Calibri"/>
+                <w:color w:val="000000"/>
+              </w:rPr>
+            </w:pPr>
+            <w:r>
+              <w:rPr>
+                <w:rFonts w:ascii="Calibri" w:eastAsia="Times New Roman" w:hAnsi="Calibri" w:cs="Calibri"/>
+                <w:color w:val="000000"/>
+              </w:rPr>
+              <w:t>0.087123058</w:t>
+            </w:r>
+          </w:p>
+        </w:tc>
+      </w:tr>
+      <w:tr>
+        <w:trPr>
+          <w:cnfStyle w:val="000000100000" w:firstRow="0" w:lastRow="0" w:firstColumn="0" w:lastColumn="0" w:oddVBand="0" w:evenVBand="0" w:oddHBand="1" w:evenHBand="0" w:firstRowFirstColumn="0" w:firstRowLastColumn="0" w:lastRowFirstColumn="0" w:lastRowLastColumn="0"/>
+          <w:trHeight w:val="290"/>
+          <w:jc w:val="center"/>
+        </w:trPr>
+        <w:tc>
+          <w:tcPr>
+            <w:cnfStyle w:val="001000000000" w:firstRow="0" w:lastRow="0" w:firstColumn="1" w:lastColumn="0" w:oddVBand="0" w:evenVBand="0" w:oddHBand="0" w:evenHBand="0" w:firstRowFirstColumn="0" w:firstRowLastColumn="0" w:lastRowFirstColumn="0" w:lastRowLastColumn="0"/>
+            <w:tcW w:w="2470" w:type="dxa"/>
+            <w:noWrap/>
+            <w:hideMark/>
+          </w:tcPr>
+          <w:p>
+            <w:pPr>
+              <w:rPr>
+                <w:rFonts w:ascii="Calibri" w:eastAsia="Times New Roman" w:hAnsi="Calibri" w:cs="Calibri"/>
+                <w:color w:val="000000"/>
+              </w:rPr>
+            </w:pPr>
+            <w:r>
+              <w:rPr>
+                <w:rFonts w:ascii="Calibri" w:eastAsia="Times New Roman" w:hAnsi="Calibri" w:cs="Calibri"/>
+                <w:color w:val="000000"/>
+              </w:rPr>
+              <w:t>Authority</w:t>
+            </w:r>
+          </w:p>
+        </w:tc>
+        <w:tc>
+          <w:tcPr>
+            <w:tcW w:w="3520" w:type="dxa"/>
+            <w:noWrap/>
+            <w:hideMark/>
+          </w:tcPr>
+          <w:p>
+            <w:pPr>
+              <w:jc w:val="center"/>
+              <w:cnfStyle w:val="000000100000" w:firstRow="0" w:lastRow="0" w:firstColumn="0" w:lastColumn="0" w:oddVBand="0" w:evenVBand="0" w:oddHBand="1" w:evenHBand="0" w:firstRowFirstColumn="0" w:firstRowLastColumn="0" w:lastRowFirstColumn="0" w:lastRowLastColumn="0"/>
+              <w:rPr>
+                <w:rFonts w:ascii="Calibri" w:eastAsia="Times New Roman" w:hAnsi="Calibri" w:cs="Calibri"/>
+                <w:color w:val="000000"/>
+              </w:rPr>
+            </w:pPr>
+            <w:r>
+              <w:rPr>
+                <w:rFonts w:ascii="Calibri" w:eastAsia="Times New Roman" w:hAnsi="Calibri" w:cs="Calibri"/>
+                <w:color w:val="000000"/>
+              </w:rPr>
+              <w:t>0.03584164</w:t>
+            </w:r>
+          </w:p>
+        </w:tc>
+      </w:tr>
+      <w:tr>
+        <w:trPr>
+          <w:trHeight w:val="290"/>
+          <w:jc w:val="center"/>
+        </w:trPr>
+        <w:tc>
+          <w:tcPr>
+            <w:cnfStyle w:val="001000000000" w:firstRow="0" w:lastRow="0" w:firstColumn="1" w:lastColumn="0" w:oddVBand="0" w:evenVBand="0" w:oddHBand="0" w:evenHBand="0" w:firstRowFirstColumn="0" w:firstRowLastColumn="0" w:lastRowFirstColumn="0" w:lastRowLastColumn="0"/>
+            <w:tcW w:w="2470" w:type="dxa"/>
+            <w:noWrap/>
+            <w:hideMark/>
+          </w:tcPr>
+          <w:p>
+            <w:pPr>
+              <w:rPr>
+                <w:rFonts w:ascii="Calibri" w:eastAsia="Times New Roman" w:hAnsi="Calibri" w:cs="Calibri"/>
+                <w:color w:val="000000"/>
+              </w:rPr>
+            </w:pPr>
+            <w:r>
+              <w:rPr>
+                <w:rFonts w:ascii="Calibri" w:eastAsia="Times New Roman" w:hAnsi="Calibri" w:cs="Calibri"/>
+                <w:color w:val="000000"/>
+              </w:rPr>
+              <w:t>Id</w:t>
+            </w:r>
+          </w:p>
+        </w:tc>
+        <w:tc>
+          <w:tcPr>
+            <w:tcW w:w="3520" w:type="dxa"/>
+            <w:noWrap/>
+            <w:hideMark/>
+          </w:tcPr>
+          <w:p>
+            <w:pPr>
+              <w:jc w:val="center"/>
+              <w:cnfStyle w:val="000000000000" w:firstRow="0" w:lastRow="0" w:firstColumn="0" w:lastColumn="0" w:oddVBand="0" w:evenVBand="0" w:oddHBand="0" w:evenHBand="0" w:firstRowFirstColumn="0" w:firstRowLastColumn="0" w:lastRowFirstColumn="0" w:lastRowLastColumn="0"/>
+              <w:rPr>
+                <w:rFonts w:ascii="Calibri" w:eastAsia="Times New Roman" w:hAnsi="Calibri" w:cs="Calibri"/>
+                <w:color w:val="000000"/>
+              </w:rPr>
+            </w:pPr>
+            <w:r>
+              <w:rPr>
+                <w:rFonts w:ascii="Calibri" w:eastAsia="Times New Roman" w:hAnsi="Calibri" w:cs="Calibri"/>
+                <w:color w:val="000000"/>
+              </w:rPr>
+              <w:t>0.011815427</w:t>
+            </w:r>
+          </w:p>
+        </w:tc>
+      </w:tr>
+      <w:tr>
+        <w:trPr>
+          <w:cnfStyle w:val="000000100000" w:firstRow="0" w:lastRow="0" w:firstColumn="0" w:lastColumn="0" w:oddVBand="0" w:evenVBand="0" w:oddHBand="1" w:evenHBand="0" w:firstRowFirstColumn="0" w:firstRowLastColumn="0" w:lastRowFirstColumn="0" w:lastRowLastColumn="0"/>
+          <w:trHeight w:val="290"/>
+          <w:jc w:val="center"/>
+        </w:trPr>
+        <w:tc>
+          <w:tcPr>
+            <w:cnfStyle w:val="001000000000" w:firstRow="0" w:lastRow="0" w:firstColumn="1" w:lastColumn="0" w:oddVBand="0" w:evenVBand="0" w:oddHBand="0" w:evenHBand="0" w:firstRowFirstColumn="0" w:firstRowLastColumn="0" w:lastRowFirstColumn="0" w:lastRowLastColumn="0"/>
+            <w:tcW w:w="2470" w:type="dxa"/>
+            <w:noWrap/>
+            <w:hideMark/>
+          </w:tcPr>
+          <w:p>
+            <w:pPr>
+              <w:rPr>
+                <w:rFonts w:ascii="Calibri" w:eastAsia="Times New Roman" w:hAnsi="Calibri" w:cs="Calibri"/>
+                <w:color w:val="000000"/>
+              </w:rPr>
+            </w:pPr>
+            <w:r>
+              <w:rPr>
+                <w:rFonts w:ascii="Calibri" w:eastAsia="Times New Roman" w:hAnsi="Calibri" w:cs="Calibri"/>
+                <w:color w:val="000000"/>
+              </w:rPr>
+              <w:t>followers</w:t>
+            </w:r>
+          </w:p>
+        </w:tc>
+        <w:tc>
+          <w:tcPr>
+            <w:tcW w:w="3520" w:type="dxa"/>
+            <w:noWrap/>
+            <w:hideMark/>
+          </w:tcPr>
+          <w:p>
+            <w:pPr>
+              <w:jc w:val="center"/>
+              <w:cnfStyle w:val="000000100000" w:firstRow="0" w:lastRow="0" w:firstColumn="0" w:lastColumn="0" w:oddVBand="0" w:evenVBand="0" w:oddHBand="1" w:evenHBand="0" w:firstRowFirstColumn="0" w:firstRowLastColumn="0" w:lastRowFirstColumn="0" w:lastRowLastColumn="0"/>
+              <w:rPr>
+                <w:rFonts w:ascii="Calibri" w:eastAsia="Times New Roman" w:hAnsi="Calibri" w:cs="Calibri"/>
+                <w:color w:val="000000"/>
+              </w:rPr>
+            </w:pPr>
+            <w:r>
+              <w:rPr>
+                <w:rFonts w:ascii="Calibri" w:eastAsia="Times New Roman" w:hAnsi="Calibri" w:cs="Calibri"/>
+                <w:color w:val="000000"/>
+              </w:rPr>
+              <w:t>-0.003764198</w:t>
+            </w:r>
+          </w:p>
+        </w:tc>
+      </w:tr>
+      <w:tr>
+        <w:trPr>
+          <w:trHeight w:val="290"/>
+          <w:jc w:val="center"/>
+        </w:trPr>
+        <w:tc>
+          <w:tcPr>
+            <w:cnfStyle w:val="001000000000" w:firstRow="0" w:lastRow="0" w:firstColumn="1" w:lastColumn="0" w:oddVBand="0" w:evenVBand="0" w:oddHBand="0" w:evenHBand="0" w:firstRowFirstColumn="0" w:firstRowLastColumn="0" w:lastRowFirstColumn="0" w:lastRowLastColumn="0"/>
+            <w:tcW w:w="2470" w:type="dxa"/>
+            <w:noWrap/>
+            <w:hideMark/>
+          </w:tcPr>
+          <w:p>
+            <w:pPr>
+              <w:rPr>
+                <w:rFonts w:ascii="Calibri" w:eastAsia="Times New Roman" w:hAnsi="Calibri" w:cs="Calibri"/>
+                <w:color w:val="000000"/>
+              </w:rPr>
+            </w:pPr>
+            <w:r>
+              <w:rPr>
+                <w:rFonts w:ascii="Calibri" w:eastAsia="Times New Roman" w:hAnsi="Calibri" w:cs="Calibri"/>
+                <w:color w:val="000000"/>
+              </w:rPr>
+              <w:t>age</w:t>
+            </w:r>
+          </w:p>
+        </w:tc>
+        <w:tc>
+          <w:tcPr>
+            <w:tcW w:w="3520" w:type="dxa"/>
+            <w:noWrap/>
+            <w:hideMark/>
+          </w:tcPr>
+          <w:p>
+            <w:pPr>
+              <w:jc w:val="center"/>
+              <w:cnfStyle w:val="000000000000" w:firstRow="0" w:lastRow="0" w:firstColumn="0" w:lastColumn="0" w:oddVBand="0" w:evenVBand="0" w:oddHBand="0" w:evenHBand="0" w:firstRowFirstColumn="0" w:firstRowLastColumn="0" w:lastRowFirstColumn="0" w:lastRowLastColumn="0"/>
+              <w:rPr>
+                <w:rFonts w:ascii="Calibri" w:eastAsia="Times New Roman" w:hAnsi="Calibri" w:cs="Calibri"/>
+                <w:color w:val="000000"/>
+              </w:rPr>
+            </w:pPr>
+            <w:r>
+              <w:rPr>
+                <w:rFonts w:ascii="Calibri" w:eastAsia="Times New Roman" w:hAnsi="Calibri" w:cs="Calibri"/>
+                <w:color w:val="000000"/>
+              </w:rPr>
+              <w:t>-0.007482951</w:t>
+            </w:r>
+          </w:p>
+        </w:tc>
+      </w:tr>
+    </w:tbl>
+    <w:p>
+      <w:pPr>
+        <w:bidi/>
+        <w:rPr>
+          <w:rFonts w:ascii="Vazir" w:eastAsia="Times New Roman" w:hAnsi="Vazir" w:cs="Vazir"/>
+          <w:b/>
+          <w:bCs/>
+          <w:sz w:val="24"/>
+          <w:szCs w:val="24"/>
+          <w:rtl/>
+          <w:lang w:bidi="fa-IR"/>
+        </w:rPr>
+      </w:pPr>
+      <w:r>
+        <w:rPr>
+          <w:rFonts w:ascii="Vazir" w:eastAsia="Times New Roman" w:hAnsi="Vazir" w:cs="Vazir" w:hint="cs"/>
+          <w:b/>
+          <w:bCs/>
+          <w:sz w:val="24"/>
+          <w:szCs w:val="24"/>
+          <w:rtl/>
+          <w:lang w:bidi="fa-IR"/>
+        </w:rPr>
+        <w:lastRenderedPageBreak/>
+        <w:t>(ج)</w:t>
+      </w:r>
+    </w:p>
+    <w:p>
+      <w:pPr>
+        <w:bidi/>
+        <w:spacing w:before="100" w:beforeAutospacing="1" w:after="100" w:afterAutospacing="1" w:line="240" w:lineRule="auto"/>
+        <w:rPr>
+          <w:rFonts w:ascii="Vazir" w:eastAsia="Times New Roman" w:hAnsi="Vazir" w:cs="Vazir"/>
+        </w:rPr>
+      </w:pPr>
+      <w:r>
+        <w:rPr>
+          <w:rFonts w:ascii="Vazir" w:eastAsia="Times New Roman" w:hAnsi="Vazir" w:cs="Vazir"/>
+          <w:rtl/>
+        </w:rPr>
+        <w:t xml:space="preserve">در این بخش، با هدف سنجش اهمیت ساختاری نودها در یک گراف جهت‌دار و وزن‌دار، یک شاخص جدید تحت عنوان </w:t>
+      </w:r>
+      <w:r>
+        <w:rPr>
+          <w:rFonts w:ascii="Vazir" w:eastAsia="Times New Roman" w:hAnsi="Vazir" w:cs="Vazir"/>
+        </w:rPr>
+        <w:t xml:space="preserve"> </w:t>
+      </w:r>
+      <w:r>
+        <w:rPr>
+          <w:rFonts w:ascii="Vazir" w:eastAsia="Times New Roman" w:hAnsi="Vazir" w:cs="Vazir"/>
+        </w:rPr>
+        <w:t xml:space="preserve">Viral Centrality </w:t>
+      </w:r>
+      <w:r>
+        <w:rPr>
+          <w:rFonts w:ascii="Vazir" w:eastAsia="Times New Roman" w:hAnsi="Vazir" w:cs="Vazir"/>
+          <w:rtl/>
+        </w:rPr>
+        <w:t>پیشنهاد و پیاده‌سازی شد. این شاخص میزان توانایی یک نود را در انتقال مؤثر محتوا به سایر نودهای فعال در شبکه اندازه‌گیری می‌کند</w:t>
+      </w:r>
+      <w:r>
+        <w:rPr>
+          <w:rFonts w:ascii="Vazir" w:eastAsia="Times New Roman" w:hAnsi="Vazir" w:cs="Vazir"/>
+        </w:rPr>
+        <w:t>.</w:t>
+      </w:r>
+    </w:p>
+    <w:p>
+      <w:pPr>
+        <w:bidi/>
+        <w:spacing w:before="100" w:beforeAutospacing="1" w:after="100" w:afterAutospacing="1" w:line="240" w:lineRule="auto"/>
+        <w:rPr>
+          <w:rFonts w:ascii="Vazir" w:eastAsia="Times New Roman" w:hAnsi="Vazir" w:cs="Vazir"/>
+        </w:rPr>
+      </w:pPr>
+      <w:r>
+        <w:rPr>
+          <w:rFonts w:ascii="Vazir" w:eastAsia="Times New Roman" w:hAnsi="Vazir" w:cs="Vazir"/>
+          <w:rtl/>
+        </w:rPr>
+        <w:t>فرمول این شاخص به صورت زیر تعریف می‌شود</w:t>
+      </w:r>
+      <w:r>
+        <w:rPr>
+          <w:rFonts w:ascii="Vazir" w:eastAsia="Times New Roman" w:hAnsi="Vazir" w:cs="Vazir"/>
+        </w:rPr>
+        <w:t>:</w:t>
+      </w:r>
+    </w:p>
+    <w:p>
+      <w:pPr>
+        <w:spacing w:before="100" w:beforeAutospacing="1" w:after="100" w:afterAutospacing="1" w:line="240" w:lineRule="auto"/>
+        <w:rPr>
+          <w:rFonts w:ascii="Vazir" w:eastAsia="Times New Roman" w:hAnsi="Vazir" w:cs="Vazir"/>
+        </w:rPr>
+      </w:pPr>
+      <m:oMathPara>
+        <m:oMath>
+          <m:r>
+            <w:rPr>
+              <w:rFonts w:ascii="Cambria Math" w:eastAsia="Times New Roman" w:hAnsi="Cambria Math" w:cs="Vazir"/>
+            </w:rPr>
+            <m:t>VC</m:t>
+          </m:r>
+          <m:d>
+            <m:dPr>
+              <m:ctrlPr>
+                <w:rPr>
+                  <w:rFonts w:ascii="Cambria Math" w:eastAsia="Times New Roman" w:hAnsi="Cambria Math" w:cs="Vazir"/>
+                  <w:i/>
+                </w:rPr>
+              </m:ctrlPr>
+            </m:dPr>
+            <m:e>
+              <m:r>
+                <w:rPr>
+                  <w:rFonts w:ascii="Cambria Math" w:eastAsia="Times New Roman" w:hAnsi="Cambria Math" w:cs="Vazir"/>
+                </w:rPr>
+                <m:t>v</m:t>
+              </m:r>
+            </m:e>
+          </m:d>
+          <m:r>
+            <w:rPr>
+              <w:rFonts w:ascii="Cambria Math" w:eastAsia="Times New Roman" w:hAnsi="Cambria Math" w:cs="Vazir"/>
+            </w:rPr>
+            <m:t>=</m:t>
+          </m:r>
+          <m:nary>
+            <m:naryPr>
+              <m:chr m:val="∑"/>
+              <m:limLoc m:val="undOvr"/>
+              <m:supHide m:val="1"/>
+              <m:ctrlPr>
+                <w:rPr>
+                  <w:rFonts w:ascii="Cambria Math" w:eastAsia="Times New Roman" w:hAnsi="Cambria Math" w:cs="Vazir"/>
+                  <w:i/>
+                </w:rPr>
+              </m:ctrlPr>
+            </m:naryPr>
+            <m:sub>
+              <m:d>
+                <m:dPr>
+                  <m:begChr m:val="{"/>
+                  <m:endChr m:val="}"/>
+                  <m:ctrlPr>
+                    <w:rPr>
+                      <w:rFonts w:ascii="Vazir" w:eastAsia="Times New Roman" w:hAnsi="Vazir" w:cs="Vazir"/>
+                      <w:i/>
+                    </w:rPr>
+                  </m:ctrlPr>
+                </m:dPr>
+                <m:e>
+                  <m:r>
+                    <w:rPr>
+                      <w:rFonts w:ascii="Cambria Math" w:eastAsia="Times New Roman" w:hAnsi="Cambria Math" w:cs="Cambria Math"/>
+                    </w:rPr>
+                    <m:t>u</m:t>
+                  </m:r>
+                  <m:r>
+                    <w:rPr>
+                      <w:rFonts w:ascii="Vazir" w:eastAsia="Times New Roman" w:hAnsi="Vazir" w:cs="Vazir"/>
+                    </w:rPr>
+                    <m:t xml:space="preserve"> </m:t>
+                  </m:r>
+                  <m:r>
+                    <w:rPr>
+                      <w:rFonts w:ascii="Cambria Math" w:eastAsia="Times New Roman" w:hAnsi="Cambria Math" w:cs="Cambria Math"/>
+                    </w:rPr>
+                    <m:t>∈</m:t>
+                  </m:r>
+                  <m:r>
+                    <w:rPr>
+                      <w:rFonts w:ascii="Vazir" w:eastAsia="Times New Roman" w:hAnsi="Vazir" w:cs="Vazir"/>
+                    </w:rPr>
+                    <m:t xml:space="preserve"> </m:t>
+                  </m:r>
+                  <m:r>
+                    <w:rPr>
+                      <w:rFonts w:ascii="Cambria Math" w:eastAsia="Times New Roman" w:hAnsi="Cambria Math" w:cs="Cambria Math"/>
+                    </w:rPr>
+                    <m:t>OutNeighbors</m:t>
+                  </m:r>
+                  <m:d>
+                    <m:dPr>
+                      <m:ctrlPr>
+                        <w:rPr>
+                          <w:rFonts w:ascii="Vazir" w:eastAsia="Times New Roman" w:hAnsi="Vazir" w:cs="Vazir"/>
+                          <w:i/>
+                        </w:rPr>
+                      </m:ctrlPr>
+                    </m:dPr>
+                    <m:e>
+                      <m:r>
+                        <w:rPr>
+                          <w:rFonts w:ascii="Cambria Math" w:eastAsia="Times New Roman" w:hAnsi="Cambria Math" w:cs="Cambria Math"/>
+                        </w:rPr>
+                        <m:t>v</m:t>
+                      </m:r>
+                    </m:e>
+                  </m:d>
+                </m:e>
+              </m:d>
+            </m:sub>
+            <m:sup/>
+            <m:e>
+              <m:r>
+                <w:rPr>
+                  <w:rFonts w:ascii="Cambria Math" w:eastAsia="Times New Roman" w:hAnsi="Cambria Math" w:cs="Vazir"/>
+                </w:rPr>
+                <m:t xml:space="preserve"> </m:t>
+              </m:r>
+              <m:sSub>
+                <m:sSubPr>
+                  <m:ctrlPr>
+                    <w:rPr>
+                      <w:rFonts w:ascii="Cambria Math" w:eastAsia="Times New Roman" w:hAnsi="Cambria Math" w:cs="Vazir"/>
+                      <w:i/>
+                    </w:rPr>
+                  </m:ctrlPr>
+                </m:sSubPr>
+                <m:e>
+                  <m:r>
+                    <w:rPr>
+                      <w:rFonts w:ascii="Cambria Math" w:eastAsia="Times New Roman" w:hAnsi="Cambria Math" w:cs="Vazir"/>
+                    </w:rPr>
+                    <m:t>w</m:t>
+                  </m:r>
+                </m:e>
+                <m:sub>
+                  <m:r>
+                    <w:rPr>
+                      <w:rFonts w:ascii="Cambria Math" w:eastAsia="Times New Roman" w:hAnsi="Cambria Math" w:cs="Vazir"/>
+                    </w:rPr>
+                    <m:t>uv</m:t>
+                  </m:r>
+                </m:sub>
+              </m:sSub>
+              <m:r>
+                <w:rPr>
+                  <w:rFonts w:ascii="Cambria Math" w:eastAsia="Times New Roman" w:hAnsi="Cambria Math" w:cs="Vazir"/>
+                </w:rPr>
+                <m:t xml:space="preserve"> × log(1 + OutDegree(u))</m:t>
+              </m:r>
+            </m:e>
+          </m:nary>
+        </m:oMath>
+      </m:oMathPara>
+    </w:p>
+    <w:p>
+      <w:pPr>
+        <w:bidi/>
+        <w:spacing w:before="100" w:beforeAutospacing="1" w:after="100" w:afterAutospacing="1" w:line="240" w:lineRule="auto"/>
+        <w:rPr>
+          <w:rFonts w:ascii="Vazir" w:eastAsia="Times New Roman" w:hAnsi="Vazir" w:cs="Vazir"/>
+        </w:rPr>
+      </w:pPr>
+      <w:r>
+        <w:rPr>
+          <w:rFonts w:ascii="Vazir" w:eastAsia="Times New Roman" w:hAnsi="Vazir" w:cs="Vazir"/>
+          <w:rtl/>
+        </w:rPr>
+        <w:t xml:space="preserve">در این رابطه، </w:t>
+      </w:r>
+      <m:oMath>
+        <m:sSub>
+          <m:sSubPr>
+            <m:ctrlPr>
+              <w:rPr>
+                <w:rFonts w:ascii="Cambria Math" w:eastAsia="Times New Roman" w:hAnsi="Cambria Math" w:cs="Cambria Math"/>
+                <w:i/>
+              </w:rPr>
+            </m:ctrlPr>
+          </m:sSubPr>
+          <m:e>
+            <m:r>
+              <w:rPr>
+                <w:rFonts w:ascii="Cambria Math" w:eastAsia="Times New Roman" w:hAnsi="Cambria Math" w:cs="Cambria Math"/>
+              </w:rPr>
+              <m:t>w</m:t>
+            </m:r>
+          </m:e>
+          <m:sub>
+            <m:r>
+              <w:rPr>
+                <w:rFonts w:ascii="Cambria Math" w:eastAsia="Times New Roman" w:hAnsi="Cambria Math" w:cs="Cambria Math"/>
+              </w:rPr>
+              <m:t>uv</m:t>
+            </m:r>
+          </m:sub>
+        </m:sSub>
+      </m:oMath>
+      <w:r>
+        <w:rPr>
+          <w:rFonts w:ascii="Vazir" w:eastAsia="Times New Roman" w:hAnsi="Vazir" w:cs="Vazir"/>
+        </w:rPr>
+        <w:t xml:space="preserve"> </w:t>
+      </w:r>
+      <w:r>
+        <w:rPr>
+          <w:rFonts w:ascii="Vazir" w:eastAsia="Times New Roman" w:hAnsi="Vazir" w:cs="Vazir"/>
+          <w:rtl/>
+        </w:rPr>
+        <w:t xml:space="preserve">وزن یال از نود </w:t>
+      </w:r>
+      <m:oMath>
+        <m:r>
+          <w:rPr>
+            <w:rFonts w:ascii="Cambria Math" w:eastAsia="Times New Roman" w:hAnsi="Cambria Math" w:cs="Cambria Math"/>
+          </w:rPr>
+          <m:t>v</m:t>
+        </m:r>
+      </m:oMath>
+      <w:r>
+        <w:rPr>
+          <w:rFonts w:ascii="Vazir" w:eastAsia="Times New Roman" w:hAnsi="Vazir" w:cs="Vazir"/>
+        </w:rPr>
+        <w:t xml:space="preserve"> </w:t>
+      </w:r>
+      <w:r>
+        <w:rPr>
+          <w:rFonts w:ascii="Vazir" w:eastAsia="Times New Roman" w:hAnsi="Vazir" w:cs="Vazir"/>
+          <w:rtl/>
+        </w:rPr>
+        <w:t xml:space="preserve">به نود </w:t>
+      </w:r>
+      <m:oMath>
+        <m:r>
+          <w:rPr>
+            <w:rFonts w:ascii="Cambria Math" w:eastAsia="Times New Roman" w:hAnsi="Cambria Math" w:cs="Cambria Math"/>
+          </w:rPr>
+          <m:t>u</m:t>
+        </m:r>
+      </m:oMath>
+      <w:r>
+        <w:rPr>
+          <w:rFonts w:ascii="Vazir" w:eastAsia="Times New Roman" w:hAnsi="Vazir" w:cs="Vazir"/>
+        </w:rPr>
+        <w:t xml:space="preserve"> </w:t>
+      </w:r>
+      <w:r>
+        <w:rPr>
+          <w:rFonts w:ascii="Vazir" w:eastAsia="Times New Roman" w:hAnsi="Vazir" w:cs="Vazir"/>
+          <w:rtl/>
+        </w:rPr>
+        <w:t xml:space="preserve">و </w:t>
+      </w:r>
+      <m:oMath>
+        <m:r>
+          <w:rPr>
+            <w:rFonts w:ascii="Cambria Math" w:eastAsia="Times New Roman" w:hAnsi="Cambria Math" w:cs="Vazir"/>
+          </w:rPr>
+          <m:t>OutDegree(u)</m:t>
+        </m:r>
+      </m:oMath>
+      <w:r>
+        <w:rPr>
+          <w:rFonts w:ascii="Vazir" w:eastAsia="Times New Roman" w:hAnsi="Vazir" w:cs="Vazir"/>
+        </w:rPr>
+        <w:t xml:space="preserve"> </w:t>
+      </w:r>
+      <w:r>
+        <w:rPr>
+          <w:rFonts w:ascii="Vazir" w:eastAsia="Times New Roman" w:hAnsi="Vazir" w:cs="Vazir"/>
+          <w:rtl/>
+        </w:rPr>
+        <w:t>درجه خروجی نود مقصد است. این شاخص به نودهایی امتیاز بیشتری می‌دهد که محتوای خود را به کاربران متصل‌تر و تأثیرگذارتر منتقل کرده‌اند</w:t>
+      </w:r>
+      <w:r>
+        <w:rPr>
+          <w:rFonts w:ascii="Vazir" w:eastAsia="Times New Roman" w:hAnsi="Vazir" w:cs="Vazir"/>
+        </w:rPr>
+        <w:t>.</w:t>
+      </w:r>
+    </w:p>
+    <w:p>
+      <w:pPr>
+        <w:bidi/>
+        <w:spacing w:before="100" w:beforeAutospacing="1" w:after="100" w:afterAutospacing="1" w:line="240" w:lineRule="auto"/>
+        <w:rPr>
+          <w:rFonts w:ascii="Vazir" w:eastAsia="Times New Roman" w:hAnsi="Vazir" w:cs="Vazir"/>
+        </w:rPr>
+      </w:pPr>
+      <w:r>
+        <w:rPr>
+          <w:rFonts w:ascii="Vazir" w:eastAsia="Times New Roman" w:hAnsi="Vazir" w:cs="Vazir"/>
+          <w:rtl/>
+        </w:rPr>
+        <w:t xml:space="preserve">با اعمال این شاخص روی شبکه مورد بررسی، مقدار همبستگی آن با معیار </w:t>
+      </w:r>
+      <w:r>
+        <w:rPr>
+          <w:rFonts w:ascii="Vazir" w:eastAsia="Times New Roman" w:hAnsi="Vazir" w:cs="Vazir"/>
+        </w:rPr>
+        <w:t xml:space="preserve">importance </w:t>
+      </w:r>
+      <w:r>
+        <w:rPr>
+          <w:rFonts w:ascii="Vazir" w:eastAsia="Times New Roman" w:hAnsi="Vazir" w:cs="Vazir"/>
+          <w:rtl/>
+        </w:rPr>
+        <w:t xml:space="preserve">برابر با ۰٫۶۸۷ به‌دست آمد که نشان‌دهنده‌ی عملکرد قابل قبول آن در سنجش ساختاری اهمیت کاربران است. بنابراین، </w:t>
+      </w:r>
+      <w:r>
+        <w:rPr>
+          <w:rFonts w:ascii="Vazir" w:eastAsia="Times New Roman" w:hAnsi="Vazir" w:cs="Vazir"/>
+        </w:rPr>
+        <w:t xml:space="preserve">Viral Centrality </w:t>
+      </w:r>
+      <w:r>
+        <w:rPr>
+          <w:rFonts w:ascii="Vazir" w:eastAsia="Times New Roman" w:hAnsi="Vazir" w:cs="Vazir"/>
+          <w:rtl/>
+        </w:rPr>
+        <w:t>می‌تواند به عنوان یک معیار مناسب و جدید برای تحلیل گراف‌های جهت‌دار و وزن‌دار در نظر گرفته شود</w:t>
+      </w:r>
+      <w:r>
+        <w:rPr>
+          <w:rFonts w:ascii="Vazir" w:eastAsia="Times New Roman" w:hAnsi="Vazir" w:cs="Vazir"/>
+        </w:rPr>
+        <w:t>.</w:t>
+      </w:r>
+    </w:p>
+    <w:tbl>
+      <w:tblPr>
+        <w:tblStyle w:val="GridTable6Colorful-Accent1"/>
+        <w:tblW w:w="5390" w:type="dxa"/>
+        <w:jc w:val="center"/>
+        <w:tblLook w:val="04A0" w:firstRow="1" w:lastRow="0" w:firstColumn="1" w:lastColumn="0" w:noHBand="0" w:noVBand="1"/>
+      </w:tblPr>
+      <w:tblGrid>
+        <w:gridCol w:w="960"/>
+        <w:gridCol w:w="1849"/>
+        <w:gridCol w:w="1776"/>
+        <w:gridCol w:w="1270"/>
+      </w:tblGrid>
+      <w:tr>
+        <w:trPr>
+          <w:cnfStyle w:val="100000000000" w:firstRow="1" w:lastRow="0" w:firstColumn="0" w:lastColumn="0" w:oddVBand="0" w:evenVBand="0" w:oddHBand="0" w:evenHBand="0" w:firstRowFirstColumn="0" w:firstRowLastColumn="0" w:lastRowFirstColumn="0" w:lastRowLastColumn="0"/>
+          <w:trHeight w:val="290"/>
+          <w:jc w:val="center"/>
+        </w:trPr>
+        <w:tc>
+          <w:tcPr>
+            <w:cnfStyle w:val="001000000000" w:firstRow="0" w:lastRow="0" w:firstColumn="1" w:lastColumn="0" w:oddVBand="0" w:evenVBand="0" w:oddHBand="0" w:evenHBand="0" w:firstRowFirstColumn="0" w:firstRowLastColumn="0" w:lastRowFirstColumn="0" w:lastRowLastColumn="0"/>
+            <w:tcW w:w="960" w:type="dxa"/>
+            <w:noWrap/>
+            <w:hideMark/>
+          </w:tcPr>
+          <w:p>
+            <w:pPr>
+              <w:rPr>
+                <w:rFonts w:ascii="Times New Roman" w:eastAsia="Times New Roman" w:hAnsi="Times New Roman" w:cs="Times New Roman"/>
+                <w:sz w:val="24"/>
+                <w:szCs w:val="24"/>
+              </w:rPr>
+            </w:pPr>
+            <w:r>
+              <w:rPr>
+                <w:rFonts w:ascii="Calibri" w:eastAsia="Times New Roman" w:hAnsi="Calibri" w:cs="Calibri"/>
+                <w:color w:val="000000"/>
+              </w:rPr>
+              <w:t>ID</w:t>
+            </w:r>
+          </w:p>
+        </w:tc>
+        <w:tc>
+          <w:tcPr>
+            <w:tcW w:w="1849" w:type="dxa"/>
+            <w:noWrap/>
+            <w:hideMark/>
+          </w:tcPr>
+          <w:p>
+            <w:pPr>
+              <w:cnfStyle w:val="100000000000" w:firstRow="1" w:lastRow="0" w:firstColumn="0" w:lastColumn="0" w:oddVBand="0" w:evenVBand="0" w:oddHBand="0" w:evenHBand="0" w:firstRowFirstColumn="0" w:firstRowLastColumn="0" w:lastRowFirstColumn="0" w:lastRowLastColumn="0"/>
+              <w:rPr>
+                <w:rFonts w:ascii="Calibri" w:eastAsia="Times New Roman" w:hAnsi="Calibri" w:cs="Calibri"/>
+                <w:color w:val="000000"/>
+              </w:rPr>
+            </w:pPr>
+            <w:r>
+              <w:rPr>
+                <w:rFonts w:ascii="Calibri" w:eastAsia="Times New Roman" w:hAnsi="Calibri" w:cs="Calibri"/>
+                <w:color w:val="000000"/>
+              </w:rPr>
+              <w:t>Label</w:t>
+            </w:r>
+          </w:p>
+        </w:tc>
+        <w:tc>
+          <w:tcPr>
+            <w:tcW w:w="1776" w:type="dxa"/>
+            <w:noWrap/>
+            <w:hideMark/>
+          </w:tcPr>
+          <w:p>
+            <w:pPr>
+              <w:cnfStyle w:val="100000000000" w:firstRow="1" w:lastRow="0" w:firstColumn="0" w:lastColumn="0" w:oddVBand="0" w:evenVBand="0" w:oddHBand="0" w:evenHBand="0" w:firstRowFirstColumn="0" w:firstRowLastColumn="0" w:lastRowFirstColumn="0" w:lastRowLastColumn="0"/>
+              <w:rPr>
+                <w:rFonts w:ascii="Calibri" w:eastAsia="Times New Roman" w:hAnsi="Calibri" w:cs="Calibri"/>
+                <w:color w:val="000000"/>
+              </w:rPr>
+            </w:pPr>
+            <w:r>
+              <w:rPr>
+                <w:rFonts w:ascii="Calibri" w:eastAsia="Times New Roman" w:hAnsi="Calibri" w:cs="Calibri"/>
+                <w:color w:val="000000"/>
+              </w:rPr>
+              <w:t>Viral</w:t>
+            </w:r>
+            <w:r>
+              <w:rPr>
+                <w:rFonts w:ascii="Calibri" w:eastAsia="Times New Roman" w:hAnsi="Calibri" w:cs="Calibri"/>
+                <w:color w:val="000000"/>
+              </w:rPr>
+              <w:t xml:space="preserve"> </w:t>
+            </w:r>
+            <w:r>
+              <w:rPr>
+                <w:rFonts w:ascii="Calibri" w:eastAsia="Times New Roman" w:hAnsi="Calibri" w:cs="Calibri"/>
+                <w:color w:val="000000"/>
+              </w:rPr>
+              <w:t>Centrality</w:t>
+            </w:r>
+          </w:p>
+        </w:tc>
+        <w:tc>
+          <w:tcPr>
+            <w:tcW w:w="805" w:type="dxa"/>
+            <w:noWrap/>
+            <w:hideMark/>
+          </w:tcPr>
+          <w:p>
+            <w:pPr>
+              <w:cnfStyle w:val="100000000000" w:firstRow="1" w:lastRow="0" w:firstColumn="0" w:lastColumn="0" w:oddVBand="0" w:evenVBand="0" w:oddHBand="0" w:evenHBand="0" w:firstRowFirstColumn="0" w:firstRowLastColumn="0" w:lastRowFirstColumn="0" w:lastRowLastColumn="0"/>
+              <w:rPr>
+                <w:rFonts w:ascii="Calibri" w:eastAsia="Times New Roman" w:hAnsi="Calibri" w:cs="Calibri"/>
+                <w:color w:val="000000"/>
+              </w:rPr>
+            </w:pPr>
+            <w:r>
+              <w:rPr>
+                <w:rFonts w:ascii="Calibri" w:eastAsia="Times New Roman" w:hAnsi="Calibri" w:cs="Calibri"/>
+                <w:color w:val="000000"/>
+              </w:rPr>
+              <w:t>importance</w:t>
+            </w:r>
+          </w:p>
+        </w:tc>
+      </w:tr>
+      <w:tr>
+        <w:trPr>
+          <w:cnfStyle w:val="000000100000" w:firstRow="0" w:lastRow="0" w:firstColumn="0" w:lastColumn="0" w:oddVBand="0" w:evenVBand="0" w:oddHBand="1" w:evenHBand="0" w:firstRowFirstColumn="0" w:firstRowLastColumn="0" w:lastRowFirstColumn="0" w:lastRowLastColumn="0"/>
+          <w:trHeight w:val="290"/>
+          <w:jc w:val="center"/>
+        </w:trPr>
+        <w:tc>
+          <w:tcPr>
+            <w:cnfStyle w:val="001000000000" w:firstRow="0" w:lastRow="0" w:firstColumn="1" w:lastColumn="0" w:oddVBand="0" w:evenVBand="0" w:oddHBand="0" w:evenHBand="0" w:firstRowFirstColumn="0" w:firstRowLastColumn="0" w:lastRowFirstColumn="0" w:lastRowLastColumn="0"/>
+            <w:tcW w:w="960" w:type="dxa"/>
+            <w:noWrap/>
+            <w:hideMark/>
+          </w:tcPr>
+          <w:p>
+            <w:pPr>
+              <w:jc w:val="center"/>
+              <w:rPr>
+                <w:rFonts w:ascii="Calibri" w:eastAsia="Times New Roman" w:hAnsi="Calibri" w:cs="Calibri"/>
+                <w:color w:val="000000"/>
+              </w:rPr>
+            </w:pPr>
+            <w:r>
+              <w:rPr>
+                <w:rFonts w:ascii="Calibri" w:eastAsia="Times New Roman" w:hAnsi="Calibri" w:cs="Calibri"/>
+                <w:color w:val="000000"/>
+              </w:rPr>
+              <w:t>206</w:t>
+            </w:r>
+          </w:p>
+        </w:tc>
+        <w:tc>
+          <w:tcPr>
+            <w:tcW w:w="1849" w:type="dxa"/>
+            <w:noWrap/>
+            <w:hideMark/>
+          </w:tcPr>
+          <w:p>
+            <w:pPr>
+              <w:jc w:val="center"/>
+              <w:cnfStyle w:val="000000100000" w:firstRow="0" w:lastRow="0" w:firstColumn="0" w:lastColumn="0" w:oddVBand="0" w:evenVBand="0" w:oddHBand="1" w:evenHBand="0" w:firstRowFirstColumn="0" w:firstRowLastColumn="0" w:lastRowFirstColumn="0" w:lastRowLastColumn="0"/>
+              <w:rPr>
+                <w:rFonts w:ascii="Calibri" w:eastAsia="Times New Roman" w:hAnsi="Calibri" w:cs="Calibri"/>
+                <w:color w:val="000000"/>
+              </w:rPr>
+            </w:pPr>
+            <w:proofErr w:type="spellStart"/>
+            <w:r>
+              <w:rPr>
+                <w:rFonts w:ascii="Calibri" w:eastAsia="Times New Roman" w:hAnsi="Calibri" w:cs="Calibri"/>
+                <w:color w:val="000000"/>
+              </w:rPr>
+              <w:t>YaarDabestaani</w:t>
+            </w:r>
+            <w:proofErr w:type="spellEnd"/>
+          </w:p>
+        </w:tc>
+        <w:tc>
+          <w:tcPr>
+            <w:tcW w:w="1776" w:type="dxa"/>
+            <w:noWrap/>
+            <w:hideMark/>
+          </w:tcPr>
+          <w:p>
+            <w:pPr>
+              <w:jc w:val="center"/>
+              <w:cnfStyle w:val="000000100000" w:firstRow="0" w:lastRow="0" w:firstColumn="0" w:lastColumn="0" w:oddVBand="0" w:evenVBand="0" w:oddHBand="1" w:evenHBand="0" w:firstRowFirstColumn="0" w:firstRowLastColumn="0" w:lastRowFirstColumn="0" w:lastRowLastColumn="0"/>
+              <w:rPr>
+                <w:rFonts w:ascii="Calibri" w:eastAsia="Times New Roman" w:hAnsi="Calibri" w:cs="Calibri"/>
+                <w:color w:val="000000"/>
+              </w:rPr>
+            </w:pPr>
+            <w:r>
+              <w:rPr>
+                <w:rFonts w:ascii="Calibri" w:eastAsia="Times New Roman" w:hAnsi="Calibri" w:cs="Calibri"/>
+                <w:color w:val="000000"/>
+              </w:rPr>
+              <w:t>752.0838</w:t>
+            </w:r>
+          </w:p>
+        </w:tc>
+        <w:tc>
+          <w:tcPr>
+            <w:tcW w:w="805" w:type="dxa"/>
+            <w:noWrap/>
+            <w:hideMark/>
+          </w:tcPr>
+          <w:p>
+            <w:pPr>
+              <w:jc w:val="center"/>
+              <w:cnfStyle w:val="000000100000" w:firstRow="0" w:lastRow="0" w:firstColumn="0" w:lastColumn="0" w:oddVBand="0" w:evenVBand="0" w:oddHBand="1" w:evenHBand="0" w:firstRowFirstColumn="0" w:firstRowLastColumn="0" w:lastRowFirstColumn="0" w:lastRowLastColumn="0"/>
+              <w:rPr>
+                <w:rFonts w:ascii="Calibri" w:eastAsia="Times New Roman" w:hAnsi="Calibri" w:cs="Calibri"/>
+                <w:color w:val="000000"/>
+              </w:rPr>
+            </w:pPr>
+            <w:r>
+              <w:rPr>
+                <w:rFonts w:ascii="Calibri" w:eastAsia="Times New Roman" w:hAnsi="Calibri" w:cs="Calibri"/>
+                <w:color w:val="000000"/>
+              </w:rPr>
+              <w:t>17.56235</w:t>
+            </w:r>
+          </w:p>
+        </w:tc>
+      </w:tr>
+      <w:tr>
+        <w:trPr>
+          <w:trHeight w:val="290"/>
+          <w:jc w:val="center"/>
+        </w:trPr>
+        <w:tc>
+          <w:tcPr>
+            <w:cnfStyle w:val="001000000000" w:firstRow="0" w:lastRow="0" w:firstColumn="1" w:lastColumn="0" w:oddVBand="0" w:evenVBand="0" w:oddHBand="0" w:evenHBand="0" w:firstRowFirstColumn="0" w:firstRowLastColumn="0" w:lastRowFirstColumn="0" w:lastRowLastColumn="0"/>
+            <w:tcW w:w="960" w:type="dxa"/>
+            <w:noWrap/>
+            <w:hideMark/>
+          </w:tcPr>
+          <w:p>
+            <w:pPr>
+              <w:jc w:val="center"/>
+              <w:rPr>
+                <w:rFonts w:ascii="Calibri" w:eastAsia="Times New Roman" w:hAnsi="Calibri" w:cs="Calibri"/>
+                <w:color w:val="000000"/>
+              </w:rPr>
+            </w:pPr>
+            <w:r>
+              <w:rPr>
+                <w:rFonts w:ascii="Calibri" w:eastAsia="Times New Roman" w:hAnsi="Calibri" w:cs="Calibri"/>
+                <w:color w:val="000000"/>
+              </w:rPr>
+              <w:t>925</w:t>
+            </w:r>
+          </w:p>
+        </w:tc>
+        <w:tc>
+          <w:tcPr>
+            <w:tcW w:w="1849" w:type="dxa"/>
+            <w:noWrap/>
+            <w:hideMark/>
+          </w:tcPr>
+          <w:p>
+            <w:pPr>
+              <w:jc w:val="center"/>
+              <w:cnfStyle w:val="000000000000" w:firstRow="0" w:lastRow="0" w:firstColumn="0" w:lastColumn="0" w:oddVBand="0" w:evenVBand="0" w:oddHBand="0" w:evenHBand="0" w:firstRowFirstColumn="0" w:firstRowLastColumn="0" w:lastRowFirstColumn="0" w:lastRowLastColumn="0"/>
+              <w:rPr>
+                <w:rFonts w:ascii="Calibri" w:eastAsia="Times New Roman" w:hAnsi="Calibri" w:cs="Calibri"/>
+                <w:color w:val="000000"/>
+              </w:rPr>
+            </w:pPr>
+            <w:r>
+              <w:rPr>
+                <w:rFonts w:ascii="Calibri" w:eastAsia="Times New Roman" w:hAnsi="Calibri" w:cs="Calibri"/>
+                <w:color w:val="000000"/>
+              </w:rPr>
+              <w:t>M005h00</w:t>
+            </w:r>
+          </w:p>
+        </w:tc>
+        <w:tc>
+          <w:tcPr>
+            <w:tcW w:w="1776" w:type="dxa"/>
+            <w:noWrap/>
+            <w:hideMark/>
+          </w:tcPr>
+          <w:p>
+            <w:pPr>
+              <w:jc w:val="center"/>
+              <w:cnfStyle w:val="000000000000" w:firstRow="0" w:lastRow="0" w:firstColumn="0" w:lastColumn="0" w:oddVBand="0" w:evenVBand="0" w:oddHBand="0" w:evenHBand="0" w:firstRowFirstColumn="0" w:firstRowLastColumn="0" w:lastRowFirstColumn="0" w:lastRowLastColumn="0"/>
+              <w:rPr>
+                <w:rFonts w:ascii="Calibri" w:eastAsia="Times New Roman" w:hAnsi="Calibri" w:cs="Calibri"/>
+                <w:color w:val="000000"/>
+              </w:rPr>
+            </w:pPr>
+            <w:r>
+              <w:rPr>
+                <w:rFonts w:ascii="Calibri" w:eastAsia="Times New Roman" w:hAnsi="Calibri" w:cs="Calibri"/>
+                <w:color w:val="000000"/>
+              </w:rPr>
+              <w:t>723.9093</w:t>
+            </w:r>
+          </w:p>
+        </w:tc>
+        <w:tc>
+          <w:tcPr>
+            <w:tcW w:w="805" w:type="dxa"/>
+            <w:noWrap/>
+            <w:hideMark/>
+          </w:tcPr>
+          <w:p>
+            <w:pPr>
+              <w:jc w:val="center"/>
+              <w:cnfStyle w:val="000000000000" w:firstRow="0" w:lastRow="0" w:firstColumn="0" w:lastColumn="0" w:oddVBand="0" w:evenVBand="0" w:oddHBand="0" w:evenHBand="0" w:firstRowFirstColumn="0" w:firstRowLastColumn="0" w:lastRowFirstColumn="0" w:lastRowLastColumn="0"/>
+              <w:rPr>
+                <w:rFonts w:ascii="Calibri" w:eastAsia="Times New Roman" w:hAnsi="Calibri" w:cs="Calibri"/>
+                <w:color w:val="000000"/>
+              </w:rPr>
+            </w:pPr>
+            <w:r>
+              <w:rPr>
+                <w:rFonts w:ascii="Calibri" w:eastAsia="Times New Roman" w:hAnsi="Calibri" w:cs="Calibri"/>
+                <w:color w:val="000000"/>
+              </w:rPr>
+              <w:t>9.329987</w:t>
+            </w:r>
+          </w:p>
+        </w:tc>
+      </w:tr>
+      <w:tr>
+        <w:trPr>
+          <w:cnfStyle w:val="000000100000" w:firstRow="0" w:lastRow="0" w:firstColumn="0" w:lastColumn="0" w:oddVBand="0" w:evenVBand="0" w:oddHBand="1" w:evenHBand="0" w:firstRowFirstColumn="0" w:firstRowLastColumn="0" w:lastRowFirstColumn="0" w:lastRowLastColumn="0"/>
+          <w:trHeight w:val="290"/>
+          <w:jc w:val="center"/>
+        </w:trPr>
+        <w:tc>
+          <w:tcPr>
+            <w:cnfStyle w:val="001000000000" w:firstRow="0" w:lastRow="0" w:firstColumn="1" w:lastColumn="0" w:oddVBand="0" w:evenVBand="0" w:oddHBand="0" w:evenHBand="0" w:firstRowFirstColumn="0" w:firstRowLastColumn="0" w:lastRowFirstColumn="0" w:lastRowLastColumn="0"/>
+            <w:tcW w:w="960" w:type="dxa"/>
+            <w:noWrap/>
+            <w:hideMark/>
+          </w:tcPr>
+          <w:p>
+            <w:pPr>
+              <w:jc w:val="center"/>
+              <w:rPr>
+                <w:rFonts w:ascii="Calibri" w:eastAsia="Times New Roman" w:hAnsi="Calibri" w:cs="Calibri"/>
+                <w:color w:val="000000"/>
+              </w:rPr>
+            </w:pPr>
+            <w:r>
+              <w:rPr>
+                <w:rFonts w:ascii="Calibri" w:eastAsia="Times New Roman" w:hAnsi="Calibri" w:cs="Calibri"/>
+                <w:color w:val="000000"/>
+              </w:rPr>
+              <w:t>1006</w:t>
+            </w:r>
+          </w:p>
+        </w:tc>
+        <w:tc>
+          <w:tcPr>
+            <w:tcW w:w="1849" w:type="dxa"/>
+            <w:noWrap/>
+            <w:hideMark/>
+          </w:tcPr>
+          <w:p>
+            <w:pPr>
+              <w:jc w:val="center"/>
+              <w:cnfStyle w:val="000000100000" w:firstRow="0" w:lastRow="0" w:firstColumn="0" w:lastColumn="0" w:oddVBand="0" w:evenVBand="0" w:oddHBand="1" w:evenHBand="0" w:firstRowFirstColumn="0" w:firstRowLastColumn="0" w:lastRowFirstColumn="0" w:lastRowLastColumn="0"/>
+              <w:rPr>
+                <w:rFonts w:ascii="Calibri" w:eastAsia="Times New Roman" w:hAnsi="Calibri" w:cs="Calibri"/>
+                <w:color w:val="000000"/>
+              </w:rPr>
+            </w:pPr>
+            <w:r>
+              <w:rPr>
+                <w:rFonts w:ascii="Calibri" w:eastAsia="Times New Roman" w:hAnsi="Calibri" w:cs="Calibri"/>
+                <w:color w:val="000000"/>
+              </w:rPr>
+              <w:t>H3ngam3h_h</w:t>
+            </w:r>
+          </w:p>
+        </w:tc>
+        <w:tc>
+          <w:tcPr>
+            <w:tcW w:w="1776" w:type="dxa"/>
+            <w:noWrap/>
+            <w:hideMark/>
+          </w:tcPr>
+          <w:p>
+            <w:pPr>
+              <w:jc w:val="center"/>
+              <w:cnfStyle w:val="000000100000" w:firstRow="0" w:lastRow="0" w:firstColumn="0" w:lastColumn="0" w:oddVBand="0" w:evenVBand="0" w:oddHBand="1" w:evenHBand="0" w:firstRowFirstColumn="0" w:firstRowLastColumn="0" w:lastRowFirstColumn="0" w:lastRowLastColumn="0"/>
+              <w:rPr>
+                <w:rFonts w:ascii="Calibri" w:eastAsia="Times New Roman" w:hAnsi="Calibri" w:cs="Calibri"/>
+                <w:color w:val="000000"/>
+              </w:rPr>
+            </w:pPr>
+            <w:r>
+              <w:rPr>
+                <w:rFonts w:ascii="Calibri" w:eastAsia="Times New Roman" w:hAnsi="Calibri" w:cs="Calibri"/>
+                <w:color w:val="000000"/>
+              </w:rPr>
+              <w:t>578.9357</w:t>
+            </w:r>
+          </w:p>
+        </w:tc>
+        <w:tc>
+          <w:tcPr>
+            <w:tcW w:w="805" w:type="dxa"/>
+            <w:noWrap/>
+            <w:hideMark/>
+          </w:tcPr>
+          <w:p>
+            <w:pPr>
+              <w:jc w:val="center"/>
+              <w:cnfStyle w:val="000000100000" w:firstRow="0" w:lastRow="0" w:firstColumn="0" w:lastColumn="0" w:oddVBand="0" w:evenVBand="0" w:oddHBand="1" w:evenHBand="0" w:firstRowFirstColumn="0" w:firstRowLastColumn="0" w:lastRowFirstColumn="0" w:lastRowLastColumn="0"/>
+              <w:rPr>
+                <w:rFonts w:ascii="Calibri" w:eastAsia="Times New Roman" w:hAnsi="Calibri" w:cs="Calibri"/>
+                <w:color w:val="000000"/>
+              </w:rPr>
+            </w:pPr>
+            <w:r>
+              <w:rPr>
+                <w:rFonts w:ascii="Calibri" w:eastAsia="Times New Roman" w:hAnsi="Calibri" w:cs="Calibri"/>
+                <w:color w:val="000000"/>
+              </w:rPr>
+              <w:t>15.07984</w:t>
+            </w:r>
+          </w:p>
+        </w:tc>
+      </w:tr>
+      <w:tr>
+        <w:trPr>
+          <w:trHeight w:val="290"/>
+          <w:jc w:val="center"/>
+        </w:trPr>
+        <w:tc>
+          <w:tcPr>
+            <w:cnfStyle w:val="001000000000" w:firstRow="0" w:lastRow="0" w:firstColumn="1" w:lastColumn="0" w:oddVBand="0" w:evenVBand="0" w:oddHBand="0" w:evenHBand="0" w:firstRowFirstColumn="0" w:firstRowLastColumn="0" w:lastRowFirstColumn="0" w:lastRowLastColumn="0"/>
+            <w:tcW w:w="960" w:type="dxa"/>
+            <w:noWrap/>
+            <w:hideMark/>
+          </w:tcPr>
+          <w:p>
+            <w:pPr>
+              <w:jc w:val="center"/>
+              <w:rPr>
+                <w:rFonts w:ascii="Calibri" w:eastAsia="Times New Roman" w:hAnsi="Calibri" w:cs="Calibri"/>
+                <w:color w:val="000000"/>
+              </w:rPr>
+            </w:pPr>
+            <w:r>
+              <w:rPr>
+                <w:rFonts w:ascii="Calibri" w:eastAsia="Times New Roman" w:hAnsi="Calibri" w:cs="Calibri"/>
+                <w:color w:val="000000"/>
+              </w:rPr>
+              <w:t>0</w:t>
+            </w:r>
+          </w:p>
+        </w:tc>
+        <w:tc>
+          <w:tcPr>
+            <w:tcW w:w="1849" w:type="dxa"/>
+            <w:noWrap/>
+            <w:hideMark/>
+          </w:tcPr>
+          <w:p>
+            <w:pPr>
+              <w:jc w:val="center"/>
+              <w:cnfStyle w:val="000000000000" w:firstRow="0" w:lastRow="0" w:firstColumn="0" w:lastColumn="0" w:oddVBand="0" w:evenVBand="0" w:oddHBand="0" w:evenHBand="0" w:firstRowFirstColumn="0" w:firstRowLastColumn="0" w:lastRowFirstColumn="0" w:lastRowLastColumn="0"/>
+              <w:rPr>
+                <w:rFonts w:ascii="Calibri" w:eastAsia="Times New Roman" w:hAnsi="Calibri" w:cs="Calibri"/>
+                <w:color w:val="000000"/>
+              </w:rPr>
+            </w:pPr>
+            <w:proofErr w:type="spellStart"/>
+            <w:r>
+              <w:rPr>
+                <w:rFonts w:ascii="Calibri" w:eastAsia="Times New Roman" w:hAnsi="Calibri" w:cs="Calibri"/>
+                <w:color w:val="000000"/>
+              </w:rPr>
+              <w:t>HiwaTube</w:t>
+            </w:r>
+            <w:proofErr w:type="spellEnd"/>
+          </w:p>
+        </w:tc>
+        <w:tc>
+          <w:tcPr>
+            <w:tcW w:w="1776" w:type="dxa"/>
+            <w:noWrap/>
+            <w:hideMark/>
+          </w:tcPr>
+          <w:p>
+            <w:pPr>
+              <w:jc w:val="center"/>
+              <w:cnfStyle w:val="000000000000" w:firstRow="0" w:lastRow="0" w:firstColumn="0" w:lastColumn="0" w:oddVBand="0" w:evenVBand="0" w:oddHBand="0" w:evenHBand="0" w:firstRowFirstColumn="0" w:firstRowLastColumn="0" w:lastRowFirstColumn="0" w:lastRowLastColumn="0"/>
+              <w:rPr>
+                <w:rFonts w:ascii="Calibri" w:eastAsia="Times New Roman" w:hAnsi="Calibri" w:cs="Calibri"/>
+                <w:color w:val="000000"/>
+              </w:rPr>
+            </w:pPr>
+            <w:r>
+              <w:rPr>
+                <w:rFonts w:ascii="Calibri" w:eastAsia="Times New Roman" w:hAnsi="Calibri" w:cs="Calibri"/>
+                <w:color w:val="000000"/>
+              </w:rPr>
+              <w:t>492.2974</w:t>
+            </w:r>
+          </w:p>
+        </w:tc>
+        <w:tc>
+          <w:tcPr>
+            <w:tcW w:w="805" w:type="dxa"/>
+            <w:noWrap/>
+            <w:hideMark/>
+          </w:tcPr>
+          <w:p>
+            <w:pPr>
+              <w:jc w:val="center"/>
+              <w:cnfStyle w:val="000000000000" w:firstRow="0" w:lastRow="0" w:firstColumn="0" w:lastColumn="0" w:oddVBand="0" w:evenVBand="0" w:oddHBand="0" w:evenHBand="0" w:firstRowFirstColumn="0" w:firstRowLastColumn="0" w:lastRowFirstColumn="0" w:lastRowLastColumn="0"/>
+              <w:rPr>
+                <w:rFonts w:ascii="Calibri" w:eastAsia="Times New Roman" w:hAnsi="Calibri" w:cs="Calibri"/>
+                <w:color w:val="000000"/>
+              </w:rPr>
+            </w:pPr>
+            <w:r>
+              <w:rPr>
+                <w:rFonts w:ascii="Calibri" w:eastAsia="Times New Roman" w:hAnsi="Calibri" w:cs="Calibri"/>
+                <w:color w:val="000000"/>
+              </w:rPr>
+              <w:t>18.97625</w:t>
+            </w:r>
+          </w:p>
+        </w:tc>
+      </w:tr>
+      <w:tr>
+        <w:trPr>
+          <w:cnfStyle w:val="000000100000" w:firstRow="0" w:lastRow="0" w:firstColumn="0" w:lastColumn="0" w:oddVBand="0" w:evenVBand="0" w:oddHBand="1" w:evenHBand="0" w:firstRowFirstColumn="0" w:firstRowLastColumn="0" w:lastRowFirstColumn="0" w:lastRowLastColumn="0"/>
+          <w:trHeight w:val="290"/>
+          <w:jc w:val="center"/>
+        </w:trPr>
+        <w:tc>
+          <w:tcPr>
+            <w:cnfStyle w:val="001000000000" w:firstRow="0" w:lastRow="0" w:firstColumn="1" w:lastColumn="0" w:oddVBand="0" w:evenVBand="0" w:oddHBand="0" w:evenHBand="0" w:firstRowFirstColumn="0" w:firstRowLastColumn="0" w:lastRowFirstColumn="0" w:lastRowLastColumn="0"/>
+            <w:tcW w:w="960" w:type="dxa"/>
+            <w:noWrap/>
+            <w:hideMark/>
+          </w:tcPr>
+          <w:p>
+            <w:pPr>
+              <w:jc w:val="center"/>
+              <w:rPr>
+                <w:rFonts w:ascii="Calibri" w:eastAsia="Times New Roman" w:hAnsi="Calibri" w:cs="Calibri"/>
+                <w:color w:val="000000"/>
+              </w:rPr>
+            </w:pPr>
+            <w:r>
+              <w:rPr>
+                <w:rFonts w:ascii="Calibri" w:eastAsia="Times New Roman" w:hAnsi="Calibri" w:cs="Calibri"/>
+                <w:color w:val="000000"/>
+              </w:rPr>
+              <w:t>684</w:t>
+            </w:r>
+          </w:p>
+        </w:tc>
+        <w:tc>
+          <w:tcPr>
+            <w:tcW w:w="1849" w:type="dxa"/>
+            <w:noWrap/>
+            <w:hideMark/>
+          </w:tcPr>
+          <w:p>
+            <w:pPr>
+              <w:jc w:val="center"/>
+              <w:cnfStyle w:val="000000100000" w:firstRow="0" w:lastRow="0" w:firstColumn="0" w:lastColumn="0" w:oddVBand="0" w:evenVBand="0" w:oddHBand="1" w:evenHBand="0" w:firstRowFirstColumn="0" w:firstRowLastColumn="0" w:lastRowFirstColumn="0" w:lastRowLastColumn="0"/>
+              <w:rPr>
+                <w:rFonts w:ascii="Calibri" w:eastAsia="Times New Roman" w:hAnsi="Calibri" w:cs="Calibri"/>
+                <w:color w:val="000000"/>
+              </w:rPr>
+            </w:pPr>
+            <w:proofErr w:type="spellStart"/>
+            <w:r>
+              <w:rPr>
+                <w:rFonts w:ascii="Calibri" w:eastAsia="Times New Roman" w:hAnsi="Calibri" w:cs="Calibri"/>
+                <w:color w:val="000000"/>
+              </w:rPr>
+              <w:t>hamiparvane</w:t>
+            </w:r>
+            <w:proofErr w:type="spellEnd"/>
+          </w:p>
+        </w:tc>
+        <w:tc>
+          <w:tcPr>
+            <w:tcW w:w="1776" w:type="dxa"/>
+            <w:noWrap/>
+            <w:hideMark/>
+          </w:tcPr>
+          <w:p>
+            <w:pPr>
+              <w:jc w:val="center"/>
+              <w:cnfStyle w:val="000000100000" w:firstRow="0" w:lastRow="0" w:firstColumn="0" w:lastColumn="0" w:oddVBand="0" w:evenVBand="0" w:oddHBand="1" w:evenHBand="0" w:firstRowFirstColumn="0" w:firstRowLastColumn="0" w:lastRowFirstColumn="0" w:lastRowLastColumn="0"/>
+              <w:rPr>
+                <w:rFonts w:ascii="Calibri" w:eastAsia="Times New Roman" w:hAnsi="Calibri" w:cs="Calibri"/>
+                <w:color w:val="000000"/>
+              </w:rPr>
+            </w:pPr>
+            <w:r>
+              <w:rPr>
+                <w:rFonts w:ascii="Calibri" w:eastAsia="Times New Roman" w:hAnsi="Calibri" w:cs="Calibri"/>
+                <w:color w:val="000000"/>
+              </w:rPr>
+              <w:t>437.7602</w:t>
+            </w:r>
+          </w:p>
+        </w:tc>
+        <w:tc>
+          <w:tcPr>
+            <w:tcW w:w="805" w:type="dxa"/>
+            <w:noWrap/>
+            <w:hideMark/>
+          </w:tcPr>
+          <w:p>
+            <w:pPr>
+              <w:jc w:val="center"/>
+              <w:cnfStyle w:val="000000100000" w:firstRow="0" w:lastRow="0" w:firstColumn="0" w:lastColumn="0" w:oddVBand="0" w:evenVBand="0" w:oddHBand="1" w:evenHBand="0" w:firstRowFirstColumn="0" w:firstRowLastColumn="0" w:lastRowFirstColumn="0" w:lastRowLastColumn="0"/>
+              <w:rPr>
+                <w:rFonts w:ascii="Calibri" w:eastAsia="Times New Roman" w:hAnsi="Calibri" w:cs="Calibri"/>
+                <w:color w:val="000000"/>
+              </w:rPr>
+            </w:pPr>
+            <w:r>
+              <w:rPr>
+                <w:rFonts w:ascii="Calibri" w:eastAsia="Times New Roman" w:hAnsi="Calibri" w:cs="Calibri"/>
+                <w:color w:val="000000"/>
+              </w:rPr>
+              <w:t>9.214519</w:t>
+            </w:r>
+          </w:p>
+        </w:tc>
+      </w:tr>
+      <w:tr>
+        <w:trPr>
+          <w:trHeight w:val="290"/>
+          <w:jc w:val="center"/>
+        </w:trPr>
+        <w:tc>
+          <w:tcPr>
+            <w:cnfStyle w:val="001000000000" w:firstRow="0" w:lastRow="0" w:firstColumn="1" w:lastColumn="0" w:oddVBand="0" w:evenVBand="0" w:oddHBand="0" w:evenHBand="0" w:firstRowFirstColumn="0" w:firstRowLastColumn="0" w:lastRowFirstColumn="0" w:lastRowLastColumn="0"/>
+            <w:tcW w:w="960" w:type="dxa"/>
+            <w:noWrap/>
+            <w:hideMark/>
+          </w:tcPr>
+          <w:p>
+            <w:pPr>
+              <w:jc w:val="center"/>
+              <w:rPr>
+                <w:rFonts w:ascii="Calibri" w:eastAsia="Times New Roman" w:hAnsi="Calibri" w:cs="Calibri"/>
+                <w:color w:val="000000"/>
+              </w:rPr>
+            </w:pPr>
+            <w:r>
+              <w:rPr>
+                <w:rFonts w:ascii="Calibri" w:eastAsia="Times New Roman" w:hAnsi="Calibri" w:cs="Calibri"/>
+                <w:color w:val="000000"/>
+              </w:rPr>
+              <w:t>154</w:t>
+            </w:r>
+          </w:p>
+        </w:tc>
+        <w:tc>
+          <w:tcPr>
+            <w:tcW w:w="1849" w:type="dxa"/>
+            <w:noWrap/>
+            <w:hideMark/>
+          </w:tcPr>
+          <w:p>
+            <w:pPr>
+              <w:jc w:val="center"/>
+              <w:cnfStyle w:val="000000000000" w:firstRow="0" w:lastRow="0" w:firstColumn="0" w:lastColumn="0" w:oddVBand="0" w:evenVBand="0" w:oddHBand="0" w:evenHBand="0" w:firstRowFirstColumn="0" w:firstRowLastColumn="0" w:lastRowFirstColumn="0" w:lastRowLastColumn="0"/>
+              <w:rPr>
+                <w:rFonts w:ascii="Calibri" w:eastAsia="Times New Roman" w:hAnsi="Calibri" w:cs="Calibri"/>
+                <w:color w:val="000000"/>
+              </w:rPr>
+            </w:pPr>
+            <w:r>
+              <w:rPr>
+                <w:rFonts w:ascii="Calibri" w:eastAsia="Times New Roman" w:hAnsi="Calibri" w:cs="Calibri"/>
+                <w:color w:val="000000"/>
+              </w:rPr>
+              <w:t>agha_rashti2</w:t>
+            </w:r>
+          </w:p>
+        </w:tc>
+        <w:tc>
+          <w:tcPr>
+            <w:tcW w:w="1776" w:type="dxa"/>
+            <w:noWrap/>
+            <w:hideMark/>
+          </w:tcPr>
+          <w:p>
+            <w:pPr>
+              <w:jc w:val="center"/>
+              <w:cnfStyle w:val="000000000000" w:firstRow="0" w:lastRow="0" w:firstColumn="0" w:lastColumn="0" w:oddVBand="0" w:evenVBand="0" w:oddHBand="0" w:evenHBand="0" w:firstRowFirstColumn="0" w:firstRowLastColumn="0" w:lastRowFirstColumn="0" w:lastRowLastColumn="0"/>
+              <w:rPr>
+                <w:rFonts w:ascii="Calibri" w:eastAsia="Times New Roman" w:hAnsi="Calibri" w:cs="Calibri"/>
+                <w:color w:val="000000"/>
+              </w:rPr>
+            </w:pPr>
+            <w:r>
+              <w:rPr>
+                <w:rFonts w:ascii="Calibri" w:eastAsia="Times New Roman" w:hAnsi="Calibri" w:cs="Calibri"/>
+                <w:color w:val="000000"/>
+              </w:rPr>
+              <w:t>341.5572</w:t>
+            </w:r>
+          </w:p>
+        </w:tc>
+        <w:tc>
+          <w:tcPr>
+            <w:tcW w:w="805" w:type="dxa"/>
+            <w:noWrap/>
+            <w:hideMark/>
+          </w:tcPr>
+          <w:p>
+            <w:pPr>
+              <w:jc w:val="center"/>
+              <w:cnfStyle w:val="000000000000" w:firstRow="0" w:lastRow="0" w:firstColumn="0" w:lastColumn="0" w:oddVBand="0" w:evenVBand="0" w:oddHBand="0" w:evenHBand="0" w:firstRowFirstColumn="0" w:firstRowLastColumn="0" w:lastRowFirstColumn="0" w:lastRowLastColumn="0"/>
+              <w:rPr>
+                <w:rFonts w:ascii="Calibri" w:eastAsia="Times New Roman" w:hAnsi="Calibri" w:cs="Calibri"/>
+                <w:color w:val="000000"/>
+              </w:rPr>
+            </w:pPr>
+            <w:r>
+              <w:rPr>
+                <w:rFonts w:ascii="Calibri" w:eastAsia="Times New Roman" w:hAnsi="Calibri" w:cs="Calibri"/>
+                <w:color w:val="000000"/>
+              </w:rPr>
+              <w:t>19.06532</w:t>
+            </w:r>
+          </w:p>
+        </w:tc>
+      </w:tr>
+      <w:tr>
+        <w:trPr>
+          <w:cnfStyle w:val="000000100000" w:firstRow="0" w:lastRow="0" w:firstColumn="0" w:lastColumn="0" w:oddVBand="0" w:evenVBand="0" w:oddHBand="1" w:evenHBand="0" w:firstRowFirstColumn="0" w:firstRowLastColumn="0" w:lastRowFirstColumn="0" w:lastRowLastColumn="0"/>
+          <w:trHeight w:val="290"/>
+          <w:jc w:val="center"/>
+        </w:trPr>
+        <w:tc>
+          <w:tcPr>
+            <w:cnfStyle w:val="001000000000" w:firstRow="0" w:lastRow="0" w:firstColumn="1" w:lastColumn="0" w:oddVBand="0" w:evenVBand="0" w:oddHBand="0" w:evenHBand="0" w:firstRowFirstColumn="0" w:firstRowLastColumn="0" w:lastRowFirstColumn="0" w:lastRowLastColumn="0"/>
+            <w:tcW w:w="960" w:type="dxa"/>
+            <w:noWrap/>
+            <w:hideMark/>
+          </w:tcPr>
+          <w:p>
+            <w:pPr>
+              <w:jc w:val="center"/>
+              <w:rPr>
+                <w:rFonts w:ascii="Calibri" w:eastAsia="Times New Roman" w:hAnsi="Calibri" w:cs="Calibri"/>
+                <w:color w:val="000000"/>
+              </w:rPr>
+            </w:pPr>
+            <w:r>
+              <w:rPr>
+                <w:rFonts w:ascii="Calibri" w:eastAsia="Times New Roman" w:hAnsi="Calibri" w:cs="Calibri"/>
+                <w:color w:val="000000"/>
+              </w:rPr>
+              <w:t>2123</w:t>
+            </w:r>
+          </w:p>
+        </w:tc>
+        <w:tc>
+          <w:tcPr>
+            <w:tcW w:w="1849" w:type="dxa"/>
+            <w:noWrap/>
+            <w:hideMark/>
+          </w:tcPr>
+          <w:p>
+            <w:pPr>
+              <w:jc w:val="center"/>
+              <w:cnfStyle w:val="000000100000" w:firstRow="0" w:lastRow="0" w:firstColumn="0" w:lastColumn="0" w:oddVBand="0" w:evenVBand="0" w:oddHBand="1" w:evenHBand="0" w:firstRowFirstColumn="0" w:firstRowLastColumn="0" w:lastRowFirstColumn="0" w:lastRowLastColumn="0"/>
+              <w:rPr>
+                <w:rFonts w:ascii="Calibri" w:eastAsia="Times New Roman" w:hAnsi="Calibri" w:cs="Calibri"/>
+                <w:color w:val="000000"/>
+              </w:rPr>
+            </w:pPr>
+            <w:r>
+              <w:rPr>
+                <w:rFonts w:ascii="Calibri" w:eastAsia="Times New Roman" w:hAnsi="Calibri" w:cs="Calibri"/>
+                <w:color w:val="000000"/>
+              </w:rPr>
+              <w:t>azaadiiyeiraan7</w:t>
+            </w:r>
+          </w:p>
+        </w:tc>
+        <w:tc>
+          <w:tcPr>
+            <w:tcW w:w="1776" w:type="dxa"/>
+            <w:noWrap/>
+            <w:hideMark/>
+          </w:tcPr>
+          <w:p>
+            <w:pPr>
+              <w:jc w:val="center"/>
+              <w:cnfStyle w:val="000000100000" w:firstRow="0" w:lastRow="0" w:firstColumn="0" w:lastColumn="0" w:oddVBand="0" w:evenVBand="0" w:oddHBand="1" w:evenHBand="0" w:firstRowFirstColumn="0" w:firstRowLastColumn="0" w:lastRowFirstColumn="0" w:lastRowLastColumn="0"/>
+              <w:rPr>
+                <w:rFonts w:ascii="Calibri" w:eastAsia="Times New Roman" w:hAnsi="Calibri" w:cs="Calibri"/>
+                <w:color w:val="000000"/>
+              </w:rPr>
+            </w:pPr>
+            <w:r>
+              <w:rPr>
+                <w:rFonts w:ascii="Calibri" w:eastAsia="Times New Roman" w:hAnsi="Calibri" w:cs="Calibri"/>
+                <w:color w:val="000000"/>
+              </w:rPr>
+              <w:t>204.9473</w:t>
+            </w:r>
+          </w:p>
+        </w:tc>
+        <w:tc>
+          <w:tcPr>
+            <w:tcW w:w="805" w:type="dxa"/>
+            <w:noWrap/>
+            <w:hideMark/>
+          </w:tcPr>
+          <w:p>
+            <w:pPr>
+              <w:jc w:val="center"/>
+              <w:cnfStyle w:val="000000100000" w:firstRow="0" w:lastRow="0" w:firstColumn="0" w:lastColumn="0" w:oddVBand="0" w:evenVBand="0" w:oddHBand="1" w:evenHBand="0" w:firstRowFirstColumn="0" w:firstRowLastColumn="0" w:lastRowFirstColumn="0" w:lastRowLastColumn="0"/>
+              <w:rPr>
+                <w:rFonts w:ascii="Calibri" w:eastAsia="Times New Roman" w:hAnsi="Calibri" w:cs="Calibri"/>
+                <w:color w:val="000000"/>
+              </w:rPr>
+            </w:pPr>
+            <w:r>
+              <w:rPr>
+                <w:rFonts w:ascii="Calibri" w:eastAsia="Times New Roman" w:hAnsi="Calibri" w:cs="Calibri"/>
+                <w:color w:val="000000"/>
+              </w:rPr>
+              <w:t>11.20967</w:t>
+            </w:r>
+          </w:p>
+        </w:tc>
+      </w:tr>
+      <w:tr>
+        <w:trPr>
+          <w:trHeight w:val="290"/>
+          <w:jc w:val="center"/>
+        </w:trPr>
+        <w:tc>
+          <w:tcPr>
+            <w:cnfStyle w:val="001000000000" w:firstRow="0" w:lastRow="0" w:firstColumn="1" w:lastColumn="0" w:oddVBand="0" w:evenVBand="0" w:oddHBand="0" w:evenHBand="0" w:firstRowFirstColumn="0" w:firstRowLastColumn="0" w:lastRowFirstColumn="0" w:lastRowLastColumn="0"/>
+            <w:tcW w:w="960" w:type="dxa"/>
+            <w:noWrap/>
+            <w:hideMark/>
+          </w:tcPr>
+          <w:p>
+            <w:pPr>
+              <w:jc w:val="center"/>
+              <w:rPr>
+                <w:rFonts w:ascii="Calibri" w:eastAsia="Times New Roman" w:hAnsi="Calibri" w:cs="Calibri"/>
+                <w:color w:val="000000"/>
+              </w:rPr>
+            </w:pPr>
+            <w:r>
+              <w:rPr>
+                <w:rFonts w:ascii="Calibri" w:eastAsia="Times New Roman" w:hAnsi="Calibri" w:cs="Calibri"/>
+                <w:color w:val="000000"/>
+              </w:rPr>
+              <w:t>2714</w:t>
+            </w:r>
+          </w:p>
+        </w:tc>
+        <w:tc>
+          <w:tcPr>
+            <w:tcW w:w="1849" w:type="dxa"/>
+            <w:noWrap/>
+            <w:hideMark/>
+          </w:tcPr>
+          <w:p>
+            <w:pPr>
+              <w:jc w:val="center"/>
+              <w:cnfStyle w:val="000000000000" w:firstRow="0" w:lastRow="0" w:firstColumn="0" w:lastColumn="0" w:oddVBand="0" w:evenVBand="0" w:oddHBand="0" w:evenHBand="0" w:firstRowFirstColumn="0" w:firstRowLastColumn="0" w:lastRowFirstColumn="0" w:lastRowLastColumn="0"/>
+              <w:rPr>
+                <w:rFonts w:ascii="Calibri" w:eastAsia="Times New Roman" w:hAnsi="Calibri" w:cs="Calibri"/>
+                <w:color w:val="000000"/>
+              </w:rPr>
+            </w:pPr>
+            <w:proofErr w:type="spellStart"/>
+            <w:r>
+              <w:rPr>
+                <w:rFonts w:ascii="Calibri" w:eastAsia="Times New Roman" w:hAnsi="Calibri" w:cs="Calibri"/>
+                <w:color w:val="000000"/>
+              </w:rPr>
+              <w:t>farcrit</w:t>
+            </w:r>
+            <w:proofErr w:type="spellEnd"/>
+          </w:p>
+        </w:tc>
+        <w:tc>
+          <w:tcPr>
+            <w:tcW w:w="1776" w:type="dxa"/>
+            <w:noWrap/>
+            <w:hideMark/>
+          </w:tcPr>
+          <w:p>
+            <w:pPr>
+              <w:jc w:val="center"/>
+              <w:cnfStyle w:val="000000000000" w:firstRow="0" w:lastRow="0" w:firstColumn="0" w:lastColumn="0" w:oddVBand="0" w:evenVBand="0" w:oddHBand="0" w:evenHBand="0" w:firstRowFirstColumn="0" w:firstRowLastColumn="0" w:lastRowFirstColumn="0" w:lastRowLastColumn="0"/>
+              <w:rPr>
+                <w:rFonts w:ascii="Calibri" w:eastAsia="Times New Roman" w:hAnsi="Calibri" w:cs="Calibri"/>
+                <w:color w:val="000000"/>
+              </w:rPr>
+            </w:pPr>
+            <w:r>
+              <w:rPr>
+                <w:rFonts w:ascii="Calibri" w:eastAsia="Times New Roman" w:hAnsi="Calibri" w:cs="Calibri"/>
+                <w:color w:val="000000"/>
+              </w:rPr>
+              <w:t>167.8851</w:t>
+            </w:r>
+          </w:p>
+        </w:tc>
+        <w:tc>
+          <w:tcPr>
+            <w:tcW w:w="805" w:type="dxa"/>
+            <w:noWrap/>
+            <w:hideMark/>
+          </w:tcPr>
+          <w:p>
+            <w:pPr>
+              <w:jc w:val="center"/>
+              <w:cnfStyle w:val="000000000000" w:firstRow="0" w:lastRow="0" w:firstColumn="0" w:lastColumn="0" w:oddVBand="0" w:evenVBand="0" w:oddHBand="0" w:evenHBand="0" w:firstRowFirstColumn="0" w:firstRowLastColumn="0" w:lastRowFirstColumn="0" w:lastRowLastColumn="0"/>
+              <w:rPr>
+                <w:rFonts w:ascii="Calibri" w:eastAsia="Times New Roman" w:hAnsi="Calibri" w:cs="Calibri"/>
+                <w:color w:val="000000"/>
+              </w:rPr>
+            </w:pPr>
+            <w:r>
+              <w:rPr>
+                <w:rFonts w:ascii="Calibri" w:eastAsia="Times New Roman" w:hAnsi="Calibri" w:cs="Calibri"/>
+                <w:color w:val="000000"/>
+              </w:rPr>
+              <w:t>11.36888</w:t>
+            </w:r>
+          </w:p>
+        </w:tc>
+      </w:tr>
+      <w:tr>
+        <w:trPr>
+          <w:cnfStyle w:val="000000100000" w:firstRow="0" w:lastRow="0" w:firstColumn="0" w:lastColumn="0" w:oddVBand="0" w:evenVBand="0" w:oddHBand="1" w:evenHBand="0" w:firstRowFirstColumn="0" w:firstRowLastColumn="0" w:lastRowFirstColumn="0" w:lastRowLastColumn="0"/>
+          <w:trHeight w:val="290"/>
+          <w:jc w:val="center"/>
+        </w:trPr>
+        <w:tc>
+          <w:tcPr>
+            <w:cnfStyle w:val="001000000000" w:firstRow="0" w:lastRow="0" w:firstColumn="1" w:lastColumn="0" w:oddVBand="0" w:evenVBand="0" w:oddHBand="0" w:evenHBand="0" w:firstRowFirstColumn="0" w:firstRowLastColumn="0" w:lastRowFirstColumn="0" w:lastRowLastColumn="0"/>
+            <w:tcW w:w="960" w:type="dxa"/>
+            <w:noWrap/>
+            <w:hideMark/>
+          </w:tcPr>
+          <w:p>
+            <w:pPr>
+              <w:jc w:val="center"/>
+              <w:rPr>
+                <w:rFonts w:ascii="Calibri" w:eastAsia="Times New Roman" w:hAnsi="Calibri" w:cs="Calibri"/>
+                <w:color w:val="000000"/>
+              </w:rPr>
+            </w:pPr>
+            <w:r>
+              <w:rPr>
+                <w:rFonts w:ascii="Calibri" w:eastAsia="Times New Roman" w:hAnsi="Calibri" w:cs="Calibri"/>
+                <w:color w:val="000000"/>
+              </w:rPr>
+              <w:t>1661</w:t>
+            </w:r>
+          </w:p>
+        </w:tc>
+        <w:tc>
+          <w:tcPr>
+            <w:tcW w:w="1849" w:type="dxa"/>
+            <w:noWrap/>
+            <w:hideMark/>
+          </w:tcPr>
+          <w:p>
+            <w:pPr>
+              <w:jc w:val="center"/>
+              <w:cnfStyle w:val="000000100000" w:firstRow="0" w:lastRow="0" w:firstColumn="0" w:lastColumn="0" w:oddVBand="0" w:evenVBand="0" w:oddHBand="1" w:evenHBand="0" w:firstRowFirstColumn="0" w:firstRowLastColumn="0" w:lastRowFirstColumn="0" w:lastRowLastColumn="0"/>
+              <w:rPr>
+                <w:rFonts w:ascii="Calibri" w:eastAsia="Times New Roman" w:hAnsi="Calibri" w:cs="Calibri"/>
+                <w:color w:val="000000"/>
+              </w:rPr>
+            </w:pPr>
+            <w:proofErr w:type="spellStart"/>
+            <w:r>
+              <w:rPr>
+                <w:rFonts w:ascii="Calibri" w:eastAsia="Times New Roman" w:hAnsi="Calibri" w:cs="Calibri"/>
+                <w:color w:val="000000"/>
+              </w:rPr>
+              <w:t>mobarez_nastooh</w:t>
+            </w:r>
+            <w:proofErr w:type="spellEnd"/>
+          </w:p>
+        </w:tc>
+        <w:tc>
+          <w:tcPr>
+            <w:tcW w:w="1776" w:type="dxa"/>
+            <w:noWrap/>
+            <w:hideMark/>
+          </w:tcPr>
+          <w:p>
+            <w:pPr>
+              <w:jc w:val="center"/>
+              <w:cnfStyle w:val="000000100000" w:firstRow="0" w:lastRow="0" w:firstColumn="0" w:lastColumn="0" w:oddVBand="0" w:evenVBand="0" w:oddHBand="1" w:evenHBand="0" w:firstRowFirstColumn="0" w:firstRowLastColumn="0" w:lastRowFirstColumn="0" w:lastRowLastColumn="0"/>
+              <w:rPr>
+                <w:rFonts w:ascii="Calibri" w:eastAsia="Times New Roman" w:hAnsi="Calibri" w:cs="Calibri"/>
+                <w:color w:val="000000"/>
+              </w:rPr>
+            </w:pPr>
+            <w:r>
+              <w:rPr>
+                <w:rFonts w:ascii="Calibri" w:eastAsia="Times New Roman" w:hAnsi="Calibri" w:cs="Calibri"/>
+                <w:color w:val="000000"/>
+              </w:rPr>
+              <w:t>153.0606</w:t>
+            </w:r>
+          </w:p>
+        </w:tc>
+        <w:tc>
+          <w:tcPr>
+            <w:tcW w:w="805" w:type="dxa"/>
+            <w:noWrap/>
+            <w:hideMark/>
+          </w:tcPr>
+          <w:p>
+            <w:pPr>
+              <w:jc w:val="center"/>
+              <w:cnfStyle w:val="000000100000" w:firstRow="0" w:lastRow="0" w:firstColumn="0" w:lastColumn="0" w:oddVBand="0" w:evenVBand="0" w:oddHBand="1" w:evenHBand="0" w:firstRowFirstColumn="0" w:firstRowLastColumn="0" w:lastRowFirstColumn="0" w:lastRowLastColumn="0"/>
+              <w:rPr>
+                <w:rFonts w:ascii="Calibri" w:eastAsia="Times New Roman" w:hAnsi="Calibri" w:cs="Calibri"/>
+                <w:color w:val="000000"/>
+              </w:rPr>
+            </w:pPr>
+            <w:r>
+              <w:rPr>
+                <w:rFonts w:ascii="Calibri" w:eastAsia="Times New Roman" w:hAnsi="Calibri" w:cs="Calibri"/>
+                <w:color w:val="000000"/>
+              </w:rPr>
+              <w:t>12.08066</w:t>
+            </w:r>
+          </w:p>
+        </w:tc>
+      </w:tr>
+      <w:tr>
+        <w:trPr>
+          <w:trHeight w:val="290"/>
+          <w:jc w:val="center"/>
+        </w:trPr>
+        <w:tc>
+          <w:tcPr>
+            <w:cnfStyle w:val="001000000000" w:firstRow="0" w:lastRow="0" w:firstColumn="1" w:lastColumn="0" w:oddVBand="0" w:evenVBand="0" w:oddHBand="0" w:evenHBand="0" w:firstRowFirstColumn="0" w:firstRowLastColumn="0" w:lastRowFirstColumn="0" w:lastRowLastColumn="0"/>
+            <w:tcW w:w="960" w:type="dxa"/>
+            <w:noWrap/>
+            <w:hideMark/>
+          </w:tcPr>
+          <w:p>
+            <w:pPr>
+              <w:jc w:val="center"/>
+              <w:rPr>
+                <w:rFonts w:ascii="Calibri" w:eastAsia="Times New Roman" w:hAnsi="Calibri" w:cs="Calibri"/>
+                <w:color w:val="000000"/>
+              </w:rPr>
+            </w:pPr>
+            <w:r>
+              <w:rPr>
+                <w:rFonts w:ascii="Calibri" w:eastAsia="Times New Roman" w:hAnsi="Calibri" w:cs="Calibri"/>
+                <w:color w:val="000000"/>
+              </w:rPr>
+              <w:t>260</w:t>
+            </w:r>
+          </w:p>
+        </w:tc>
+        <w:tc>
+          <w:tcPr>
+            <w:tcW w:w="1849" w:type="dxa"/>
+            <w:noWrap/>
+            <w:hideMark/>
+          </w:tcPr>
+          <w:p>
+            <w:pPr>
+              <w:jc w:val="center"/>
+              <w:cnfStyle w:val="000000000000" w:firstRow="0" w:lastRow="0" w:firstColumn="0" w:lastColumn="0" w:oddVBand="0" w:evenVBand="0" w:oddHBand="0" w:evenHBand="0" w:firstRowFirstColumn="0" w:firstRowLastColumn="0" w:lastRowFirstColumn="0" w:lastRowLastColumn="0"/>
+              <w:rPr>
+                <w:rFonts w:ascii="Calibri" w:eastAsia="Times New Roman" w:hAnsi="Calibri" w:cs="Calibri"/>
+                <w:color w:val="000000"/>
+              </w:rPr>
+            </w:pPr>
+            <w:proofErr w:type="spellStart"/>
+            <w:r>
+              <w:rPr>
+                <w:rFonts w:ascii="Calibri" w:eastAsia="Times New Roman" w:hAnsi="Calibri" w:cs="Calibri"/>
+                <w:color w:val="000000"/>
+              </w:rPr>
+              <w:t>VidaSarafraz</w:t>
+            </w:r>
+            <w:proofErr w:type="spellEnd"/>
+          </w:p>
+        </w:tc>
+        <w:tc>
+          <w:tcPr>
+            <w:tcW w:w="1776" w:type="dxa"/>
+            <w:noWrap/>
+            <w:hideMark/>
+          </w:tcPr>
+          <w:p>
+            <w:pPr>
+              <w:jc w:val="center"/>
+              <w:cnfStyle w:val="000000000000" w:firstRow="0" w:lastRow="0" w:firstColumn="0" w:lastColumn="0" w:oddVBand="0" w:evenVBand="0" w:oddHBand="0" w:evenHBand="0" w:firstRowFirstColumn="0" w:firstRowLastColumn="0" w:lastRowFirstColumn="0" w:lastRowLastColumn="0"/>
+              <w:rPr>
+                <w:rFonts w:ascii="Calibri" w:eastAsia="Times New Roman" w:hAnsi="Calibri" w:cs="Calibri"/>
+                <w:color w:val="000000"/>
+              </w:rPr>
+            </w:pPr>
+            <w:r>
+              <w:rPr>
+                <w:rFonts w:ascii="Calibri" w:eastAsia="Times New Roman" w:hAnsi="Calibri" w:cs="Calibri"/>
+                <w:color w:val="000000"/>
+              </w:rPr>
+              <w:t>151.839</w:t>
+            </w:r>
+          </w:p>
+        </w:tc>
+        <w:tc>
+          <w:tcPr>
+            <w:tcW w:w="805" w:type="dxa"/>
+            <w:noWrap/>
+            <w:hideMark/>
+          </w:tcPr>
+          <w:p>
+            <w:pPr>
+              <w:jc w:val="center"/>
+              <w:cnfStyle w:val="000000000000" w:firstRow="0" w:lastRow="0" w:firstColumn="0" w:lastColumn="0" w:oddVBand="0" w:evenVBand="0" w:oddHBand="0" w:evenHBand="0" w:firstRowFirstColumn="0" w:firstRowLastColumn="0" w:lastRowFirstColumn="0" w:lastRowLastColumn="0"/>
+              <w:rPr>
+                <w:rFonts w:ascii="Calibri" w:eastAsia="Times New Roman" w:hAnsi="Calibri" w:cs="Calibri"/>
+                <w:color w:val="000000"/>
+              </w:rPr>
+            </w:pPr>
+            <w:r>
+              <w:rPr>
+                <w:rFonts w:ascii="Calibri" w:eastAsia="Times New Roman" w:hAnsi="Calibri" w:cs="Calibri"/>
+                <w:color w:val="000000"/>
+              </w:rPr>
+              <w:t>17.37565</w:t>
+            </w:r>
+          </w:p>
+        </w:tc>
+      </w:tr>
+      <w:tr>
+        <w:trPr>
+          <w:cnfStyle w:val="000000100000" w:firstRow="0" w:lastRow="0" w:firstColumn="0" w:lastColumn="0" w:oddVBand="0" w:evenVBand="0" w:oddHBand="1" w:evenHBand="0" w:firstRowFirstColumn="0" w:firstRowLastColumn="0" w:lastRowFirstColumn="0" w:lastRowLastColumn="0"/>
+          <w:trHeight w:val="290"/>
+          <w:jc w:val="center"/>
+        </w:trPr>
+        <w:tc>
+          <w:tcPr>
+            <w:cnfStyle w:val="001000000000" w:firstRow="0" w:lastRow="0" w:firstColumn="1" w:lastColumn="0" w:oddVBand="0" w:evenVBand="0" w:oddHBand="0" w:evenHBand="0" w:firstRowFirstColumn="0" w:firstRowLastColumn="0" w:lastRowFirstColumn="0" w:lastRowLastColumn="0"/>
+            <w:tcW w:w="960" w:type="dxa"/>
+            <w:noWrap/>
+            <w:hideMark/>
+          </w:tcPr>
+          <w:p>
+            <w:pPr>
+              <w:jc w:val="center"/>
+              <w:rPr>
+                <w:rFonts w:ascii="Calibri" w:eastAsia="Times New Roman" w:hAnsi="Calibri" w:cs="Calibri"/>
+                <w:color w:val="000000"/>
+              </w:rPr>
+            </w:pPr>
+            <w:r>
+              <w:rPr>
+                <w:rFonts w:ascii="Calibri" w:eastAsia="Times New Roman" w:hAnsi="Calibri" w:cs="Calibri"/>
+                <w:color w:val="000000"/>
+              </w:rPr>
+              <w:t>2967</w:t>
+            </w:r>
+          </w:p>
+        </w:tc>
+        <w:tc>
+          <w:tcPr>
+            <w:tcW w:w="1849" w:type="dxa"/>
+            <w:noWrap/>
+            <w:hideMark/>
+          </w:tcPr>
+          <w:p>
+            <w:pPr>
+              <w:jc w:val="center"/>
+              <w:cnfStyle w:val="000000100000" w:firstRow="0" w:lastRow="0" w:firstColumn="0" w:lastColumn="0" w:oddVBand="0" w:evenVBand="0" w:oddHBand="1" w:evenHBand="0" w:firstRowFirstColumn="0" w:firstRowLastColumn="0" w:lastRowFirstColumn="0" w:lastRowLastColumn="0"/>
+              <w:rPr>
+                <w:rFonts w:ascii="Calibri" w:eastAsia="Times New Roman" w:hAnsi="Calibri" w:cs="Calibri"/>
+                <w:color w:val="000000"/>
+              </w:rPr>
+            </w:pPr>
+            <w:proofErr w:type="spellStart"/>
+            <w:r>
+              <w:rPr>
+                <w:rFonts w:ascii="Calibri" w:eastAsia="Times New Roman" w:hAnsi="Calibri" w:cs="Calibri"/>
+                <w:color w:val="000000"/>
+              </w:rPr>
+              <w:t>IspahbadhSina</w:t>
+            </w:r>
+            <w:proofErr w:type="spellEnd"/>
+          </w:p>
+        </w:tc>
+        <w:tc>
+          <w:tcPr>
+            <w:tcW w:w="1776" w:type="dxa"/>
+            <w:noWrap/>
+            <w:hideMark/>
+          </w:tcPr>
+          <w:p>
+            <w:pPr>
+              <w:jc w:val="center"/>
+              <w:cnfStyle w:val="000000100000" w:firstRow="0" w:lastRow="0" w:firstColumn="0" w:lastColumn="0" w:oddVBand="0" w:evenVBand="0" w:oddHBand="1" w:evenHBand="0" w:firstRowFirstColumn="0" w:firstRowLastColumn="0" w:lastRowFirstColumn="0" w:lastRowLastColumn="0"/>
+              <w:rPr>
+                <w:rFonts w:ascii="Calibri" w:eastAsia="Times New Roman" w:hAnsi="Calibri" w:cs="Calibri"/>
+                <w:color w:val="000000"/>
+              </w:rPr>
+            </w:pPr>
+            <w:r>
+              <w:rPr>
+                <w:rFonts w:ascii="Calibri" w:eastAsia="Times New Roman" w:hAnsi="Calibri" w:cs="Calibri"/>
+                <w:color w:val="000000"/>
+              </w:rPr>
+              <w:t>87.03161</w:t>
+            </w:r>
+          </w:p>
+        </w:tc>
+        <w:tc>
+          <w:tcPr>
+            <w:tcW w:w="805" w:type="dxa"/>
+            <w:noWrap/>
+            <w:hideMark/>
+          </w:tcPr>
+          <w:p>
+            <w:pPr>
+              <w:jc w:val="center"/>
+              <w:cnfStyle w:val="000000100000" w:firstRow="0" w:lastRow="0" w:firstColumn="0" w:lastColumn="0" w:oddVBand="0" w:evenVBand="0" w:oddHBand="1" w:evenHBand="0" w:firstRowFirstColumn="0" w:firstRowLastColumn="0" w:lastRowFirstColumn="0" w:lastRowLastColumn="0"/>
+              <w:rPr>
+                <w:rFonts w:ascii="Calibri" w:eastAsia="Times New Roman" w:hAnsi="Calibri" w:cs="Calibri"/>
+                <w:color w:val="000000"/>
+              </w:rPr>
+            </w:pPr>
+            <w:r>
+              <w:rPr>
+                <w:rFonts w:ascii="Calibri" w:eastAsia="Times New Roman" w:hAnsi="Calibri" w:cs="Calibri"/>
+                <w:color w:val="000000"/>
+              </w:rPr>
+              <w:t>12.40156</w:t>
+            </w:r>
+          </w:p>
+        </w:tc>
+      </w:tr>
+      <w:tr>
+        <w:trPr>
+          <w:trHeight w:val="290"/>
+          <w:jc w:val="center"/>
+        </w:trPr>
+        <w:tc>
+          <w:tcPr>
+            <w:cnfStyle w:val="001000000000" w:firstRow="0" w:lastRow="0" w:firstColumn="1" w:lastColumn="0" w:oddVBand="0" w:evenVBand="0" w:oddHBand="0" w:evenHBand="0" w:firstRowFirstColumn="0" w:firstRowLastColumn="0" w:lastRowFirstColumn="0" w:lastRowLastColumn="0"/>
+            <w:tcW w:w="960" w:type="dxa"/>
+            <w:noWrap/>
+            <w:hideMark/>
+          </w:tcPr>
+          <w:p>
+            <w:pPr>
+              <w:jc w:val="center"/>
+              <w:rPr>
+                <w:rFonts w:ascii="Calibri" w:eastAsia="Times New Roman" w:hAnsi="Calibri" w:cs="Calibri"/>
+                <w:color w:val="000000"/>
+              </w:rPr>
+            </w:pPr>
+            <w:r>
+              <w:rPr>
+                <w:rFonts w:ascii="Calibri" w:eastAsia="Times New Roman" w:hAnsi="Calibri" w:cs="Calibri"/>
+                <w:color w:val="000000"/>
+              </w:rPr>
+              <w:t>1422</w:t>
+            </w:r>
+          </w:p>
+        </w:tc>
+        <w:tc>
+          <w:tcPr>
+            <w:tcW w:w="1849" w:type="dxa"/>
+            <w:noWrap/>
+            <w:hideMark/>
+          </w:tcPr>
+          <w:p>
+            <w:pPr>
+              <w:jc w:val="center"/>
+              <w:cnfStyle w:val="000000000000" w:firstRow="0" w:lastRow="0" w:firstColumn="0" w:lastColumn="0" w:oddVBand="0" w:evenVBand="0" w:oddHBand="0" w:evenHBand="0" w:firstRowFirstColumn="0" w:firstRowLastColumn="0" w:lastRowFirstColumn="0" w:lastRowLastColumn="0"/>
+              <w:rPr>
+                <w:rFonts w:ascii="Calibri" w:eastAsia="Times New Roman" w:hAnsi="Calibri" w:cs="Calibri"/>
+                <w:color w:val="000000"/>
+              </w:rPr>
+            </w:pPr>
+            <w:r>
+              <w:rPr>
+                <w:rFonts w:ascii="Calibri" w:eastAsia="Times New Roman" w:hAnsi="Calibri" w:cs="Calibri"/>
+                <w:color w:val="000000"/>
+              </w:rPr>
+              <w:t>5arhang</w:t>
+            </w:r>
+          </w:p>
+        </w:tc>
+        <w:tc>
+          <w:tcPr>
+            <w:tcW w:w="1776" w:type="dxa"/>
+            <w:noWrap/>
+            <w:hideMark/>
+          </w:tcPr>
+          <w:p>
+            <w:pPr>
+              <w:jc w:val="center"/>
+              <w:cnfStyle w:val="000000000000" w:firstRow="0" w:lastRow="0" w:firstColumn="0" w:lastColumn="0" w:oddVBand="0" w:evenVBand="0" w:oddHBand="0" w:evenHBand="0" w:firstRowFirstColumn="0" w:firstRowLastColumn="0" w:lastRowFirstColumn="0" w:lastRowLastColumn="0"/>
+              <w:rPr>
+                <w:rFonts w:ascii="Calibri" w:eastAsia="Times New Roman" w:hAnsi="Calibri" w:cs="Calibri"/>
+                <w:color w:val="000000"/>
+              </w:rPr>
+            </w:pPr>
+            <w:r>
+              <w:rPr>
+                <w:rFonts w:ascii="Calibri" w:eastAsia="Times New Roman" w:hAnsi="Calibri" w:cs="Calibri"/>
+                <w:color w:val="000000"/>
+              </w:rPr>
+              <w:t>80.1887</w:t>
+            </w:r>
+          </w:p>
+        </w:tc>
+        <w:tc>
+          <w:tcPr>
+            <w:tcW w:w="805" w:type="dxa"/>
+            <w:noWrap/>
+            <w:hideMark/>
+          </w:tcPr>
+          <w:p>
+            <w:pPr>
+              <w:jc w:val="center"/>
+              <w:cnfStyle w:val="000000000000" w:firstRow="0" w:lastRow="0" w:firstColumn="0" w:lastColumn="0" w:oddVBand="0" w:evenVBand="0" w:oddHBand="0" w:evenHBand="0" w:firstRowFirstColumn="0" w:firstRowLastColumn="0" w:lastRowFirstColumn="0" w:lastRowLastColumn="0"/>
+              <w:rPr>
+                <w:rFonts w:ascii="Calibri" w:eastAsia="Times New Roman" w:hAnsi="Calibri" w:cs="Calibri"/>
+                <w:color w:val="000000"/>
+              </w:rPr>
+            </w:pPr>
+            <w:r>
+              <w:rPr>
+                <w:rFonts w:ascii="Calibri" w:eastAsia="Times New Roman" w:hAnsi="Calibri" w:cs="Calibri"/>
+                <w:color w:val="000000"/>
+              </w:rPr>
+              <w:t>5.722877</w:t>
+            </w:r>
+          </w:p>
+        </w:tc>
+      </w:tr>
+      <w:tr>
+        <w:trPr>
+          <w:cnfStyle w:val="000000100000" w:firstRow="0" w:lastRow="0" w:firstColumn="0" w:lastColumn="0" w:oddVBand="0" w:evenVBand="0" w:oddHBand="1" w:evenHBand="0" w:firstRowFirstColumn="0" w:firstRowLastColumn="0" w:lastRowFirstColumn="0" w:lastRowLastColumn="0"/>
+          <w:trHeight w:val="290"/>
+          <w:jc w:val="center"/>
+        </w:trPr>
+        <w:tc>
+          <w:tcPr>
+            <w:cnfStyle w:val="001000000000" w:firstRow="0" w:lastRow="0" w:firstColumn="1" w:lastColumn="0" w:oddVBand="0" w:evenVBand="0" w:oddHBand="0" w:evenHBand="0" w:firstRowFirstColumn="0" w:firstRowLastColumn="0" w:lastRowFirstColumn="0" w:lastRowLastColumn="0"/>
+            <w:tcW w:w="960" w:type="dxa"/>
+            <w:noWrap/>
+            <w:hideMark/>
+          </w:tcPr>
+          <w:p>
+            <w:pPr>
+              <w:jc w:val="center"/>
+              <w:rPr>
+                <w:rFonts w:ascii="Calibri" w:eastAsia="Times New Roman" w:hAnsi="Calibri" w:cs="Calibri"/>
+                <w:color w:val="000000"/>
+              </w:rPr>
+            </w:pPr>
+            <w:r>
+              <w:rPr>
+                <w:rFonts w:ascii="Calibri" w:eastAsia="Times New Roman" w:hAnsi="Calibri" w:cs="Calibri"/>
+                <w:color w:val="000000"/>
+              </w:rPr>
+              <w:t>1154</w:t>
+            </w:r>
+          </w:p>
+        </w:tc>
+        <w:tc>
+          <w:tcPr>
+            <w:tcW w:w="1849" w:type="dxa"/>
+            <w:noWrap/>
+            <w:hideMark/>
+          </w:tcPr>
+          <w:p>
+            <w:pPr>
+              <w:jc w:val="center"/>
+              <w:cnfStyle w:val="000000100000" w:firstRow="0" w:lastRow="0" w:firstColumn="0" w:lastColumn="0" w:oddVBand="0" w:evenVBand="0" w:oddHBand="1" w:evenHBand="0" w:firstRowFirstColumn="0" w:firstRowLastColumn="0" w:lastRowFirstColumn="0" w:lastRowLastColumn="0"/>
+              <w:rPr>
+                <w:rFonts w:ascii="Calibri" w:eastAsia="Times New Roman" w:hAnsi="Calibri" w:cs="Calibri"/>
+                <w:color w:val="000000"/>
+              </w:rPr>
+            </w:pPr>
+            <w:proofErr w:type="spellStart"/>
+            <w:r>
+              <w:rPr>
+                <w:rFonts w:ascii="Calibri" w:eastAsia="Times New Roman" w:hAnsi="Calibri" w:cs="Calibri"/>
+                <w:color w:val="000000"/>
+              </w:rPr>
+              <w:t>Walterakam</w:t>
+            </w:r>
+            <w:proofErr w:type="spellEnd"/>
+          </w:p>
+        </w:tc>
+        <w:tc>
+          <w:tcPr>
+            <w:tcW w:w="1776" w:type="dxa"/>
+            <w:noWrap/>
+            <w:hideMark/>
+          </w:tcPr>
+          <w:p>
+            <w:pPr>
+              <w:jc w:val="center"/>
+              <w:cnfStyle w:val="000000100000" w:firstRow="0" w:lastRow="0" w:firstColumn="0" w:lastColumn="0" w:oddVBand="0" w:evenVBand="0" w:oddHBand="1" w:evenHBand="0" w:firstRowFirstColumn="0" w:firstRowLastColumn="0" w:lastRowFirstColumn="0" w:lastRowLastColumn="0"/>
+              <w:rPr>
+                <w:rFonts w:ascii="Calibri" w:eastAsia="Times New Roman" w:hAnsi="Calibri" w:cs="Calibri"/>
+                <w:color w:val="000000"/>
+              </w:rPr>
+            </w:pPr>
+            <w:r>
+              <w:rPr>
+                <w:rFonts w:ascii="Calibri" w:eastAsia="Times New Roman" w:hAnsi="Calibri" w:cs="Calibri"/>
+                <w:color w:val="000000"/>
+              </w:rPr>
+              <w:t>62.52271</w:t>
+            </w:r>
+          </w:p>
+        </w:tc>
+        <w:tc>
+          <w:tcPr>
+            <w:tcW w:w="805" w:type="dxa"/>
+            <w:noWrap/>
+            <w:hideMark/>
+          </w:tcPr>
+          <w:p>
+            <w:pPr>
+              <w:jc w:val="center"/>
+              <w:cnfStyle w:val="000000100000" w:firstRow="0" w:lastRow="0" w:firstColumn="0" w:lastColumn="0" w:oddVBand="0" w:evenVBand="0" w:oddHBand="1" w:evenHBand="0" w:firstRowFirstColumn="0" w:firstRowLastColumn="0" w:lastRowFirstColumn="0" w:lastRowLastColumn="0"/>
+              <w:rPr>
+                <w:rFonts w:ascii="Calibri" w:eastAsia="Times New Roman" w:hAnsi="Calibri" w:cs="Calibri"/>
+                <w:color w:val="000000"/>
+              </w:rPr>
+            </w:pPr>
+            <w:r>
+              <w:rPr>
+                <w:rFonts w:ascii="Calibri" w:eastAsia="Times New Roman" w:hAnsi="Calibri" w:cs="Calibri"/>
+                <w:color w:val="000000"/>
+              </w:rPr>
+              <w:t>16.94665</w:t>
+            </w:r>
+          </w:p>
+        </w:tc>
+      </w:tr>
+      <w:tr>
+        <w:trPr>
+          <w:trHeight w:val="290"/>
+          <w:jc w:val="center"/>
+        </w:trPr>
+        <w:tc>
+          <w:tcPr>
+            <w:cnfStyle w:val="001000000000" w:firstRow="0" w:lastRow="0" w:firstColumn="1" w:lastColumn="0" w:oddVBand="0" w:evenVBand="0" w:oddHBand="0" w:evenHBand="0" w:firstRowFirstColumn="0" w:firstRowLastColumn="0" w:lastRowFirstColumn="0" w:lastRowLastColumn="0"/>
+            <w:tcW w:w="960" w:type="dxa"/>
+            <w:noWrap/>
+            <w:hideMark/>
+          </w:tcPr>
+          <w:p>
+            <w:pPr>
+              <w:jc w:val="center"/>
+              <w:rPr>
+                <w:rFonts w:ascii="Calibri" w:eastAsia="Times New Roman" w:hAnsi="Calibri" w:cs="Calibri"/>
+                <w:color w:val="000000"/>
+              </w:rPr>
+            </w:pPr>
+            <w:r>
+              <w:rPr>
+                <w:rFonts w:ascii="Calibri" w:eastAsia="Times New Roman" w:hAnsi="Calibri" w:cs="Calibri"/>
+                <w:color w:val="000000"/>
+              </w:rPr>
+              <w:t>831</w:t>
+            </w:r>
+          </w:p>
+        </w:tc>
+        <w:tc>
+          <w:tcPr>
+            <w:tcW w:w="1849" w:type="dxa"/>
+            <w:noWrap/>
+            <w:hideMark/>
+          </w:tcPr>
+          <w:p>
+            <w:pPr>
+              <w:jc w:val="center"/>
+              <w:cnfStyle w:val="000000000000" w:firstRow="0" w:lastRow="0" w:firstColumn="0" w:lastColumn="0" w:oddVBand="0" w:evenVBand="0" w:oddHBand="0" w:evenHBand="0" w:firstRowFirstColumn="0" w:firstRowLastColumn="0" w:lastRowFirstColumn="0" w:lastRowLastColumn="0"/>
+              <w:rPr>
+                <w:rFonts w:ascii="Calibri" w:eastAsia="Times New Roman" w:hAnsi="Calibri" w:cs="Calibri"/>
+                <w:color w:val="000000"/>
+              </w:rPr>
+            </w:pPr>
+            <w:proofErr w:type="spellStart"/>
+            <w:r>
+              <w:rPr>
+                <w:rFonts w:ascii="Calibri" w:eastAsia="Times New Roman" w:hAnsi="Calibri" w:cs="Calibri"/>
+                <w:color w:val="000000"/>
+              </w:rPr>
+              <w:t>cryptosamz</w:t>
+            </w:r>
+            <w:proofErr w:type="spellEnd"/>
+          </w:p>
+        </w:tc>
+        <w:tc>
+          <w:tcPr>
+            <w:tcW w:w="1776" w:type="dxa"/>
+            <w:noWrap/>
+            <w:hideMark/>
+          </w:tcPr>
+          <w:p>
+            <w:pPr>
+              <w:jc w:val="center"/>
+              <w:cnfStyle w:val="000000000000" w:firstRow="0" w:lastRow="0" w:firstColumn="0" w:lastColumn="0" w:oddVBand="0" w:evenVBand="0" w:oddHBand="0" w:evenHBand="0" w:firstRowFirstColumn="0" w:firstRowLastColumn="0" w:lastRowFirstColumn="0" w:lastRowLastColumn="0"/>
+              <w:rPr>
+                <w:rFonts w:ascii="Calibri" w:eastAsia="Times New Roman" w:hAnsi="Calibri" w:cs="Calibri"/>
+                <w:color w:val="000000"/>
+              </w:rPr>
+            </w:pPr>
+            <w:r>
+              <w:rPr>
+                <w:rFonts w:ascii="Calibri" w:eastAsia="Times New Roman" w:hAnsi="Calibri" w:cs="Calibri"/>
+                <w:color w:val="000000"/>
+              </w:rPr>
+              <w:t>30.02904</w:t>
+            </w:r>
+          </w:p>
+        </w:tc>
+        <w:tc>
+          <w:tcPr>
+            <w:tcW w:w="805" w:type="dxa"/>
+            <w:noWrap/>
+            <w:hideMark/>
+          </w:tcPr>
+          <w:p>
+            <w:pPr>
+              <w:jc w:val="center"/>
+              <w:cnfStyle w:val="000000000000" w:firstRow="0" w:lastRow="0" w:firstColumn="0" w:lastColumn="0" w:oddVBand="0" w:evenVBand="0" w:oddHBand="0" w:evenHBand="0" w:firstRowFirstColumn="0" w:firstRowLastColumn="0" w:lastRowFirstColumn="0" w:lastRowLastColumn="0"/>
+              <w:rPr>
+                <w:rFonts w:ascii="Calibri" w:eastAsia="Times New Roman" w:hAnsi="Calibri" w:cs="Calibri"/>
+                <w:color w:val="000000"/>
+              </w:rPr>
+            </w:pPr>
+            <w:r>
+              <w:rPr>
+                <w:rFonts w:ascii="Calibri" w:eastAsia="Times New Roman" w:hAnsi="Calibri" w:cs="Calibri"/>
+                <w:color w:val="000000"/>
+              </w:rPr>
+              <w:t>14.1871</w:t>
+            </w:r>
+          </w:p>
+        </w:tc>
+      </w:tr>
+      <w:tr>
+        <w:trPr>
+          <w:cnfStyle w:val="000000100000" w:firstRow="0" w:lastRow="0" w:firstColumn="0" w:lastColumn="0" w:oddVBand="0" w:evenVBand="0" w:oddHBand="1" w:evenHBand="0" w:firstRowFirstColumn="0" w:firstRowLastColumn="0" w:lastRowFirstColumn="0" w:lastRowLastColumn="0"/>
+          <w:trHeight w:val="290"/>
+          <w:jc w:val="center"/>
+        </w:trPr>
+        <w:tc>
+          <w:tcPr>
+            <w:cnfStyle w:val="001000000000" w:firstRow="0" w:lastRow="0" w:firstColumn="1" w:lastColumn="0" w:oddVBand="0" w:evenVBand="0" w:oddHBand="0" w:evenHBand="0" w:firstRowFirstColumn="0" w:firstRowLastColumn="0" w:lastRowFirstColumn="0" w:lastRowLastColumn="0"/>
+            <w:tcW w:w="960" w:type="dxa"/>
+            <w:noWrap/>
+            <w:hideMark/>
+          </w:tcPr>
+          <w:p>
+            <w:pPr>
+              <w:jc w:val="center"/>
+              <w:rPr>
+                <w:rFonts w:ascii="Calibri" w:eastAsia="Times New Roman" w:hAnsi="Calibri" w:cs="Calibri"/>
+                <w:color w:val="000000"/>
+              </w:rPr>
+            </w:pPr>
+            <w:r>
+              <w:rPr>
+                <w:rFonts w:ascii="Calibri" w:eastAsia="Times New Roman" w:hAnsi="Calibri" w:cs="Calibri"/>
+                <w:color w:val="000000"/>
+              </w:rPr>
+              <w:t>1056</w:t>
+            </w:r>
+          </w:p>
+        </w:tc>
+        <w:tc>
+          <w:tcPr>
+            <w:tcW w:w="1849" w:type="dxa"/>
+            <w:noWrap/>
+            <w:hideMark/>
+          </w:tcPr>
+          <w:p>
+            <w:pPr>
+              <w:jc w:val="center"/>
+              <w:cnfStyle w:val="000000100000" w:firstRow="0" w:lastRow="0" w:firstColumn="0" w:lastColumn="0" w:oddVBand="0" w:evenVBand="0" w:oddHBand="1" w:evenHBand="0" w:firstRowFirstColumn="0" w:firstRowLastColumn="0" w:lastRowFirstColumn="0" w:lastRowLastColumn="0"/>
+              <w:rPr>
+                <w:rFonts w:ascii="Calibri" w:eastAsia="Times New Roman" w:hAnsi="Calibri" w:cs="Calibri"/>
+                <w:color w:val="000000"/>
+              </w:rPr>
+            </w:pPr>
+            <w:r>
+              <w:rPr>
+                <w:rFonts w:ascii="Calibri" w:eastAsia="Times New Roman" w:hAnsi="Calibri" w:cs="Calibri"/>
+                <w:color w:val="000000"/>
+              </w:rPr>
+              <w:t>Redrighthand89</w:t>
+            </w:r>
+          </w:p>
+        </w:tc>
+        <w:tc>
+          <w:tcPr>
+            <w:tcW w:w="1776" w:type="dxa"/>
+            <w:noWrap/>
+            <w:hideMark/>
+          </w:tcPr>
+          <w:p>
+            <w:pPr>
+              <w:jc w:val="center"/>
+              <w:cnfStyle w:val="000000100000" w:firstRow="0" w:lastRow="0" w:firstColumn="0" w:lastColumn="0" w:oddVBand="0" w:evenVBand="0" w:oddHBand="1" w:evenHBand="0" w:firstRowFirstColumn="0" w:firstRowLastColumn="0" w:lastRowFirstColumn="0" w:lastRowLastColumn="0"/>
+              <w:rPr>
+                <w:rFonts w:ascii="Calibri" w:eastAsia="Times New Roman" w:hAnsi="Calibri" w:cs="Calibri"/>
+                <w:color w:val="000000"/>
+              </w:rPr>
+            </w:pPr>
+            <w:r>
+              <w:rPr>
+                <w:rFonts w:ascii="Calibri" w:eastAsia="Times New Roman" w:hAnsi="Calibri" w:cs="Calibri"/>
+                <w:color w:val="000000"/>
+              </w:rPr>
+              <w:t>14.00086</w:t>
+            </w:r>
+          </w:p>
+        </w:tc>
+        <w:tc>
+          <w:tcPr>
+            <w:tcW w:w="805" w:type="dxa"/>
+            <w:noWrap/>
+            <w:hideMark/>
+          </w:tcPr>
+          <w:p>
+            <w:pPr>
+              <w:jc w:val="center"/>
+              <w:cnfStyle w:val="000000100000" w:firstRow="0" w:lastRow="0" w:firstColumn="0" w:lastColumn="0" w:oddVBand="0" w:evenVBand="0" w:oddHBand="1" w:evenHBand="0" w:firstRowFirstColumn="0" w:firstRowLastColumn="0" w:lastRowFirstColumn="0" w:lastRowLastColumn="0"/>
+              <w:rPr>
+                <w:rFonts w:ascii="Calibri" w:eastAsia="Times New Roman" w:hAnsi="Calibri" w:cs="Calibri"/>
+                <w:color w:val="000000"/>
+              </w:rPr>
+            </w:pPr>
+            <w:r>
+              <w:rPr>
+                <w:rFonts w:ascii="Calibri" w:eastAsia="Times New Roman" w:hAnsi="Calibri" w:cs="Calibri"/>
+                <w:color w:val="000000"/>
+              </w:rPr>
+              <w:t>4.437212</w:t>
+            </w:r>
+          </w:p>
+        </w:tc>
+      </w:tr>
+      <w:tr>
+        <w:trPr>
+          <w:trHeight w:val="290"/>
+          <w:jc w:val="center"/>
+        </w:trPr>
+        <w:tc>
+          <w:tcPr>
+            <w:cnfStyle w:val="001000000000" w:firstRow="0" w:lastRow="0" w:firstColumn="1" w:lastColumn="0" w:oddVBand="0" w:evenVBand="0" w:oddHBand="0" w:evenHBand="0" w:firstRowFirstColumn="0" w:firstRowLastColumn="0" w:lastRowFirstColumn="0" w:lastRowLastColumn="0"/>
+            <w:tcW w:w="960" w:type="dxa"/>
+            <w:noWrap/>
+            <w:hideMark/>
+          </w:tcPr>
+          <w:p>
+            <w:pPr>
+              <w:jc w:val="center"/>
+              <w:rPr>
+                <w:rFonts w:ascii="Calibri" w:eastAsia="Times New Roman" w:hAnsi="Calibri" w:cs="Calibri"/>
+                <w:color w:val="000000"/>
+              </w:rPr>
+            </w:pPr>
+            <w:r>
+              <w:rPr>
+                <w:rFonts w:ascii="Calibri" w:eastAsia="Times New Roman" w:hAnsi="Calibri" w:cs="Calibri"/>
+                <w:color w:val="000000"/>
+              </w:rPr>
+              <w:t>76</w:t>
+            </w:r>
+          </w:p>
+        </w:tc>
+        <w:tc>
+          <w:tcPr>
+            <w:tcW w:w="1849" w:type="dxa"/>
+            <w:noWrap/>
+            <w:hideMark/>
+          </w:tcPr>
+          <w:p>
+            <w:pPr>
+              <w:jc w:val="center"/>
+              <w:cnfStyle w:val="000000000000" w:firstRow="0" w:lastRow="0" w:firstColumn="0" w:lastColumn="0" w:oddVBand="0" w:evenVBand="0" w:oddHBand="0" w:evenHBand="0" w:firstRowFirstColumn="0" w:firstRowLastColumn="0" w:lastRowFirstColumn="0" w:lastRowLastColumn="0"/>
+              <w:rPr>
+                <w:rFonts w:ascii="Calibri" w:eastAsia="Times New Roman" w:hAnsi="Calibri" w:cs="Calibri"/>
+                <w:color w:val="000000"/>
+              </w:rPr>
+            </w:pPr>
+            <w:proofErr w:type="spellStart"/>
+            <w:r>
+              <w:rPr>
+                <w:rFonts w:ascii="Calibri" w:eastAsia="Times New Roman" w:hAnsi="Calibri" w:cs="Calibri"/>
+                <w:color w:val="000000"/>
+              </w:rPr>
+              <w:t>IDFFarsi</w:t>
+            </w:r>
+            <w:proofErr w:type="spellEnd"/>
+          </w:p>
+        </w:tc>
+        <w:tc>
+          <w:tcPr>
+            <w:tcW w:w="1776" w:type="dxa"/>
+            <w:noWrap/>
+            <w:hideMark/>
+          </w:tcPr>
+          <w:p>
+            <w:pPr>
+              <w:jc w:val="center"/>
+              <w:cnfStyle w:val="000000000000" w:firstRow="0" w:lastRow="0" w:firstColumn="0" w:lastColumn="0" w:oddVBand="0" w:evenVBand="0" w:oddHBand="0" w:evenHBand="0" w:firstRowFirstColumn="0" w:firstRowLastColumn="0" w:lastRowFirstColumn="0" w:lastRowLastColumn="0"/>
+              <w:rPr>
+                <w:rFonts w:ascii="Calibri" w:eastAsia="Times New Roman" w:hAnsi="Calibri" w:cs="Calibri"/>
+                <w:color w:val="000000"/>
+              </w:rPr>
+            </w:pPr>
+            <w:r>
+              <w:rPr>
+                <w:rFonts w:ascii="Calibri" w:eastAsia="Times New Roman" w:hAnsi="Calibri" w:cs="Calibri"/>
+                <w:color w:val="000000"/>
+              </w:rPr>
+              <w:t>7.783641</w:t>
+            </w:r>
+          </w:p>
+        </w:tc>
+        <w:tc>
+          <w:tcPr>
+            <w:tcW w:w="805" w:type="dxa"/>
+            <w:noWrap/>
+            <w:hideMark/>
+          </w:tcPr>
+          <w:p>
+            <w:pPr>
+              <w:jc w:val="center"/>
+              <w:cnfStyle w:val="000000000000" w:firstRow="0" w:lastRow="0" w:firstColumn="0" w:lastColumn="0" w:oddVBand="0" w:evenVBand="0" w:oddHBand="0" w:evenHBand="0" w:firstRowFirstColumn="0" w:firstRowLastColumn="0" w:lastRowFirstColumn="0" w:lastRowLastColumn="0"/>
+              <w:rPr>
+                <w:rFonts w:ascii="Calibri" w:eastAsia="Times New Roman" w:hAnsi="Calibri" w:cs="Calibri"/>
+                <w:color w:val="000000"/>
+              </w:rPr>
+            </w:pPr>
+            <w:r>
+              <w:rPr>
+                <w:rFonts w:ascii="Calibri" w:eastAsia="Times New Roman" w:hAnsi="Calibri" w:cs="Calibri"/>
+                <w:color w:val="000000"/>
+              </w:rPr>
+              <w:t>14.24503</w:t>
+            </w:r>
+          </w:p>
+        </w:tc>
+      </w:tr>
+      <w:tr>
+        <w:trPr>
+          <w:cnfStyle w:val="000000100000" w:firstRow="0" w:lastRow="0" w:firstColumn="0" w:lastColumn="0" w:oddVBand="0" w:evenVBand="0" w:oddHBand="1" w:evenHBand="0" w:firstRowFirstColumn="0" w:firstRowLastColumn="0" w:lastRowFirstColumn="0" w:lastRowLastColumn="0"/>
+          <w:trHeight w:val="290"/>
+          <w:jc w:val="center"/>
+        </w:trPr>
+        <w:tc>
+          <w:tcPr>
+            <w:cnfStyle w:val="001000000000" w:firstRow="0" w:lastRow="0" w:firstColumn="1" w:lastColumn="0" w:oddVBand="0" w:evenVBand="0" w:oddHBand="0" w:evenHBand="0" w:firstRowFirstColumn="0" w:firstRowLastColumn="0" w:lastRowFirstColumn="0" w:lastRowLastColumn="0"/>
+            <w:tcW w:w="960" w:type="dxa"/>
+            <w:noWrap/>
+            <w:hideMark/>
+          </w:tcPr>
+          <w:p>
+            <w:pPr>
+              <w:jc w:val="center"/>
+              <w:rPr>
+                <w:rFonts w:ascii="Calibri" w:eastAsia="Times New Roman" w:hAnsi="Calibri" w:cs="Calibri"/>
+                <w:color w:val="000000"/>
+              </w:rPr>
+            </w:pPr>
+            <w:r>
+              <w:rPr>
+                <w:rFonts w:ascii="Calibri" w:eastAsia="Times New Roman" w:hAnsi="Calibri" w:cs="Calibri"/>
+                <w:color w:val="000000"/>
+              </w:rPr>
+              <w:t>1630</w:t>
+            </w:r>
+          </w:p>
+        </w:tc>
+        <w:tc>
+          <w:tcPr>
+            <w:tcW w:w="1849" w:type="dxa"/>
+            <w:noWrap/>
+            <w:hideMark/>
+          </w:tcPr>
+          <w:p>
+            <w:pPr>
+              <w:jc w:val="center"/>
+              <w:cnfStyle w:val="000000100000" w:firstRow="0" w:lastRow="0" w:firstColumn="0" w:lastColumn="0" w:oddVBand="0" w:evenVBand="0" w:oddHBand="1" w:evenHBand="0" w:firstRowFirstColumn="0" w:firstRowLastColumn="0" w:lastRowFirstColumn="0" w:lastRowLastColumn="0"/>
+              <w:rPr>
+                <w:rFonts w:ascii="Calibri" w:eastAsia="Times New Roman" w:hAnsi="Calibri" w:cs="Calibri"/>
+                <w:color w:val="000000"/>
+              </w:rPr>
+            </w:pPr>
+            <w:r>
+              <w:rPr>
+                <w:rFonts w:ascii="Calibri" w:eastAsia="Times New Roman" w:hAnsi="Calibri" w:cs="Calibri"/>
+                <w:color w:val="000000"/>
+              </w:rPr>
+              <w:t>tannaz13131313</w:t>
+            </w:r>
+          </w:p>
+        </w:tc>
+        <w:tc>
+          <w:tcPr>
+            <w:tcW w:w="1776" w:type="dxa"/>
+            <w:noWrap/>
+            <w:hideMark/>
+          </w:tcPr>
+          <w:p>
+            <w:pPr>
+              <w:jc w:val="center"/>
+              <w:cnfStyle w:val="000000100000" w:firstRow="0" w:lastRow="0" w:firstColumn="0" w:lastColumn="0" w:oddVBand="0" w:evenVBand="0" w:oddHBand="1" w:evenHBand="0" w:firstRowFirstColumn="0" w:firstRowLastColumn="0" w:lastRowFirstColumn="0" w:lastRowLastColumn="0"/>
+              <w:rPr>
+                <w:rFonts w:ascii="Calibri" w:eastAsia="Times New Roman" w:hAnsi="Calibri" w:cs="Calibri"/>
+                <w:color w:val="000000"/>
+              </w:rPr>
+            </w:pPr>
+            <w:r>
+              <w:rPr>
+                <w:rFonts w:ascii="Calibri" w:eastAsia="Times New Roman" w:hAnsi="Calibri" w:cs="Calibri"/>
+                <w:color w:val="000000"/>
+              </w:rPr>
+              <w:t>6.552508</w:t>
+            </w:r>
+          </w:p>
+        </w:tc>
+        <w:tc>
+          <w:tcPr>
+            <w:tcW w:w="805" w:type="dxa"/>
+            <w:noWrap/>
+            <w:hideMark/>
+          </w:tcPr>
+          <w:p>
+            <w:pPr>
+              <w:jc w:val="center"/>
+              <w:cnfStyle w:val="000000100000" w:firstRow="0" w:lastRow="0" w:firstColumn="0" w:lastColumn="0" w:oddVBand="0" w:evenVBand="0" w:oddHBand="1" w:evenHBand="0" w:firstRowFirstColumn="0" w:firstRowLastColumn="0" w:lastRowFirstColumn="0" w:lastRowLastColumn="0"/>
+              <w:rPr>
+                <w:rFonts w:ascii="Calibri" w:eastAsia="Times New Roman" w:hAnsi="Calibri" w:cs="Calibri"/>
+                <w:color w:val="000000"/>
+              </w:rPr>
+            </w:pPr>
+            <w:r>
+              <w:rPr>
+                <w:rFonts w:ascii="Calibri" w:eastAsia="Times New Roman" w:hAnsi="Calibri" w:cs="Calibri"/>
+                <w:color w:val="000000"/>
+              </w:rPr>
+              <w:t>12.34666</w:t>
+            </w:r>
+          </w:p>
+        </w:tc>
+      </w:tr>
+      <w:tr>
+        <w:trPr>
+          <w:trHeight w:val="290"/>
+          <w:jc w:val="center"/>
+        </w:trPr>
+        <w:tc>
+          <w:tcPr>
+            <w:cnfStyle w:val="001000000000" w:firstRow="0" w:lastRow="0" w:firstColumn="1" w:lastColumn="0" w:oddVBand="0" w:evenVBand="0" w:oddHBand="0" w:evenHBand="0" w:firstRowFirstColumn="0" w:firstRowLastColumn="0" w:lastRowFirstColumn="0" w:lastRowLastColumn="0"/>
+            <w:tcW w:w="960" w:type="dxa"/>
+            <w:noWrap/>
+            <w:hideMark/>
+          </w:tcPr>
+          <w:p>
+            <w:pPr>
+              <w:jc w:val="center"/>
+              <w:rPr>
+                <w:rFonts w:ascii="Calibri" w:eastAsia="Times New Roman" w:hAnsi="Calibri" w:cs="Calibri"/>
+                <w:color w:val="000000"/>
+              </w:rPr>
+            </w:pPr>
+            <w:r>
+              <w:rPr>
+                <w:rFonts w:ascii="Calibri" w:eastAsia="Times New Roman" w:hAnsi="Calibri" w:cs="Calibri"/>
+                <w:color w:val="000000"/>
+              </w:rPr>
+              <w:t>67</w:t>
+            </w:r>
+          </w:p>
+        </w:tc>
+        <w:tc>
+          <w:tcPr>
+            <w:tcW w:w="1849" w:type="dxa"/>
+            <w:noWrap/>
+            <w:hideMark/>
+          </w:tcPr>
+          <w:p>
+            <w:pPr>
+              <w:jc w:val="center"/>
+              <w:cnfStyle w:val="000000000000" w:firstRow="0" w:lastRow="0" w:firstColumn="0" w:lastColumn="0" w:oddVBand="0" w:evenVBand="0" w:oddHBand="0" w:evenHBand="0" w:firstRowFirstColumn="0" w:firstRowLastColumn="0" w:lastRowFirstColumn="0" w:lastRowLastColumn="0"/>
+              <w:rPr>
+                <w:rFonts w:ascii="Calibri" w:eastAsia="Times New Roman" w:hAnsi="Calibri" w:cs="Calibri"/>
+                <w:color w:val="000000"/>
+              </w:rPr>
+            </w:pPr>
+            <w:proofErr w:type="spellStart"/>
+            <w:r>
+              <w:rPr>
+                <w:rFonts w:ascii="Calibri" w:eastAsia="Times New Roman" w:hAnsi="Calibri" w:cs="Calibri"/>
+                <w:color w:val="000000"/>
+              </w:rPr>
+              <w:t>HananyaPersian</w:t>
+            </w:r>
+            <w:proofErr w:type="spellEnd"/>
+          </w:p>
+        </w:tc>
+        <w:tc>
+          <w:tcPr>
+            <w:tcW w:w="1776" w:type="dxa"/>
+            <w:noWrap/>
+            <w:hideMark/>
+          </w:tcPr>
+          <w:p>
+            <w:pPr>
+              <w:jc w:val="center"/>
+              <w:cnfStyle w:val="000000000000" w:firstRow="0" w:lastRow="0" w:firstColumn="0" w:lastColumn="0" w:oddVBand="0" w:evenVBand="0" w:oddHBand="0" w:evenHBand="0" w:firstRowFirstColumn="0" w:firstRowLastColumn="0" w:lastRowFirstColumn="0" w:lastRowLastColumn="0"/>
+              <w:rPr>
+                <w:rFonts w:ascii="Calibri" w:eastAsia="Times New Roman" w:hAnsi="Calibri" w:cs="Calibri"/>
+                <w:color w:val="000000"/>
+              </w:rPr>
+            </w:pPr>
+            <w:r>
+              <w:rPr>
+                <w:rFonts w:ascii="Calibri" w:eastAsia="Times New Roman" w:hAnsi="Calibri" w:cs="Calibri"/>
+                <w:color w:val="000000"/>
+              </w:rPr>
+              <w:t>3.89182</w:t>
+            </w:r>
+          </w:p>
+        </w:tc>
+        <w:tc>
+          <w:tcPr>
+            <w:tcW w:w="805" w:type="dxa"/>
+            <w:noWrap/>
+            <w:hideMark/>
+          </w:tcPr>
+          <w:p>
+            <w:pPr>
+              <w:jc w:val="center"/>
+              <w:cnfStyle w:val="000000000000" w:firstRow="0" w:lastRow="0" w:firstColumn="0" w:lastColumn="0" w:oddVBand="0" w:evenVBand="0" w:oddHBand="0" w:evenHBand="0" w:firstRowFirstColumn="0" w:firstRowLastColumn="0" w:lastRowFirstColumn="0" w:lastRowLastColumn="0"/>
+              <w:rPr>
+                <w:rFonts w:ascii="Calibri" w:eastAsia="Times New Roman" w:hAnsi="Calibri" w:cs="Calibri"/>
+                <w:color w:val="000000"/>
+              </w:rPr>
+            </w:pPr>
+            <w:r>
+              <w:rPr>
+                <w:rFonts w:ascii="Calibri" w:eastAsia="Times New Roman" w:hAnsi="Calibri" w:cs="Calibri"/>
+                <w:color w:val="000000"/>
+              </w:rPr>
+              <w:t>13.79386</w:t>
+            </w:r>
+          </w:p>
+        </w:tc>
+      </w:tr>
+      <w:tr>
+        <w:trPr>
+          <w:cnfStyle w:val="000000100000" w:firstRow="0" w:lastRow="0" w:firstColumn="0" w:lastColumn="0" w:oddVBand="0" w:evenVBand="0" w:oddHBand="1" w:evenHBand="0" w:firstRowFirstColumn="0" w:firstRowLastColumn="0" w:lastRowFirstColumn="0" w:lastRowLastColumn="0"/>
+          <w:trHeight w:val="290"/>
+          <w:jc w:val="center"/>
+        </w:trPr>
+        <w:tc>
+          <w:tcPr>
+            <w:cnfStyle w:val="001000000000" w:firstRow="0" w:lastRow="0" w:firstColumn="1" w:lastColumn="0" w:oddVBand="0" w:evenVBand="0" w:oddHBand="0" w:evenHBand="0" w:firstRowFirstColumn="0" w:firstRowLastColumn="0" w:lastRowFirstColumn="0" w:lastRowLastColumn="0"/>
+            <w:tcW w:w="960" w:type="dxa"/>
+            <w:noWrap/>
+            <w:hideMark/>
+          </w:tcPr>
+          <w:p>
+            <w:pPr>
+              <w:jc w:val="center"/>
+              <w:rPr>
+                <w:rFonts w:ascii="Calibri" w:eastAsia="Times New Roman" w:hAnsi="Calibri" w:cs="Calibri"/>
+                <w:color w:val="000000"/>
+              </w:rPr>
+            </w:pPr>
+            <w:r>
+              <w:rPr>
+                <w:rFonts w:ascii="Calibri" w:eastAsia="Times New Roman" w:hAnsi="Calibri" w:cs="Calibri"/>
+                <w:color w:val="000000"/>
+              </w:rPr>
+              <w:t>2055</w:t>
+            </w:r>
+          </w:p>
+        </w:tc>
+        <w:tc>
+          <w:tcPr>
+            <w:tcW w:w="1849" w:type="dxa"/>
+            <w:noWrap/>
+            <w:hideMark/>
+          </w:tcPr>
+          <w:p>
+            <w:pPr>
+              <w:jc w:val="center"/>
+              <w:cnfStyle w:val="000000100000" w:firstRow="0" w:lastRow="0" w:firstColumn="0" w:lastColumn="0" w:oddVBand="0" w:evenVBand="0" w:oddHBand="1" w:evenHBand="0" w:firstRowFirstColumn="0" w:firstRowLastColumn="0" w:lastRowFirstColumn="0" w:lastRowLastColumn="0"/>
+              <w:rPr>
+                <w:rFonts w:ascii="Calibri" w:eastAsia="Times New Roman" w:hAnsi="Calibri" w:cs="Calibri"/>
+                <w:color w:val="000000"/>
+              </w:rPr>
+            </w:pPr>
+            <w:proofErr w:type="spellStart"/>
+            <w:r>
+              <w:rPr>
+                <w:rFonts w:ascii="Calibri" w:eastAsia="Times New Roman" w:hAnsi="Calibri" w:cs="Calibri"/>
+                <w:color w:val="000000"/>
+              </w:rPr>
+              <w:t>pedarjun</w:t>
+            </w:r>
+            <w:proofErr w:type="spellEnd"/>
+          </w:p>
+        </w:tc>
+        <w:tc>
+          <w:tcPr>
+            <w:tcW w:w="1776" w:type="dxa"/>
+            <w:noWrap/>
+            <w:hideMark/>
+          </w:tcPr>
+          <w:p>
+            <w:pPr>
+              <w:jc w:val="center"/>
+              <w:cnfStyle w:val="000000100000" w:firstRow="0" w:lastRow="0" w:firstColumn="0" w:lastColumn="0" w:oddVBand="0" w:evenVBand="0" w:oddHBand="1" w:evenHBand="0" w:firstRowFirstColumn="0" w:firstRowLastColumn="0" w:lastRowFirstColumn="0" w:lastRowLastColumn="0"/>
+              <w:rPr>
+                <w:rFonts w:ascii="Calibri" w:eastAsia="Times New Roman" w:hAnsi="Calibri" w:cs="Calibri"/>
+                <w:color w:val="000000"/>
+              </w:rPr>
+            </w:pPr>
+            <w:r>
+              <w:rPr>
+                <w:rFonts w:ascii="Calibri" w:eastAsia="Times New Roman" w:hAnsi="Calibri" w:cs="Calibri"/>
+                <w:color w:val="000000"/>
+              </w:rPr>
+              <w:t>0</w:t>
+            </w:r>
+          </w:p>
+        </w:tc>
+        <w:tc>
+          <w:tcPr>
+            <w:tcW w:w="805" w:type="dxa"/>
+            <w:noWrap/>
+            <w:hideMark/>
+          </w:tcPr>
+          <w:p>
+            <w:pPr>
+              <w:jc w:val="center"/>
+              <w:cnfStyle w:val="000000100000" w:firstRow="0" w:lastRow="0" w:firstColumn="0" w:lastColumn="0" w:oddVBand="0" w:evenVBand="0" w:oddHBand="1" w:evenHBand="0" w:firstRowFirstColumn="0" w:firstRowLastColumn="0" w:lastRowFirstColumn="0" w:lastRowLastColumn="0"/>
+              <w:rPr>
+                <w:rFonts w:ascii="Calibri" w:eastAsia="Times New Roman" w:hAnsi="Calibri" w:cs="Calibri"/>
+                <w:color w:val="000000"/>
+              </w:rPr>
+            </w:pPr>
+            <w:r>
+              <w:rPr>
+                <w:rFonts w:ascii="Calibri" w:eastAsia="Times New Roman" w:hAnsi="Calibri" w:cs="Calibri"/>
+                <w:color w:val="000000"/>
+              </w:rPr>
+              <w:t>1</w:t>
+            </w:r>
+          </w:p>
+        </w:tc>
+      </w:tr>
+      <w:tr>
+        <w:trPr>
+          <w:trHeight w:val="290"/>
+          <w:jc w:val="center"/>
+        </w:trPr>
+        <w:tc>
+          <w:tcPr>
+            <w:cnfStyle w:val="001000000000" w:firstRow="0" w:lastRow="0" w:firstColumn="1" w:lastColumn="0" w:oddVBand="0" w:evenVBand="0" w:oddHBand="0" w:evenHBand="0" w:firstRowFirstColumn="0" w:firstRowLastColumn="0" w:lastRowFirstColumn="0" w:lastRowLastColumn="0"/>
+            <w:tcW w:w="960" w:type="dxa"/>
+            <w:noWrap/>
+            <w:hideMark/>
+          </w:tcPr>
+          <w:p>
+            <w:pPr>
+              <w:jc w:val="center"/>
+              <w:rPr>
+                <w:rFonts w:ascii="Calibri" w:eastAsia="Times New Roman" w:hAnsi="Calibri" w:cs="Calibri"/>
+                <w:color w:val="000000"/>
+              </w:rPr>
+            </w:pPr>
+            <w:r>
+              <w:rPr>
+                <w:rFonts w:ascii="Calibri" w:eastAsia="Times New Roman" w:hAnsi="Calibri" w:cs="Calibri"/>
+                <w:color w:val="000000"/>
+              </w:rPr>
+              <w:t>2302</w:t>
+            </w:r>
+          </w:p>
+        </w:tc>
+        <w:tc>
+          <w:tcPr>
+            <w:tcW w:w="1849" w:type="dxa"/>
+            <w:noWrap/>
+            <w:hideMark/>
+          </w:tcPr>
+          <w:p>
+            <w:pPr>
+              <w:jc w:val="center"/>
+              <w:cnfStyle w:val="000000000000" w:firstRow="0" w:lastRow="0" w:firstColumn="0" w:lastColumn="0" w:oddVBand="0" w:evenVBand="0" w:oddHBand="0" w:evenHBand="0" w:firstRowFirstColumn="0" w:firstRowLastColumn="0" w:lastRowFirstColumn="0" w:lastRowLastColumn="0"/>
+              <w:rPr>
+                <w:rFonts w:ascii="Calibri" w:eastAsia="Times New Roman" w:hAnsi="Calibri" w:cs="Calibri"/>
+                <w:color w:val="000000"/>
+              </w:rPr>
+            </w:pPr>
+            <w:proofErr w:type="spellStart"/>
+            <w:r>
+              <w:rPr>
+                <w:rFonts w:ascii="Calibri" w:eastAsia="Times New Roman" w:hAnsi="Calibri" w:cs="Calibri"/>
+                <w:color w:val="000000"/>
+              </w:rPr>
+              <w:t>NaeimehDoustdar</w:t>
+            </w:r>
+            <w:proofErr w:type="spellEnd"/>
+          </w:p>
+        </w:tc>
+        <w:tc>
+          <w:tcPr>
+            <w:tcW w:w="1776" w:type="dxa"/>
+            <w:noWrap/>
+            <w:hideMark/>
+          </w:tcPr>
+          <w:p>
+            <w:pPr>
+              <w:jc w:val="center"/>
+              <w:cnfStyle w:val="000000000000" w:firstRow="0" w:lastRow="0" w:firstColumn="0" w:lastColumn="0" w:oddVBand="0" w:evenVBand="0" w:oddHBand="0" w:evenHBand="0" w:firstRowFirstColumn="0" w:firstRowLastColumn="0" w:lastRowFirstColumn="0" w:lastRowLastColumn="0"/>
+              <w:rPr>
+                <w:rFonts w:ascii="Calibri" w:eastAsia="Times New Roman" w:hAnsi="Calibri" w:cs="Calibri"/>
+                <w:color w:val="000000"/>
+              </w:rPr>
+            </w:pPr>
+            <w:r>
+              <w:rPr>
+                <w:rFonts w:ascii="Calibri" w:eastAsia="Times New Roman" w:hAnsi="Calibri" w:cs="Calibri"/>
+                <w:color w:val="000000"/>
+              </w:rPr>
+              <w:t>0</w:t>
+            </w:r>
+          </w:p>
+        </w:tc>
+        <w:tc>
+          <w:tcPr>
+            <w:tcW w:w="805" w:type="dxa"/>
+            <w:noWrap/>
+            <w:hideMark/>
+          </w:tcPr>
+          <w:p>
+            <w:pPr>
+              <w:jc w:val="center"/>
+              <w:cnfStyle w:val="000000000000" w:firstRow="0" w:lastRow="0" w:firstColumn="0" w:lastColumn="0" w:oddVBand="0" w:evenVBand="0" w:oddHBand="0" w:evenHBand="0" w:firstRowFirstColumn="0" w:firstRowLastColumn="0" w:lastRowFirstColumn="0" w:lastRowLastColumn="0"/>
+              <w:rPr>
+                <w:rFonts w:ascii="Calibri" w:eastAsia="Times New Roman" w:hAnsi="Calibri" w:cs="Calibri"/>
+                <w:color w:val="000000"/>
+              </w:rPr>
+            </w:pPr>
+            <w:r>
+              <w:rPr>
+                <w:rFonts w:ascii="Calibri" w:eastAsia="Times New Roman" w:hAnsi="Calibri" w:cs="Calibri"/>
+                <w:color w:val="000000"/>
+              </w:rPr>
+              <w:t>1</w:t>
+            </w:r>
+          </w:p>
+        </w:tc>
+      </w:tr>
+      <w:tr>
+        <w:trPr>
+          <w:cnfStyle w:val="000000100000" w:firstRow="0" w:lastRow="0" w:firstColumn="0" w:lastColumn="0" w:oddVBand="0" w:evenVBand="0" w:oddHBand="1" w:evenHBand="0" w:firstRowFirstColumn="0" w:firstRowLastColumn="0" w:lastRowFirstColumn="0" w:lastRowLastColumn="0"/>
+          <w:trHeight w:val="290"/>
+          <w:jc w:val="center"/>
+        </w:trPr>
+        <w:tc>
+          <w:tcPr>
+            <w:cnfStyle w:val="001000000000" w:firstRow="0" w:lastRow="0" w:firstColumn="1" w:lastColumn="0" w:oddVBand="0" w:evenVBand="0" w:oddHBand="0" w:evenHBand="0" w:firstRowFirstColumn="0" w:firstRowLastColumn="0" w:lastRowFirstColumn="0" w:lastRowLastColumn="0"/>
+            <w:tcW w:w="960" w:type="dxa"/>
+            <w:noWrap/>
+            <w:hideMark/>
+          </w:tcPr>
+          <w:p>
+            <w:pPr>
+              <w:jc w:val="center"/>
+              <w:rPr>
+                <w:rFonts w:ascii="Calibri" w:eastAsia="Times New Roman" w:hAnsi="Calibri" w:cs="Calibri"/>
+                <w:color w:val="000000"/>
+              </w:rPr>
+            </w:pPr>
+            <w:r>
+              <w:rPr>
+                <w:rFonts w:ascii="Calibri" w:eastAsia="Times New Roman" w:hAnsi="Calibri" w:cs="Calibri"/>
+                <w:color w:val="000000"/>
+              </w:rPr>
+              <w:t>2054</w:t>
+            </w:r>
+          </w:p>
+        </w:tc>
+        <w:tc>
+          <w:tcPr>
+            <w:tcW w:w="1849" w:type="dxa"/>
+            <w:noWrap/>
+            <w:hideMark/>
+          </w:tcPr>
+          <w:p>
+            <w:pPr>
+              <w:jc w:val="center"/>
+              <w:cnfStyle w:val="000000100000" w:firstRow="0" w:lastRow="0" w:firstColumn="0" w:lastColumn="0" w:oddVBand="0" w:evenVBand="0" w:oddHBand="1" w:evenHBand="0" w:firstRowFirstColumn="0" w:firstRowLastColumn="0" w:lastRowFirstColumn="0" w:lastRowLastColumn="0"/>
+              <w:rPr>
+                <w:rFonts w:ascii="Calibri" w:eastAsia="Times New Roman" w:hAnsi="Calibri" w:cs="Calibri"/>
+                <w:color w:val="000000"/>
+              </w:rPr>
+            </w:pPr>
+            <w:r>
+              <w:rPr>
+                <w:rFonts w:ascii="Calibri" w:eastAsia="Times New Roman" w:hAnsi="Calibri" w:cs="Calibri"/>
+                <w:color w:val="000000"/>
+              </w:rPr>
+              <w:t>sunshine_h2018</w:t>
+            </w:r>
+          </w:p>
+        </w:tc>
+        <w:tc>
+          <w:tcPr>
+            <w:tcW w:w="1776" w:type="dxa"/>
+            <w:noWrap/>
+            <w:hideMark/>
+          </w:tcPr>
+          <w:p>
+            <w:pPr>
+              <w:jc w:val="center"/>
+              <w:cnfStyle w:val="000000100000" w:firstRow="0" w:lastRow="0" w:firstColumn="0" w:lastColumn="0" w:oddVBand="0" w:evenVBand="0" w:oddHBand="1" w:evenHBand="0" w:firstRowFirstColumn="0" w:firstRowLastColumn="0" w:lastRowFirstColumn="0" w:lastRowLastColumn="0"/>
+              <w:rPr>
+                <w:rFonts w:ascii="Calibri" w:eastAsia="Times New Roman" w:hAnsi="Calibri" w:cs="Calibri"/>
+                <w:color w:val="000000"/>
+              </w:rPr>
+            </w:pPr>
+            <w:r>
+              <w:rPr>
+                <w:rFonts w:ascii="Calibri" w:eastAsia="Times New Roman" w:hAnsi="Calibri" w:cs="Calibri"/>
+                <w:color w:val="000000"/>
+              </w:rPr>
+              <w:t>0</w:t>
+            </w:r>
+          </w:p>
+        </w:tc>
+        <w:tc>
+          <w:tcPr>
+            <w:tcW w:w="805" w:type="dxa"/>
+            <w:noWrap/>
+            <w:hideMark/>
+          </w:tcPr>
+          <w:p>
+            <w:pPr>
+              <w:jc w:val="center"/>
+              <w:cnfStyle w:val="000000100000" w:firstRow="0" w:lastRow="0" w:firstColumn="0" w:lastColumn="0" w:oddVBand="0" w:evenVBand="0" w:oddHBand="1" w:evenHBand="0" w:firstRowFirstColumn="0" w:firstRowLastColumn="0" w:lastRowFirstColumn="0" w:lastRowLastColumn="0"/>
+              <w:rPr>
+                <w:rFonts w:ascii="Calibri" w:eastAsia="Times New Roman" w:hAnsi="Calibri" w:cs="Calibri"/>
+                <w:color w:val="000000"/>
+              </w:rPr>
+            </w:pPr>
+            <w:r>
+              <w:rPr>
+                <w:rFonts w:ascii="Calibri" w:eastAsia="Times New Roman" w:hAnsi="Calibri" w:cs="Calibri"/>
+                <w:color w:val="000000"/>
+              </w:rPr>
+              <w:t>1</w:t>
+            </w:r>
+          </w:p>
+        </w:tc>
+      </w:tr>
+    </w:tbl>
+    <w:p>
+      <w:pPr>
+        <w:bidi/>
+        <w:rPr>
+          <w:rFonts w:ascii="Vazir" w:eastAsia="Times New Roman" w:hAnsi="Vazir" w:cs="Vazir"/>
+          <w:b/>
+          <w:bCs/>
+          <w:sz w:val="28"/>
+          <w:szCs w:val="28"/>
+          <w:lang w:bidi="fa-IR"/>
+        </w:rPr>
+      </w:pPr>
+      <w:r>
+        <w:rPr>
+          <w:rFonts w:ascii="Vazir" w:eastAsia="Times New Roman" w:hAnsi="Vazir" w:cs="Vazir"/>
+          <w:b/>
+          <w:bCs/>
+          <w:sz w:val="28"/>
+          <w:szCs w:val="28"/>
+          <w:rtl/>
+        </w:rPr>
+        <w:lastRenderedPageBreak/>
+        <w:t xml:space="preserve">پرسش </w:t>
+      </w:r>
+      <w:r>
+        <w:rPr>
+          <w:rFonts w:ascii="Vazir" w:eastAsia="Times New Roman" w:hAnsi="Vazir" w:cs="Vazir" w:hint="cs"/>
+          <w:b/>
+          <w:bCs/>
+          <w:sz w:val="28"/>
+          <w:szCs w:val="28"/>
+          <w:rtl/>
+          <w:lang w:bidi="fa-IR"/>
+        </w:rPr>
+        <w:t>5:</w:t>
+      </w:r>
+    </w:p>
+    <w:p>
+      <w:pPr>
+        <w:bidi/>
+        <w:rPr>
+          <w:rFonts w:ascii="Vazir" w:eastAsia="Times New Roman" w:hAnsi="Vazir" w:cs="Vazir"/>
+          <w:b/>
+          <w:bCs/>
+          <w:sz w:val="28"/>
+          <w:szCs w:val="28"/>
+          <w:lang w:bidi="fa-IR"/>
+        </w:rPr>
+      </w:pPr>
+    </w:p>
+    <w:p>
+      <w:pPr>
+        <w:bidi/>
+        <w:rPr>
+          <w:rFonts w:ascii="Vazir" w:eastAsia="Times New Roman" w:hAnsi="Vazir" w:cs="Vazir"/>
+          <w:b/>
+          <w:bCs/>
+          <w:sz w:val="24"/>
+          <w:szCs w:val="24"/>
+          <w:rtl/>
+          <w:lang w:bidi="fa-IR"/>
+        </w:rPr>
+      </w:pPr>
+      <w:r>
+        <w:rPr>
+          <w:rFonts w:ascii="Vazir" w:eastAsia="Times New Roman" w:hAnsi="Vazir" w:cs="Vazir" w:hint="cs"/>
+          <w:b/>
+          <w:bCs/>
+          <w:sz w:val="24"/>
+          <w:szCs w:val="24"/>
+          <w:rtl/>
+          <w:lang w:bidi="fa-IR"/>
+        </w:rPr>
+        <w:t xml:space="preserve">(آ) </w:t>
+      </w:r>
+    </w:p>
+    <w:p>
+      <w:pPr>
+        <w:bidi/>
+        <w:rPr>
+          <w:rFonts w:ascii="Vazir" w:eastAsia="Times New Roman" w:hAnsi="Vazir" w:cs="Vazir"/>
+        </w:rPr>
+      </w:pPr>
+      <w:r>
+        <w:rPr>
+          <w:rFonts w:ascii="Vazir" w:eastAsia="Times New Roman" w:hAnsi="Vazir" w:cs="Vazir"/>
+          <w:rtl/>
+        </w:rPr>
+        <w:t xml:space="preserve">در این پروژه برای خوشه‌بندی طیفی از </w:t>
+      </w:r>
+      <w:r>
+        <w:rPr>
+          <w:rFonts w:ascii="Vazir" w:eastAsia="Times New Roman" w:hAnsi="Vazir" w:cs="Vazir"/>
+        </w:rPr>
+        <w:t>Random-Walk Laplacian</w:t>
+      </w:r>
+      <w:r>
+        <w:rPr>
+          <w:rFonts w:ascii="Vazir" w:eastAsia="Times New Roman" w:hAnsi="Vazir" w:cs="Vazir" w:hint="cs"/>
+          <w:rtl/>
+        </w:rPr>
+        <w:t xml:space="preserve"> </w:t>
+      </w:r>
+      <w:r>
+        <w:rPr>
+          <w:rFonts w:ascii="Vazir" w:eastAsia="Times New Roman" w:hAnsi="Vazir" w:cs="Vazir"/>
+          <w:rtl/>
+        </w:rPr>
+        <w:t>استفاده شد</w:t>
+      </w:r>
+      <w:r>
+        <w:rPr>
+          <w:rFonts w:ascii="Vazir" w:eastAsia="Times New Roman" w:hAnsi="Vazir" w:cs="Vazir" w:hint="cs"/>
+          <w:rtl/>
+        </w:rPr>
+        <w:t>ه است</w:t>
+      </w:r>
+      <w:r>
+        <w:rPr>
+          <w:rFonts w:ascii="Vazir" w:eastAsia="Times New Roman" w:hAnsi="Vazir" w:cs="Vazir" w:hint="cs"/>
+          <w:rtl/>
+        </w:rPr>
+        <w:t>.</w:t>
+      </w:r>
+      <w:r>
+        <w:rPr>
+          <w:rFonts w:ascii="Vazir" w:eastAsia="Times New Roman" w:hAnsi="Vazir" w:cs="Vazir"/>
+          <w:rtl/>
+        </w:rPr>
+        <w:t xml:space="preserve"> با این حال، مشاهده شد که این روش تمایل دارد اکثر نودها را در یک خوشه بزرگ قرار دهد و تنها تعداد کمی از نودها را در خوشه‌های دیگر جای دهد. دلیل این رفتار آن است که در گراف‌های بسیار متصل یا دارای ساختار بازنشر قوی، مدل تصادفی به‌سرعت احتمال‌ها را بین نودها توزیع می‌کند و تفاوت‌های محلی را از بین می‌برد. در نتیجه، تخمین تعداد خوشه‌ها</w:t>
+      </w:r>
+      <w:r>
+        <w:rPr>
+          <w:rFonts w:ascii="Vazir" w:eastAsia="Times New Roman" w:hAnsi="Vazir" w:cs="Vazir"/>
+        </w:rPr>
+        <w:t xml:space="preserve"> (k) </w:t>
+      </w:r>
+      <w:r>
+        <w:rPr>
+          <w:rFonts w:ascii="Vazir" w:eastAsia="Times New Roman" w:hAnsi="Vazir" w:cs="Vazir"/>
+          <w:rtl/>
+        </w:rPr>
+        <w:t>به شکل نادرست کم می‌شود</w:t>
+      </w:r>
+      <w:r>
+        <w:rPr>
+          <w:rFonts w:ascii="Vazir" w:eastAsia="Times New Roman" w:hAnsi="Vazir" w:cs="Vazir"/>
+        </w:rPr>
+        <w:t xml:space="preserve"> (</w:t>
+      </w:r>
+      <w:r>
+        <w:rPr>
+          <w:rFonts w:ascii="Vazir" w:eastAsia="Times New Roman" w:hAnsi="Vazir" w:cs="Vazir"/>
+          <w:rtl/>
+        </w:rPr>
+        <w:t>معمولاً</w:t>
+      </w:r>
+      <w:r>
+        <w:rPr>
+          <w:rFonts w:ascii="Vazir" w:eastAsia="Times New Roman" w:hAnsi="Vazir" w:cs="Vazir"/>
+        </w:rPr>
+        <w:t xml:space="preserve"> k=1) </w:t>
+      </w:r>
+      <w:r>
+        <w:rPr>
+          <w:rFonts w:ascii="Vazir" w:eastAsia="Times New Roman" w:hAnsi="Vazir" w:cs="Vazir"/>
+          <w:rtl/>
+        </w:rPr>
+        <w:t>و خوشه‌بندی عملاً معنادار نخواهد بود</w:t>
+      </w:r>
+      <w:r>
+        <w:rPr>
+          <w:rFonts w:ascii="Vazir" w:eastAsia="Times New Roman" w:hAnsi="Vazir" w:cs="Vazir"/>
+        </w:rPr>
+        <w:t>.</w:t>
+      </w:r>
+    </w:p>
+    <w:p>
+      <w:pPr>
+        <w:bidi/>
+        <w:spacing w:before="100" w:beforeAutospacing="1" w:after="100" w:afterAutospacing="1" w:line="240" w:lineRule="auto"/>
+        <w:rPr>
+          <w:rFonts w:ascii="Vazir" w:eastAsia="Times New Roman" w:hAnsi="Vazir" w:cs="Vazir"/>
+        </w:rPr>
+      </w:pPr>
+      <w:r>
+        <w:rPr>
+          <w:rFonts w:ascii="Vazir" w:eastAsia="Times New Roman" w:hAnsi="Vazir" w:cs="Vazir"/>
+          <w:rtl/>
+        </w:rPr>
+        <w:t>برای رفع این مشکل، استفاده از لاپلاسین نرمال‌شده روی گراف بدون‌جهت توصیه می‌شود، زیرا در این حالت ساختارهای محلی و تفاوت‌های رفتاری نودها بهتر نمایان می‌شوند و نتیجه خوشه‌بندی تفسیرپذیرتر خواهد بود</w:t>
+      </w:r>
+      <w:r>
+        <w:rPr>
+          <w:rFonts w:ascii="Vazir" w:eastAsia="Times New Roman" w:hAnsi="Vazir" w:cs="Vazir"/>
+        </w:rPr>
+        <w:t>.</w:t>
+      </w:r>
+    </w:p>
+    <w:p>
+      <w:pPr>
+        <w:bidi/>
+        <w:spacing w:before="100" w:beforeAutospacing="1" w:after="100" w:afterAutospacing="1" w:line="240" w:lineRule="auto"/>
+        <w:rPr>
+          <w:rFonts w:ascii="Vazir" w:eastAsia="Times New Roman" w:hAnsi="Vazir" w:cs="Vazir"/>
+        </w:rPr>
+      </w:pPr>
+    </w:p>
+    <w:p>
+      <w:pPr>
+        <w:bidi/>
+        <w:spacing w:before="100" w:beforeAutospacing="1" w:after="100" w:afterAutospacing="1" w:line="240" w:lineRule="auto"/>
+        <w:rPr>
+          <w:rFonts w:ascii="Vazir" w:eastAsia="Times New Roman" w:hAnsi="Vazir" w:cs="Vazir"/>
+          <w:b/>
+          <w:bCs/>
+          <w:lang w:bidi="fa-IR"/>
+        </w:rPr>
+      </w:pPr>
+      <w:r>
+        <w:rPr>
+          <w:rFonts w:ascii="Vazir" w:eastAsia="Times New Roman" w:hAnsi="Vazir" w:cs="Vazir" w:hint="cs"/>
+          <w:b/>
+          <w:bCs/>
+          <w:rtl/>
+          <w:lang w:bidi="fa-IR"/>
+        </w:rPr>
+        <w:t>(ب)</w:t>
+      </w:r>
+    </w:p>
+    <w:p>
+      <w:pPr>
+        <w:bidi/>
+        <w:spacing w:before="100" w:beforeAutospacing="1" w:after="100" w:afterAutospacing="1" w:line="240" w:lineRule="auto"/>
+        <w:rPr>
+          <w:rFonts w:ascii="Vazir" w:eastAsia="Times New Roman" w:hAnsi="Vazir" w:cs="Vazir"/>
+        </w:rPr>
+      </w:pPr>
+      <w:r>
         <w:rPr>
           <w:rFonts w:ascii="Vazir" w:hAnsi="Vazir" w:cs="Vazir"/>
-          <w:sz w:val="18"/>
-          <w:szCs w:val="18"/>
-        </w:rPr>
-      </w:pPr>
+          <w:noProof/>
+        </w:rPr>
+        <w:drawing>
+          <wp:anchor distT="0" distB="0" distL="114300" distR="114300" simplePos="0" relativeHeight="251665408" behindDoc="1" locked="0" layoutInCell="1" allowOverlap="1" wp14:anchorId="1EA12BE7" wp14:editId="44A3BB0F">
+            <wp:simplePos x="0" y="0"/>
+            <wp:positionH relativeFrom="column">
+              <wp:posOffset>3134360</wp:posOffset>
+            </wp:positionH>
+            <wp:positionV relativeFrom="paragraph">
+              <wp:posOffset>930757</wp:posOffset>
+            </wp:positionV>
+            <wp:extent cx="3069142" cy="2424896"/>
+            <wp:effectExtent l="0" t="0" r="0" b="0"/>
+            <wp:wrapTight wrapText="bothSides">
+              <wp:wrapPolygon edited="0">
+                <wp:start x="0" y="0"/>
+                <wp:lineTo x="0" y="21385"/>
+                <wp:lineTo x="21453" y="21385"/>
+                <wp:lineTo x="21453" y="0"/>
+                <wp:lineTo x="0" y="0"/>
+              </wp:wrapPolygon>
+            </wp:wrapTight>
+            <wp:docPr id="13" name="Picture 13"/>
+            <wp:cNvGraphicFramePr>
+              <a:graphicFrameLocks xmlns:a="http://schemas.openxmlformats.org/drawingml/2006/main" noChangeAspect="1"/>
+            </wp:cNvGraphicFramePr>
+            <a:graphic xmlns:a="http://schemas.openxmlformats.org/drawingml/2006/main">
+              <a:graphicData uri="http://schemas.openxmlformats.org/drawingml/2006/picture">
+                <pic:pic xmlns:pic="http://schemas.openxmlformats.org/drawingml/2006/picture">
+                  <pic:nvPicPr>
+                    <pic:cNvPr id="0" name="Picture 3"/>
+                    <pic:cNvPicPr>
+                      <a:picLocks noChangeAspect="1" noChangeArrowheads="1"/>
+                    </pic:cNvPicPr>
+                  </pic:nvPicPr>
+                  <pic:blipFill>
+                    <a:blip r:embed="rId17">
+                      <a:extLst>
+                        <a:ext uri="{28A0092B-C50C-407E-A947-70E740481C1C}">
+                          <a14:useLocalDpi xmlns:a14="http://schemas.microsoft.com/office/drawing/2010/main" val="0"/>
+                        </a:ext>
+                      </a:extLst>
+                    </a:blip>
+                    <a:srcRect/>
+                    <a:stretch>
+                      <a:fillRect/>
+                    </a:stretch>
+                  </pic:blipFill>
+                  <pic:spPr bwMode="auto">
+                    <a:xfrm>
+                      <a:off x="0" y="0"/>
+                      <a:ext cx="3069142" cy="2424896"/>
+                    </a:xfrm>
+                    <a:prstGeom prst="rect">
+                      <a:avLst/>
+                    </a:prstGeom>
+                    <a:noFill/>
+                    <a:ln>
+                      <a:noFill/>
+                    </a:ln>
+                  </pic:spPr>
+                </pic:pic>
+              </a:graphicData>
+            </a:graphic>
+            <wp14:sizeRelH relativeFrom="page">
+              <wp14:pctWidth>0</wp14:pctWidth>
+            </wp14:sizeRelH>
+            <wp14:sizeRelV relativeFrom="page">
+              <wp14:pctHeight>0</wp14:pctHeight>
+            </wp14:sizeRelV>
+          </wp:anchor>
+        </w:drawing>
+      </w:r>
+      <w:r>
+        <w:rPr>
+          <w:rFonts w:ascii="Vazir" w:hAnsi="Vazir" w:cs="Vazir"/>
+          <w:noProof/>
+        </w:rPr>
+        <w:drawing>
+          <wp:anchor distT="0" distB="0" distL="114300" distR="114300" simplePos="0" relativeHeight="251664384" behindDoc="1" locked="0" layoutInCell="1" allowOverlap="1" wp14:anchorId="7B9DC5C4" wp14:editId="7C50298E">
+            <wp:simplePos x="0" y="0"/>
+            <wp:positionH relativeFrom="margin">
+              <wp:posOffset>34652</wp:posOffset>
+            </wp:positionH>
+            <wp:positionV relativeFrom="paragraph">
+              <wp:posOffset>943618</wp:posOffset>
+            </wp:positionV>
+            <wp:extent cx="2991485" cy="2336800"/>
+            <wp:effectExtent l="0" t="0" r="0" b="6350"/>
+            <wp:wrapTight wrapText="bothSides">
+              <wp:wrapPolygon edited="0">
+                <wp:start x="0" y="0"/>
+                <wp:lineTo x="0" y="21483"/>
+                <wp:lineTo x="21458" y="21483"/>
+                <wp:lineTo x="21458" y="0"/>
+                <wp:lineTo x="0" y="0"/>
+              </wp:wrapPolygon>
+            </wp:wrapTight>
+            <wp:docPr id="14" name="Picture 14"/>
+            <wp:cNvGraphicFramePr>
+              <a:graphicFrameLocks xmlns:a="http://schemas.openxmlformats.org/drawingml/2006/main" noChangeAspect="1"/>
+            </wp:cNvGraphicFramePr>
+            <a:graphic xmlns:a="http://schemas.openxmlformats.org/drawingml/2006/main">
+              <a:graphicData uri="http://schemas.openxmlformats.org/drawingml/2006/picture">
+                <pic:pic xmlns:pic="http://schemas.openxmlformats.org/drawingml/2006/picture">
+                  <pic:nvPicPr>
+                    <pic:cNvPr id="0" name="Picture 5"/>
+                    <pic:cNvPicPr>
+                      <a:picLocks noChangeAspect="1" noChangeArrowheads="1"/>
+                    </pic:cNvPicPr>
+                  </pic:nvPicPr>
+                  <pic:blipFill>
+                    <a:blip r:embed="rId18">
+                      <a:extLst>
+                        <a:ext uri="{28A0092B-C50C-407E-A947-70E740481C1C}">
+                          <a14:useLocalDpi xmlns:a14="http://schemas.microsoft.com/office/drawing/2010/main" val="0"/>
+                        </a:ext>
+                      </a:extLst>
+                    </a:blip>
+                    <a:srcRect/>
+                    <a:stretch>
+                      <a:fillRect/>
+                    </a:stretch>
+                  </pic:blipFill>
+                  <pic:spPr bwMode="auto">
+                    <a:xfrm>
+                      <a:off x="0" y="0"/>
+                      <a:ext cx="2991485" cy="2336800"/>
+                    </a:xfrm>
+                    <a:prstGeom prst="rect">
+                      <a:avLst/>
+                    </a:prstGeom>
+                    <a:noFill/>
+                    <a:ln>
+                      <a:noFill/>
+                    </a:ln>
+                  </pic:spPr>
+                </pic:pic>
+              </a:graphicData>
+            </a:graphic>
+            <wp14:sizeRelH relativeFrom="page">
+              <wp14:pctWidth>0</wp14:pctWidth>
+            </wp14:sizeRelH>
+            <wp14:sizeRelV relativeFrom="page">
+              <wp14:pctHeight>0</wp14:pctHeight>
+            </wp14:sizeRelV>
+          </wp:anchor>
+        </w:drawing>
+      </w:r>
+      <w:r>
+        <w:rPr>
+          <w:rFonts w:ascii="Vazir" w:eastAsia="Times New Roman" w:hAnsi="Vazir" w:cs="Vazir"/>
+          <w:rtl/>
+        </w:rPr>
+        <w:t>برای تخمین تعداد خوشه‌های مناسب در شبکه، از تحلیل شکاف ویژه</w:t>
+      </w:r>
+      <w:r>
+        <w:rPr>
+          <w:rFonts w:ascii="Vazir" w:eastAsia="Times New Roman" w:hAnsi="Vazir" w:cs="Vazir"/>
+        </w:rPr>
+        <w:t xml:space="preserve"> (Eigen Gap) </w:t>
+      </w:r>
+      <w:r>
+        <w:rPr>
+          <w:rFonts w:ascii="Vazir" w:eastAsia="Times New Roman" w:hAnsi="Vazir" w:cs="Vazir"/>
+          <w:rtl/>
+        </w:rPr>
+        <w:t>استفاده کردیم. به این منظور، ابتدا مقادیر ویژه لاپلاسی نرمال‌شده گراف را به‌دست آوردیم و سپس اختلاف بین مقادیر ویژه متوالی را محاسبه کرده و نمودار آن را رسم کردیم</w:t>
+      </w:r>
+      <w:r>
+        <w:rPr>
+          <w:rFonts w:ascii="Vazir" w:eastAsia="Times New Roman" w:hAnsi="Vazir" w:cs="Vazir"/>
+        </w:rPr>
+        <w:t>.</w:t>
+      </w:r>
+    </w:p>
+    <w:p>
+      <w:pPr>
+        <w:bidi/>
+        <w:spacing w:before="100" w:beforeAutospacing="1" w:after="100" w:afterAutospacing="1" w:line="240" w:lineRule="auto"/>
+        <w:rPr>
+          <w:rFonts w:ascii="Vazir" w:eastAsia="Times New Roman" w:hAnsi="Vazir" w:cs="Vazir"/>
+        </w:rPr>
+      </w:pPr>
+      <w:r>
+        <w:rPr>
+          <w:rFonts w:ascii="Vazir" w:eastAsia="Times New Roman" w:hAnsi="Vazir" w:cs="Vazir"/>
+          <w:rtl/>
+        </w:rPr>
+        <w:t xml:space="preserve">در نمودار اول </w:t>
+      </w:r>
+      <w:r>
+        <w:rPr>
+          <w:rFonts w:ascii="Vazir" w:eastAsia="Times New Roman" w:hAnsi="Vazir" w:cs="Vazir"/>
+        </w:rPr>
+        <w:t>(Gaps Plot)</w:t>
+      </w:r>
+      <w:r>
+        <w:rPr>
+          <w:rFonts w:ascii="Vazir" w:eastAsia="Times New Roman" w:hAnsi="Vazir" w:cs="Vazir"/>
+          <w:rtl/>
+        </w:rPr>
+        <w:t>، شکاف بین مقادیر ویژه برحسب اندیس</w:t>
+      </w:r>
+      <w:r>
+        <w:rPr>
+          <w:rFonts w:ascii="Vazir" w:eastAsia="Times New Roman" w:hAnsi="Vazir" w:cs="Vazir"/>
+        </w:rPr>
+        <w:t xml:space="preserve"> k </w:t>
+      </w:r>
+      <w:r>
+        <w:rPr>
+          <w:rFonts w:ascii="Vazir" w:eastAsia="Times New Roman" w:hAnsi="Vazir" w:cs="Vazir"/>
+          <w:rtl/>
+        </w:rPr>
+        <w:t xml:space="preserve">نمایش داده شده است. همان‌طور که مشاهده می‌شود، بزرگ‌ترین شکاف در مقدار </w:t>
+      </w:r>
+      <w:r>
+        <w:rPr>
+          <w:rFonts w:ascii="Vazir" w:eastAsia="Times New Roman" w:hAnsi="Vazir" w:cs="Vazir"/>
+        </w:rPr>
+        <w:t xml:space="preserve">k=22 </w:t>
+      </w:r>
+      <w:r>
+        <w:rPr>
+          <w:rFonts w:ascii="Vazir" w:eastAsia="Times New Roman" w:hAnsi="Vazir" w:cs="Vazir"/>
+          <w:rtl/>
+        </w:rPr>
+        <w:t xml:space="preserve">اتفاق افتاده است که با خط‌چین قرمز مشخص شده </w:t>
+      </w:r>
+      <w:r>
+        <w:rPr>
+          <w:rFonts w:ascii="Vazir" w:eastAsia="Times New Roman" w:hAnsi="Vazir" w:cs="Vazir"/>
+          <w:rtl/>
+        </w:rPr>
+        <w:lastRenderedPageBreak/>
+        <w:t>است. این شکاف بزرگ نشان می‌دهد که تقسیم‌بندی گراف به ۲۲ خوشه می‌تواند ساختار درونی آن را به‌خوبی بازتاب دهد</w:t>
+      </w:r>
+      <w:r>
+        <w:rPr>
+          <w:rFonts w:ascii="Vazir" w:eastAsia="Times New Roman" w:hAnsi="Vazir" w:cs="Vazir"/>
+        </w:rPr>
+        <w:t>.</w:t>
+      </w:r>
+    </w:p>
+    <w:p>
+      <w:pPr>
+        <w:bidi/>
+        <w:spacing w:before="100" w:beforeAutospacing="1" w:after="100" w:afterAutospacing="1" w:line="240" w:lineRule="auto"/>
+        <w:rPr>
+          <w:rFonts w:ascii="Vazir" w:eastAsia="Times New Roman" w:hAnsi="Vazir" w:cs="Vazir"/>
+        </w:rPr>
+      </w:pPr>
+      <w:r>
+        <w:rPr>
+          <w:rFonts w:ascii="Vazir" w:eastAsia="Times New Roman" w:hAnsi="Vazir" w:cs="Vazir"/>
+          <w:rtl/>
+        </w:rPr>
+        <w:t xml:space="preserve">در نمودار دوم </w:t>
+      </w:r>
+      <w:r>
+        <w:rPr>
+          <w:rFonts w:ascii="Vazir" w:eastAsia="Times New Roman" w:hAnsi="Vazir" w:cs="Vazir"/>
+        </w:rPr>
+        <w:t>(Eigenvalues Plot)</w:t>
+      </w:r>
+      <w:r>
+        <w:rPr>
+          <w:rFonts w:ascii="Vazir" w:eastAsia="Times New Roman" w:hAnsi="Vazir" w:cs="Vazir"/>
+          <w:rtl/>
+        </w:rPr>
+        <w:t>، مقادیر ویژه به ترتیب صعودی رسم شده‌اند. در این نمودار نیز افزایش ناگهانی در مقدار ویژه‌ی ۲۲ام دیده می‌شود که آن را از سایر مقادیر متمایز می‌کند. این موضوع نیز تخمین</w:t>
+      </w:r>
+      <w:r>
+        <w:rPr>
+          <w:rFonts w:ascii="Vazir" w:eastAsia="Times New Roman" w:hAnsi="Vazir" w:cs="Vazir"/>
+        </w:rPr>
+        <w:t xml:space="preserve"> k=22 </w:t>
+      </w:r>
+      <w:r>
+        <w:rPr>
+          <w:rFonts w:ascii="Vazir" w:eastAsia="Times New Roman" w:hAnsi="Vazir" w:cs="Vazir"/>
+          <w:rtl/>
+        </w:rPr>
+        <w:t>را تقویت می‌کند</w:t>
+      </w:r>
+      <w:r>
+        <w:rPr>
+          <w:rFonts w:ascii="Vazir" w:eastAsia="Times New Roman" w:hAnsi="Vazir" w:cs="Vazir"/>
+        </w:rPr>
+        <w:t>.</w:t>
+      </w:r>
+    </w:p>
+    <w:p>
+      <w:pPr>
+        <w:bidi/>
+        <w:spacing w:before="100" w:beforeAutospacing="1" w:after="100" w:afterAutospacing="1" w:line="240" w:lineRule="auto"/>
+        <w:rPr>
+          <w:rFonts w:ascii="Vazir" w:eastAsia="Times New Roman" w:hAnsi="Vazir" w:cs="Vazir"/>
+        </w:rPr>
+      </w:pPr>
+      <w:r>
+        <w:rPr>
+          <w:rFonts w:ascii="Vazir" w:eastAsia="Times New Roman" w:hAnsi="Vazir" w:cs="Vazir"/>
+          <w:rtl/>
+        </w:rPr>
+        <w:t>بنابراین، براساس تحلیل شکاف ویژه و بررسی بصری هر دو نمودار، مقدار مناسب برای</w:t>
+      </w:r>
+      <w:r>
+        <w:rPr>
+          <w:rFonts w:ascii="Vazir" w:eastAsia="Times New Roman" w:hAnsi="Vazir" w:cs="Vazir"/>
+        </w:rPr>
+        <w:t xml:space="preserve"> k </w:t>
+      </w:r>
+      <w:r>
+        <w:rPr>
+          <w:rFonts w:ascii="Vazir" w:eastAsia="Times New Roman" w:hAnsi="Vazir" w:cs="Vazir"/>
+          <w:rtl/>
+        </w:rPr>
+        <w:t>برابر ۲۲ در نظر گرفته شد</w:t>
+      </w:r>
+      <w:r>
+        <w:rPr>
+          <w:rFonts w:ascii="Vazir" w:eastAsia="Times New Roman" w:hAnsi="Vazir" w:cs="Vazir"/>
+        </w:rPr>
+        <w:t>.</w:t>
+      </w:r>
+    </w:p>
+    <w:p>
+      <w:pPr>
+        <w:bidi/>
+        <w:spacing w:before="100" w:beforeAutospacing="1" w:after="100" w:afterAutospacing="1" w:line="240" w:lineRule="auto"/>
+        <w:rPr>
+          <w:rFonts w:ascii="Vazir" w:eastAsia="Times New Roman" w:hAnsi="Vazir" w:cs="Vazir"/>
+        </w:rPr>
+      </w:pPr>
+    </w:p>
+    <w:p>
+      <w:pPr>
+        <w:bidi/>
+        <w:rPr>
+          <w:rFonts w:ascii="Vazir" w:eastAsia="Times New Roman" w:hAnsi="Vazir" w:cs="Vazir"/>
+          <w:rtl/>
+          <w:lang w:bidi="fa-IR"/>
+        </w:rPr>
+      </w:pPr>
+      <w:r>
+        <w:rPr>
+          <w:rFonts w:ascii="Vazir" w:eastAsia="Times New Roman" w:hAnsi="Vazir" w:cs="Vazir" w:hint="cs"/>
+          <w:b/>
+          <w:bCs/>
+          <w:rtl/>
+          <w:lang w:bidi="fa-IR"/>
+        </w:rPr>
+        <w:t>(د)</w:t>
+      </w:r>
+    </w:p>
+    <w:p>
+      <w:pPr>
+        <w:bidi/>
+        <w:spacing w:before="100" w:beforeAutospacing="1" w:after="100" w:afterAutospacing="1" w:line="240" w:lineRule="auto"/>
+        <w:rPr>
+          <w:rFonts w:ascii="Vazir" w:eastAsia="Times New Roman" w:hAnsi="Vazir" w:cs="Vazir"/>
+        </w:rPr>
+      </w:pPr>
+      <w:r>
+        <w:rPr>
+          <w:rFonts w:ascii="Vazir" w:eastAsia="Times New Roman" w:hAnsi="Vazir" w:cs="Vazir"/>
+          <w:rtl/>
+        </w:rPr>
+        <w:t>پس از وارد کردن داده‌ی به‌روزشده به نرم‌افزار</w:t>
+      </w:r>
+      <w:r>
+        <w:rPr>
+          <w:rFonts w:ascii="Vazir" w:eastAsia="Times New Roman" w:hAnsi="Vazir" w:cs="Vazir"/>
+        </w:rPr>
+        <w:t xml:space="preserve"> Gephi </w:t>
+      </w:r>
+      <w:r>
+        <w:rPr>
+          <w:rFonts w:ascii="Vazir" w:eastAsia="Times New Roman" w:hAnsi="Vazir" w:cs="Vazir"/>
+          <w:rtl/>
+        </w:rPr>
+        <w:t>و بارگذاری خوشه‌ها به عنوان ویژگی رنگ، گراف بر اساس خروجی الگوریتم خوشه‌بندی طیفی به‌صورت بصری نمایش داده شد. برای افزایش وضوح تحلیل، اندازه‌ی نودها بر اساس مقدار اهمیت</w:t>
+      </w:r>
+      <w:r>
+        <w:rPr>
+          <w:rFonts w:ascii="Vazir" w:eastAsia="Times New Roman" w:hAnsi="Vazir" w:cs="Vazir"/>
+        </w:rPr>
+        <w:t xml:space="preserve"> (importance) </w:t>
+      </w:r>
+      <w:r>
+        <w:rPr>
+          <w:rFonts w:ascii="Vazir" w:eastAsia="Times New Roman" w:hAnsi="Vazir" w:cs="Vazir"/>
+          <w:rtl/>
+        </w:rPr>
+        <w:t>یا مرکزیت آن‌ها تنظیم شد تا نودهای تأثیرگذارتر به‌صورت برجسته‌تری دیده شوند</w:t>
+      </w:r>
+      <w:r>
+        <w:rPr>
+          <w:rFonts w:ascii="Vazir" w:eastAsia="Times New Roman" w:hAnsi="Vazir" w:cs="Vazir"/>
+        </w:rPr>
+        <w:t>.</w:t>
+      </w:r>
+    </w:p>
+    <w:p>
+      <w:pPr>
+        <w:bidi/>
+        <w:spacing w:before="100" w:beforeAutospacing="1" w:after="100" w:afterAutospacing="1" w:line="240" w:lineRule="auto"/>
+        <w:rPr>
+          <w:rFonts w:ascii="Vazir" w:eastAsia="Times New Roman" w:hAnsi="Vazir" w:cs="Vazir"/>
+        </w:rPr>
+      </w:pPr>
+      <w:r>
+        <w:rPr>
+          <w:rFonts w:ascii="Vazir" w:eastAsia="Times New Roman" w:hAnsi="Vazir" w:cs="Vazir"/>
+          <w:rtl/>
+        </w:rPr>
+        <w:t>همان‌طور که در تصویر مشاهده می‌شود، بیشتر نودهای متعلق به هر خوشه در یک ناحیه‌ی نسبتاً متمرکز قرار گرفته‌اند و گراف به‌صورت واضح به چند زیرساختار قابل تمایز تقسیم شده است. این موضوع نشان می‌دهد که نتایج خوشه‌بندی با ساختار واقعی شبکه هم‌راستا بوده و نودهای مرتبط از نظر ساختاری و عملکردی به درستی گروه‌بندی شده‌اند</w:t>
+      </w:r>
+      <w:r>
+        <w:rPr>
+          <w:rFonts w:ascii="Vazir" w:eastAsia="Times New Roman" w:hAnsi="Vazir" w:cs="Vazir"/>
+        </w:rPr>
+        <w:t>.</w:t>
+      </w:r>
+    </w:p>
+    <w:p>
+      <w:pPr>
+        <w:bidi/>
+        <w:spacing w:before="100" w:beforeAutospacing="1" w:after="100" w:afterAutospacing="1" w:line="240" w:lineRule="auto"/>
+        <w:rPr>
+          <w:rFonts w:ascii="Vazir" w:eastAsia="Times New Roman" w:hAnsi="Vazir" w:cs="Vazir"/>
+        </w:rPr>
+      </w:pPr>
+      <w:r>
+        <w:rPr>
+          <w:rFonts w:ascii="Vazir" w:eastAsia="Times New Roman" w:hAnsi="Vazir" w:cs="Vazir"/>
+          <w:rtl/>
+        </w:rPr>
+        <w:t>همچنین، نودهایی با اندازه‌ی بزرگ‌تر (یعنی نودهای با مرکزیت بالا) در نقش هسته یا مرکز برخی خوشه‌ها ظاهر شده‌اند که نشان‌دهنده‌ی تأثیر بالای آن‌ها در گسترش محتوا یا اتصال سایر نودها است. این نودها می‌توانند کاربران کلیدی یا فعال در گفتمان مرتبط با موضوع مورد بررسی باشند</w:t>
+      </w:r>
+      <w:r>
+        <w:rPr>
+          <w:rFonts w:ascii="Vazir" w:eastAsia="Times New Roman" w:hAnsi="Vazir" w:cs="Vazir"/>
+        </w:rPr>
+        <w:t>.</w:t>
+      </w:r>
+    </w:p>
+    <w:p>
+      <w:pPr>
+        <w:bidi/>
+        <w:spacing w:before="100" w:beforeAutospacing="1" w:after="100" w:afterAutospacing="1" w:line="240" w:lineRule="auto"/>
+        <w:rPr>
+          <w:rFonts w:ascii="Vazir" w:eastAsia="Times New Roman" w:hAnsi="Vazir" w:cs="Vazir"/>
+          <w:rtl/>
+        </w:rPr>
+      </w:pPr>
+      <w:r>
+        <w:rPr>
+          <w:rFonts w:ascii="Vazir" w:eastAsia="Times New Roman" w:hAnsi="Vazir" w:cs="Vazir"/>
+          <w:rtl/>
+        </w:rPr>
+        <w:t>در مجموع، ترکیب رنگ‌بندی خوشه‌ها با اندازه‌ی نودها بر اساس معیارهای مرکزیت، نمایی شفاف و معنادار از ساختار گراف ارائه کرده است که می‌تواند مبنای مناسبی برای تحلیل‌های محتوایی و رفتاری در مراحل بعدی باشد</w:t>
+      </w:r>
+      <w:r>
+        <w:rPr>
+          <w:rFonts w:ascii="Vazir" w:eastAsia="Times New Roman" w:hAnsi="Vazir" w:cs="Vazir"/>
+        </w:rPr>
+        <w:t>.</w:t>
+      </w:r>
+    </w:p>
+    <w:p>
+      <w:pPr>
+        <w:bidi/>
+        <w:spacing w:before="100" w:beforeAutospacing="1" w:after="100" w:afterAutospacing="1" w:line="240" w:lineRule="auto"/>
+        <w:jc w:val="center"/>
+        <w:rPr>
+          <w:rFonts w:ascii="Vazir" w:eastAsia="Times New Roman" w:hAnsi="Vazir" w:cs="Vazir"/>
+        </w:rPr>
+      </w:pPr>
+      <w:r>
+        <w:rPr>
+          <w:rFonts w:ascii="Vazir" w:eastAsia="Times New Roman" w:hAnsi="Vazir" w:cs="Vazir"/>
+          <w:noProof/>
+        </w:rPr>
+        <w:lastRenderedPageBreak/>
+        <w:drawing>
+          <wp:inline distT="0" distB="0" distL="0" distR="0" wp14:anchorId="24C2EE72" wp14:editId="3BA8412A">
+            <wp:extent cx="4288420" cy="3410649"/>
+            <wp:effectExtent l="0" t="0" r="0" b="0"/>
+            <wp:docPr id="15" name="Picture 15"/>
+            <wp:cNvGraphicFramePr>
+              <a:graphicFrameLocks xmlns:a="http://schemas.openxmlformats.org/drawingml/2006/main" noChangeAspect="1"/>
+            </wp:cNvGraphicFramePr>
+            <a:graphic xmlns:a="http://schemas.openxmlformats.org/drawingml/2006/main">
+              <a:graphicData uri="http://schemas.openxmlformats.org/drawingml/2006/picture">
+                <pic:pic xmlns:pic="http://schemas.openxmlformats.org/drawingml/2006/picture">
+                  <pic:nvPicPr>
+                    <pic:cNvPr id="0" name="Picture 7"/>
+                    <pic:cNvPicPr>
+                      <a:picLocks noChangeAspect="1" noChangeArrowheads="1"/>
+                    </pic:cNvPicPr>
+                  </pic:nvPicPr>
+                  <pic:blipFill>
+                    <a:blip r:embed="rId19" cstate="print">
+                      <a:extLst>
+                        <a:ext uri="{28A0092B-C50C-407E-A947-70E740481C1C}">
+                          <a14:useLocalDpi xmlns:a14="http://schemas.microsoft.com/office/drawing/2010/main" val="0"/>
+                        </a:ext>
+                      </a:extLst>
+                    </a:blip>
+                    <a:srcRect/>
+                    <a:stretch>
+                      <a:fillRect/>
+                    </a:stretch>
+                  </pic:blipFill>
+                  <pic:spPr bwMode="auto">
+                    <a:xfrm>
+                      <a:off x="0" y="0"/>
+                      <a:ext cx="4298691" cy="3418817"/>
+                    </a:xfrm>
+                    <a:prstGeom prst="rect">
+                      <a:avLst/>
+                    </a:prstGeom>
+                    <a:noFill/>
+                    <a:ln>
+                      <a:noFill/>
+                    </a:ln>
+                  </pic:spPr>
+                </pic:pic>
+              </a:graphicData>
+            </a:graphic>
+          </wp:inline>
+        </w:drawing>
+      </w:r>
+    </w:p>
+    <w:p>
+      <w:pPr>
+        <w:bidi/>
+        <w:rPr>
+          <w:rFonts w:ascii="Vazir" w:eastAsia="Times New Roman" w:hAnsi="Vazir" w:cs="Vazir"/>
+          <w:rtl/>
+        </w:rPr>
+      </w:pPr>
+      <w:r>
+        <w:rPr>
+          <w:rFonts w:ascii="Vazir" w:eastAsia="Times New Roman" w:hAnsi="Vazir" w:cs="Vazir" w:hint="cs"/>
+          <w:b/>
+          <w:bCs/>
+          <w:rtl/>
+        </w:rPr>
+        <w:t>(ه)</w:t>
+      </w:r>
+    </w:p>
+    <w:p>
+      <w:pPr>
+        <w:pStyle w:val="ListParagraph"/>
+        <w:numPr>
+          <w:ilvl w:val="0"/>
+          <w:numId w:val="1"/>
+        </w:numPr>
+        <w:bidi/>
+        <w:spacing w:before="100" w:beforeAutospacing="1" w:after="100" w:afterAutospacing="1" w:line="240" w:lineRule="auto"/>
+        <w:rPr>
+          <w:rFonts w:ascii="Vazir" w:eastAsia="Times New Roman" w:hAnsi="Vazir" w:cs="Vazir"/>
+          <w:b/>
+          <w:bCs/>
+        </w:rPr>
+      </w:pPr>
+      <w:r>
+        <w:rPr>
+          <w:rFonts w:ascii="Vazir" w:eastAsia="Times New Roman" w:hAnsi="Vazir" w:cs="Vazir"/>
+          <w:b/>
+          <w:bCs/>
+          <w:rtl/>
+        </w:rPr>
+        <w:t>تحلیل خوشه ۱۳</w:t>
+      </w:r>
+      <w:r>
+        <w:rPr>
+          <w:rFonts w:ascii="Vazir" w:eastAsia="Times New Roman" w:hAnsi="Vazir" w:cs="Vazir"/>
+          <w:b/>
+          <w:bCs/>
+        </w:rPr>
+        <w:t>:</w:t>
+      </w:r>
+    </w:p>
+    <w:p>
+      <w:pPr>
+        <w:bidi/>
+        <w:spacing w:before="100" w:beforeAutospacing="1" w:after="100" w:afterAutospacing="1" w:line="240" w:lineRule="auto"/>
+        <w:ind w:left="720"/>
+        <w:rPr>
+          <w:rFonts w:ascii="Vazir" w:eastAsia="Times New Roman" w:hAnsi="Vazir" w:cs="Vazir"/>
+        </w:rPr>
+      </w:pPr>
+      <w:r>
+        <w:rPr>
+          <w:rFonts w:ascii="Vazir" w:eastAsia="Times New Roman" w:hAnsi="Vazir" w:cs="Vazir"/>
+          <w:rtl/>
+        </w:rPr>
+        <w:t xml:space="preserve">بررسی داده‌های مربوط به خوشه ۱۳ نشان می‌دهد که این خوشه یکی از مهم‌ترین و مرکزی‌ترین خوشه‌های شبکه است. کاربران حاضر در این خوشه دارای مقادیر بسیار بالای معیارهای تأثیرگذاری همچون </w:t>
+      </w:r>
+      <w:r>
+        <w:rPr>
+          <w:rFonts w:ascii="Vazir" w:eastAsia="Times New Roman" w:hAnsi="Vazir" w:cs="Vazir"/>
+        </w:rPr>
+        <w:t>importance</w:t>
+      </w:r>
+      <w:r>
+        <w:rPr>
+          <w:rFonts w:ascii="Vazir" w:eastAsia="Times New Roman" w:hAnsi="Vazir" w:cs="Vazir"/>
+          <w:rtl/>
+        </w:rPr>
+        <w:t xml:space="preserve">، </w:t>
+      </w:r>
+      <w:proofErr w:type="spellStart"/>
+      <w:r>
+        <w:rPr>
+          <w:rFonts w:ascii="Vazir" w:eastAsia="Times New Roman" w:hAnsi="Vazir" w:cs="Vazir"/>
+        </w:rPr>
+        <w:t>eigencentrality</w:t>
+      </w:r>
+      <w:proofErr w:type="spellEnd"/>
+      <w:r>
+        <w:rPr>
+          <w:rFonts w:ascii="Vazir" w:eastAsia="Times New Roman" w:hAnsi="Vazir" w:cs="Vazir"/>
+        </w:rPr>
+        <w:t xml:space="preserve"> </w:t>
+      </w:r>
+      <w:r>
+        <w:rPr>
+          <w:rFonts w:ascii="Vazir" w:eastAsia="Times New Roman" w:hAnsi="Vazir" w:cs="Vazir" w:hint="cs"/>
+          <w:rtl/>
+        </w:rPr>
+        <w:t xml:space="preserve"> </w:t>
+      </w:r>
+      <w:r>
+        <w:rPr>
+          <w:rFonts w:ascii="Vazir" w:eastAsia="Times New Roman" w:hAnsi="Vazir" w:cs="Vazir"/>
+          <w:rtl/>
+        </w:rPr>
+        <w:t>و تعداد فالوورها هستند. این خوشه شامل نودهایی با نقش محوری در انتشار و توزیع محتوا در شبکه است</w:t>
+      </w:r>
+      <w:r>
+        <w:rPr>
+          <w:rFonts w:ascii="Vazir" w:eastAsia="Times New Roman" w:hAnsi="Vazir" w:cs="Vazir"/>
+        </w:rPr>
+        <w:t>.</w:t>
+      </w:r>
+    </w:p>
+    <w:p>
+      <w:pPr>
+        <w:bidi/>
+        <w:spacing w:before="100" w:beforeAutospacing="1" w:after="100" w:afterAutospacing="1" w:line="240" w:lineRule="auto"/>
+        <w:ind w:left="720"/>
+        <w:rPr>
+          <w:rFonts w:ascii="Vazir" w:eastAsia="Times New Roman" w:hAnsi="Vazir" w:cs="Vazir"/>
+        </w:rPr>
+      </w:pPr>
+      <w:r>
+        <w:rPr>
+          <w:rFonts w:ascii="Vazir" w:eastAsia="Times New Roman" w:hAnsi="Vazir" w:cs="Vazir"/>
+          <w:rtl/>
+        </w:rPr>
+        <w:t xml:space="preserve">از جمله نودهای شاخص در این خوشه می‌توان به حساب‌های کاربری معروفی مانند </w:t>
+      </w:r>
+      <w:proofErr w:type="spellStart"/>
+      <w:r>
+        <w:rPr>
+          <w:rFonts w:ascii="Vazir" w:eastAsia="Times New Roman" w:hAnsi="Vazir" w:cs="Vazir"/>
+        </w:rPr>
+        <w:t>bbcpersian</w:t>
+      </w:r>
+      <w:proofErr w:type="spellEnd"/>
+      <w:r>
+        <w:rPr>
+          <w:rFonts w:ascii="Vazir" w:eastAsia="Times New Roman" w:hAnsi="Vazir" w:cs="Vazir"/>
+          <w:rtl/>
+        </w:rPr>
+        <w:t xml:space="preserve">، </w:t>
+      </w:r>
+      <w:r>
+        <w:rPr>
+          <w:rFonts w:ascii="Vazir" w:eastAsia="Times New Roman" w:hAnsi="Vazir" w:cs="Vazir" w:hint="cs"/>
+          <w:rtl/>
+        </w:rPr>
+        <w:t xml:space="preserve"> </w:t>
+      </w:r>
+      <w:proofErr w:type="spellStart"/>
+      <w:r>
+        <w:rPr>
+          <w:rFonts w:ascii="Vazir" w:eastAsia="Times New Roman" w:hAnsi="Vazir" w:cs="Vazir"/>
+        </w:rPr>
+        <w:t>euronews_pe</w:t>
+      </w:r>
+      <w:proofErr w:type="spellEnd"/>
+      <w:r>
+        <w:rPr>
+          <w:rFonts w:ascii="Vazir" w:eastAsia="Times New Roman" w:hAnsi="Vazir" w:cs="Vazir"/>
+        </w:rPr>
+        <w:t xml:space="preserve"> </w:t>
+      </w:r>
+      <w:r>
+        <w:rPr>
+          <w:rFonts w:ascii="Vazir" w:eastAsia="Times New Roman" w:hAnsi="Vazir" w:cs="Vazir" w:hint="cs"/>
+          <w:rtl/>
+        </w:rPr>
+        <w:t xml:space="preserve"> </w:t>
+      </w:r>
+      <w:r>
+        <w:rPr>
+          <w:rFonts w:ascii="Vazir" w:eastAsia="Times New Roman" w:hAnsi="Vazir" w:cs="Vazir"/>
+          <w:rtl/>
+        </w:rPr>
+        <w:t xml:space="preserve">و </w:t>
+      </w:r>
+      <w:proofErr w:type="spellStart"/>
+      <w:r>
+        <w:rPr>
+          <w:rFonts w:ascii="Vazir" w:eastAsia="Times New Roman" w:hAnsi="Vazir" w:cs="Vazir"/>
+        </w:rPr>
+        <w:t>IDFFarsi</w:t>
+      </w:r>
+      <w:proofErr w:type="spellEnd"/>
+      <w:r>
+        <w:rPr>
+          <w:rFonts w:ascii="Vazir" w:eastAsia="Times New Roman" w:hAnsi="Vazir" w:cs="Vazir"/>
+        </w:rPr>
+        <w:t xml:space="preserve"> </w:t>
+      </w:r>
+      <w:r>
+        <w:rPr>
+          <w:rFonts w:ascii="Vazir" w:eastAsia="Times New Roman" w:hAnsi="Vazir" w:cs="Vazir" w:hint="cs"/>
+          <w:rtl/>
+        </w:rPr>
+        <w:t xml:space="preserve">  </w:t>
+      </w:r>
+      <w:r>
+        <w:rPr>
+          <w:rFonts w:ascii="Vazir" w:eastAsia="Times New Roman" w:hAnsi="Vazir" w:cs="Vazir"/>
+          <w:rtl/>
+        </w:rPr>
+        <w:t>اشاره کرد. حساب</w:t>
+      </w:r>
+      <w:r>
+        <w:rPr>
+          <w:rFonts w:ascii="Vazir" w:eastAsia="Times New Roman" w:hAnsi="Vazir" w:cs="Vazir"/>
+        </w:rPr>
+        <w:t xml:space="preserve"> BBC Persian </w:t>
+      </w:r>
+      <w:r>
+        <w:rPr>
+          <w:rFonts w:ascii="Vazir" w:eastAsia="Times New Roman" w:hAnsi="Vazir" w:cs="Vazir"/>
+          <w:rtl/>
+        </w:rPr>
+        <w:t xml:space="preserve">دارای بیش از ۲ میلیون دنبال‌کننده و مرکزیت برداری بالا است و به نظر می‌رسد نقش رسانه‌ای پررنگی در گسترش محتوا ایفا کرده باشد. همچنین، نود </w:t>
+      </w:r>
+      <w:proofErr w:type="spellStart"/>
+      <w:r>
+        <w:rPr>
+          <w:rFonts w:ascii="Vazir" w:eastAsia="Times New Roman" w:hAnsi="Vazir" w:cs="Vazir"/>
+        </w:rPr>
+        <w:t>IDFFarsi</w:t>
+      </w:r>
+      <w:proofErr w:type="spellEnd"/>
+      <w:r>
+        <w:rPr>
+          <w:rFonts w:ascii="Vazir" w:eastAsia="Times New Roman" w:hAnsi="Vazir" w:cs="Vazir"/>
+        </w:rPr>
+        <w:t xml:space="preserve"> </w:t>
+      </w:r>
+      <w:r>
+        <w:rPr>
+          <w:rFonts w:ascii="Vazir" w:eastAsia="Times New Roman" w:hAnsi="Vazir" w:cs="Vazir" w:hint="cs"/>
+          <w:rtl/>
+        </w:rPr>
+        <w:t xml:space="preserve"> </w:t>
+      </w:r>
+      <w:r>
+        <w:rPr>
+          <w:rFonts w:ascii="Vazir" w:eastAsia="Times New Roman" w:hAnsi="Vazir" w:cs="Vazir"/>
+          <w:rtl/>
+        </w:rPr>
+        <w:t>با بیش از ۱۸۰۰ توییت و میزان تأثیرگذاری</w:t>
+      </w:r>
+      <w:r>
+        <w:rPr>
+          <w:rFonts w:ascii="Vazir" w:eastAsia="Times New Roman" w:hAnsi="Vazir" w:cs="Vazir"/>
+        </w:rPr>
+        <w:t xml:space="preserve"> (importance) </w:t>
+      </w:r>
+      <w:r>
+        <w:rPr>
+          <w:rFonts w:ascii="Vazir" w:eastAsia="Times New Roman" w:hAnsi="Vazir" w:cs="Vazir"/>
+          <w:rtl/>
+        </w:rPr>
+        <w:t>بسیار بالا، به‌عنوان یکی از فعال‌ترین و مرکزی‌ترین نودهای این خوشه ظاهر شده است</w:t>
+      </w:r>
+      <w:r>
+        <w:rPr>
+          <w:rFonts w:ascii="Vazir" w:eastAsia="Times New Roman" w:hAnsi="Vazir" w:cs="Vazir"/>
+        </w:rPr>
+        <w:t>.</w:t>
+      </w:r>
+    </w:p>
+    <w:p>
+      <w:pPr>
+        <w:bidi/>
+        <w:spacing w:before="100" w:beforeAutospacing="1" w:after="100" w:afterAutospacing="1" w:line="240" w:lineRule="auto"/>
+        <w:ind w:left="720"/>
+        <w:rPr>
+          <w:rFonts w:ascii="Vazir" w:eastAsia="Times New Roman" w:hAnsi="Vazir" w:cs="Vazir"/>
+        </w:rPr>
+      </w:pPr>
+      <w:r>
+        <w:rPr>
+          <w:rFonts w:ascii="Vazir" w:eastAsia="Times New Roman" w:hAnsi="Vazir" w:cs="Vazir"/>
+          <w:rtl/>
+        </w:rPr>
+        <w:t xml:space="preserve">با توجه به ویژگی‌های آماری و ساختاری این خوشه، می‌توان نتیجه گرفت که خوشه ۱۳ نمایانگر </w:t>
+      </w:r>
+      <w:r>
+        <w:rPr>
+          <w:rFonts w:ascii="Vazir" w:eastAsia="Times New Roman" w:hAnsi="Vazir" w:cs="Vazir"/>
+          <w:b/>
+          <w:bCs/>
+          <w:rtl/>
+        </w:rPr>
+        <w:t>رسانه‌های رسمی یا حساب‌های وابسته به نهادهای تأثیرگذار</w:t>
+      </w:r>
+      <w:r>
+        <w:rPr>
+          <w:rFonts w:ascii="Vazir" w:eastAsia="Times New Roman" w:hAnsi="Vazir" w:cs="Vazir"/>
+          <w:rtl/>
+        </w:rPr>
+        <w:t xml:space="preserve"> در گفتمان مورد بررسی است. نودهای این خوشه نه‌تنها در مرکز شبکه قرار دارند، بلکه رفتار تولیدکنندگی محتوا و همچنین قدرت انتشار بالا از خود نشان داده‌اند</w:t>
+      </w:r>
+      <w:r>
+        <w:rPr>
+          <w:rFonts w:ascii="Vazir" w:eastAsia="Times New Roman" w:hAnsi="Vazir" w:cs="Vazir"/>
+        </w:rPr>
+        <w:t>.</w:t>
+      </w:r>
+    </w:p>
+    <w:p>
+      <w:pPr>
+        <w:bidi/>
+        <w:spacing w:before="100" w:beforeAutospacing="1" w:after="100" w:afterAutospacing="1" w:line="240" w:lineRule="auto"/>
+        <w:rPr>
+          <w:rFonts w:ascii="Vazir" w:eastAsia="Times New Roman" w:hAnsi="Vazir" w:cs="Vazir"/>
+          <w:rtl/>
+        </w:rPr>
+      </w:pPr>
+    </w:p>
+    <w:p>
+      <w:pPr>
+        <w:pStyle w:val="Heading3"/>
+        <w:numPr>
+          <w:ilvl w:val="0"/>
+          <w:numId w:val="1"/>
+        </w:numPr>
+        <w:bidi/>
+        <w:rPr>
+          <w:rFonts w:ascii="Vazir" w:hAnsi="Vazir" w:cs="Vazir"/>
+          <w:sz w:val="22"/>
+          <w:szCs w:val="22"/>
+        </w:rPr>
+      </w:pPr>
+      <w:r>
+        <w:rPr>
+          <w:rFonts w:ascii="Vazir" w:hAnsi="Vazir" w:cs="Vazir"/>
+          <w:sz w:val="22"/>
+          <w:szCs w:val="22"/>
+          <w:rtl/>
+        </w:rPr>
+        <w:lastRenderedPageBreak/>
+        <w:t>تحلیل خوشه ۱۹</w:t>
+      </w:r>
+      <w:r>
+        <w:rPr>
+          <w:rFonts w:ascii="Vazir" w:hAnsi="Vazir" w:cs="Vazir"/>
+          <w:sz w:val="22"/>
+          <w:szCs w:val="22"/>
+        </w:rPr>
+        <w:t>:</w:t>
+      </w:r>
+    </w:p>
+    <w:p>
+      <w:pPr>
+        <w:bidi/>
+        <w:spacing w:before="100" w:beforeAutospacing="1" w:after="100" w:afterAutospacing="1"/>
+        <w:ind w:left="720"/>
+        <w:rPr>
+          <w:rFonts w:ascii="Vazir" w:eastAsia="Times New Roman" w:hAnsi="Vazir" w:cs="Vazir"/>
+        </w:rPr>
+      </w:pPr>
+      <w:r>
+        <w:rPr>
+          <w:rFonts w:ascii="Vazir" w:eastAsia="Times New Roman" w:hAnsi="Vazir" w:cs="Vazir"/>
+          <w:rtl/>
+        </w:rPr>
+        <w:t xml:space="preserve">خوشه ۱۹ از نظر آماری، یکی از خوشه‌های تک‌نودی شبکه است که تنها شامل یک نود می‌باشد. با این حال، همین نود دارای بالاترین میزان دنبال‌کننده در کل شبکه (بیش از ۸۷ هزار فالوور) و مقدار بالای معیار </w:t>
+      </w:r>
+      <w:r>
+        <w:rPr>
+          <w:rFonts w:ascii="Vazir" w:eastAsia="Times New Roman" w:hAnsi="Vazir" w:cs="Vazir"/>
+        </w:rPr>
+        <w:t xml:space="preserve">importance </w:t>
+      </w:r>
+      <w:r>
+        <w:rPr>
+          <w:rFonts w:ascii="Vazir" w:eastAsia="Times New Roman" w:hAnsi="Vazir" w:cs="Vazir"/>
+          <w:rtl/>
+        </w:rPr>
+        <w:t>است. این ویژگی‌ها نشان می‌دهد که نود مورد نظر از نظر ساختاری و رفتاری جایگاه مهمی در شبکه دارد، اگرچه از نظر ارتباطات ساختار درونی خوشه‌ای شکل نگرفته است</w:t>
+      </w:r>
+      <w:r>
+        <w:rPr>
+          <w:rFonts w:ascii="Vazir" w:eastAsia="Times New Roman" w:hAnsi="Vazir" w:cs="Vazir"/>
+        </w:rPr>
+        <w:t>.</w:t>
+      </w:r>
+    </w:p>
+    <w:p>
+      <w:pPr>
+        <w:bidi/>
+        <w:spacing w:before="100" w:beforeAutospacing="1" w:after="100" w:afterAutospacing="1"/>
+        <w:ind w:left="720"/>
+        <w:rPr>
+          <w:rFonts w:ascii="Vazir" w:eastAsia="Times New Roman" w:hAnsi="Vazir" w:cs="Vazir"/>
+        </w:rPr>
+      </w:pPr>
+      <w:r>
+        <w:rPr>
+          <w:rFonts w:ascii="Vazir" w:eastAsia="Times New Roman" w:hAnsi="Vazir" w:cs="Vazir"/>
+          <w:rtl/>
+        </w:rPr>
+        <w:t xml:space="preserve">تحلیل محتوایی این نود مشخص می‌کند که به احتمال زیاد با </w:t>
+      </w:r>
+      <w:r>
+        <w:rPr>
+          <w:rFonts w:ascii="Vazir" w:eastAsia="Times New Roman" w:hAnsi="Vazir" w:cs="Vazir"/>
+          <w:b/>
+          <w:bCs/>
+          <w:rtl/>
+        </w:rPr>
+        <w:t>کاربری مشهور یا نهاد شناخته‌شده‌ای</w:t>
+      </w:r>
+      <w:r>
+        <w:rPr>
+          <w:rFonts w:ascii="Vazir" w:eastAsia="Times New Roman" w:hAnsi="Vazir" w:cs="Vazir"/>
+          <w:rtl/>
+        </w:rPr>
+        <w:t xml:space="preserve"> روبه‌رو هستیم که با وجود عدم اتصال به بسیاری از دیگر نودها، تأثیر قابل‌توجهی بر گسترش پیام‌ها داشته است. حضور این نود در خوشه‌ای مستقل می‌تواند نشان‌دهنده‌ی </w:t>
+      </w:r>
+      <w:r>
+        <w:rPr>
+          <w:rFonts w:ascii="Vazir" w:eastAsia="Times New Roman" w:hAnsi="Vazir" w:cs="Vazir"/>
+          <w:b/>
+          <w:bCs/>
+          <w:rtl/>
+        </w:rPr>
+        <w:t>ویژگی‌های منحصربه‌فرد رفتاری</w:t>
+      </w:r>
+      <w:r>
+        <w:rPr>
+          <w:rFonts w:ascii="Vazir" w:eastAsia="Times New Roman" w:hAnsi="Vazir" w:cs="Vazir"/>
+          <w:rtl/>
+        </w:rPr>
+        <w:t xml:space="preserve"> یا تفاوت نقش آن در شبکه باشد (مثلاً حسابی با فعالیت شدید و هدفمند، یا ربات پربازنشر)</w:t>
+      </w:r>
+      <w:r>
+        <w:rPr>
+          <w:rFonts w:ascii="Vazir" w:eastAsia="Times New Roman" w:hAnsi="Vazir" w:cs="Vazir"/>
+        </w:rPr>
+        <w:t>.</w:t>
+      </w:r>
+    </w:p>
+    <w:p>
+      <w:pPr>
+        <w:bidi/>
+        <w:spacing w:before="100" w:beforeAutospacing="1" w:after="100" w:afterAutospacing="1"/>
+        <w:ind w:left="720"/>
+        <w:rPr>
+          <w:rFonts w:ascii="Vazir" w:eastAsia="Times New Roman" w:hAnsi="Vazir" w:cs="Vazir"/>
+        </w:rPr>
+      </w:pPr>
+      <w:r>
+        <w:rPr>
+          <w:rFonts w:ascii="Vazir" w:eastAsia="Times New Roman" w:hAnsi="Vazir" w:cs="Vazir"/>
+          <w:rtl/>
+        </w:rPr>
+        <w:t xml:space="preserve">به طور کلی، خوشه ۱۹ را می‌توان نماینده‌ی </w:t>
+      </w:r>
+      <w:r>
+        <w:rPr>
+          <w:rFonts w:ascii="Vazir" w:eastAsia="Times New Roman" w:hAnsi="Vazir" w:cs="Vazir"/>
+          <w:b/>
+          <w:bCs/>
+          <w:rtl/>
+        </w:rPr>
+        <w:t>نودهای بسیار تأثیرگذار منفرد</w:t>
+      </w:r>
+      <w:r>
+        <w:rPr>
+          <w:rFonts w:ascii="Vazir" w:eastAsia="Times New Roman" w:hAnsi="Vazir" w:cs="Vazir"/>
+          <w:rtl/>
+        </w:rPr>
+        <w:t xml:space="preserve"> در شبکه دانست که با وجود تعداد ارتباطات نسبتاً محدود، تأثیر قابل‌توجهی در شکل‌دهی جریان اطلاعات دارند</w:t>
+      </w:r>
+      <w:r>
+        <w:rPr>
+          <w:rFonts w:ascii="Vazir" w:eastAsia="Times New Roman" w:hAnsi="Vazir" w:cs="Vazir"/>
+        </w:rPr>
+        <w:t>.</w:t>
+      </w:r>
+    </w:p>
+    <w:p>
+      <w:pPr>
+        <w:bidi/>
+        <w:spacing w:before="100" w:beforeAutospacing="1" w:after="100" w:afterAutospacing="1"/>
+        <w:ind w:left="720"/>
+        <w:rPr>
+          <w:rFonts w:ascii="Vazir" w:eastAsia="Times New Roman" w:hAnsi="Vazir" w:cs="Vazir"/>
+        </w:rPr>
+      </w:pPr>
+    </w:p>
+    <w:p>
+      <w:pPr>
+        <w:pStyle w:val="ListParagraph"/>
+        <w:numPr>
+          <w:ilvl w:val="0"/>
+          <w:numId w:val="1"/>
+        </w:numPr>
+        <w:bidi/>
+        <w:spacing w:before="100" w:beforeAutospacing="1" w:after="100" w:afterAutospacing="1"/>
+        <w:rPr>
+          <w:rFonts w:ascii="Vazir" w:eastAsia="Times New Roman" w:hAnsi="Vazir" w:cs="Vazir"/>
+          <w:b/>
+          <w:bCs/>
+        </w:rPr>
+      </w:pPr>
+      <w:r>
+        <w:rPr>
+          <w:rFonts w:ascii="Vazir" w:eastAsia="Times New Roman" w:hAnsi="Vazir" w:cs="Vazir"/>
+          <w:b/>
+          <w:bCs/>
+          <w:rtl/>
+        </w:rPr>
+        <w:t>تحلیل خوشه ۲۱</w:t>
+      </w:r>
+      <w:r>
+        <w:rPr>
+          <w:rFonts w:ascii="Vazir" w:eastAsia="Times New Roman" w:hAnsi="Vazir" w:cs="Vazir"/>
+          <w:b/>
+          <w:bCs/>
+        </w:rPr>
+        <w:t>:</w:t>
+      </w:r>
+    </w:p>
+    <w:p>
+      <w:pPr>
+        <w:bidi/>
+        <w:spacing w:before="100" w:beforeAutospacing="1" w:after="100" w:afterAutospacing="1"/>
+        <w:ind w:left="720"/>
+        <w:rPr>
+          <w:rFonts w:ascii="Vazir" w:eastAsia="Times New Roman" w:hAnsi="Vazir" w:cs="Vazir"/>
+        </w:rPr>
+      </w:pPr>
+      <w:r>
+        <w:rPr>
+          <w:rFonts w:ascii="Vazir" w:eastAsia="Times New Roman" w:hAnsi="Vazir" w:cs="Vazir"/>
+          <w:rtl/>
+        </w:rPr>
+        <w:t xml:space="preserve">خوشه ۲۱ از نظر آماری دارای بالاترین میانگین </w:t>
+      </w:r>
+      <w:r>
+        <w:rPr>
+          <w:rFonts w:ascii="Vazir" w:eastAsia="Times New Roman" w:hAnsi="Vazir" w:cs="Vazir"/>
+        </w:rPr>
+        <w:t xml:space="preserve">importance </w:t>
+      </w:r>
+      <w:r>
+        <w:rPr>
+          <w:rFonts w:ascii="Vazir" w:eastAsia="Times New Roman" w:hAnsi="Vazir" w:cs="Vazir"/>
+          <w:rtl/>
+        </w:rPr>
+        <w:t xml:space="preserve">در بین تمامی خوشه‌هاست (۱۹.۰۷) و با وجود اینکه فقط یک نود در آن وجود دارد، این نود تأثیرگذارترین نود در کل شبکه محسوب می‌شود. این نود همچنین دارای مقدار بالایی از </w:t>
+      </w:r>
+      <w:r>
+        <w:rPr>
+          <w:rFonts w:ascii="Vazir" w:eastAsia="Times New Roman" w:hAnsi="Vazir" w:cs="Vazir"/>
+        </w:rPr>
+        <w:t>followers (</w:t>
+      </w:r>
+      <w:r>
+        <w:rPr>
+          <w:rFonts w:ascii="Vazir" w:eastAsia="Times New Roman" w:hAnsi="Vazir" w:cs="Vazir"/>
+          <w:rtl/>
+        </w:rPr>
+        <w:t>۱۵۶۳۳</w:t>
+      </w:r>
+      <w:r>
+        <w:rPr>
+          <w:rFonts w:ascii="Vazir" w:eastAsia="Times New Roman" w:hAnsi="Vazir" w:cs="Vazir"/>
+        </w:rPr>
+        <w:t xml:space="preserve">) </w:t>
+      </w:r>
+      <w:r>
+        <w:rPr>
+          <w:rFonts w:ascii="Vazir" w:eastAsia="Times New Roman" w:hAnsi="Vazir" w:cs="Vazir"/>
+          <w:rtl/>
+        </w:rPr>
+        <w:t xml:space="preserve">و </w:t>
+      </w:r>
+      <w:r>
+        <w:rPr>
+          <w:rFonts w:ascii="Vazir" w:eastAsia="Times New Roman" w:hAnsi="Vazir" w:cs="Vazir"/>
+        </w:rPr>
+        <w:t xml:space="preserve">impression </w:t>
+      </w:r>
+      <w:r>
+        <w:rPr>
+          <w:rFonts w:ascii="Vazir" w:eastAsia="Times New Roman" w:hAnsi="Vazir" w:cs="Vazir"/>
+          <w:rtl/>
+        </w:rPr>
+        <w:t>بالای ۶ میلیون است که نشان‌دهنده‌ی قدرت بالای انتشار و دیده شدن محتوای آن است</w:t>
+      </w:r>
+      <w:r>
+        <w:rPr>
+          <w:rFonts w:ascii="Vazir" w:eastAsia="Times New Roman" w:hAnsi="Vazir" w:cs="Vazir"/>
+        </w:rPr>
+        <w:t>.</w:t>
+      </w:r>
+    </w:p>
+    <w:p>
+      <w:pPr>
+        <w:bidi/>
+        <w:spacing w:before="100" w:beforeAutospacing="1" w:after="100" w:afterAutospacing="1"/>
+        <w:ind w:left="720"/>
+        <w:rPr>
+          <w:rFonts w:ascii="Vazir" w:eastAsia="Times New Roman" w:hAnsi="Vazir" w:cs="Vazir"/>
+        </w:rPr>
+      </w:pPr>
+      <w:r>
+        <w:rPr>
+          <w:rFonts w:ascii="Vazir" w:eastAsia="Times New Roman" w:hAnsi="Vazir" w:cs="Vazir"/>
+          <w:rtl/>
+        </w:rPr>
+        <w:t>با بررسی ویژگی‌های این نود، مشخص می‌شود که نه‌تنها از لحاظ ساختاری در مرکز شبکه قرار دارد، بلکه از لحاظ محتوایی نیز دارای نقش فعال در بازنشر و هدایت جریان اطلاعات مرتبط با موضوع بررسی‌شده (حمایت از اسرائیل) بوده است. همچنین، مقدار نسبتاً بالای سن اکانت (بیش از ۴۵۰ روز) نشان‌دهنده‌ی ثبات حضور این نود در فضای شبکه‌ای است</w:t>
+      </w:r>
+      <w:r>
+        <w:rPr>
+          <w:rFonts w:ascii="Vazir" w:eastAsia="Times New Roman" w:hAnsi="Vazir" w:cs="Vazir"/>
+        </w:rPr>
+        <w:t>.</w:t>
+      </w:r>
+    </w:p>
+    <w:p>
+      <w:pPr>
+        <w:bidi/>
+        <w:spacing w:before="100" w:beforeAutospacing="1" w:after="100" w:afterAutospacing="1"/>
+        <w:ind w:left="720"/>
+        <w:rPr>
+          <w:rFonts w:ascii="Vazir" w:eastAsia="Times New Roman" w:hAnsi="Vazir" w:cs="Vazir"/>
+        </w:rPr>
+      </w:pPr>
+      <w:r>
+        <w:rPr>
+          <w:rFonts w:ascii="Vazir" w:eastAsia="Times New Roman" w:hAnsi="Vazir" w:cs="Vazir"/>
+          <w:rtl/>
+        </w:rPr>
+        <w:t xml:space="preserve">با توجه به اینکه این نود به صورت مستقل در یک خوشه مجزا قرار گرفته، می‌توان نتیجه گرفت که رفتار آن تا حد زیادی با سایر نودها متفاوت بوده و الگویی منحصربه‌فرد از تعامل و انتشار محتوا داشته است. احتمالاً این نود به عنوان یک </w:t>
+      </w:r>
+      <w:r>
+        <w:rPr>
+          <w:rFonts w:ascii="Vazir" w:eastAsia="Times New Roman" w:hAnsi="Vazir" w:cs="Vazir"/>
+          <w:b/>
+          <w:bCs/>
+          <w:rtl/>
+        </w:rPr>
+        <w:t>کاربر مرکزی و مرجع در گفتمان شبکه</w:t>
+      </w:r>
+      <w:r>
+        <w:rPr>
+          <w:rFonts w:ascii="Vazir" w:eastAsia="Times New Roman" w:hAnsi="Vazir" w:cs="Vazir"/>
+          <w:rtl/>
+        </w:rPr>
+        <w:t xml:space="preserve"> نقش‌آفرینی کرده است</w:t>
+      </w:r>
+      <w:r>
+        <w:rPr>
+          <w:rFonts w:ascii="Vazir" w:eastAsia="Times New Roman" w:hAnsi="Vazir" w:cs="Vazir"/>
+        </w:rPr>
+        <w:t>.</w:t>
+      </w:r>
+    </w:p>
+    <w:p>
+      <w:pPr>
+        <w:bidi/>
+        <w:spacing w:before="100" w:beforeAutospacing="1" w:after="100" w:afterAutospacing="1"/>
+        <w:ind w:left="720"/>
+        <w:rPr>
+          <w:rFonts w:ascii="Vazir" w:eastAsia="Times New Roman" w:hAnsi="Vazir" w:cs="Vazir"/>
+        </w:rPr>
+      </w:pPr>
+    </w:p>
+    <w:p>
+      <w:pPr>
+        <w:bidi/>
+        <w:spacing w:before="100" w:beforeAutospacing="1" w:after="100" w:afterAutospacing="1"/>
+        <w:ind w:left="720"/>
+        <w:rPr>
+          <w:rFonts w:ascii="Vazir" w:eastAsia="Times New Roman" w:hAnsi="Vazir" w:cs="Vazir"/>
+        </w:rPr>
+      </w:pPr>
+    </w:p>
+    <w:p>
+      <w:pPr>
+        <w:pStyle w:val="ListParagraph"/>
+        <w:numPr>
+          <w:ilvl w:val="0"/>
+          <w:numId w:val="1"/>
+        </w:numPr>
+        <w:bidi/>
+        <w:spacing w:before="100" w:beforeAutospacing="1" w:after="100" w:afterAutospacing="1"/>
+        <w:rPr>
+          <w:rFonts w:ascii="Vazir" w:eastAsia="Times New Roman" w:hAnsi="Vazir" w:cs="Vazir"/>
+          <w:b/>
+          <w:bCs/>
+        </w:rPr>
+      </w:pPr>
+      <w:r>
+        <w:rPr>
+          <w:rFonts w:ascii="Vazir" w:eastAsia="Times New Roman" w:hAnsi="Vazir" w:cs="Vazir"/>
+          <w:b/>
+          <w:bCs/>
+          <w:rtl/>
+        </w:rPr>
+        <w:lastRenderedPageBreak/>
+        <w:t>تحلیل خوشه ۱۱</w:t>
+      </w:r>
+      <w:r>
+        <w:rPr>
+          <w:rFonts w:ascii="Vazir" w:eastAsia="Times New Roman" w:hAnsi="Vazir" w:cs="Vazir"/>
+          <w:b/>
+          <w:bCs/>
+        </w:rPr>
+        <w:t>:</w:t>
+      </w:r>
+    </w:p>
+    <w:p>
+      <w:pPr>
+        <w:bidi/>
+        <w:spacing w:before="100" w:beforeAutospacing="1" w:after="100" w:afterAutospacing="1"/>
+        <w:ind w:left="720"/>
+        <w:rPr>
+          <w:rFonts w:ascii="Vazir" w:eastAsia="Times New Roman" w:hAnsi="Vazir" w:cs="Vazir"/>
+        </w:rPr>
+      </w:pPr>
+      <w:r>
+        <w:rPr>
+          <w:rFonts w:ascii="Vazir" w:eastAsia="Times New Roman" w:hAnsi="Vazir" w:cs="Vazir"/>
+          <w:rtl/>
+        </w:rPr>
+        <w:t xml:space="preserve">خوشه ۱۱ با </w:t>
+      </w:r>
+      <w:r>
+        <w:rPr>
+          <w:rFonts w:ascii="Vazir" w:eastAsia="Times New Roman" w:hAnsi="Vazir" w:cs="Vazir"/>
+          <w:b/>
+          <w:bCs/>
+          <w:rtl/>
+        </w:rPr>
+        <w:t>۸۷۴</w:t>
+      </w:r>
+      <w:r>
+        <w:rPr>
+          <w:rFonts w:ascii="Vazir" w:eastAsia="Times New Roman" w:hAnsi="Vazir" w:cs="Vazir"/>
+          <w:b/>
+          <w:bCs/>
+        </w:rPr>
+        <w:t xml:space="preserve"> </w:t>
+      </w:r>
+      <w:r>
+        <w:rPr>
+          <w:rFonts w:ascii="Vazir" w:eastAsia="Times New Roman" w:hAnsi="Vazir" w:cs="Vazir"/>
+          <w:b/>
+          <w:bCs/>
+          <w:rtl/>
+        </w:rPr>
+        <w:t>نود</w:t>
+      </w:r>
+      <w:r>
+        <w:rPr>
+          <w:rFonts w:ascii="Vazir" w:eastAsia="Times New Roman" w:hAnsi="Vazir" w:cs="Vazir"/>
+          <w:rtl/>
+        </w:rPr>
+        <w:t xml:space="preserve">، بزرگ‌ترین خوشه در کل شبکه از نظر تعداد اعضا محسوب می‌شود. با این حال، میانگین </w:t>
+      </w:r>
+      <w:r>
+        <w:rPr>
+          <w:rFonts w:ascii="Vazir" w:eastAsia="Times New Roman" w:hAnsi="Vazir" w:cs="Vazir"/>
+        </w:rPr>
+        <w:t xml:space="preserve">importance </w:t>
+      </w:r>
+      <w:r>
+        <w:rPr>
+          <w:rFonts w:ascii="Vazir" w:eastAsia="Times New Roman" w:hAnsi="Vazir" w:cs="Vazir"/>
+          <w:rtl/>
+        </w:rPr>
+        <w:t xml:space="preserve">این خوشه (حدود ۱.۵۴) نسبتاً پایین است، که نشان‌دهنده‌ی نقش غیرمحوری اعضای این خوشه در ساختار کلی شبکه است. همچنین، میانگین تعداد </w:t>
+      </w:r>
+      <w:r>
+        <w:rPr>
+          <w:rFonts w:ascii="Vazir" w:eastAsia="Times New Roman" w:hAnsi="Vazir" w:cs="Vazir"/>
+        </w:rPr>
+        <w:t xml:space="preserve">followers </w:t>
+      </w:r>
+      <w:r>
+        <w:rPr>
+          <w:rFonts w:ascii="Vazir" w:eastAsia="Times New Roman" w:hAnsi="Vazir" w:cs="Vazir"/>
+          <w:rtl/>
+        </w:rPr>
+        <w:t xml:space="preserve">در این خوشه نیز نسبتاً پایین (حدود ۱۵۵۰) است، که احتمالاً کاربران حاضر در این خوشه را در دسته‌ی </w:t>
+      </w:r>
+      <w:r>
+        <w:rPr>
+          <w:rFonts w:ascii="Vazir" w:eastAsia="Times New Roman" w:hAnsi="Vazir" w:cs="Vazir"/>
+          <w:b/>
+          <w:bCs/>
+          <w:rtl/>
+        </w:rPr>
+        <w:t>کاربران معمولی یا بازنشرکنندگان غیرفعال</w:t>
+      </w:r>
+      <w:r>
+        <w:rPr>
+          <w:rFonts w:ascii="Vazir" w:eastAsia="Times New Roman" w:hAnsi="Vazir" w:cs="Vazir"/>
+          <w:rtl/>
+        </w:rPr>
+        <w:t xml:space="preserve"> قرار می‌دهد</w:t>
+      </w:r>
+      <w:r>
+        <w:rPr>
+          <w:rFonts w:ascii="Vazir" w:eastAsia="Times New Roman" w:hAnsi="Vazir" w:cs="Vazir"/>
+        </w:rPr>
+        <w:t>.</w:t>
+      </w:r>
+    </w:p>
+    <w:p>
+      <w:pPr>
+        <w:bidi/>
+        <w:spacing w:before="100" w:beforeAutospacing="1" w:after="100" w:afterAutospacing="1"/>
+        <w:ind w:left="720"/>
+        <w:rPr>
+          <w:rFonts w:ascii="Vazir" w:eastAsia="Times New Roman" w:hAnsi="Vazir" w:cs="Vazir"/>
+        </w:rPr>
+      </w:pPr>
+      <w:r>
+        <w:rPr>
+          <w:rFonts w:ascii="Vazir" w:eastAsia="Times New Roman" w:hAnsi="Vazir" w:cs="Vazir"/>
+          <w:rtl/>
+        </w:rPr>
+        <w:t xml:space="preserve">ویژگی‌های دیگر نظیر میانگین </w:t>
+      </w:r>
+      <w:r>
+        <w:rPr>
+          <w:rFonts w:ascii="Vazir" w:eastAsia="Times New Roman" w:hAnsi="Vazir" w:cs="Vazir"/>
+        </w:rPr>
+        <w:t xml:space="preserve">impression </w:t>
+      </w:r>
+      <w:r>
+        <w:rPr>
+          <w:rFonts w:ascii="Vazir" w:eastAsia="Times New Roman" w:hAnsi="Vazir" w:cs="Vazir"/>
+          <w:rtl/>
+        </w:rPr>
+        <w:t>(حدود ۵۲۳۲) و سن اکانت (در حدود ۴۰۰ روز) نیز نشان می‌دهد که کاربران این خوشه دارای حضور پایدار اما تعامل کم‌عمق‌تری در شبکه بوده‌اند. این موضوع می‌تواند نشانه‌ای از رفتارهای بازنشر منفعلانه یا تعامل محدود در جریان اصلی محتوا باشد</w:t>
+      </w:r>
+      <w:r>
+        <w:rPr>
+          <w:rFonts w:ascii="Vazir" w:eastAsia="Times New Roman" w:hAnsi="Vazir" w:cs="Vazir"/>
+        </w:rPr>
+        <w:t>.</w:t>
+      </w:r>
+    </w:p>
+    <w:p>
+      <w:pPr>
+        <w:bidi/>
+        <w:spacing w:before="100" w:beforeAutospacing="1" w:after="100" w:afterAutospacing="1"/>
+        <w:ind w:left="720"/>
+        <w:rPr>
+          <w:rFonts w:ascii="Vazir" w:eastAsia="Times New Roman" w:hAnsi="Vazir" w:cs="Vazir"/>
+        </w:rPr>
+      </w:pPr>
+      <w:r>
+        <w:rPr>
+          <w:rFonts w:ascii="Vazir" w:eastAsia="Times New Roman" w:hAnsi="Vazir" w:cs="Vazir"/>
+          <w:rtl/>
+        </w:rPr>
+        <w:t xml:space="preserve">از نظر ساختاری، این خوشه می‌تواند نمایانگر </w:t>
+      </w:r>
+      <w:r>
+        <w:rPr>
+          <w:rFonts w:ascii="Vazir" w:eastAsia="Times New Roman" w:hAnsi="Vazir" w:cs="Vazir"/>
+          <w:b/>
+          <w:bCs/>
+          <w:rtl/>
+        </w:rPr>
+        <w:t>بخش عمومی کاربران</w:t>
+      </w:r>
+      <w:r>
+        <w:rPr>
+          <w:rFonts w:ascii="Vazir" w:eastAsia="Times New Roman" w:hAnsi="Vazir" w:cs="Vazir"/>
+          <w:rtl/>
+        </w:rPr>
+        <w:t xml:space="preserve"> باشد که محتوا را از نودهای مرکزی (رسانه‌ها یا نهادها) دریافت کرده و در مقیاس محدودی بازنشر کرده‌اند. عدم تمرکز مرکزیت یا وزن زیاد در این خوشه، احتمالاً نشان‌دهنده‌ی پراکندگی ارتباطات و نبود یک یا چند نود بسیار تأثیرگذار در آن است</w:t>
+      </w:r>
+      <w:r>
+        <w:rPr>
+          <w:rFonts w:ascii="Vazir" w:eastAsia="Times New Roman" w:hAnsi="Vazir" w:cs="Vazir"/>
+        </w:rPr>
+        <w:t>.</w:t>
+      </w:r>
+    </w:p>
+    <w:p>
+      <w:pPr>
+        <w:pStyle w:val="ListParagraph"/>
+        <w:numPr>
+          <w:ilvl w:val="0"/>
+          <w:numId w:val="1"/>
+        </w:numPr>
+        <w:bidi/>
+        <w:spacing w:before="100" w:beforeAutospacing="1" w:after="100" w:afterAutospacing="1"/>
+        <w:rPr>
+          <w:rFonts w:ascii="Vazir" w:eastAsia="Times New Roman" w:hAnsi="Vazir" w:cs="Vazir"/>
+          <w:b/>
+          <w:bCs/>
+        </w:rPr>
+      </w:pPr>
+      <w:r>
+        <w:rPr>
+          <w:rFonts w:ascii="Vazir" w:eastAsia="Times New Roman" w:hAnsi="Vazir" w:cs="Vazir"/>
+          <w:b/>
+          <w:bCs/>
+          <w:rtl/>
+        </w:rPr>
+        <w:t>تحلیل خوشه ۰</w:t>
+      </w:r>
+      <w:r>
+        <w:rPr>
+          <w:rFonts w:ascii="Vazir" w:eastAsia="Times New Roman" w:hAnsi="Vazir" w:cs="Vazir"/>
+          <w:b/>
+          <w:bCs/>
+        </w:rPr>
+        <w:t>:</w:t>
+      </w:r>
+    </w:p>
+    <w:p>
+      <w:pPr>
+        <w:bidi/>
+        <w:spacing w:before="100" w:beforeAutospacing="1" w:after="100" w:afterAutospacing="1"/>
+        <w:ind w:left="720"/>
+        <w:rPr>
+          <w:rFonts w:ascii="Vazir" w:eastAsia="Times New Roman" w:hAnsi="Vazir" w:cs="Vazir"/>
+        </w:rPr>
+      </w:pPr>
+      <w:r>
+        <w:rPr>
+          <w:rFonts w:ascii="Vazir" w:eastAsia="Times New Roman" w:hAnsi="Vazir" w:cs="Vazir"/>
+          <w:rtl/>
+        </w:rPr>
+        <w:t xml:space="preserve">خوشه ۰ با </w:t>
+      </w:r>
+      <w:r>
+        <w:rPr>
+          <w:rFonts w:ascii="Vazir" w:eastAsia="Times New Roman" w:hAnsi="Vazir" w:cs="Vazir"/>
+          <w:b/>
+          <w:bCs/>
+          <w:rtl/>
+        </w:rPr>
+        <w:t>۶۲۸</w:t>
+      </w:r>
+      <w:r>
+        <w:rPr>
+          <w:rFonts w:ascii="Vazir" w:eastAsia="Times New Roman" w:hAnsi="Vazir" w:cs="Vazir"/>
+          <w:b/>
+          <w:bCs/>
+        </w:rPr>
+        <w:t xml:space="preserve"> </w:t>
+      </w:r>
+      <w:r>
+        <w:rPr>
+          <w:rFonts w:ascii="Vazir" w:eastAsia="Times New Roman" w:hAnsi="Vazir" w:cs="Vazir"/>
+          <w:b/>
+          <w:bCs/>
+          <w:rtl/>
+        </w:rPr>
+        <w:t>نود</w:t>
+      </w:r>
+      <w:r>
+        <w:rPr>
+          <w:rFonts w:ascii="Vazir" w:eastAsia="Times New Roman" w:hAnsi="Vazir" w:cs="Vazir"/>
+          <w:rtl/>
+        </w:rPr>
+        <w:t xml:space="preserve"> پس از خوشه ۱۱، دومین خوشه پرتکرار در شبکه است. نودهای این خوشه از نظر آماری دارای </w:t>
+      </w:r>
+      <w:r>
+        <w:rPr>
+          <w:rFonts w:ascii="Vazir" w:eastAsia="Times New Roman" w:hAnsi="Vazir" w:cs="Vazir"/>
+          <w:b/>
+          <w:bCs/>
+          <w:rtl/>
+        </w:rPr>
+        <w:t xml:space="preserve">میانگین </w:t>
+      </w:r>
+      <w:r>
+        <w:rPr>
+          <w:rFonts w:ascii="Vazir" w:eastAsia="Times New Roman" w:hAnsi="Vazir" w:cs="Vazir"/>
+        </w:rPr>
+        <w:t>importance</w:t>
+      </w:r>
+      <w:r>
+        <w:rPr>
+          <w:rFonts w:ascii="Vazir" w:eastAsia="Times New Roman" w:hAnsi="Vazir" w:cs="Vazir"/>
+          <w:b/>
+          <w:bCs/>
+        </w:rPr>
+        <w:t xml:space="preserve"> </w:t>
+      </w:r>
+      <w:r>
+        <w:rPr>
+          <w:rFonts w:ascii="Vazir" w:eastAsia="Times New Roman" w:hAnsi="Vazir" w:cs="Vazir"/>
+          <w:b/>
+          <w:bCs/>
+          <w:rtl/>
+        </w:rPr>
+        <w:t>متوسط (حدود ۲.۰۶)</w:t>
+      </w:r>
+      <w:r>
+        <w:rPr>
+          <w:rFonts w:ascii="Vazir" w:eastAsia="Times New Roman" w:hAnsi="Vazir" w:cs="Vazir"/>
+          <w:rtl/>
+        </w:rPr>
+        <w:t xml:space="preserve"> هستند که کمی بالاتر از خوشه ۱۱ است، ولی همچنان نشان‌دهنده‌ی قرار نداشتن این نودها در مرکز شبکه است. با این حال، برخی نودهای شاخص در این خوشه وجود دارند که ممکن است نقش نیمه‌محوری در انتشار محتوا داشته‌اند</w:t>
+      </w:r>
+      <w:r>
+        <w:rPr>
+          <w:rFonts w:ascii="Vazir" w:eastAsia="Times New Roman" w:hAnsi="Vazir" w:cs="Vazir"/>
+        </w:rPr>
+        <w:t>.</w:t>
+      </w:r>
+    </w:p>
+    <w:p>
+      <w:pPr>
+        <w:bidi/>
+        <w:spacing w:before="100" w:beforeAutospacing="1" w:after="100" w:afterAutospacing="1"/>
+        <w:ind w:left="720"/>
+        <w:rPr>
+          <w:rFonts w:ascii="Vazir" w:eastAsia="Times New Roman" w:hAnsi="Vazir" w:cs="Vazir"/>
+        </w:rPr>
+      </w:pPr>
+      <w:r>
+        <w:rPr>
+          <w:rFonts w:ascii="Vazir" w:eastAsia="Times New Roman" w:hAnsi="Vazir" w:cs="Vazir"/>
+          <w:rtl/>
+        </w:rPr>
+        <w:t xml:space="preserve">میانگین </w:t>
+      </w:r>
+      <w:r>
+        <w:rPr>
+          <w:rFonts w:ascii="Vazir" w:eastAsia="Times New Roman" w:hAnsi="Vazir" w:cs="Vazir"/>
+        </w:rPr>
+        <w:t xml:space="preserve">followers </w:t>
+      </w:r>
+      <w:r>
+        <w:rPr>
+          <w:rFonts w:ascii="Vazir" w:eastAsia="Times New Roman" w:hAnsi="Vazir" w:cs="Vazir"/>
+          <w:rtl/>
+        </w:rPr>
+        <w:t xml:space="preserve">در این خوشه در حدود ۱۳۰۰ است، که شباهت زیادی با خوشه ۱۱ دارد و تأییدی بر حضور کاربران عادی در این گروه است. همچنین، مقدار میانگین </w:t>
+      </w:r>
+      <w:r>
+        <w:rPr>
+          <w:rFonts w:ascii="Vazir" w:eastAsia="Times New Roman" w:hAnsi="Vazir" w:cs="Vazir"/>
+        </w:rPr>
+        <w:t xml:space="preserve">impression </w:t>
+      </w:r>
+      <w:r>
+        <w:rPr>
+          <w:rFonts w:ascii="Vazir" w:eastAsia="Times New Roman" w:hAnsi="Vazir" w:cs="Vazir"/>
+          <w:rtl/>
+        </w:rPr>
+        <w:t>(حدود ۷۶۰۰) نسبت به خوشه ۱۱ کمی بالاتر است، که می‌تواند نشانه‌ای از فعالیت بیشتر برخی اعضای این خوشه باشد</w:t>
+      </w:r>
+      <w:r>
+        <w:rPr>
+          <w:rFonts w:ascii="Vazir" w:eastAsia="Times New Roman" w:hAnsi="Vazir" w:cs="Vazir"/>
+        </w:rPr>
+        <w:t>.</w:t>
+      </w:r>
+    </w:p>
+    <w:p>
+      <w:pPr>
+        <w:bidi/>
+        <w:spacing w:before="100" w:beforeAutospacing="1" w:after="100" w:afterAutospacing="1"/>
+        <w:ind w:left="720"/>
+        <w:rPr>
+          <w:rFonts w:ascii="Vazir" w:eastAsia="Times New Roman" w:hAnsi="Vazir" w:cs="Vazir"/>
+        </w:rPr>
+      </w:pPr>
+      <w:r>
+        <w:rPr>
+          <w:rFonts w:ascii="Vazir" w:eastAsia="Times New Roman" w:hAnsi="Vazir" w:cs="Vazir"/>
+          <w:rtl/>
+        </w:rPr>
+        <w:t xml:space="preserve">از لحاظ سنی نیز نودهای خوشه ۰ دارای میانگین </w:t>
+      </w:r>
+      <w:r>
+        <w:rPr>
+          <w:rFonts w:ascii="Vazir" w:eastAsia="Times New Roman" w:hAnsi="Vazir" w:cs="Vazir"/>
+        </w:rPr>
+        <w:t xml:space="preserve">age </w:t>
+      </w:r>
+      <w:r>
+        <w:rPr>
+          <w:rFonts w:ascii="Vazir" w:eastAsia="Times New Roman" w:hAnsi="Vazir" w:cs="Vazir"/>
+          <w:rtl/>
+        </w:rPr>
+        <w:t>مشابه (در حدود ۴۵۰ روز) هستند، که نشان می‌دهد کاربران این خوشه نیز اکانت‌هایی نسبتاً قدیمی دارند و احتمالاً از مدت‌ها قبل در تعامل با محتوای شبکه بوده‌اند</w:t>
+      </w:r>
+      <w:r>
+        <w:rPr>
+          <w:rFonts w:ascii="Vazir" w:eastAsia="Times New Roman" w:hAnsi="Vazir" w:cs="Vazir"/>
+        </w:rPr>
+        <w:t>.</w:t>
+      </w:r>
+    </w:p>
+    <w:p>
+      <w:pPr>
+        <w:bidi/>
+        <w:spacing w:before="100" w:beforeAutospacing="1" w:after="100" w:afterAutospacing="1"/>
+        <w:ind w:left="720"/>
+        <w:rPr>
+          <w:rFonts w:ascii="Vazir" w:eastAsia="Times New Roman" w:hAnsi="Vazir" w:cs="Vazir"/>
+        </w:rPr>
+      </w:pPr>
+      <w:r>
+        <w:rPr>
+          <w:rFonts w:ascii="Vazir" w:eastAsia="Times New Roman" w:hAnsi="Vazir" w:cs="Vazir"/>
+          <w:rtl/>
+        </w:rPr>
+        <w:t xml:space="preserve">با توجه به تعداد بالای نودها و پراکندگی اهمیت آن‌ها، خوشه ۰ را می‌توان به عنوان خوشه‌ای از کاربران </w:t>
+      </w:r>
+      <w:r>
+        <w:rPr>
+          <w:rFonts w:ascii="Vazir" w:eastAsia="Times New Roman" w:hAnsi="Vazir" w:cs="Vazir"/>
+          <w:b/>
+          <w:bCs/>
+          <w:rtl/>
+        </w:rPr>
+        <w:t>متوسط یا عمومی فعال</w:t>
+      </w:r>
+      <w:r>
+        <w:rPr>
+          <w:rFonts w:ascii="Vazir" w:eastAsia="Times New Roman" w:hAnsi="Vazir" w:cs="Vazir"/>
+          <w:rtl/>
+        </w:rPr>
+        <w:t xml:space="preserve"> در نظر گرفت. این خوشه احتمالاً نقش مهمی در تقویت بازنشر محتوا دارد، هرچند نودهای حاضر در آن لزوماً از مرکزیت ساختاری یا قدرت تأثیرگذاری بالا برخوردار نیستند</w:t>
+      </w:r>
+      <w:r>
+        <w:rPr>
+          <w:rFonts w:ascii="Vazir" w:eastAsia="Times New Roman" w:hAnsi="Vazir" w:cs="Vazir"/>
+        </w:rPr>
+        <w:t>.</w:t>
+      </w:r>
+    </w:p>
+    <w:p>
+      <w:pPr>
+        <w:bidi/>
+        <w:spacing w:before="100" w:beforeAutospacing="1" w:after="100" w:afterAutospacing="1"/>
+        <w:ind w:left="720"/>
+        <w:rPr>
+          <w:rFonts w:ascii="Vazir" w:eastAsia="Times New Roman" w:hAnsi="Vazir" w:cs="Vazir"/>
+        </w:rPr>
+      </w:pPr>
+    </w:p>
+    <w:p>
+      <w:pPr>
+        <w:pStyle w:val="ListParagraph"/>
+        <w:numPr>
+          <w:ilvl w:val="0"/>
+          <w:numId w:val="1"/>
+        </w:numPr>
+        <w:bidi/>
+        <w:spacing w:before="100" w:beforeAutospacing="1" w:after="100" w:afterAutospacing="1"/>
+        <w:rPr>
+          <w:rFonts w:ascii="Vazir" w:eastAsia="Times New Roman" w:hAnsi="Vazir" w:cs="Vazir"/>
+          <w:b/>
+          <w:bCs/>
+        </w:rPr>
+      </w:pPr>
+      <w:r>
+        <w:rPr>
+          <w:rFonts w:ascii="Vazir" w:eastAsia="Times New Roman" w:hAnsi="Vazir" w:cs="Vazir"/>
+          <w:b/>
+          <w:bCs/>
+          <w:rtl/>
+        </w:rPr>
+        <w:lastRenderedPageBreak/>
+        <w:t>تحلیل خوشه ۱</w:t>
+      </w:r>
+      <w:r>
+        <w:rPr>
+          <w:rFonts w:ascii="Vazir" w:eastAsia="Times New Roman" w:hAnsi="Vazir" w:cs="Vazir"/>
+          <w:b/>
+          <w:bCs/>
+        </w:rPr>
+        <w:t>:</w:t>
+      </w:r>
+    </w:p>
+    <w:p>
+      <w:pPr>
+        <w:bidi/>
+        <w:spacing w:before="100" w:beforeAutospacing="1" w:after="100" w:afterAutospacing="1"/>
+        <w:ind w:left="720"/>
+        <w:rPr>
+          <w:rFonts w:ascii="Vazir" w:eastAsia="Times New Roman" w:hAnsi="Vazir" w:cs="Vazir"/>
+        </w:rPr>
+      </w:pPr>
+      <w:r>
+        <w:rPr>
+          <w:rFonts w:ascii="Vazir" w:eastAsia="Times New Roman" w:hAnsi="Vazir" w:cs="Vazir"/>
+          <w:rtl/>
+        </w:rPr>
+        <w:t xml:space="preserve">خوشه ۱ با </w:t>
+      </w:r>
+      <w:r>
+        <w:rPr>
+          <w:rFonts w:ascii="Vazir" w:eastAsia="Times New Roman" w:hAnsi="Vazir" w:cs="Vazir"/>
+          <w:b/>
+          <w:bCs/>
+          <w:rtl/>
+        </w:rPr>
+        <w:t>۵۴۴</w:t>
+      </w:r>
+      <w:r>
+        <w:rPr>
+          <w:rFonts w:ascii="Vazir" w:eastAsia="Times New Roman" w:hAnsi="Vazir" w:cs="Vazir"/>
+          <w:b/>
+          <w:bCs/>
+        </w:rPr>
+        <w:t xml:space="preserve"> </w:t>
+      </w:r>
+      <w:r>
+        <w:rPr>
+          <w:rFonts w:ascii="Vazir" w:eastAsia="Times New Roman" w:hAnsi="Vazir" w:cs="Vazir"/>
+          <w:b/>
+          <w:bCs/>
+          <w:rtl/>
+        </w:rPr>
+        <w:t>نود</w:t>
+      </w:r>
+      <w:r>
+        <w:rPr>
+          <w:rFonts w:ascii="Vazir" w:eastAsia="Times New Roman" w:hAnsi="Vazir" w:cs="Vazir"/>
+          <w:rtl/>
+        </w:rPr>
+        <w:t xml:space="preserve">، سومین خوشه پرتکرار در شبکه است. بررسی میانگین معیارهای محتوایی این خوشه نشان می‌دهد که سطح تأثیرگذاری آن نسبت به خوشه‌های ۰ و ۱۱ اندکی بالاتر است. مقدار میانگین </w:t>
+      </w:r>
+      <w:r>
+        <w:rPr>
+          <w:rFonts w:ascii="Vazir" w:eastAsia="Times New Roman" w:hAnsi="Vazir" w:cs="Vazir"/>
+        </w:rPr>
+        <w:t xml:space="preserve">importance </w:t>
+      </w:r>
+      <w:r>
+        <w:rPr>
+          <w:rFonts w:ascii="Vazir" w:eastAsia="Times New Roman" w:hAnsi="Vazir" w:cs="Vazir"/>
+          <w:rtl/>
+        </w:rPr>
+        <w:t xml:space="preserve">در این خوشه برابر با </w:t>
+      </w:r>
+      <w:r>
+        <w:rPr>
+          <w:rFonts w:ascii="Vazir" w:eastAsia="Times New Roman" w:hAnsi="Vazir" w:cs="Vazir"/>
+          <w:b/>
+          <w:bCs/>
+          <w:rtl/>
+        </w:rPr>
+        <w:t>۲.۴۵</w:t>
+      </w:r>
+      <w:r>
+        <w:rPr>
+          <w:rFonts w:ascii="Vazir" w:eastAsia="Times New Roman" w:hAnsi="Vazir" w:cs="Vazir"/>
+          <w:rtl/>
+        </w:rPr>
+        <w:t xml:space="preserve"> است، که آن را از دو خوشه قبلی متمایز می‌کند</w:t>
+      </w:r>
+      <w:r>
+        <w:rPr>
+          <w:rFonts w:ascii="Vazir" w:eastAsia="Times New Roman" w:hAnsi="Vazir" w:cs="Vazir"/>
+        </w:rPr>
+        <w:t>.</w:t>
+      </w:r>
+    </w:p>
+    <w:p>
+      <w:pPr>
+        <w:bidi/>
+        <w:spacing w:before="100" w:beforeAutospacing="1" w:after="100" w:afterAutospacing="1"/>
+        <w:ind w:left="720"/>
+        <w:rPr>
+          <w:rFonts w:ascii="Vazir" w:eastAsia="Times New Roman" w:hAnsi="Vazir" w:cs="Vazir"/>
+        </w:rPr>
+      </w:pPr>
+      <w:r>
+        <w:rPr>
+          <w:rFonts w:ascii="Vazir" w:eastAsia="Times New Roman" w:hAnsi="Vazir" w:cs="Vazir"/>
+          <w:rtl/>
+        </w:rPr>
+        <w:t xml:space="preserve">میانگین تعداد </w:t>
+      </w:r>
+      <w:r>
+        <w:rPr>
+          <w:rFonts w:ascii="Vazir" w:eastAsia="Times New Roman" w:hAnsi="Vazir" w:cs="Vazir"/>
+        </w:rPr>
+        <w:t xml:space="preserve">followers </w:t>
+      </w:r>
+      <w:r>
+        <w:rPr>
+          <w:rFonts w:ascii="Vazir" w:eastAsia="Times New Roman" w:hAnsi="Vazir" w:cs="Vazir"/>
+          <w:rtl/>
+        </w:rPr>
+        <w:t xml:space="preserve">نیز در این خوشه برابر با حدود </w:t>
+      </w:r>
+      <w:r>
+        <w:rPr>
+          <w:rFonts w:ascii="Vazir" w:eastAsia="Times New Roman" w:hAnsi="Vazir" w:cs="Vazir"/>
+          <w:b/>
+          <w:bCs/>
+          <w:rtl/>
+        </w:rPr>
+        <w:t>۲۲۰۰</w:t>
+      </w:r>
+      <w:r>
+        <w:rPr>
+          <w:rFonts w:ascii="Vazir" w:eastAsia="Times New Roman" w:hAnsi="Vazir" w:cs="Vazir"/>
+          <w:rtl/>
+        </w:rPr>
+        <w:t xml:space="preserve"> است که نسبت به خوشه‌های ۰ و ۱۱ افزایش یافته. این موضوع می‌تواند نشان‌دهنده‌ی حضور برخی نودهای فعال‌تر و تأثیرگذارتر در خوشه باشد. علاوه بر این، میانگین </w:t>
+      </w:r>
+      <w:r>
+        <w:rPr>
+          <w:rFonts w:ascii="Vazir" w:eastAsia="Times New Roman" w:hAnsi="Vazir" w:cs="Vazir"/>
+        </w:rPr>
+        <w:t xml:space="preserve">impression </w:t>
+      </w:r>
+      <w:r>
+        <w:rPr>
+          <w:rFonts w:ascii="Vazir" w:eastAsia="Times New Roman" w:hAnsi="Vazir" w:cs="Vazir"/>
+          <w:rtl/>
+        </w:rPr>
+        <w:t xml:space="preserve">نیز در حدود </w:t>
+      </w:r>
+      <w:r>
+        <w:rPr>
+          <w:rFonts w:ascii="Vazir" w:eastAsia="Times New Roman" w:hAnsi="Vazir" w:cs="Vazir"/>
+          <w:b/>
+          <w:bCs/>
+          <w:rtl/>
+        </w:rPr>
+        <w:t>۹۰۰۰</w:t>
+      </w:r>
+      <w:r>
+        <w:rPr>
+          <w:rFonts w:ascii="Vazir" w:eastAsia="Times New Roman" w:hAnsi="Vazir" w:cs="Vazir"/>
+          <w:rtl/>
+        </w:rPr>
+        <w:t xml:space="preserve"> است که نسبت به خوشه‌های دیگر در همین سطح فراوانی، مقدار قابل توجهی به شمار می‌رود</w:t>
+      </w:r>
+      <w:r>
+        <w:rPr>
+          <w:rFonts w:ascii="Vazir" w:eastAsia="Times New Roman" w:hAnsi="Vazir" w:cs="Vazir"/>
+        </w:rPr>
+        <w:t>.</w:t>
+      </w:r>
+    </w:p>
+    <w:p>
+      <w:pPr>
+        <w:bidi/>
+        <w:spacing w:before="100" w:beforeAutospacing="1" w:after="100" w:afterAutospacing="1"/>
+        <w:ind w:left="720"/>
+        <w:rPr>
+          <w:rFonts w:ascii="Vazir" w:eastAsia="Times New Roman" w:hAnsi="Vazir" w:cs="Vazir"/>
+        </w:rPr>
+      </w:pPr>
+      <w:r>
+        <w:rPr>
+          <w:rFonts w:ascii="Vazir" w:eastAsia="Times New Roman" w:hAnsi="Vazir" w:cs="Vazir"/>
+          <w:rtl/>
+        </w:rPr>
+        <w:t>سن میانگین حساب‌ها در این خوشه نیز همچنان در حدود ۴۵۰ روز است و نشان‌دهنده‌ی پایداری کاربران این گروه در زمان است</w:t>
+      </w:r>
+      <w:r>
+        <w:rPr>
+          <w:rFonts w:ascii="Vazir" w:eastAsia="Times New Roman" w:hAnsi="Vazir" w:cs="Vazir"/>
+        </w:rPr>
+        <w:t>.</w:t>
+      </w:r>
+    </w:p>
+    <w:p>
+      <w:pPr>
+        <w:bidi/>
+        <w:spacing w:before="100" w:beforeAutospacing="1" w:after="100" w:afterAutospacing="1"/>
+        <w:ind w:left="720"/>
+        <w:rPr>
+          <w:rFonts w:ascii="Vazir" w:eastAsia="Times New Roman" w:hAnsi="Vazir" w:cs="Vazir"/>
+        </w:rPr>
+      </w:pPr>
+      <w:r>
+        <w:rPr>
+          <w:rFonts w:ascii="Vazir" w:eastAsia="Times New Roman" w:hAnsi="Vazir" w:cs="Vazir"/>
+          <w:rtl/>
+        </w:rPr>
+        <w:t xml:space="preserve">در مجموع، خوشه ۱ را می‌توان به عنوان گروهی از </w:t>
+      </w:r>
+      <w:r>
+        <w:rPr>
+          <w:rFonts w:ascii="Vazir" w:eastAsia="Times New Roman" w:hAnsi="Vazir" w:cs="Vazir"/>
+          <w:b/>
+          <w:bCs/>
+          <w:rtl/>
+        </w:rPr>
+        <w:t>کاربران نسبتاً فعال و نیمه‌تأثیرگذار</w:t>
+      </w:r>
+      <w:r>
+        <w:rPr>
+          <w:rFonts w:ascii="Vazir" w:eastAsia="Times New Roman" w:hAnsi="Vazir" w:cs="Vazir"/>
+          <w:rtl/>
+        </w:rPr>
+        <w:t xml:space="preserve"> در نظر گرفت. به‌ویژه وجود برخی نودهای با مرکزیت بالاتر در مقایسه با خوشه‌های ۰ و ۱۱، باعث می‌شود که این خوشه در گسترش محتوا نقشی فراتر از کاربران کاملاً عمومی داشته باشد، اگرچه هنوز نسبت به خوشه‌های با نودهای کلیدی، فاصله دارد</w:t>
+      </w:r>
+      <w:r>
+        <w:rPr>
+          <w:rFonts w:ascii="Vazir" w:eastAsia="Times New Roman" w:hAnsi="Vazir" w:cs="Vazir"/>
+        </w:rPr>
+        <w:t>.</w:t>
+      </w:r>
+    </w:p>
+    <w:p>
+      <w:pPr>
+        <w:pStyle w:val="ListParagraph"/>
+        <w:numPr>
+          <w:ilvl w:val="0"/>
+          <w:numId w:val="1"/>
+        </w:numPr>
+        <w:bidi/>
+        <w:spacing w:before="100" w:beforeAutospacing="1" w:after="100" w:afterAutospacing="1" w:line="240" w:lineRule="auto"/>
+        <w:outlineLvl w:val="2"/>
+        <w:rPr>
+          <w:rFonts w:ascii="Vazir" w:eastAsia="Times New Roman" w:hAnsi="Vazir" w:cs="Vazir"/>
+          <w:b/>
+          <w:bCs/>
+        </w:rPr>
+      </w:pPr>
+      <w:r>
+        <w:rPr>
+          <w:rFonts w:ascii="Vazir" w:eastAsia="Times New Roman" w:hAnsi="Vazir" w:cs="Vazir"/>
+          <w:b/>
+          <w:bCs/>
+          <w:rtl/>
+        </w:rPr>
+        <w:t>تحلیل خوشه‌های کم‌اهمیت و کم‌تعداد</w:t>
+      </w:r>
+      <w:r>
+        <w:rPr>
+          <w:rFonts w:ascii="Vazir" w:eastAsia="Times New Roman" w:hAnsi="Vazir" w:cs="Vazir"/>
+          <w:b/>
+          <w:bCs/>
+        </w:rPr>
+        <w:t>:</w:t>
+      </w:r>
+    </w:p>
+    <w:p>
+      <w:pPr>
+        <w:bidi/>
+        <w:spacing w:before="100" w:beforeAutospacing="1" w:after="100" w:afterAutospacing="1" w:line="240" w:lineRule="auto"/>
+        <w:ind w:left="720"/>
+        <w:rPr>
+          <w:rFonts w:ascii="Vazir" w:eastAsia="Times New Roman" w:hAnsi="Vazir" w:cs="Vazir"/>
+        </w:rPr>
+      </w:pPr>
+      <w:r>
+        <w:rPr>
+          <w:rFonts w:ascii="Vazir" w:eastAsia="Times New Roman" w:hAnsi="Vazir" w:cs="Vazir"/>
+          <w:rtl/>
+        </w:rPr>
+        <w:t>در میان خوشه‌های استخراج‌شده از شبکه، چندین خوشه وجود دارند که از دو ویژگی مهم برخوردارند</w:t>
+      </w:r>
+      <w:r>
+        <w:rPr>
+          <w:rFonts w:ascii="Vazir" w:eastAsia="Times New Roman" w:hAnsi="Vazir" w:cs="Vazir"/>
+        </w:rPr>
+        <w:t>:</w:t>
+      </w:r>
+    </w:p>
+    <w:p>
+      <w:pPr>
+        <w:numPr>
+          <w:ilvl w:val="0"/>
+          <w:numId w:val="2"/>
+        </w:numPr>
+        <w:tabs>
+          <w:tab w:val="clear" w:pos="720"/>
+          <w:tab w:val="num" w:pos="1440"/>
+        </w:tabs>
+        <w:bidi/>
+        <w:spacing w:before="100" w:beforeAutospacing="1" w:after="100" w:afterAutospacing="1" w:line="240" w:lineRule="auto"/>
+        <w:ind w:left="1440"/>
+        <w:rPr>
+          <w:rFonts w:ascii="Vazir" w:eastAsia="Times New Roman" w:hAnsi="Vazir" w:cs="Vazir"/>
+        </w:rPr>
+      </w:pPr>
+      <w:r>
+        <w:rPr>
+          <w:rFonts w:ascii="Vazir" w:eastAsia="Times New Roman" w:hAnsi="Vazir" w:cs="Vazir"/>
+          <w:rtl/>
+        </w:rPr>
+        <w:t xml:space="preserve">تعداد بسیار کم نودها </w:t>
+      </w:r>
+      <w:r>
+        <w:rPr>
+          <w:rFonts w:ascii="Vazir" w:eastAsia="Times New Roman" w:hAnsi="Vazir" w:cs="Vazir" w:hint="cs"/>
+          <w:rtl/>
+        </w:rPr>
+        <w:t>(</w:t>
+      </w:r>
+      <w:r>
+        <w:rPr>
+          <w:rFonts w:ascii="Vazir" w:eastAsia="Times New Roman" w:hAnsi="Vazir" w:cs="Vazir"/>
+          <w:rtl/>
+        </w:rPr>
+        <w:t>اغلب کمتر از ۱۰ نود</w:t>
+      </w:r>
+      <w:r>
+        <w:rPr>
+          <w:rFonts w:ascii="Vazir" w:eastAsia="Times New Roman" w:hAnsi="Vazir" w:cs="Vazir" w:hint="cs"/>
+          <w:rtl/>
+        </w:rPr>
+        <w:t>)</w:t>
+      </w:r>
+    </w:p>
+    <w:p>
+      <w:pPr>
+        <w:numPr>
+          <w:ilvl w:val="0"/>
+          <w:numId w:val="2"/>
+        </w:numPr>
+        <w:tabs>
+          <w:tab w:val="clear" w:pos="720"/>
+          <w:tab w:val="num" w:pos="1440"/>
+        </w:tabs>
+        <w:bidi/>
+        <w:spacing w:before="100" w:beforeAutospacing="1" w:after="100" w:afterAutospacing="1" w:line="240" w:lineRule="auto"/>
+        <w:ind w:left="1440"/>
+        <w:rPr>
+          <w:rFonts w:ascii="Vazir" w:eastAsia="Times New Roman" w:hAnsi="Vazir" w:cs="Vazir"/>
+        </w:rPr>
+      </w:pPr>
+      <w:r>
+        <w:rPr>
+          <w:rFonts w:ascii="Vazir" w:eastAsia="Times New Roman" w:hAnsi="Vazir" w:cs="Vazir"/>
+          <w:rtl/>
+        </w:rPr>
+        <w:t xml:space="preserve">میانگین پایین معیار </w:t>
+      </w:r>
+      <w:r>
+        <w:rPr>
+          <w:rFonts w:ascii="Vazir" w:eastAsia="Times New Roman" w:hAnsi="Vazir" w:cs="Vazir"/>
+        </w:rPr>
+        <w:t xml:space="preserve">importance </w:t>
+      </w:r>
+      <w:r>
+        <w:rPr>
+          <w:rFonts w:ascii="Vazir" w:eastAsia="Times New Roman" w:hAnsi="Vazir" w:cs="Vazir" w:hint="cs"/>
+          <w:rtl/>
+        </w:rPr>
+        <w:t xml:space="preserve"> </w:t>
+      </w:r>
+      <w:r>
+        <w:rPr>
+          <w:rFonts w:ascii="Vazir" w:eastAsia="Times New Roman" w:hAnsi="Vazir" w:cs="Vazir"/>
+          <w:rtl/>
+        </w:rPr>
+        <w:t>و سایر شاخص‌های مرکزیت</w:t>
+      </w:r>
+    </w:p>
+    <w:p>
+      <w:pPr>
+        <w:bidi/>
+        <w:spacing w:before="100" w:beforeAutospacing="1" w:after="100" w:afterAutospacing="1" w:line="240" w:lineRule="auto"/>
+        <w:ind w:left="720"/>
+        <w:rPr>
+          <w:rFonts w:ascii="Vazir" w:eastAsia="Times New Roman" w:hAnsi="Vazir" w:cs="Vazir"/>
+        </w:rPr>
+      </w:pPr>
+      <w:r>
+        <w:rPr>
+          <w:rFonts w:ascii="Vazir" w:eastAsia="Times New Roman" w:hAnsi="Vazir" w:cs="Vazir"/>
+          <w:rtl/>
+        </w:rPr>
+        <w:t>از جمله این خوشه‌ها می‌توان به خوشه‌های ۳، ۵، ۷، ۱۰، ۱۵ و حتی برخی تک‌نودی‌ها (مثل ۲، ۱۶ و ۲۰) اشاره کرد</w:t>
+      </w:r>
+      <w:r>
+        <w:rPr>
+          <w:rFonts w:ascii="Vazir" w:eastAsia="Times New Roman" w:hAnsi="Vazir" w:cs="Vazir"/>
+        </w:rPr>
+        <w:t>.</w:t>
+      </w:r>
+    </w:p>
+    <w:p>
+      <w:pPr>
+        <w:bidi/>
+        <w:spacing w:before="100" w:beforeAutospacing="1" w:after="100" w:afterAutospacing="1" w:line="240" w:lineRule="auto"/>
+        <w:ind w:left="720"/>
+        <w:rPr>
+          <w:rFonts w:ascii="Vazir" w:eastAsia="Times New Roman" w:hAnsi="Vazir" w:cs="Vazir"/>
+        </w:rPr>
+      </w:pPr>
+      <w:r>
+        <w:rPr>
+          <w:rFonts w:ascii="Vazir" w:eastAsia="Times New Roman" w:hAnsi="Vazir" w:cs="Vazir"/>
+          <w:rtl/>
+        </w:rPr>
+        <w:t>ویژگی‌های مشترک این خوشه‌ها شامل موارد زیر است</w:t>
+      </w:r>
+      <w:r>
+        <w:rPr>
+          <w:rFonts w:ascii="Vazir" w:eastAsia="Times New Roman" w:hAnsi="Vazir" w:cs="Vazir"/>
+        </w:rPr>
+        <w:t>:</w:t>
+      </w:r>
+    </w:p>
+    <w:p>
+      <w:pPr>
+        <w:numPr>
+          <w:ilvl w:val="0"/>
+          <w:numId w:val="3"/>
+        </w:numPr>
+        <w:tabs>
+          <w:tab w:val="clear" w:pos="720"/>
+          <w:tab w:val="num" w:pos="1440"/>
+        </w:tabs>
+        <w:bidi/>
+        <w:spacing w:before="100" w:beforeAutospacing="1" w:after="100" w:afterAutospacing="1" w:line="240" w:lineRule="auto"/>
+        <w:ind w:left="1440"/>
+        <w:rPr>
+          <w:rFonts w:ascii="Vazir" w:eastAsia="Times New Roman" w:hAnsi="Vazir" w:cs="Vazir"/>
+        </w:rPr>
+      </w:pPr>
+      <w:r>
+        <w:rPr>
+          <w:rFonts w:ascii="Vazir" w:eastAsia="Times New Roman" w:hAnsi="Vazir" w:cs="Vazir"/>
+          <w:rtl/>
+        </w:rPr>
+        <w:t>میانگین بسیار پایین</w:t>
+      </w:r>
+      <w:r>
+        <w:rPr>
+          <w:rFonts w:ascii="Vazir" w:eastAsia="Times New Roman" w:hAnsi="Vazir" w:cs="Vazir"/>
+        </w:rPr>
+        <w:t xml:space="preserve">importance </w:t>
+      </w:r>
+      <w:r>
+        <w:rPr>
+          <w:rFonts w:ascii="Vazir" w:eastAsia="Times New Roman" w:hAnsi="Vazir" w:cs="Vazir" w:hint="cs"/>
+          <w:rtl/>
+        </w:rPr>
+        <w:t xml:space="preserve"> (</w:t>
+      </w:r>
+      <w:r>
+        <w:rPr>
+          <w:rFonts w:ascii="Vazir" w:eastAsia="Times New Roman" w:hAnsi="Vazir" w:cs="Vazir"/>
+          <w:rtl/>
+        </w:rPr>
+        <w:t>در برخی موارد نزدیک به صفر</w:t>
+      </w:r>
+      <w:r>
+        <w:rPr>
+          <w:rFonts w:ascii="Vazir" w:eastAsia="Times New Roman" w:hAnsi="Vazir" w:cs="Vazir" w:hint="cs"/>
+          <w:rtl/>
+        </w:rPr>
+        <w:t>)</w:t>
+      </w:r>
+    </w:p>
+    <w:p>
+      <w:pPr>
+        <w:numPr>
+          <w:ilvl w:val="0"/>
+          <w:numId w:val="3"/>
+        </w:numPr>
+        <w:tabs>
+          <w:tab w:val="clear" w:pos="720"/>
+          <w:tab w:val="num" w:pos="1440"/>
+        </w:tabs>
+        <w:bidi/>
+        <w:spacing w:before="100" w:beforeAutospacing="1" w:after="100" w:afterAutospacing="1" w:line="240" w:lineRule="auto"/>
+        <w:ind w:left="1440"/>
+        <w:rPr>
+          <w:rFonts w:ascii="Vazir" w:eastAsia="Times New Roman" w:hAnsi="Vazir" w:cs="Vazir"/>
+        </w:rPr>
+      </w:pPr>
+      <w:r>
+        <w:rPr>
+          <w:rFonts w:ascii="Vazir" w:eastAsia="Times New Roman" w:hAnsi="Vazir" w:cs="Vazir"/>
+          <w:rtl/>
+        </w:rPr>
+        <w:t xml:space="preserve">تعداد کم </w:t>
+      </w:r>
+      <w:r>
+        <w:rPr>
+          <w:rFonts w:ascii="Vazir" w:eastAsia="Times New Roman" w:hAnsi="Vazir" w:cs="Vazir"/>
+        </w:rPr>
+        <w:t xml:space="preserve">followers </w:t>
+      </w:r>
+      <w:r>
+        <w:rPr>
+          <w:rFonts w:ascii="Vazir" w:eastAsia="Times New Roman" w:hAnsi="Vazir" w:cs="Vazir"/>
+          <w:rtl/>
+        </w:rPr>
+        <w:t xml:space="preserve">و </w:t>
+      </w:r>
+      <w:r>
+        <w:rPr>
+          <w:rFonts w:ascii="Vazir" w:eastAsia="Times New Roman" w:hAnsi="Vazir" w:cs="Vazir"/>
+        </w:rPr>
+        <w:t xml:space="preserve">impression </w:t>
+      </w:r>
+      <w:r>
+        <w:rPr>
+          <w:rFonts w:ascii="Vazir" w:eastAsia="Times New Roman" w:hAnsi="Vazir" w:cs="Vazir"/>
+          <w:rtl/>
+        </w:rPr>
+        <w:t>که نشان‌دهنده‌ی دامنه تأثیرگذاری محدود این کاربران است</w:t>
+      </w:r>
+    </w:p>
+    <w:p>
+      <w:pPr>
+        <w:numPr>
+          <w:ilvl w:val="0"/>
+          <w:numId w:val="3"/>
+        </w:numPr>
+        <w:tabs>
+          <w:tab w:val="clear" w:pos="720"/>
+          <w:tab w:val="num" w:pos="1440"/>
+        </w:tabs>
+        <w:bidi/>
+        <w:spacing w:before="100" w:beforeAutospacing="1" w:after="100" w:afterAutospacing="1" w:line="240" w:lineRule="auto"/>
+        <w:ind w:left="1440"/>
+        <w:rPr>
+          <w:rFonts w:ascii="Vazir" w:eastAsia="Times New Roman" w:hAnsi="Vazir" w:cs="Vazir"/>
+        </w:rPr>
+      </w:pPr>
+      <w:r>
+        <w:rPr>
+          <w:rFonts w:ascii="Vazir" w:eastAsia="Times New Roman" w:hAnsi="Vazir" w:cs="Vazir"/>
+          <w:rtl/>
+        </w:rPr>
+        <w:t>قرارگیری در بخش‌های حاشیه‌ای گراف که از نظر ساختاری نیز ارتباط کمتری با هسته‌ی شبکه دارند</w:t>
+      </w:r>
+    </w:p>
+    <w:p>
+      <w:pPr>
+        <w:numPr>
+          <w:ilvl w:val="0"/>
+          <w:numId w:val="3"/>
+        </w:numPr>
+        <w:tabs>
+          <w:tab w:val="clear" w:pos="720"/>
+          <w:tab w:val="num" w:pos="1440"/>
+        </w:tabs>
+        <w:bidi/>
+        <w:spacing w:before="100" w:beforeAutospacing="1" w:after="100" w:afterAutospacing="1" w:line="240" w:lineRule="auto"/>
+        <w:ind w:left="1440"/>
+        <w:rPr>
+          <w:rFonts w:ascii="Vazir" w:eastAsia="Times New Roman" w:hAnsi="Vazir" w:cs="Vazir"/>
+        </w:rPr>
+      </w:pPr>
+      <w:r>
+        <w:rPr>
+          <w:rFonts w:ascii="Vazir" w:eastAsia="Times New Roman" w:hAnsi="Vazir" w:cs="Vazir"/>
+          <w:rtl/>
+        </w:rPr>
+        <w:t>در برخی موارد، وجود اکانت‌هایی با سن پایین (جدیداً ایجاد شده) یا حساب‌هایی که رفتار آن‌ها متفاوت با خوشه‌های اصلی شبکه است (مانند رفتار غیرمعمول در بازنشر)</w:t>
+      </w:r>
+    </w:p>
+    <w:p>
+      <w:pPr>
+        <w:bidi/>
+        <w:spacing w:before="100" w:beforeAutospacing="1" w:after="100" w:afterAutospacing="1" w:line="240" w:lineRule="auto"/>
+        <w:ind w:left="720"/>
+        <w:rPr>
+          <w:rFonts w:ascii="Vazir" w:eastAsia="Times New Roman" w:hAnsi="Vazir" w:cs="Vazir"/>
+        </w:rPr>
+      </w:pPr>
+      <w:r>
+        <w:rPr>
+          <w:rFonts w:ascii="Vazir" w:eastAsia="Times New Roman" w:hAnsi="Vazir" w:cs="Vazir"/>
+          <w:rtl/>
+        </w:rPr>
+        <w:lastRenderedPageBreak/>
+        <w:t>این خوشه‌ها احتمالاً شامل کاربران غیرفعال، حساب‌های جعلی، یا حتی ربات‌هایی با تعامل محدود هستند که در روند کلی گسترش محتوا نقش مؤثری ایفا نمی‌کنند. با این حال، وجود آن‌ها می‌تواند بیانگر حاشیه‌های ساختاری یا رفتاری شبکه باشد و در صورت بررسی دقیق‌تر، نشانه‌هایی از الگوهای خاص در بازنشر یا حضور منفعلانه را ارائه دهد</w:t>
+      </w:r>
+      <w:r>
+        <w:rPr>
+          <w:rFonts w:ascii="Vazir" w:eastAsia="Times New Roman" w:hAnsi="Vazir" w:cs="Vazir"/>
+        </w:rPr>
+        <w:t>.</w:t>
+      </w:r>
+    </w:p>
+    <w:p>
+      <w:pPr>
+        <w:bidi/>
+        <w:spacing w:before="100" w:beforeAutospacing="1" w:after="100" w:afterAutospacing="1"/>
+        <w:ind w:left="720"/>
+        <w:rPr>
+          <w:rFonts w:ascii="Vazir" w:eastAsia="Times New Roman" w:hAnsi="Vazir" w:cs="Vazir"/>
+        </w:rPr>
+      </w:pPr>
+    </w:p>
+    <w:p>
+      <w:pPr>
+        <w:bidi/>
+        <w:spacing w:before="100" w:beforeAutospacing="1" w:after="100" w:afterAutospacing="1" w:line="240" w:lineRule="auto"/>
+        <w:outlineLvl w:val="2"/>
+        <w:rPr>
+          <w:rFonts w:ascii="Vazir" w:eastAsia="Times New Roman" w:hAnsi="Vazir" w:cs="Vazir"/>
+        </w:rPr>
+      </w:pPr>
+      <w:r>
+        <w:rPr>
+          <w:rFonts w:ascii="Vazir" w:eastAsia="Times New Roman" w:hAnsi="Vazir" w:cs="Vazir"/>
+          <w:b/>
+          <w:bCs/>
+          <w:noProof/>
+        </w:rPr>
+        <w:drawing>
+          <wp:anchor distT="0" distB="0" distL="114300" distR="114300" simplePos="0" relativeHeight="251666432" behindDoc="1" locked="0" layoutInCell="1" allowOverlap="1" wp14:anchorId="4D1D21AB" wp14:editId="39D7FF0C">
+            <wp:simplePos x="0" y="0"/>
+            <wp:positionH relativeFrom="column">
+              <wp:posOffset>2768600</wp:posOffset>
+            </wp:positionH>
+            <wp:positionV relativeFrom="paragraph">
+              <wp:posOffset>441960</wp:posOffset>
+            </wp:positionV>
+            <wp:extent cx="3569335" cy="3576320"/>
+            <wp:effectExtent l="0" t="3492" r="8572" b="8573"/>
+            <wp:wrapTight wrapText="bothSides">
+              <wp:wrapPolygon edited="0">
+                <wp:start x="-21" y="21579"/>
+                <wp:lineTo x="21537" y="21579"/>
+                <wp:lineTo x="21537" y="63"/>
+                <wp:lineTo x="-21" y="63"/>
+                <wp:lineTo x="-21" y="21579"/>
+              </wp:wrapPolygon>
+            </wp:wrapTight>
+            <wp:docPr id="16" name="Picture 16"/>
+            <wp:cNvGraphicFramePr>
+              <a:graphicFrameLocks xmlns:a="http://schemas.openxmlformats.org/drawingml/2006/main" noChangeAspect="1"/>
+            </wp:cNvGraphicFramePr>
+            <a:graphic xmlns:a="http://schemas.openxmlformats.org/drawingml/2006/main">
+              <a:graphicData uri="http://schemas.openxmlformats.org/drawingml/2006/picture">
+                <pic:pic xmlns:pic="http://schemas.openxmlformats.org/drawingml/2006/picture">
+                  <pic:nvPicPr>
+                    <pic:cNvPr id="0" name="Picture 8"/>
+                    <pic:cNvPicPr>
+                      <a:picLocks noChangeAspect="1" noChangeArrowheads="1"/>
+                    </pic:cNvPicPr>
+                  </pic:nvPicPr>
+                  <pic:blipFill rotWithShape="1">
+                    <a:blip r:embed="rId20" cstate="print">
+                      <a:extLst>
+                        <a:ext uri="{28A0092B-C50C-407E-A947-70E740481C1C}">
+                          <a14:useLocalDpi xmlns:a14="http://schemas.microsoft.com/office/drawing/2010/main" val="0"/>
+                        </a:ext>
+                      </a:extLst>
+                    </a:blip>
+                    <a:srcRect l="28657" t="13003" r="11209" b="9731"/>
+                    <a:stretch/>
+                  </pic:blipFill>
+                  <pic:spPr bwMode="auto">
+                    <a:xfrm rot="5400000">
+                      <a:off x="0" y="0"/>
+                      <a:ext cx="3569335" cy="3576320"/>
+                    </a:xfrm>
+                    <a:prstGeom prst="rect">
+                      <a:avLst/>
+                    </a:prstGeom>
+                    <a:noFill/>
+                    <a:ln>
+                      <a:noFill/>
+                    </a:ln>
+                    <a:extLst>
+                      <a:ext uri="{53640926-AAD7-44D8-BBD7-CCE9431645EC}">
+                        <a14:shadowObscured xmlns:a14="http://schemas.microsoft.com/office/drawing/2010/main"/>
+                      </a:ext>
+                    </a:extLst>
+                  </pic:spPr>
+                </pic:pic>
+              </a:graphicData>
+            </a:graphic>
+            <wp14:sizeRelH relativeFrom="page">
+              <wp14:pctWidth>0</wp14:pctWidth>
+            </wp14:sizeRelH>
+            <wp14:sizeRelV relativeFrom="page">
+              <wp14:pctHeight>0</wp14:pctHeight>
+            </wp14:sizeRelV>
+          </wp:anchor>
+        </w:drawing>
+      </w:r>
+      <w:r>
+        <w:rPr>
+          <w:rFonts w:ascii="Vazir" w:eastAsia="Times New Roman" w:hAnsi="Vazir" w:cs="Vazir" w:hint="cs"/>
+          <w:b/>
+          <w:bCs/>
+          <w:rtl/>
+        </w:rPr>
+        <w:t>(و)</w:t>
+      </w:r>
+      <w:r>
+        <w:rPr>
+          <w:rFonts w:ascii="Vazir" w:eastAsia="Times New Roman" w:hAnsi="Vazir" w:cs="Vazir"/>
+          <w:b/>
+          <w:bCs/>
+        </w:rPr>
+        <w:t xml:space="preserve"> </w:t>
+      </w:r>
+      <w:r>
+        <w:rPr>
+          <w:rFonts w:ascii="Vazir" w:eastAsia="Times New Roman" w:hAnsi="Vazir" w:cs="Vazir"/>
+          <w:rtl/>
+        </w:rPr>
+        <w:t>تحلیل تفاوت بین خوشه‌بندی</w:t>
+      </w:r>
+      <w:r>
+        <w:rPr>
+          <w:rFonts w:ascii="Vazir" w:eastAsia="Times New Roman" w:hAnsi="Vazir" w:cs="Vazir"/>
+        </w:rPr>
+        <w:t xml:space="preserve"> Modularity </w:t>
+      </w:r>
+      <w:r>
+        <w:rPr>
+          <w:rFonts w:ascii="Vazir" w:eastAsia="Times New Roman" w:hAnsi="Vazir" w:cs="Vazir"/>
+          <w:rtl/>
+        </w:rPr>
+        <w:t>و خوشه‌بندی طیفی</w:t>
+      </w:r>
+      <w:r>
+        <w:rPr>
+          <w:rFonts w:ascii="Vazir" w:eastAsia="Times New Roman" w:hAnsi="Vazir" w:cs="Vazir"/>
+        </w:rPr>
+        <w:t xml:space="preserve"> (Spectral Clustering)</w:t>
+      </w:r>
+    </w:p>
+    <w:p>
+      <w:pPr>
+        <w:bidi/>
+        <w:spacing w:before="100" w:beforeAutospacing="1" w:after="100" w:afterAutospacing="1" w:line="240" w:lineRule="auto"/>
+        <w:rPr>
+          <w:rFonts w:ascii="Vazir" w:eastAsia="Times New Roman" w:hAnsi="Vazir" w:cs="Vazir"/>
+          <w:b/>
+          <w:bCs/>
+        </w:rPr>
+      </w:pPr>
+    </w:p>
+    <w:p>
+      <w:pPr>
+        <w:bidi/>
+        <w:spacing w:before="100" w:beforeAutospacing="1" w:after="100" w:afterAutospacing="1" w:line="240" w:lineRule="auto"/>
+        <w:rPr>
+          <w:rFonts w:ascii="Vazir" w:eastAsia="Times New Roman" w:hAnsi="Vazir" w:cs="Vazir"/>
+          <w:b/>
+          <w:bCs/>
+          <w:rtl/>
+        </w:rPr>
+      </w:pPr>
+      <w:r>
+        <w:rPr>
+          <w:rFonts w:ascii="Vazir" w:eastAsia="Times New Roman" w:hAnsi="Vazir" w:cs="Vazir"/>
+          <w:b/>
+          <w:bCs/>
+          <w:noProof/>
+        </w:rPr>
+        <w:drawing>
+          <wp:anchor distT="0" distB="0" distL="114300" distR="114300" simplePos="0" relativeHeight="251667456" behindDoc="1" locked="0" layoutInCell="1" allowOverlap="1" wp14:anchorId="31459062" wp14:editId="4C6682DD">
+            <wp:simplePos x="0" y="0"/>
+            <wp:positionH relativeFrom="column">
+              <wp:posOffset>-428335</wp:posOffset>
+            </wp:positionH>
+            <wp:positionV relativeFrom="paragraph">
+              <wp:posOffset>538271</wp:posOffset>
+            </wp:positionV>
+            <wp:extent cx="3651250" cy="2431415"/>
+            <wp:effectExtent l="0" t="0" r="6350" b="6985"/>
+            <wp:wrapTight wrapText="bothSides">
+              <wp:wrapPolygon edited="0">
+                <wp:start x="0" y="0"/>
+                <wp:lineTo x="0" y="21493"/>
+                <wp:lineTo x="21525" y="21493"/>
+                <wp:lineTo x="21525" y="0"/>
+                <wp:lineTo x="0" y="0"/>
+              </wp:wrapPolygon>
+            </wp:wrapTight>
+            <wp:docPr id="17" name="Picture 17"/>
+            <wp:cNvGraphicFramePr>
+              <a:graphicFrameLocks xmlns:a="http://schemas.openxmlformats.org/drawingml/2006/main" noChangeAspect="1"/>
+            </wp:cNvGraphicFramePr>
+            <a:graphic xmlns:a="http://schemas.openxmlformats.org/drawingml/2006/main">
+              <a:graphicData uri="http://schemas.openxmlformats.org/drawingml/2006/picture">
+                <pic:pic xmlns:pic="http://schemas.openxmlformats.org/drawingml/2006/picture">
+                  <pic:nvPicPr>
+                    <pic:cNvPr id="0" name="Picture 9"/>
+                    <pic:cNvPicPr>
+                      <a:picLocks noChangeAspect="1" noChangeArrowheads="1"/>
+                    </pic:cNvPicPr>
+                  </pic:nvPicPr>
+                  <pic:blipFill>
+                    <a:blip r:embed="rId21">
+                      <a:extLst>
+                        <a:ext uri="{28A0092B-C50C-407E-A947-70E740481C1C}">
+                          <a14:useLocalDpi xmlns:a14="http://schemas.microsoft.com/office/drawing/2010/main" val="0"/>
+                        </a:ext>
+                      </a:extLst>
+                    </a:blip>
+                    <a:srcRect/>
+                    <a:stretch>
+                      <a:fillRect/>
+                    </a:stretch>
+                  </pic:blipFill>
+                  <pic:spPr bwMode="auto">
+                    <a:xfrm>
+                      <a:off x="0" y="0"/>
+                      <a:ext cx="3651250" cy="2431415"/>
+                    </a:xfrm>
+                    <a:prstGeom prst="rect">
+                      <a:avLst/>
+                    </a:prstGeom>
+                    <a:noFill/>
+                    <a:ln>
+                      <a:noFill/>
+                    </a:ln>
+                  </pic:spPr>
+                </pic:pic>
+              </a:graphicData>
+            </a:graphic>
+            <wp14:sizeRelH relativeFrom="page">
+              <wp14:pctWidth>0</wp14:pctWidth>
+            </wp14:sizeRelH>
+            <wp14:sizeRelV relativeFrom="page">
+              <wp14:pctHeight>0</wp14:pctHeight>
+            </wp14:sizeRelV>
+          </wp:anchor>
+        </w:drawing>
+      </w:r>
+    </w:p>
+    <w:p>
+      <w:pPr>
+        <w:bidi/>
+        <w:spacing w:before="100" w:beforeAutospacing="1" w:after="100" w:afterAutospacing="1" w:line="240" w:lineRule="auto"/>
+        <w:rPr>
+          <w:rFonts w:ascii="Vazir" w:eastAsia="Times New Roman" w:hAnsi="Vazir" w:cs="Vazir"/>
+          <w:b/>
+          <w:bCs/>
+        </w:rPr>
+      </w:pPr>
+    </w:p>
+    <w:p>
+      <w:pPr>
+        <w:bidi/>
+        <w:spacing w:before="100" w:beforeAutospacing="1" w:after="100" w:afterAutospacing="1" w:line="240" w:lineRule="auto"/>
+        <w:rPr>
+          <w:rFonts w:ascii="Vazir" w:eastAsia="Times New Roman" w:hAnsi="Vazir" w:cs="Vazir"/>
+        </w:rPr>
+      </w:pPr>
+    </w:p>
+    <w:p>
+      <w:pPr>
+        <w:bidi/>
+        <w:spacing w:before="100" w:beforeAutospacing="1" w:after="100" w:afterAutospacing="1" w:line="240" w:lineRule="auto"/>
+        <w:rPr>
+          <w:rFonts w:ascii="Vazir" w:eastAsia="Times New Roman" w:hAnsi="Vazir" w:cs="Vazir"/>
+        </w:rPr>
+      </w:pPr>
+      <w:r>
+        <w:rPr>
+          <w:rFonts w:ascii="Vazir" w:eastAsia="Times New Roman" w:hAnsi="Vazir" w:cs="Vazir"/>
+          <w:rtl/>
+        </w:rPr>
+        <w:t xml:space="preserve">در این پروژه دو روش متفاوت برای خوشه‌بندی گراف مورد بررسی قرار گرفت: یکی با استفاده از الگوریتم </w:t>
+      </w:r>
+      <w:r>
+        <w:rPr>
+          <w:rFonts w:ascii="Vazir" w:eastAsia="Times New Roman" w:hAnsi="Vazir" w:cs="Vazir"/>
+        </w:rPr>
+        <w:t xml:space="preserve">Modularity </w:t>
+      </w:r>
+      <w:r>
+        <w:rPr>
+          <w:rFonts w:ascii="Vazir" w:eastAsia="Times New Roman" w:hAnsi="Vazir" w:cs="Vazir"/>
+          <w:rtl/>
+        </w:rPr>
+        <w:t>که در نرم‌افزار</w:t>
+      </w:r>
+      <w:r>
+        <w:rPr>
+          <w:rFonts w:ascii="Vazir" w:eastAsia="Times New Roman" w:hAnsi="Vazir" w:cs="Vazir"/>
+        </w:rPr>
+        <w:t xml:space="preserve"> Gephi </w:t>
+      </w:r>
+      <w:r>
+        <w:rPr>
+          <w:rFonts w:ascii="Vazir" w:eastAsia="Times New Roman" w:hAnsi="Vazir" w:cs="Vazir"/>
+          <w:rtl/>
+        </w:rPr>
+        <w:t>اجرا شد، و دیگری با استفاده از روش طیفی</w:t>
+      </w:r>
+      <w:r>
+        <w:rPr>
+          <w:rFonts w:ascii="Vazir" w:eastAsia="Times New Roman" w:hAnsi="Vazir" w:cs="Vazir"/>
+        </w:rPr>
+        <w:t xml:space="preserve"> (Spectral Clustering) </w:t>
+      </w:r>
+      <w:r>
+        <w:rPr>
+          <w:rFonts w:ascii="Vazir" w:eastAsia="Times New Roman" w:hAnsi="Vazir" w:cs="Vazir"/>
+          <w:rtl/>
+        </w:rPr>
+        <w:t>مبتنی بر ماتریس لاپلاسی گراف و تحلیل مقادیر ویژه آن</w:t>
+      </w:r>
+      <w:r>
+        <w:rPr>
+          <w:rFonts w:ascii="Vazir" w:eastAsia="Times New Roman" w:hAnsi="Vazir" w:cs="Vazir"/>
+        </w:rPr>
+        <w:t>.</w:t>
+      </w:r>
+    </w:p>
+    <w:p>
+      <w:pPr>
+        <w:bidi/>
+        <w:spacing w:before="100" w:beforeAutospacing="1" w:after="100" w:afterAutospacing="1" w:line="240" w:lineRule="auto"/>
+        <w:rPr>
+          <w:rFonts w:ascii="Vazir" w:eastAsia="Times New Roman" w:hAnsi="Vazir" w:cs="Vazir"/>
+        </w:rPr>
+      </w:pPr>
+      <w:r>
+        <w:rPr>
+          <w:rFonts w:ascii="Vazir" w:eastAsia="Times New Roman" w:hAnsi="Vazir" w:cs="Vazir"/>
+          <w:rtl/>
+        </w:rPr>
+        <w:t>الگوریتم</w:t>
+      </w:r>
+      <w:r>
+        <w:rPr>
+          <w:rFonts w:ascii="Vazir" w:eastAsia="Times New Roman" w:hAnsi="Vazir" w:cs="Vazir"/>
+        </w:rPr>
+        <w:t xml:space="preserve"> Modularity </w:t>
+      </w:r>
+      <w:r>
+        <w:rPr>
+          <w:rFonts w:ascii="Vazir" w:eastAsia="Times New Roman" w:hAnsi="Vazir" w:cs="Vazir"/>
+          <w:rtl/>
+        </w:rPr>
+        <w:t>با تمرکز بر ساختار درونی شبکه و بیشینه‌سازی ارتباطات درون‌خوشه‌ای، در مجموع منجر به تشکیل ۸</w:t>
+      </w:r>
+      <w:r>
+        <w:rPr>
+          <w:rFonts w:ascii="Vazir" w:eastAsia="Times New Roman" w:hAnsi="Vazir" w:cs="Vazir"/>
+        </w:rPr>
+        <w:t xml:space="preserve"> </w:t>
+      </w:r>
+      <w:r>
+        <w:rPr>
+          <w:rFonts w:ascii="Vazir" w:eastAsia="Times New Roman" w:hAnsi="Vazir" w:cs="Vazir"/>
+          <w:rtl/>
+        </w:rPr>
+        <w:t>خوشه شد. این خوشه‌ها عمدتاً بزرگ و دارای مرزهای مشخص هستند. به‌عبارت‌دیگر، این روش بیشتر به دنبال یافتن جوامع ارتباطی فشرده در شبکه است؛ یعنی گروه‌هایی از نودها که ارتباط بیشتری با یکدیگر نسبت به بیرون دارند. از نظر رفتاری، این خوشه‌ها اغلب شامل کاربران معمولی یا فعالانی هستند که در قالب الگوهای قابل‌تشخیص مشارکت دارند</w:t>
+      </w:r>
+      <w:r>
+        <w:rPr>
+          <w:rFonts w:ascii="Vazir" w:eastAsia="Times New Roman" w:hAnsi="Vazir" w:cs="Vazir"/>
+        </w:rPr>
+        <w:t>.</w:t>
+      </w:r>
+    </w:p>
+    <w:p>
+      <w:pPr>
+        <w:bidi/>
+        <w:spacing w:before="100" w:beforeAutospacing="1" w:after="100" w:afterAutospacing="1" w:line="240" w:lineRule="auto"/>
+        <w:rPr>
+          <w:rFonts w:ascii="Vazir" w:eastAsia="Times New Roman" w:hAnsi="Vazir" w:cs="Vazir"/>
+        </w:rPr>
+      </w:pPr>
+      <w:r>
+        <w:rPr>
+          <w:rFonts w:ascii="Vazir" w:eastAsia="Times New Roman" w:hAnsi="Vazir" w:cs="Vazir"/>
+          <w:rtl/>
+        </w:rPr>
+        <w:lastRenderedPageBreak/>
+        <w:t>در مقابل، روش طیفی با استفاده از اطلاعات طیفی گراف، تعداد خوشه‌ها را به‌صورت داده‌محور تخمین زد (در اینجا</w:t>
+      </w:r>
+      <w:r>
+        <w:rPr>
+          <w:rFonts w:ascii="Vazir" w:eastAsia="Times New Roman" w:hAnsi="Vazir" w:cs="Vazir"/>
+        </w:rPr>
+        <w:t xml:space="preserve">: </w:t>
+      </w:r>
+      <w:r>
+        <w:rPr>
+          <w:rFonts w:ascii="Vazir" w:eastAsia="Times New Roman" w:hAnsi="Vazir" w:cs="Vazir"/>
+          <w:rtl/>
+        </w:rPr>
+        <w:t>۲۲</w:t>
+      </w:r>
+      <w:r>
+        <w:rPr>
+          <w:rFonts w:ascii="Vazir" w:eastAsia="Times New Roman" w:hAnsi="Vazir" w:cs="Vazir"/>
+        </w:rPr>
+        <w:t xml:space="preserve"> </w:t>
+      </w:r>
+      <w:r>
+        <w:rPr>
+          <w:rFonts w:ascii="Vazir" w:eastAsia="Times New Roman" w:hAnsi="Vazir" w:cs="Vazir"/>
+          <w:rtl/>
+        </w:rPr>
+        <w:t>خوشه</w:t>
+      </w:r>
+      <w:r>
+        <w:rPr>
+          <w:rFonts w:ascii="Vazir" w:eastAsia="Times New Roman" w:hAnsi="Vazir" w:cs="Vazir"/>
+        </w:rPr>
+        <w:t>(</w:t>
+      </w:r>
+      <w:r>
+        <w:rPr>
+          <w:rFonts w:ascii="Vazir" w:eastAsia="Times New Roman" w:hAnsi="Vazir" w:cs="Vazir"/>
+        </w:rPr>
+        <w:t xml:space="preserve"> </w:t>
+      </w:r>
+      <w:r>
+        <w:rPr>
+          <w:rFonts w:ascii="Vazir" w:eastAsia="Times New Roman" w:hAnsi="Vazir" w:cs="Vazir"/>
+        </w:rPr>
+        <w:t xml:space="preserve"> </w:t>
+      </w:r>
+      <w:r>
+        <w:rPr>
+          <w:rFonts w:ascii="Vazir" w:eastAsia="Times New Roman" w:hAnsi="Vazir" w:cs="Vazir"/>
+          <w:rtl/>
+        </w:rPr>
+        <w:t>و از الگوریتم</w:t>
+      </w:r>
+      <w:r>
+        <w:rPr>
+          <w:rFonts w:ascii="Vazir" w:eastAsia="Times New Roman" w:hAnsi="Vazir" w:cs="Vazir"/>
+        </w:rPr>
+        <w:t xml:space="preserve"> </w:t>
+      </w:r>
+      <w:proofErr w:type="spellStart"/>
+      <w:r>
+        <w:rPr>
+          <w:rFonts w:ascii="Vazir" w:eastAsia="Times New Roman" w:hAnsi="Vazir" w:cs="Vazir"/>
+        </w:rPr>
+        <w:t>KMeans</w:t>
+      </w:r>
+      <w:proofErr w:type="spellEnd"/>
+      <w:r>
+        <w:rPr>
+          <w:rFonts w:ascii="Vazir" w:eastAsia="Times New Roman" w:hAnsi="Vazir" w:cs="Vazir"/>
+        </w:rPr>
+        <w:t xml:space="preserve"> </w:t>
+      </w:r>
+      <w:r>
+        <w:rPr>
+          <w:rFonts w:ascii="Vazir" w:eastAsia="Times New Roman" w:hAnsi="Vazir" w:cs="Vazir"/>
+          <w:rtl/>
+        </w:rPr>
+        <w:t>برای خوشه‌بندی استفاده شد. این روش امکان شناسایی دقیق‌تر و محلی‌تر خوشه‌ها را فراهم می‌کند. برخلاف روش</w:t>
+      </w:r>
+      <w:r>
+        <w:rPr>
+          <w:rFonts w:ascii="Vazir" w:eastAsia="Times New Roman" w:hAnsi="Vazir" w:cs="Vazir"/>
+        </w:rPr>
+        <w:t xml:space="preserve"> Modularity </w:t>
+      </w:r>
+      <w:r>
+        <w:rPr>
+          <w:rFonts w:ascii="Vazir" w:eastAsia="Times New Roman" w:hAnsi="Vazir" w:cs="Vazir"/>
+          <w:rtl/>
+        </w:rPr>
+        <w:t>که ساختار کلان شبکه را در نظر دارد، در این روش نودها با الگوهای رفتاری مشابه یا ساختارهای ریزتر دسته‌بندی می‌شوند. به همین دلیل، خوشه‌بندی طیفی توانست نودهایی با رفتار خاص، مانند اکانت‌های بسیار تأثیرگذار یا حتی منفرد را در خوشه‌های جداگانه قرار دهد</w:t>
+      </w:r>
+      <w:r>
+        <w:rPr>
+          <w:rFonts w:ascii="Vazir" w:eastAsia="Times New Roman" w:hAnsi="Vazir" w:cs="Vazir"/>
+        </w:rPr>
+        <w:t>.</w:t>
+      </w:r>
+    </w:p>
+    <w:p>
+      <w:pPr>
+        <w:bidi/>
+        <w:spacing w:before="100" w:beforeAutospacing="1" w:after="100" w:afterAutospacing="1" w:line="240" w:lineRule="auto"/>
+        <w:rPr>
+          <w:rFonts w:ascii="Vazir" w:eastAsia="Times New Roman" w:hAnsi="Vazir" w:cs="Vazir"/>
+        </w:rPr>
+      </w:pPr>
+      <w:r>
+        <w:rPr>
+          <w:rFonts w:ascii="Vazir" w:eastAsia="Times New Roman" w:hAnsi="Vazir" w:cs="Vazir"/>
+          <w:rtl/>
+        </w:rPr>
+        <w:t xml:space="preserve">از نظر تعداد خوشه‌ها، </w:t>
+      </w:r>
+      <w:r>
+        <w:rPr>
+          <w:rFonts w:ascii="Vazir" w:eastAsia="Times New Roman" w:hAnsi="Vazir" w:cs="Vazir"/>
+        </w:rPr>
+        <w:t xml:space="preserve">Spectral Clustering </w:t>
+      </w:r>
+      <w:r>
+        <w:rPr>
+          <w:rFonts w:ascii="Vazir" w:eastAsia="Times New Roman" w:hAnsi="Vazir" w:cs="Vazir"/>
+          <w:rtl/>
+        </w:rPr>
+        <w:t>خوشه‌های بیشتر و جزئی‌تری ایجاد کرد، در حالی که</w:t>
+      </w:r>
+      <w:r>
+        <w:rPr>
+          <w:rFonts w:ascii="Vazir" w:eastAsia="Times New Roman" w:hAnsi="Vazir" w:cs="Vazir"/>
+        </w:rPr>
+        <w:t xml:space="preserve"> Gephi </w:t>
+      </w:r>
+      <w:r>
+        <w:rPr>
+          <w:rFonts w:ascii="Vazir" w:eastAsia="Times New Roman" w:hAnsi="Vazir" w:cs="Vazir"/>
+          <w:rtl/>
+        </w:rPr>
+        <w:t>با</w:t>
+      </w:r>
+      <w:r>
+        <w:rPr>
+          <w:rFonts w:ascii="Vazir" w:eastAsia="Times New Roman" w:hAnsi="Vazir" w:cs="Vazir"/>
+        </w:rPr>
+        <w:t xml:space="preserve"> Modularity </w:t>
+      </w:r>
+      <w:r>
+        <w:rPr>
+          <w:rFonts w:ascii="Vazir" w:eastAsia="Times New Roman" w:hAnsi="Vazir" w:cs="Vazir"/>
+          <w:rtl/>
+        </w:rPr>
+        <w:t>خوشه‌های کلی‌تر و بزرگ‌تری ارائه داد. این تفاوت به‌خوبی نشان می‌دهد که هر الگوریتم تمرکز متفاوتی دارد: یکی به دنبال ساختار کلی و تراکم ارتباطات، و دیگری به دنبال شباهت‌های موضعی در الگوی اتصال نودها</w:t>
+      </w:r>
+      <w:r>
+        <w:rPr>
+          <w:rFonts w:ascii="Vazir" w:eastAsia="Times New Roman" w:hAnsi="Vazir" w:cs="Vazir"/>
+        </w:rPr>
+        <w:t>.</w:t>
+      </w:r>
+    </w:p>
+    <w:p>
+      <w:pPr>
+        <w:bidi/>
+        <w:spacing w:before="100" w:beforeAutospacing="1" w:after="100" w:afterAutospacing="1" w:line="240" w:lineRule="auto"/>
+        <w:rPr>
+          <w:rFonts w:ascii="Vazir" w:eastAsia="Times New Roman" w:hAnsi="Vazir" w:cs="Vazir"/>
+        </w:rPr>
+      </w:pPr>
+      <w:r>
+        <w:rPr>
+          <w:rFonts w:ascii="Vazir" w:eastAsia="Times New Roman" w:hAnsi="Vazir" w:cs="Vazir"/>
+          <w:rtl/>
+        </w:rPr>
+        <w:t>در مجموع، می‌توان گفت خوشه‌بندی انجام‌شده با</w:t>
+      </w:r>
+      <w:r>
+        <w:rPr>
+          <w:rFonts w:ascii="Vazir" w:eastAsia="Times New Roman" w:hAnsi="Vazir" w:cs="Vazir"/>
+        </w:rPr>
+        <w:t xml:space="preserve"> Spectral Clustering </w:t>
+      </w:r>
+      <w:r>
+        <w:rPr>
+          <w:rFonts w:ascii="Vazir" w:eastAsia="Times New Roman" w:hAnsi="Vazir" w:cs="Vazir"/>
+          <w:rtl/>
+        </w:rPr>
+        <w:t>دید تحلیلی دقیق‌تر و رفتاری‌تری نسبت به ساختار گراف ارائه می‌دهد، در حالی که خوشه‌بندی با</w:t>
+      </w:r>
+      <w:r>
+        <w:rPr>
+          <w:rFonts w:ascii="Vazir" w:eastAsia="Times New Roman" w:hAnsi="Vazir" w:cs="Vazir"/>
+        </w:rPr>
+        <w:t xml:space="preserve"> Modularity </w:t>
+      </w:r>
+      <w:r>
+        <w:rPr>
+          <w:rFonts w:ascii="Vazir" w:eastAsia="Times New Roman" w:hAnsi="Vazir" w:cs="Vazir"/>
+          <w:rtl/>
+        </w:rPr>
+        <w:t>بازتاب‌دهنده ساختار کلی و جوامع شبکه است. به همین دلیل، استفاده ترکیبی از این دو روش در تحلیل شبکه می‌تواند منجر به شناخت عمیق‌تری از نقش‌ها و ارتباطات درون شبکه شود</w:t>
+      </w:r>
+      <w:r>
+        <w:rPr>
+          <w:rFonts w:ascii="Vazir" w:eastAsia="Times New Roman" w:hAnsi="Vazir" w:cs="Vazir"/>
+        </w:rPr>
+        <w:t>.</w:t>
+      </w:r>
+    </w:p>
+    <w:p>
+      <w:pPr>
+        <w:bidi/>
+        <w:spacing w:before="100" w:beforeAutospacing="1" w:after="100" w:afterAutospacing="1" w:line="240" w:lineRule="auto"/>
+        <w:rPr>
+          <w:rFonts w:ascii="Vazir" w:eastAsia="Times New Roman" w:hAnsi="Vazir" w:cs="Vazir"/>
+        </w:rPr>
+      </w:pPr>
+      <w:r>
+        <w:rPr>
+          <w:rFonts w:ascii="Vazir" w:eastAsia="Times New Roman" w:hAnsi="Vazir" w:cs="Vazir" w:hint="cs"/>
+          <w:b/>
+          <w:bCs/>
+          <w:rtl/>
+        </w:rPr>
+        <w:t>(ز)</w:t>
+      </w:r>
+      <w:r>
+        <w:rPr>
+          <w:rFonts w:ascii="Vazir" w:eastAsia="Times New Roman" w:hAnsi="Vazir" w:cs="Vazir"/>
+        </w:rPr>
+        <w:t xml:space="preserve"> </w:t>
+      </w:r>
+      <w:r>
+        <w:rPr>
+          <w:rFonts w:ascii="Vazir" w:eastAsia="Times New Roman" w:hAnsi="Vazir" w:cs="Vazir"/>
+          <w:rtl/>
+        </w:rPr>
+        <w:t>تحلیل زمانی و ایده برای خوشه‌بندی طیفی در گراف پویا</w:t>
+      </w:r>
+    </w:p>
+    <w:p>
+      <w:pPr>
+        <w:bidi/>
+        <w:spacing w:before="100" w:beforeAutospacing="1" w:after="100" w:afterAutospacing="1" w:line="240" w:lineRule="auto"/>
+        <w:rPr>
+          <w:rFonts w:ascii="Vazir" w:eastAsia="Times New Roman" w:hAnsi="Vazir" w:cs="Vazir"/>
+        </w:rPr>
+      </w:pPr>
+      <w:r>
+        <w:rPr>
+          <w:rFonts w:ascii="Vazir" w:eastAsia="Times New Roman" w:hAnsi="Vazir" w:cs="Vazir"/>
+          <w:rtl/>
+        </w:rPr>
+        <w:t>در بسیاری از تحلیل‌های شبکه‌های اجتماعی، در نظر گرفتن پویایی زمان نقش بسیار مهمی دارد. در این پروژه نیز اگر بخواهیم رفتار کاربران و ساختار خوشه‌ها را به‌صورت پویا بررسی کنیم، نیازمند تحلیل گراف زمانی</w:t>
+      </w:r>
+      <w:r>
+        <w:rPr>
+          <w:rFonts w:ascii="Vazir" w:eastAsia="Times New Roman" w:hAnsi="Vazir" w:cs="Vazir"/>
+        </w:rPr>
+        <w:t xml:space="preserve"> (Temporal Graph) </w:t>
+      </w:r>
+      <w:r>
+        <w:rPr>
+          <w:rFonts w:ascii="Vazir" w:eastAsia="Times New Roman" w:hAnsi="Vazir" w:cs="Vazir"/>
+          <w:rtl/>
+        </w:rPr>
+        <w:t>خواهیم بود؛ گرافی که ساختار آن در طول زمان تغییر می‌کند و در آن می‌توان پویایی خوشه‌ها و نقش نودها را دنبال کرد</w:t>
+      </w:r>
+      <w:r>
+        <w:rPr>
+          <w:rFonts w:ascii="Vazir" w:eastAsia="Times New Roman" w:hAnsi="Vazir" w:cs="Vazir"/>
+        </w:rPr>
+        <w:t>.</w:t>
+      </w:r>
+    </w:p>
+    <w:p>
+      <w:pPr>
+        <w:bidi/>
+        <w:spacing w:before="100" w:beforeAutospacing="1" w:after="100" w:afterAutospacing="1" w:line="240" w:lineRule="auto"/>
+        <w:rPr>
+          <w:rFonts w:ascii="Vazir" w:eastAsia="Times New Roman" w:hAnsi="Vazir" w:cs="Vazir"/>
+        </w:rPr>
+      </w:pPr>
+      <w:r>
+        <w:rPr>
+          <w:rFonts w:ascii="Vazir" w:eastAsia="Times New Roman" w:hAnsi="Vazir" w:cs="Vazir"/>
+          <w:rtl/>
+        </w:rPr>
+        <w:t>برای انجام خوشه‌بندی طیفی روی گراف زمانی، ابتدا باید گراف اصلی را بر اساس بازه‌های زمانی (مثلاً روزانه یا هفتگی) تقسیم کرد. سپس در هر بازهٔ زمانی به‌صورت جداگانه خوشه‌بندی طیفی انجام می‌شود. بدین ترتیب، در هر لحظه مشخص می‌شود که نودها در چه خوشه‌ای قرار دارند. با دنبال کردن این وضعیت در طول زمان، می‌توان تغییرات ساختاری را مشاهده کرد: مثلاً نودهایی که از یک خوشه به خوشه‌ای دیگر منتقل شده‌اند، یا خوشه‌هایی که با یکدیگر ترکیب یا از هم تفکیک شده‌اند</w:t>
+      </w:r>
+      <w:r>
+        <w:rPr>
+          <w:rFonts w:ascii="Vazir" w:eastAsia="Times New Roman" w:hAnsi="Vazir" w:cs="Vazir"/>
+        </w:rPr>
+        <w:t>.</w:t>
+      </w:r>
+    </w:p>
+    <w:p>
+      <w:pPr>
+        <w:bidi/>
+        <w:spacing w:before="100" w:beforeAutospacing="1" w:after="100" w:afterAutospacing="1" w:line="240" w:lineRule="auto"/>
+        <w:rPr>
+          <w:rFonts w:ascii="Vazir" w:eastAsia="Times New Roman" w:hAnsi="Vazir" w:cs="Vazir"/>
+        </w:rPr>
+      </w:pPr>
+      <w:r>
+        <w:rPr>
+          <w:rFonts w:ascii="Vazir" w:eastAsia="Times New Roman" w:hAnsi="Vazir" w:cs="Vazir"/>
+          <w:rtl/>
+        </w:rPr>
+        <w:t>این روش می‌تواند الگوهایی از تغییر رفتار کاربران، ظهور یا افول گروه‌های خاص، یا حتی تغییرات جهت‌گیری در شبکه‌های سیاسی یا خبری را آشکار سازد. همچنین، بررسی پایداری خوشه‌ها در طول زمان، درک بهتری از انسجام یا ناپایداری اجتماعی در شبکه فراهم می‌آورد</w:t>
+      </w:r>
+      <w:r>
+        <w:rPr>
+          <w:rFonts w:ascii="Vazir" w:eastAsia="Times New Roman" w:hAnsi="Vazir" w:cs="Vazir"/>
+        </w:rPr>
+        <w:t>.</w:t>
+      </w:r>
+    </w:p>
+    <w:p>
+      <w:pPr>
+        <w:bidi/>
+        <w:spacing w:before="100" w:beforeAutospacing="1" w:after="100" w:afterAutospacing="1" w:line="240" w:lineRule="auto"/>
+        <w:rPr>
+          <w:rFonts w:ascii="Vazir" w:eastAsia="Times New Roman" w:hAnsi="Vazir" w:cs="Vazir"/>
+        </w:rPr>
+      </w:pPr>
+      <w:r>
+        <w:rPr>
+          <w:rFonts w:ascii="Vazir" w:eastAsia="Times New Roman" w:hAnsi="Vazir" w:cs="Vazir"/>
+          <w:rtl/>
+        </w:rPr>
+        <w:t>در نهایت، اجرای این تحلیل می‌تواند با استفاده از ابزارهایی مانند</w:t>
+      </w:r>
+      <w:r>
+        <w:rPr>
+          <w:rFonts w:ascii="Vazir" w:eastAsia="Times New Roman" w:hAnsi="Vazir" w:cs="Vazir"/>
+        </w:rPr>
+        <w:t xml:space="preserve"> Python (</w:t>
+      </w:r>
+      <w:r>
+        <w:rPr>
+          <w:rFonts w:ascii="Vazir" w:eastAsia="Times New Roman" w:hAnsi="Vazir" w:cs="Vazir"/>
+          <w:rtl/>
+        </w:rPr>
+        <w:t>کتابخانه‌های</w:t>
+      </w:r>
+      <w:r>
+        <w:rPr>
+          <w:rFonts w:ascii="Vazir" w:eastAsia="Times New Roman" w:hAnsi="Vazir" w:cs="Vazir"/>
+        </w:rPr>
+        <w:t xml:space="preserve"> </w:t>
+      </w:r>
+      <w:proofErr w:type="spellStart"/>
+      <w:r>
+        <w:rPr>
+          <w:rFonts w:ascii="Vazir" w:eastAsia="Times New Roman" w:hAnsi="Vazir" w:cs="Vazir"/>
+        </w:rPr>
+        <w:t>NetworkX</w:t>
+      </w:r>
+      <w:proofErr w:type="spellEnd"/>
+      <w:r>
+        <w:rPr>
+          <w:rFonts w:ascii="Vazir" w:eastAsia="Times New Roman" w:hAnsi="Vazir" w:cs="Vazir"/>
+        </w:rPr>
+        <w:t xml:space="preserve"> </w:t>
+      </w:r>
+      <w:r>
+        <w:rPr>
+          <w:rFonts w:ascii="Vazir" w:eastAsia="Times New Roman" w:hAnsi="Vazir" w:cs="Vazir"/>
+          <w:rtl/>
+        </w:rPr>
+        <w:t xml:space="preserve">، </w:t>
+      </w:r>
+      <w:r>
+        <w:rPr>
+          <w:rFonts w:ascii="Vazir" w:eastAsia="Times New Roman" w:hAnsi="Vazir" w:cs="Vazir"/>
+        </w:rPr>
+        <w:t xml:space="preserve">scikit-learn) </w:t>
+      </w:r>
+      <w:r>
+        <w:rPr>
+          <w:rFonts w:ascii="Vazir" w:eastAsia="Times New Roman" w:hAnsi="Vazir" w:cs="Vazir"/>
+          <w:rtl/>
+        </w:rPr>
+        <w:t>و مصورسازی در قالب نمودارهای حرارتی یا خطوط انتقال</w:t>
+      </w:r>
+      <w:r>
+        <w:rPr>
+          <w:rFonts w:ascii="Vazir" w:eastAsia="Times New Roman" w:hAnsi="Vazir" w:cs="Vazir"/>
+        </w:rPr>
+        <w:t xml:space="preserve"> (Sankey Diagram) </w:t>
+      </w:r>
+      <w:r>
+        <w:rPr>
+          <w:rFonts w:ascii="Vazir" w:eastAsia="Times New Roman" w:hAnsi="Vazir" w:cs="Vazir"/>
+          <w:rtl/>
+        </w:rPr>
+        <w:t>صورت گیرد</w:t>
+      </w:r>
+      <w:r>
+        <w:rPr>
+          <w:rFonts w:ascii="Vazir" w:eastAsia="Times New Roman" w:hAnsi="Vazir" w:cs="Vazir"/>
+        </w:rPr>
+        <w:t>.</w:t>
+      </w:r>
+    </w:p>
+    <w:p>
+      <w:pPr>
+        <w:bidi/>
+        <w:spacing w:before="100" w:beforeAutospacing="1" w:after="100" w:afterAutospacing="1" w:line="240" w:lineRule="auto"/>
+        <w:rPr>
+          <w:rFonts w:ascii="Vazir" w:eastAsia="Times New Roman" w:hAnsi="Vazir" w:cs="Vazir" w:hint="cs"/>
+        </w:rPr>
+      </w:pPr>
+      <w:r>
+        <w:rPr>
+          <w:rFonts w:ascii="Vazir" w:eastAsia="Times New Roman" w:hAnsi="Vazir" w:cs="Vazir"/>
+          <w:rtl/>
+        </w:rPr>
+        <w:t>این نوع تحلیل زمانی، رویکردی پیشرفته‌تر و واقعی‌تر نسبت به تحلیل ایستا فراهم می‌کند و دید عمیق‌تری نسبت به تحول ساختار گفتمان و گروه‌بندی کاربران در طول زمان ارائه می‌دهد</w:t>
+      </w:r>
+      <w:r>
+        <w:rPr>
+          <w:rFonts w:ascii="Vazir" w:eastAsia="Times New Roman" w:hAnsi="Vazir" w:cs="Vazir"/>
+        </w:rPr>
+        <w:t>.</w:t>
+      </w:r>
     </w:p>
     <w:sectPr>
       <w:pgSz w:w="12240" w:h="15840"/>
@@ -5352,6 +13233,395 @@
     </w:sectPr>
   </w:body>
 </w:document>
+</file>
+
+<file path=word/numbering.xml><?xml version="1.0" encoding="utf-8"?>
+<w:numbering xmlns:wpc="http://schemas.microsoft.com/office/word/2010/wordprocessingCanvas" xmlns:cx="http://schemas.microsoft.com/office/drawing/2014/chartex" xmlns:cx1="http://schemas.microsoft.com/office/drawing/2015/9/8/chartex" xmlns:cx2="http://schemas.microsoft.com/office/drawing/2015/10/21/chartex" xmlns:cx3="http://schemas.microsoft.com/office/drawing/2016/5/9/chartex" xmlns:cx4="http://schemas.microsoft.com/office/drawing/2016/5/10/chartex" xmlns:cx5="http://schemas.microsoft.com/office/drawing/2016/5/11/chartex" xmlns:cx6="http://schemas.microsoft.com/office/drawing/2016/5/12/chartex" xmlns:cx7="http://schemas.microsoft.com/office/drawing/2016/5/13/chartex" xmlns:cx8="http://schemas.microsoft.com/office/drawing/2016/5/14/chartex" xmlns:mc="http://schemas.openxmlformats.org/markup-compatibility/2006" xmlns:aink="http://schemas.microsoft.com/office/drawing/2016/ink" xmlns:am3d="http://schemas.microsoft.com/office/drawing/2017/model3d" xmlns:o="urn:schemas-microsoft-com:office:office" xmlns:r="http://schemas.openxmlformats.org/officeDocument/2006/relationships" xmlns:m="http://schemas.openxmlformats.org/officeDocument/2006/math" xmlns:v="urn:schemas-microsoft-com:vml" xmlns:wp14="http://schemas.microsoft.com/office/word/2010/wordprocessingDrawing" xmlns:wp="http://schemas.openxmlformats.org/drawingml/2006/wordprocessingDrawing" xmlns:w10="urn:schemas-microsoft-com:office:word" xmlns:w="http://schemas.openxmlformats.org/wordprocessingml/2006/main" xmlns:w14="http://schemas.microsoft.com/office/word/2010/wordml" xmlns:w15="http://schemas.microsoft.com/office/word/2012/wordml" xmlns:w16cex="http://schemas.microsoft.com/office/word/2018/wordml/cex" xmlns:w16cid="http://schemas.microsoft.com/office/word/2016/wordml/cid" xmlns:w16="http://schemas.microsoft.com/office/word/2018/wordml" xmlns:w16sdtdh="http://schemas.microsoft.com/office/word/2020/wordml/sdtdatahash" xmlns:w16se="http://schemas.microsoft.com/office/word/2015/wordml/symex" xmlns:wpg="http://schemas.microsoft.com/office/word/2010/wordprocessingGroup" xmlns:wpi="http://schemas.microsoft.com/office/word/2010/wordprocessingInk" xmlns:wne="http://schemas.microsoft.com/office/word/2006/wordml" xmlns:wps="http://schemas.microsoft.com/office/word/2010/wordprocessingShape" mc:Ignorable="w14 w15 w16se w16cid w16 w16cex w16sdtdh wp14">
+  <w:abstractNum w:abstractNumId="0" w15:restartNumberingAfterBreak="0">
+    <w:nsid w:val="3A9D5978"/>
+    <w:multiLevelType w:val="hybridMultilevel"/>
+    <w:tmpl w:val="88966208"/>
+    <w:lvl w:ilvl="0" w:tplc="04090001">
+      <w:start w:val="1"/>
+      <w:numFmt w:val="bullet"/>
+      <w:lvlText w:val=""/>
+      <w:lvlJc w:val="left"/>
+      <w:pPr>
+        <w:ind w:left="720" w:hanging="360"/>
+      </w:pPr>
+      <w:rPr>
+        <w:rFonts w:ascii="Symbol" w:hAnsi="Symbol" w:hint="default"/>
+      </w:rPr>
+    </w:lvl>
+    <w:lvl w:ilvl="1" w:tplc="04090003" w:tentative="1">
+      <w:start w:val="1"/>
+      <w:numFmt w:val="bullet"/>
+      <w:lvlText w:val="o"/>
+      <w:lvlJc w:val="left"/>
+      <w:pPr>
+        <w:ind w:left="1440" w:hanging="360"/>
+      </w:pPr>
+      <w:rPr>
+        <w:rFonts w:ascii="Courier New" w:hAnsi="Courier New" w:cs="Courier New" w:hint="default"/>
+      </w:rPr>
+    </w:lvl>
+    <w:lvl w:ilvl="2" w:tplc="04090005" w:tentative="1">
+      <w:start w:val="1"/>
+      <w:numFmt w:val="bullet"/>
+      <w:lvlText w:val=""/>
+      <w:lvlJc w:val="left"/>
+      <w:pPr>
+        <w:ind w:left="2160" w:hanging="360"/>
+      </w:pPr>
+      <w:rPr>
+        <w:rFonts w:ascii="Wingdings" w:hAnsi="Wingdings" w:hint="default"/>
+      </w:rPr>
+    </w:lvl>
+    <w:lvl w:ilvl="3" w:tplc="04090001" w:tentative="1">
+      <w:start w:val="1"/>
+      <w:numFmt w:val="bullet"/>
+      <w:lvlText w:val=""/>
+      <w:lvlJc w:val="left"/>
+      <w:pPr>
+        <w:ind w:left="2880" w:hanging="360"/>
+      </w:pPr>
+      <w:rPr>
+        <w:rFonts w:ascii="Symbol" w:hAnsi="Symbol" w:hint="default"/>
+      </w:rPr>
+    </w:lvl>
+    <w:lvl w:ilvl="4" w:tplc="04090003" w:tentative="1">
+      <w:start w:val="1"/>
+      <w:numFmt w:val="bullet"/>
+      <w:lvlText w:val="o"/>
+      <w:lvlJc w:val="left"/>
+      <w:pPr>
+        <w:ind w:left="3600" w:hanging="360"/>
+      </w:pPr>
+      <w:rPr>
+        <w:rFonts w:ascii="Courier New" w:hAnsi="Courier New" w:cs="Courier New" w:hint="default"/>
+      </w:rPr>
+    </w:lvl>
+    <w:lvl w:ilvl="5" w:tplc="04090005" w:tentative="1">
+      <w:start w:val="1"/>
+      <w:numFmt w:val="bullet"/>
+      <w:lvlText w:val=""/>
+      <w:lvlJc w:val="left"/>
+      <w:pPr>
+        <w:ind w:left="4320" w:hanging="360"/>
+      </w:pPr>
+      <w:rPr>
+        <w:rFonts w:ascii="Wingdings" w:hAnsi="Wingdings" w:hint="default"/>
+      </w:rPr>
+    </w:lvl>
+    <w:lvl w:ilvl="6" w:tplc="04090001" w:tentative="1">
+      <w:start w:val="1"/>
+      <w:numFmt w:val="bullet"/>
+      <w:lvlText w:val=""/>
+      <w:lvlJc w:val="left"/>
+      <w:pPr>
+        <w:ind w:left="5040" w:hanging="360"/>
+      </w:pPr>
+      <w:rPr>
+        <w:rFonts w:ascii="Symbol" w:hAnsi="Symbol" w:hint="default"/>
+      </w:rPr>
+    </w:lvl>
+    <w:lvl w:ilvl="7" w:tplc="04090003" w:tentative="1">
+      <w:start w:val="1"/>
+      <w:numFmt w:val="bullet"/>
+      <w:lvlText w:val="o"/>
+      <w:lvlJc w:val="left"/>
+      <w:pPr>
+        <w:ind w:left="5760" w:hanging="360"/>
+      </w:pPr>
+      <w:rPr>
+        <w:rFonts w:ascii="Courier New" w:hAnsi="Courier New" w:cs="Courier New" w:hint="default"/>
+      </w:rPr>
+    </w:lvl>
+    <w:lvl w:ilvl="8" w:tplc="04090005" w:tentative="1">
+      <w:start w:val="1"/>
+      <w:numFmt w:val="bullet"/>
+      <w:lvlText w:val=""/>
+      <w:lvlJc w:val="left"/>
+      <w:pPr>
+        <w:ind w:left="6480" w:hanging="360"/>
+      </w:pPr>
+      <w:rPr>
+        <w:rFonts w:ascii="Wingdings" w:hAnsi="Wingdings" w:hint="default"/>
+      </w:rPr>
+    </w:lvl>
+  </w:abstractNum>
+  <w:abstractNum w:abstractNumId="1" w15:restartNumberingAfterBreak="0">
+    <w:nsid w:val="40BB042A"/>
+    <w:multiLevelType w:val="multilevel"/>
+    <w:tmpl w:val="D0E6BD36"/>
+    <w:lvl w:ilvl="0">
+      <w:start w:val="1"/>
+      <w:numFmt w:val="bullet"/>
+      <w:lvlText w:val=""/>
+      <w:lvlJc w:val="left"/>
+      <w:pPr>
+        <w:tabs>
+          <w:tab w:val="num" w:pos="720"/>
+        </w:tabs>
+        <w:ind w:left="720" w:hanging="360"/>
+      </w:pPr>
+      <w:rPr>
+        <w:rFonts w:ascii="Symbol" w:hAnsi="Symbol" w:hint="default"/>
+        <w:sz w:val="20"/>
+      </w:rPr>
+    </w:lvl>
+    <w:lvl w:ilvl="1" w:tentative="1">
+      <w:start w:val="1"/>
+      <w:numFmt w:val="bullet"/>
+      <w:lvlText w:val="o"/>
+      <w:lvlJc w:val="left"/>
+      <w:pPr>
+        <w:tabs>
+          <w:tab w:val="num" w:pos="1440"/>
+        </w:tabs>
+        <w:ind w:left="1440" w:hanging="360"/>
+      </w:pPr>
+      <w:rPr>
+        <w:rFonts w:ascii="Courier New" w:hAnsi="Courier New" w:hint="default"/>
+        <w:sz w:val="20"/>
+      </w:rPr>
+    </w:lvl>
+    <w:lvl w:ilvl="2" w:tentative="1">
+      <w:start w:val="1"/>
+      <w:numFmt w:val="bullet"/>
+      <w:lvlText w:val=""/>
+      <w:lvlJc w:val="left"/>
+      <w:pPr>
+        <w:tabs>
+          <w:tab w:val="num" w:pos="2160"/>
+        </w:tabs>
+        <w:ind w:left="2160" w:hanging="360"/>
+      </w:pPr>
+      <w:rPr>
+        <w:rFonts w:ascii="Wingdings" w:hAnsi="Wingdings" w:hint="default"/>
+        <w:sz w:val="20"/>
+      </w:rPr>
+    </w:lvl>
+    <w:lvl w:ilvl="3" w:tentative="1">
+      <w:start w:val="1"/>
+      <w:numFmt w:val="bullet"/>
+      <w:lvlText w:val=""/>
+      <w:lvlJc w:val="left"/>
+      <w:pPr>
+        <w:tabs>
+          <w:tab w:val="num" w:pos="2880"/>
+        </w:tabs>
+        <w:ind w:left="2880" w:hanging="360"/>
+      </w:pPr>
+      <w:rPr>
+        <w:rFonts w:ascii="Wingdings" w:hAnsi="Wingdings" w:hint="default"/>
+        <w:sz w:val="20"/>
+      </w:rPr>
+    </w:lvl>
+    <w:lvl w:ilvl="4" w:tentative="1">
+      <w:start w:val="1"/>
+      <w:numFmt w:val="bullet"/>
+      <w:lvlText w:val=""/>
+      <w:lvlJc w:val="left"/>
+      <w:pPr>
+        <w:tabs>
+          <w:tab w:val="num" w:pos="3600"/>
+        </w:tabs>
+        <w:ind w:left="3600" w:hanging="360"/>
+      </w:pPr>
+      <w:rPr>
+        <w:rFonts w:ascii="Wingdings" w:hAnsi="Wingdings" w:hint="default"/>
+        <w:sz w:val="20"/>
+      </w:rPr>
+    </w:lvl>
+    <w:lvl w:ilvl="5" w:tentative="1">
+      <w:start w:val="1"/>
+      <w:numFmt w:val="bullet"/>
+      <w:lvlText w:val=""/>
+      <w:lvlJc w:val="left"/>
+      <w:pPr>
+        <w:tabs>
+          <w:tab w:val="num" w:pos="4320"/>
+        </w:tabs>
+        <w:ind w:left="4320" w:hanging="360"/>
+      </w:pPr>
+      <w:rPr>
+        <w:rFonts w:ascii="Wingdings" w:hAnsi="Wingdings" w:hint="default"/>
+        <w:sz w:val="20"/>
+      </w:rPr>
+    </w:lvl>
+    <w:lvl w:ilvl="6" w:tentative="1">
+      <w:start w:val="1"/>
+      <w:numFmt w:val="bullet"/>
+      <w:lvlText w:val=""/>
+      <w:lvlJc w:val="left"/>
+      <w:pPr>
+        <w:tabs>
+          <w:tab w:val="num" w:pos="5040"/>
+        </w:tabs>
+        <w:ind w:left="5040" w:hanging="360"/>
+      </w:pPr>
+      <w:rPr>
+        <w:rFonts w:ascii="Wingdings" w:hAnsi="Wingdings" w:hint="default"/>
+        <w:sz w:val="20"/>
+      </w:rPr>
+    </w:lvl>
+    <w:lvl w:ilvl="7" w:tentative="1">
+      <w:start w:val="1"/>
+      <w:numFmt w:val="bullet"/>
+      <w:lvlText w:val=""/>
+      <w:lvlJc w:val="left"/>
+      <w:pPr>
+        <w:tabs>
+          <w:tab w:val="num" w:pos="5760"/>
+        </w:tabs>
+        <w:ind w:left="5760" w:hanging="360"/>
+      </w:pPr>
+      <w:rPr>
+        <w:rFonts w:ascii="Wingdings" w:hAnsi="Wingdings" w:hint="default"/>
+        <w:sz w:val="20"/>
+      </w:rPr>
+    </w:lvl>
+    <w:lvl w:ilvl="8" w:tentative="1">
+      <w:start w:val="1"/>
+      <w:numFmt w:val="bullet"/>
+      <w:lvlText w:val=""/>
+      <w:lvlJc w:val="left"/>
+      <w:pPr>
+        <w:tabs>
+          <w:tab w:val="num" w:pos="6480"/>
+        </w:tabs>
+        <w:ind w:left="6480" w:hanging="360"/>
+      </w:pPr>
+      <w:rPr>
+        <w:rFonts w:ascii="Wingdings" w:hAnsi="Wingdings" w:hint="default"/>
+        <w:sz w:val="20"/>
+      </w:rPr>
+    </w:lvl>
+  </w:abstractNum>
+  <w:abstractNum w:abstractNumId="2" w15:restartNumberingAfterBreak="0">
+    <w:nsid w:val="57354DF4"/>
+    <w:multiLevelType w:val="multilevel"/>
+    <w:tmpl w:val="A5C86F48"/>
+    <w:lvl w:ilvl="0">
+      <w:start w:val="1"/>
+      <w:numFmt w:val="decimal"/>
+      <w:lvlText w:val="%1."/>
+      <w:lvlJc w:val="left"/>
+      <w:pPr>
+        <w:tabs>
+          <w:tab w:val="num" w:pos="720"/>
+        </w:tabs>
+        <w:ind w:left="720" w:hanging="360"/>
+      </w:pPr>
+    </w:lvl>
+    <w:lvl w:ilvl="1" w:tentative="1">
+      <w:start w:val="1"/>
+      <w:numFmt w:val="decimal"/>
+      <w:lvlText w:val="%2."/>
+      <w:lvlJc w:val="left"/>
+      <w:pPr>
+        <w:tabs>
+          <w:tab w:val="num" w:pos="1440"/>
+        </w:tabs>
+        <w:ind w:left="1440" w:hanging="360"/>
+      </w:pPr>
+    </w:lvl>
+    <w:lvl w:ilvl="2" w:tentative="1">
+      <w:start w:val="1"/>
+      <w:numFmt w:val="decimal"/>
+      <w:lvlText w:val="%3."/>
+      <w:lvlJc w:val="left"/>
+      <w:pPr>
+        <w:tabs>
+          <w:tab w:val="num" w:pos="2160"/>
+        </w:tabs>
+        <w:ind w:left="2160" w:hanging="360"/>
+      </w:pPr>
+    </w:lvl>
+    <w:lvl w:ilvl="3" w:tentative="1">
+      <w:start w:val="1"/>
+      <w:numFmt w:val="decimal"/>
+      <w:lvlText w:val="%4."/>
+      <w:lvlJc w:val="left"/>
+      <w:pPr>
+        <w:tabs>
+          <w:tab w:val="num" w:pos="2880"/>
+        </w:tabs>
+        <w:ind w:left="2880" w:hanging="360"/>
+      </w:pPr>
+    </w:lvl>
+    <w:lvl w:ilvl="4" w:tentative="1">
+      <w:start w:val="1"/>
+      <w:numFmt w:val="decimal"/>
+      <w:lvlText w:val="%5."/>
+      <w:lvlJc w:val="left"/>
+      <w:pPr>
+        <w:tabs>
+          <w:tab w:val="num" w:pos="3600"/>
+        </w:tabs>
+        <w:ind w:left="3600" w:hanging="360"/>
+      </w:pPr>
+    </w:lvl>
+    <w:lvl w:ilvl="5" w:tentative="1">
+      <w:start w:val="1"/>
+      <w:numFmt w:val="decimal"/>
+      <w:lvlText w:val="%6."/>
+      <w:lvlJc w:val="left"/>
+      <w:pPr>
+        <w:tabs>
+          <w:tab w:val="num" w:pos="4320"/>
+        </w:tabs>
+        <w:ind w:left="4320" w:hanging="360"/>
+      </w:pPr>
+    </w:lvl>
+    <w:lvl w:ilvl="6" w:tentative="1">
+      <w:start w:val="1"/>
+      <w:numFmt w:val="decimal"/>
+      <w:lvlText w:val="%7."/>
+      <w:lvlJc w:val="left"/>
+      <w:pPr>
+        <w:tabs>
+          <w:tab w:val="num" w:pos="5040"/>
+        </w:tabs>
+        <w:ind w:left="5040" w:hanging="360"/>
+      </w:pPr>
+    </w:lvl>
+    <w:lvl w:ilvl="7" w:tentative="1">
+      <w:start w:val="1"/>
+      <w:numFmt w:val="decimal"/>
+      <w:lvlText w:val="%8."/>
+      <w:lvlJc w:val="left"/>
+      <w:pPr>
+        <w:tabs>
+          <w:tab w:val="num" w:pos="5760"/>
+        </w:tabs>
+        <w:ind w:left="5760" w:hanging="360"/>
+      </w:pPr>
+    </w:lvl>
+    <w:lvl w:ilvl="8" w:tentative="1">
+      <w:start w:val="1"/>
+      <w:numFmt w:val="decimal"/>
+      <w:lvlText w:val="%9."/>
+      <w:lvlJc w:val="left"/>
+      <w:pPr>
+        <w:tabs>
+          <w:tab w:val="num" w:pos="6480"/>
+        </w:tabs>
+        <w:ind w:left="6480" w:hanging="360"/>
+      </w:pPr>
+    </w:lvl>
+  </w:abstractNum>
+  <w:num w:numId="1">
+    <w:abstractNumId w:val="0"/>
+  </w:num>
+  <w:num w:numId="2">
+    <w:abstractNumId w:val="2"/>
+  </w:num>
+  <w:num w:numId="3">
+    <w:abstractNumId w:val="1"/>
+  </w:num>
+</w:numbering>
 </file>
 
 <file path=word/styles.xml><?xml version="1.0" encoding="utf-8"?>
@@ -5752,7 +14022,7 @@
   <w:style w:type="paragraph" w:default="1" w:styleId="Normal">
     <w:name w:val="Normal"/>
     <w:qFormat/>
-    <w:rsid w:val="001419DF"/>
+    <w:rsid w:val="001E0BB7"/>
   </w:style>
   <w:style w:type="paragraph" w:styleId="Heading2">
     <w:name w:val="heading 2"/>
@@ -5897,6 +14167,729 @@
       <w:i/>
       <w:iCs/>
     </w:rPr>
+  </w:style>
+  <w:style w:type="table" w:styleId="GridTable3-Accent5">
+    <w:name w:val="Grid Table 3 Accent 5"/>
+    <w:basedOn w:val="TableNormal"/>
+    <w:uiPriority w:val="48"/>
+    <w:rsid w:val="00AA5BDB"/>
+    <w:pPr>
+      <w:spacing w:after="0" w:line="240" w:lineRule="auto"/>
+    </w:pPr>
+    <w:tblPr>
+      <w:tblStyleRowBandSize w:val="1"/>
+      <w:tblStyleColBandSize w:val="1"/>
+      <w:tblBorders>
+        <w:top w:val="single" w:sz="4" w:space="0" w:color="9CC2E5" w:themeColor="accent5" w:themeTint="99"/>
+        <w:left w:val="single" w:sz="4" w:space="0" w:color="9CC2E5" w:themeColor="accent5" w:themeTint="99"/>
+        <w:bottom w:val="single" w:sz="4" w:space="0" w:color="9CC2E5" w:themeColor="accent5" w:themeTint="99"/>
+        <w:right w:val="single" w:sz="4" w:space="0" w:color="9CC2E5" w:themeColor="accent5" w:themeTint="99"/>
+        <w:insideH w:val="single" w:sz="4" w:space="0" w:color="9CC2E5" w:themeColor="accent5" w:themeTint="99"/>
+        <w:insideV w:val="single" w:sz="4" w:space="0" w:color="9CC2E5" w:themeColor="accent5" w:themeTint="99"/>
+      </w:tblBorders>
+    </w:tblPr>
+    <w:tblStylePr w:type="firstRow">
+      <w:rPr>
+        <w:b/>
+        <w:bCs/>
+      </w:rPr>
+      <w:tblPr/>
+      <w:tcPr>
+        <w:tcBorders>
+          <w:top w:val="nil"/>
+          <w:left w:val="nil"/>
+          <w:right w:val="nil"/>
+          <w:insideH w:val="nil"/>
+          <w:insideV w:val="nil"/>
+        </w:tcBorders>
+        <w:shd w:val="clear" w:color="auto" w:fill="FFFFFF" w:themeFill="background1"/>
+      </w:tcPr>
+    </w:tblStylePr>
+    <w:tblStylePr w:type="lastRow">
+      <w:rPr>
+        <w:b/>
+        <w:bCs/>
+      </w:rPr>
+      <w:tblPr/>
+      <w:tcPr>
+        <w:tcBorders>
+          <w:left w:val="nil"/>
+          <w:bottom w:val="nil"/>
+          <w:right w:val="nil"/>
+          <w:insideH w:val="nil"/>
+          <w:insideV w:val="nil"/>
+        </w:tcBorders>
+        <w:shd w:val="clear" w:color="auto" w:fill="FFFFFF" w:themeFill="background1"/>
+      </w:tcPr>
+    </w:tblStylePr>
+    <w:tblStylePr w:type="firstCol">
+      <w:pPr>
+        <w:jc w:val="right"/>
+      </w:pPr>
+      <w:rPr>
+        <w:i/>
+        <w:iCs/>
+      </w:rPr>
+      <w:tblPr/>
+      <w:tcPr>
+        <w:tcBorders>
+          <w:top w:val="nil"/>
+          <w:left w:val="nil"/>
+          <w:bottom w:val="nil"/>
+          <w:insideH w:val="nil"/>
+          <w:insideV w:val="nil"/>
+        </w:tcBorders>
+        <w:shd w:val="clear" w:color="auto" w:fill="FFFFFF" w:themeFill="background1"/>
+      </w:tcPr>
+    </w:tblStylePr>
+    <w:tblStylePr w:type="lastCol">
+      <w:rPr>
+        <w:i/>
+        <w:iCs/>
+      </w:rPr>
+      <w:tblPr/>
+      <w:tcPr>
+        <w:tcBorders>
+          <w:top w:val="nil"/>
+          <w:bottom w:val="nil"/>
+          <w:right w:val="nil"/>
+          <w:insideH w:val="nil"/>
+          <w:insideV w:val="nil"/>
+        </w:tcBorders>
+        <w:shd w:val="clear" w:color="auto" w:fill="FFFFFF" w:themeFill="background1"/>
+      </w:tcPr>
+    </w:tblStylePr>
+    <w:tblStylePr w:type="band1Vert">
+      <w:tblPr/>
+      <w:tcPr>
+        <w:shd w:val="clear" w:color="auto" w:fill="DEEAF6" w:themeFill="accent5" w:themeFillTint="33"/>
+      </w:tcPr>
+    </w:tblStylePr>
+    <w:tblStylePr w:type="band1Horz">
+      <w:tblPr/>
+      <w:tcPr>
+        <w:shd w:val="clear" w:color="auto" w:fill="DEEAF6" w:themeFill="accent5" w:themeFillTint="33"/>
+      </w:tcPr>
+    </w:tblStylePr>
+    <w:tblStylePr w:type="neCell">
+      <w:tblPr/>
+      <w:tcPr>
+        <w:tcBorders>
+          <w:bottom w:val="single" w:sz="4" w:space="0" w:color="9CC2E5" w:themeColor="accent5" w:themeTint="99"/>
+        </w:tcBorders>
+      </w:tcPr>
+    </w:tblStylePr>
+    <w:tblStylePr w:type="nwCell">
+      <w:tblPr/>
+      <w:tcPr>
+        <w:tcBorders>
+          <w:bottom w:val="single" w:sz="4" w:space="0" w:color="9CC2E5" w:themeColor="accent5" w:themeTint="99"/>
+        </w:tcBorders>
+      </w:tcPr>
+    </w:tblStylePr>
+    <w:tblStylePr w:type="seCell">
+      <w:tblPr/>
+      <w:tcPr>
+        <w:tcBorders>
+          <w:top w:val="single" w:sz="4" w:space="0" w:color="9CC2E5" w:themeColor="accent5" w:themeTint="99"/>
+        </w:tcBorders>
+      </w:tcPr>
+    </w:tblStylePr>
+    <w:tblStylePr w:type="swCell">
+      <w:tblPr/>
+      <w:tcPr>
+        <w:tcBorders>
+          <w:top w:val="single" w:sz="4" w:space="0" w:color="9CC2E5" w:themeColor="accent5" w:themeTint="99"/>
+        </w:tcBorders>
+      </w:tcPr>
+    </w:tblStylePr>
+  </w:style>
+  <w:style w:type="table" w:styleId="GridTable5Dark-Accent3">
+    <w:name w:val="Grid Table 5 Dark Accent 3"/>
+    <w:basedOn w:val="TableNormal"/>
+    <w:uiPriority w:val="50"/>
+    <w:rsid w:val="001E0BB7"/>
+    <w:pPr>
+      <w:spacing w:after="0" w:line="240" w:lineRule="auto"/>
+    </w:pPr>
+    <w:tblPr>
+      <w:tblStyleRowBandSize w:val="1"/>
+      <w:tblStyleColBandSize w:val="1"/>
+      <w:tblBorders>
+        <w:top w:val="single" w:sz="4" w:space="0" w:color="FFFFFF" w:themeColor="background1"/>
+        <w:left w:val="single" w:sz="4" w:space="0" w:color="FFFFFF" w:themeColor="background1"/>
+        <w:bottom w:val="single" w:sz="4" w:space="0" w:color="FFFFFF" w:themeColor="background1"/>
+        <w:right w:val="single" w:sz="4" w:space="0" w:color="FFFFFF" w:themeColor="background1"/>
+        <w:insideH w:val="single" w:sz="4" w:space="0" w:color="FFFFFF" w:themeColor="background1"/>
+        <w:insideV w:val="single" w:sz="4" w:space="0" w:color="FFFFFF" w:themeColor="background1"/>
+      </w:tblBorders>
+    </w:tblPr>
+    <w:tcPr>
+      <w:shd w:val="clear" w:color="auto" w:fill="EDEDED" w:themeFill="accent3" w:themeFillTint="33"/>
+    </w:tcPr>
+    <w:tblStylePr w:type="firstRow">
+      <w:rPr>
+        <w:b/>
+        <w:bCs/>
+        <w:color w:val="FFFFFF" w:themeColor="background1"/>
+      </w:rPr>
+      <w:tblPr/>
+      <w:tcPr>
+        <w:tcBorders>
+          <w:top w:val="single" w:sz="4" w:space="0" w:color="FFFFFF" w:themeColor="background1"/>
+          <w:left w:val="single" w:sz="4" w:space="0" w:color="FFFFFF" w:themeColor="background1"/>
+          <w:right w:val="single" w:sz="4" w:space="0" w:color="FFFFFF" w:themeColor="background1"/>
+          <w:insideH w:val="nil"/>
+          <w:insideV w:val="nil"/>
+        </w:tcBorders>
+        <w:shd w:val="clear" w:color="auto" w:fill="A5A5A5" w:themeFill="accent3"/>
+      </w:tcPr>
+    </w:tblStylePr>
+    <w:tblStylePr w:type="lastRow">
+      <w:rPr>
+        <w:b/>
+        <w:bCs/>
+        <w:color w:val="FFFFFF" w:themeColor="background1"/>
+      </w:rPr>
+      <w:tblPr/>
+      <w:tcPr>
+        <w:tcBorders>
+          <w:left w:val="single" w:sz="4" w:space="0" w:color="FFFFFF" w:themeColor="background1"/>
+          <w:bottom w:val="single" w:sz="4" w:space="0" w:color="FFFFFF" w:themeColor="background1"/>
+          <w:right w:val="single" w:sz="4" w:space="0" w:color="FFFFFF" w:themeColor="background1"/>
+          <w:insideH w:val="nil"/>
+          <w:insideV w:val="nil"/>
+        </w:tcBorders>
+        <w:shd w:val="clear" w:color="auto" w:fill="A5A5A5" w:themeFill="accent3"/>
+      </w:tcPr>
+    </w:tblStylePr>
+    <w:tblStylePr w:type="firstCol">
+      <w:rPr>
+        <w:b/>
+        <w:bCs/>
+        <w:color w:val="FFFFFF" w:themeColor="background1"/>
+      </w:rPr>
+      <w:tblPr/>
+      <w:tcPr>
+        <w:tcBorders>
+          <w:top w:val="single" w:sz="4" w:space="0" w:color="FFFFFF" w:themeColor="background1"/>
+          <w:left w:val="single" w:sz="4" w:space="0" w:color="FFFFFF" w:themeColor="background1"/>
+          <w:bottom w:val="single" w:sz="4" w:space="0" w:color="FFFFFF" w:themeColor="background1"/>
+          <w:insideV w:val="nil"/>
+        </w:tcBorders>
+        <w:shd w:val="clear" w:color="auto" w:fill="A5A5A5" w:themeFill="accent3"/>
+      </w:tcPr>
+    </w:tblStylePr>
+    <w:tblStylePr w:type="lastCol">
+      <w:rPr>
+        <w:b/>
+        <w:bCs/>
+        <w:color w:val="FFFFFF" w:themeColor="background1"/>
+      </w:rPr>
+      <w:tblPr/>
+      <w:tcPr>
+        <w:tcBorders>
+          <w:top w:val="single" w:sz="4" w:space="0" w:color="FFFFFF" w:themeColor="background1"/>
+          <w:bottom w:val="single" w:sz="4" w:space="0" w:color="FFFFFF" w:themeColor="background1"/>
+          <w:right w:val="single" w:sz="4" w:space="0" w:color="FFFFFF" w:themeColor="background1"/>
+          <w:insideV w:val="nil"/>
+        </w:tcBorders>
+        <w:shd w:val="clear" w:color="auto" w:fill="A5A5A5" w:themeFill="accent3"/>
+      </w:tcPr>
+    </w:tblStylePr>
+    <w:tblStylePr w:type="band1Vert">
+      <w:tblPr/>
+      <w:tcPr>
+        <w:shd w:val="clear" w:color="auto" w:fill="DBDBDB" w:themeFill="accent3" w:themeFillTint="66"/>
+      </w:tcPr>
+    </w:tblStylePr>
+    <w:tblStylePr w:type="band1Horz">
+      <w:tblPr/>
+      <w:tcPr>
+        <w:shd w:val="clear" w:color="auto" w:fill="DBDBDB" w:themeFill="accent3" w:themeFillTint="66"/>
+      </w:tcPr>
+    </w:tblStylePr>
+  </w:style>
+  <w:style w:type="table" w:styleId="GridTable5Dark-Accent1">
+    <w:name w:val="Grid Table 5 Dark Accent 1"/>
+    <w:basedOn w:val="TableNormal"/>
+    <w:uiPriority w:val="50"/>
+    <w:rsid w:val="001E0BB7"/>
+    <w:pPr>
+      <w:spacing w:after="0" w:line="240" w:lineRule="auto"/>
+    </w:pPr>
+    <w:tblPr>
+      <w:tblStyleRowBandSize w:val="1"/>
+      <w:tblStyleColBandSize w:val="1"/>
+      <w:tblBorders>
+        <w:top w:val="single" w:sz="4" w:space="0" w:color="FFFFFF" w:themeColor="background1"/>
+        <w:left w:val="single" w:sz="4" w:space="0" w:color="FFFFFF" w:themeColor="background1"/>
+        <w:bottom w:val="single" w:sz="4" w:space="0" w:color="FFFFFF" w:themeColor="background1"/>
+        <w:right w:val="single" w:sz="4" w:space="0" w:color="FFFFFF" w:themeColor="background1"/>
+        <w:insideH w:val="single" w:sz="4" w:space="0" w:color="FFFFFF" w:themeColor="background1"/>
+        <w:insideV w:val="single" w:sz="4" w:space="0" w:color="FFFFFF" w:themeColor="background1"/>
+      </w:tblBorders>
+    </w:tblPr>
+    <w:tcPr>
+      <w:shd w:val="clear" w:color="auto" w:fill="D9E2F3" w:themeFill="accent1" w:themeFillTint="33"/>
+    </w:tcPr>
+    <w:tblStylePr w:type="firstRow">
+      <w:rPr>
+        <w:b/>
+        <w:bCs/>
+        <w:color w:val="FFFFFF" w:themeColor="background1"/>
+      </w:rPr>
+      <w:tblPr/>
+      <w:tcPr>
+        <w:tcBorders>
+          <w:top w:val="single" w:sz="4" w:space="0" w:color="FFFFFF" w:themeColor="background1"/>
+          <w:left w:val="single" w:sz="4" w:space="0" w:color="FFFFFF" w:themeColor="background1"/>
+          <w:right w:val="single" w:sz="4" w:space="0" w:color="FFFFFF" w:themeColor="background1"/>
+          <w:insideH w:val="nil"/>
+          <w:insideV w:val="nil"/>
+        </w:tcBorders>
+        <w:shd w:val="clear" w:color="auto" w:fill="4472C4" w:themeFill="accent1"/>
+      </w:tcPr>
+    </w:tblStylePr>
+    <w:tblStylePr w:type="lastRow">
+      <w:rPr>
+        <w:b/>
+        <w:bCs/>
+        <w:color w:val="FFFFFF" w:themeColor="background1"/>
+      </w:rPr>
+      <w:tblPr/>
+      <w:tcPr>
+        <w:tcBorders>
+          <w:left w:val="single" w:sz="4" w:space="0" w:color="FFFFFF" w:themeColor="background1"/>
+          <w:bottom w:val="single" w:sz="4" w:space="0" w:color="FFFFFF" w:themeColor="background1"/>
+          <w:right w:val="single" w:sz="4" w:space="0" w:color="FFFFFF" w:themeColor="background1"/>
+          <w:insideH w:val="nil"/>
+          <w:insideV w:val="nil"/>
+        </w:tcBorders>
+        <w:shd w:val="clear" w:color="auto" w:fill="4472C4" w:themeFill="accent1"/>
+      </w:tcPr>
+    </w:tblStylePr>
+    <w:tblStylePr w:type="firstCol">
+      <w:rPr>
+        <w:b/>
+        <w:bCs/>
+        <w:color w:val="FFFFFF" w:themeColor="background1"/>
+      </w:rPr>
+      <w:tblPr/>
+      <w:tcPr>
+        <w:tcBorders>
+          <w:top w:val="single" w:sz="4" w:space="0" w:color="FFFFFF" w:themeColor="background1"/>
+          <w:left w:val="single" w:sz="4" w:space="0" w:color="FFFFFF" w:themeColor="background1"/>
+          <w:bottom w:val="single" w:sz="4" w:space="0" w:color="FFFFFF" w:themeColor="background1"/>
+          <w:insideV w:val="nil"/>
+        </w:tcBorders>
+        <w:shd w:val="clear" w:color="auto" w:fill="4472C4" w:themeFill="accent1"/>
+      </w:tcPr>
+    </w:tblStylePr>
+    <w:tblStylePr w:type="lastCol">
+      <w:rPr>
+        <w:b/>
+        <w:bCs/>
+        <w:color w:val="FFFFFF" w:themeColor="background1"/>
+      </w:rPr>
+      <w:tblPr/>
+      <w:tcPr>
+        <w:tcBorders>
+          <w:top w:val="single" w:sz="4" w:space="0" w:color="FFFFFF" w:themeColor="background1"/>
+          <w:bottom w:val="single" w:sz="4" w:space="0" w:color="FFFFFF" w:themeColor="background1"/>
+          <w:right w:val="single" w:sz="4" w:space="0" w:color="FFFFFF" w:themeColor="background1"/>
+          <w:insideV w:val="nil"/>
+        </w:tcBorders>
+        <w:shd w:val="clear" w:color="auto" w:fill="4472C4" w:themeFill="accent1"/>
+      </w:tcPr>
+    </w:tblStylePr>
+    <w:tblStylePr w:type="band1Vert">
+      <w:tblPr/>
+      <w:tcPr>
+        <w:shd w:val="clear" w:color="auto" w:fill="B4C6E7" w:themeFill="accent1" w:themeFillTint="66"/>
+      </w:tcPr>
+    </w:tblStylePr>
+    <w:tblStylePr w:type="band1Horz">
+      <w:tblPr/>
+      <w:tcPr>
+        <w:shd w:val="clear" w:color="auto" w:fill="B4C6E7" w:themeFill="accent1" w:themeFillTint="66"/>
+      </w:tcPr>
+    </w:tblStylePr>
+  </w:style>
+  <w:style w:type="table" w:styleId="GridTable3-Accent4">
+    <w:name w:val="Grid Table 3 Accent 4"/>
+    <w:basedOn w:val="TableNormal"/>
+    <w:uiPriority w:val="48"/>
+    <w:rsid w:val="001E0BB7"/>
+    <w:pPr>
+      <w:spacing w:after="0" w:line="240" w:lineRule="auto"/>
+    </w:pPr>
+    <w:tblPr>
+      <w:tblStyleRowBandSize w:val="1"/>
+      <w:tblStyleColBandSize w:val="1"/>
+      <w:tblBorders>
+        <w:top w:val="single" w:sz="4" w:space="0" w:color="FFD966" w:themeColor="accent4" w:themeTint="99"/>
+        <w:left w:val="single" w:sz="4" w:space="0" w:color="FFD966" w:themeColor="accent4" w:themeTint="99"/>
+        <w:bottom w:val="single" w:sz="4" w:space="0" w:color="FFD966" w:themeColor="accent4" w:themeTint="99"/>
+        <w:right w:val="single" w:sz="4" w:space="0" w:color="FFD966" w:themeColor="accent4" w:themeTint="99"/>
+        <w:insideH w:val="single" w:sz="4" w:space="0" w:color="FFD966" w:themeColor="accent4" w:themeTint="99"/>
+        <w:insideV w:val="single" w:sz="4" w:space="0" w:color="FFD966" w:themeColor="accent4" w:themeTint="99"/>
+      </w:tblBorders>
+    </w:tblPr>
+    <w:tblStylePr w:type="firstRow">
+      <w:rPr>
+        <w:b/>
+        <w:bCs/>
+      </w:rPr>
+      <w:tblPr/>
+      <w:tcPr>
+        <w:tcBorders>
+          <w:top w:val="nil"/>
+          <w:left w:val="nil"/>
+          <w:right w:val="nil"/>
+          <w:insideH w:val="nil"/>
+          <w:insideV w:val="nil"/>
+        </w:tcBorders>
+        <w:shd w:val="clear" w:color="auto" w:fill="FFFFFF" w:themeFill="background1"/>
+      </w:tcPr>
+    </w:tblStylePr>
+    <w:tblStylePr w:type="lastRow">
+      <w:rPr>
+        <w:b/>
+        <w:bCs/>
+      </w:rPr>
+      <w:tblPr/>
+      <w:tcPr>
+        <w:tcBorders>
+          <w:left w:val="nil"/>
+          <w:bottom w:val="nil"/>
+          <w:right w:val="nil"/>
+          <w:insideH w:val="nil"/>
+          <w:insideV w:val="nil"/>
+        </w:tcBorders>
+        <w:shd w:val="clear" w:color="auto" w:fill="FFFFFF" w:themeFill="background1"/>
+      </w:tcPr>
+    </w:tblStylePr>
+    <w:tblStylePr w:type="firstCol">
+      <w:pPr>
+        <w:jc w:val="right"/>
+      </w:pPr>
+      <w:rPr>
+        <w:i/>
+        <w:iCs/>
+      </w:rPr>
+      <w:tblPr/>
+      <w:tcPr>
+        <w:tcBorders>
+          <w:top w:val="nil"/>
+          <w:left w:val="nil"/>
+          <w:bottom w:val="nil"/>
+          <w:insideH w:val="nil"/>
+          <w:insideV w:val="nil"/>
+        </w:tcBorders>
+        <w:shd w:val="clear" w:color="auto" w:fill="FFFFFF" w:themeFill="background1"/>
+      </w:tcPr>
+    </w:tblStylePr>
+    <w:tblStylePr w:type="lastCol">
+      <w:rPr>
+        <w:i/>
+        <w:iCs/>
+      </w:rPr>
+      <w:tblPr/>
+      <w:tcPr>
+        <w:tcBorders>
+          <w:top w:val="nil"/>
+          <w:bottom w:val="nil"/>
+          <w:right w:val="nil"/>
+          <w:insideH w:val="nil"/>
+          <w:insideV w:val="nil"/>
+        </w:tcBorders>
+        <w:shd w:val="clear" w:color="auto" w:fill="FFFFFF" w:themeFill="background1"/>
+      </w:tcPr>
+    </w:tblStylePr>
+    <w:tblStylePr w:type="band1Vert">
+      <w:tblPr/>
+      <w:tcPr>
+        <w:shd w:val="clear" w:color="auto" w:fill="FFF2CC" w:themeFill="accent4" w:themeFillTint="33"/>
+      </w:tcPr>
+    </w:tblStylePr>
+    <w:tblStylePr w:type="band1Horz">
+      <w:tblPr/>
+      <w:tcPr>
+        <w:shd w:val="clear" w:color="auto" w:fill="FFF2CC" w:themeFill="accent4" w:themeFillTint="33"/>
+      </w:tcPr>
+    </w:tblStylePr>
+    <w:tblStylePr w:type="neCell">
+      <w:tblPr/>
+      <w:tcPr>
+        <w:tcBorders>
+          <w:bottom w:val="single" w:sz="4" w:space="0" w:color="FFD966" w:themeColor="accent4" w:themeTint="99"/>
+        </w:tcBorders>
+      </w:tcPr>
+    </w:tblStylePr>
+    <w:tblStylePr w:type="nwCell">
+      <w:tblPr/>
+      <w:tcPr>
+        <w:tcBorders>
+          <w:bottom w:val="single" w:sz="4" w:space="0" w:color="FFD966" w:themeColor="accent4" w:themeTint="99"/>
+        </w:tcBorders>
+      </w:tcPr>
+    </w:tblStylePr>
+    <w:tblStylePr w:type="seCell">
+      <w:tblPr/>
+      <w:tcPr>
+        <w:tcBorders>
+          <w:top w:val="single" w:sz="4" w:space="0" w:color="FFD966" w:themeColor="accent4" w:themeTint="99"/>
+        </w:tcBorders>
+      </w:tcPr>
+    </w:tblStylePr>
+    <w:tblStylePr w:type="swCell">
+      <w:tblPr/>
+      <w:tcPr>
+        <w:tcBorders>
+          <w:top w:val="single" w:sz="4" w:space="0" w:color="FFD966" w:themeColor="accent4" w:themeTint="99"/>
+        </w:tcBorders>
+      </w:tcPr>
+    </w:tblStylePr>
+  </w:style>
+  <w:style w:type="table" w:styleId="GridTable5Dark-Accent5">
+    <w:name w:val="Grid Table 5 Dark Accent 5"/>
+    <w:basedOn w:val="TableNormal"/>
+    <w:uiPriority w:val="50"/>
+    <w:rsid w:val="001E0BB7"/>
+    <w:pPr>
+      <w:spacing w:after="0" w:line="240" w:lineRule="auto"/>
+    </w:pPr>
+    <w:tblPr>
+      <w:tblStyleRowBandSize w:val="1"/>
+      <w:tblStyleColBandSize w:val="1"/>
+      <w:tblBorders>
+        <w:top w:val="single" w:sz="4" w:space="0" w:color="FFFFFF" w:themeColor="background1"/>
+        <w:left w:val="single" w:sz="4" w:space="0" w:color="FFFFFF" w:themeColor="background1"/>
+        <w:bottom w:val="single" w:sz="4" w:space="0" w:color="FFFFFF" w:themeColor="background1"/>
+        <w:right w:val="single" w:sz="4" w:space="0" w:color="FFFFFF" w:themeColor="background1"/>
+        <w:insideH w:val="single" w:sz="4" w:space="0" w:color="FFFFFF" w:themeColor="background1"/>
+        <w:insideV w:val="single" w:sz="4" w:space="0" w:color="FFFFFF" w:themeColor="background1"/>
+      </w:tblBorders>
+    </w:tblPr>
+    <w:tcPr>
+      <w:shd w:val="clear" w:color="auto" w:fill="DEEAF6" w:themeFill="accent5" w:themeFillTint="33"/>
+    </w:tcPr>
+    <w:tblStylePr w:type="firstRow">
+      <w:rPr>
+        <w:b/>
+        <w:bCs/>
+        <w:color w:val="FFFFFF" w:themeColor="background1"/>
+      </w:rPr>
+      <w:tblPr/>
+      <w:tcPr>
+        <w:tcBorders>
+          <w:top w:val="single" w:sz="4" w:space="0" w:color="FFFFFF" w:themeColor="background1"/>
+          <w:left w:val="single" w:sz="4" w:space="0" w:color="FFFFFF" w:themeColor="background1"/>
+          <w:right w:val="single" w:sz="4" w:space="0" w:color="FFFFFF" w:themeColor="background1"/>
+          <w:insideH w:val="nil"/>
+          <w:insideV w:val="nil"/>
+        </w:tcBorders>
+        <w:shd w:val="clear" w:color="auto" w:fill="5B9BD5" w:themeFill="accent5"/>
+      </w:tcPr>
+    </w:tblStylePr>
+    <w:tblStylePr w:type="lastRow">
+      <w:rPr>
+        <w:b/>
+        <w:bCs/>
+        <w:color w:val="FFFFFF" w:themeColor="background1"/>
+      </w:rPr>
+      <w:tblPr/>
+      <w:tcPr>
+        <w:tcBorders>
+          <w:left w:val="single" w:sz="4" w:space="0" w:color="FFFFFF" w:themeColor="background1"/>
+          <w:bottom w:val="single" w:sz="4" w:space="0" w:color="FFFFFF" w:themeColor="background1"/>
+          <w:right w:val="single" w:sz="4" w:space="0" w:color="FFFFFF" w:themeColor="background1"/>
+          <w:insideH w:val="nil"/>
+          <w:insideV w:val="nil"/>
+        </w:tcBorders>
+        <w:shd w:val="clear" w:color="auto" w:fill="5B9BD5" w:themeFill="accent5"/>
+      </w:tcPr>
+    </w:tblStylePr>
+    <w:tblStylePr w:type="firstCol">
+      <w:rPr>
+        <w:b/>
+        <w:bCs/>
+        <w:color w:val="FFFFFF" w:themeColor="background1"/>
+      </w:rPr>
+      <w:tblPr/>
+      <w:tcPr>
+        <w:tcBorders>
+          <w:top w:val="single" w:sz="4" w:space="0" w:color="FFFFFF" w:themeColor="background1"/>
+          <w:left w:val="single" w:sz="4" w:space="0" w:color="FFFFFF" w:themeColor="background1"/>
+          <w:bottom w:val="single" w:sz="4" w:space="0" w:color="FFFFFF" w:themeColor="background1"/>
+          <w:insideV w:val="nil"/>
+        </w:tcBorders>
+        <w:shd w:val="clear" w:color="auto" w:fill="5B9BD5" w:themeFill="accent5"/>
+      </w:tcPr>
+    </w:tblStylePr>
+    <w:tblStylePr w:type="lastCol">
+      <w:rPr>
+        <w:b/>
+        <w:bCs/>
+        <w:color w:val="FFFFFF" w:themeColor="background1"/>
+      </w:rPr>
+      <w:tblPr/>
+      <w:tcPr>
+        <w:tcBorders>
+          <w:top w:val="single" w:sz="4" w:space="0" w:color="FFFFFF" w:themeColor="background1"/>
+          <w:bottom w:val="single" w:sz="4" w:space="0" w:color="FFFFFF" w:themeColor="background1"/>
+          <w:right w:val="single" w:sz="4" w:space="0" w:color="FFFFFF" w:themeColor="background1"/>
+          <w:insideV w:val="nil"/>
+        </w:tcBorders>
+        <w:shd w:val="clear" w:color="auto" w:fill="5B9BD5" w:themeFill="accent5"/>
+      </w:tcPr>
+    </w:tblStylePr>
+    <w:tblStylePr w:type="band1Vert">
+      <w:tblPr/>
+      <w:tcPr>
+        <w:shd w:val="clear" w:color="auto" w:fill="BDD6EE" w:themeFill="accent5" w:themeFillTint="66"/>
+      </w:tcPr>
+    </w:tblStylePr>
+    <w:tblStylePr w:type="band1Horz">
+      <w:tblPr/>
+      <w:tcPr>
+        <w:shd w:val="clear" w:color="auto" w:fill="BDD6EE" w:themeFill="accent5" w:themeFillTint="66"/>
+      </w:tcPr>
+    </w:tblStylePr>
+  </w:style>
+  <w:style w:type="table" w:styleId="GridTable6Colorful-Accent1">
+    <w:name w:val="Grid Table 6 Colorful Accent 1"/>
+    <w:basedOn w:val="TableNormal"/>
+    <w:uiPriority w:val="51"/>
+    <w:rsid w:val="001E0BB7"/>
+    <w:pPr>
+      <w:spacing w:after="0" w:line="240" w:lineRule="auto"/>
+    </w:pPr>
+    <w:rPr>
+      <w:color w:val="2F5496" w:themeColor="accent1" w:themeShade="BF"/>
+    </w:rPr>
+    <w:tblPr>
+      <w:tblStyleRowBandSize w:val="1"/>
+      <w:tblStyleColBandSize w:val="1"/>
+      <w:tblBorders>
+        <w:top w:val="single" w:sz="4" w:space="0" w:color="8EAADB" w:themeColor="accent1" w:themeTint="99"/>
+        <w:left w:val="single" w:sz="4" w:space="0" w:color="8EAADB" w:themeColor="accent1" w:themeTint="99"/>
+        <w:bottom w:val="single" w:sz="4" w:space="0" w:color="8EAADB" w:themeColor="accent1" w:themeTint="99"/>
+        <w:right w:val="single" w:sz="4" w:space="0" w:color="8EAADB" w:themeColor="accent1" w:themeTint="99"/>
+        <w:insideH w:val="single" w:sz="4" w:space="0" w:color="8EAADB" w:themeColor="accent1" w:themeTint="99"/>
+        <w:insideV w:val="single" w:sz="4" w:space="0" w:color="8EAADB" w:themeColor="accent1" w:themeTint="99"/>
+      </w:tblBorders>
+    </w:tblPr>
+    <w:tblStylePr w:type="firstRow">
+      <w:rPr>
+        <w:b/>
+        <w:bCs/>
+      </w:rPr>
+      <w:tblPr/>
+      <w:tcPr>
+        <w:tcBorders>
+          <w:bottom w:val="single" w:sz="12" w:space="0" w:color="8EAADB" w:themeColor="accent1" w:themeTint="99"/>
+        </w:tcBorders>
+      </w:tcPr>
+    </w:tblStylePr>
+    <w:tblStylePr w:type="lastRow">
+      <w:rPr>
+        <w:b/>
+        <w:bCs/>
+      </w:rPr>
+      <w:tblPr/>
+      <w:tcPr>
+        <w:tcBorders>
+          <w:top w:val="double" w:sz="4" w:space="0" w:color="8EAADB" w:themeColor="accent1" w:themeTint="99"/>
+        </w:tcBorders>
+      </w:tcPr>
+    </w:tblStylePr>
+    <w:tblStylePr w:type="firstCol">
+      <w:rPr>
+        <w:b/>
+        <w:bCs/>
+      </w:rPr>
+    </w:tblStylePr>
+    <w:tblStylePr w:type="lastCol">
+      <w:rPr>
+        <w:b/>
+        <w:bCs/>
+      </w:rPr>
+    </w:tblStylePr>
+    <w:tblStylePr w:type="band1Vert">
+      <w:tblPr/>
+      <w:tcPr>
+        <w:shd w:val="clear" w:color="auto" w:fill="D9E2F3" w:themeFill="accent1" w:themeFillTint="33"/>
+      </w:tcPr>
+    </w:tblStylePr>
+    <w:tblStylePr w:type="band1Horz">
+      <w:tblPr/>
+      <w:tcPr>
+        <w:shd w:val="clear" w:color="auto" w:fill="D9E2F3" w:themeFill="accent1" w:themeFillTint="33"/>
+      </w:tcPr>
+    </w:tblStylePr>
+  </w:style>
+  <w:style w:type="character" w:customStyle="1" w:styleId="katex-mathml">
+    <w:name w:val="katex-mathml"/>
+    <w:basedOn w:val="DefaultParagraphFont"/>
+    <w:rsid w:val="00175414"/>
+  </w:style>
+  <w:style w:type="character" w:customStyle="1" w:styleId="mord">
+    <w:name w:val="mord"/>
+    <w:basedOn w:val="DefaultParagraphFont"/>
+    <w:rsid w:val="00175414"/>
+  </w:style>
+  <w:style w:type="character" w:customStyle="1" w:styleId="mopen">
+    <w:name w:val="mopen"/>
+    <w:basedOn w:val="DefaultParagraphFont"/>
+    <w:rsid w:val="00175414"/>
+  </w:style>
+  <w:style w:type="character" w:customStyle="1" w:styleId="mclose">
+    <w:name w:val="mclose"/>
+    <w:basedOn w:val="DefaultParagraphFont"/>
+    <w:rsid w:val="00175414"/>
+  </w:style>
+  <w:style w:type="character" w:customStyle="1" w:styleId="mrel">
+    <w:name w:val="mrel"/>
+    <w:basedOn w:val="DefaultParagraphFont"/>
+    <w:rsid w:val="00175414"/>
+  </w:style>
+  <w:style w:type="character" w:customStyle="1" w:styleId="mop">
+    <w:name w:val="mop"/>
+    <w:basedOn w:val="DefaultParagraphFont"/>
+    <w:rsid w:val="00175414"/>
+  </w:style>
+  <w:style w:type="character" w:customStyle="1" w:styleId="vlist-s">
+    <w:name w:val="vlist-s"/>
+    <w:basedOn w:val="DefaultParagraphFont"/>
+    <w:rsid w:val="00175414"/>
+  </w:style>
+  <w:style w:type="character" w:customStyle="1" w:styleId="mbin">
+    <w:name w:val="mbin"/>
+    <w:basedOn w:val="DefaultParagraphFont"/>
+    <w:rsid w:val="00175414"/>
+  </w:style>
+  <w:style w:type="character" w:styleId="PlaceholderText">
+    <w:name w:val="Placeholder Text"/>
+    <w:basedOn w:val="DefaultParagraphFont"/>
+    <w:uiPriority w:val="99"/>
+    <w:semiHidden/>
+    <w:rsid w:val="00175414"/>
+    <w:rPr>
+      <w:color w:val="808080"/>
+    </w:rPr>
+  </w:style>
+  <w:style w:type="paragraph" w:styleId="ListParagraph">
+    <w:name w:val="List Paragraph"/>
+    <w:basedOn w:val="Normal"/>
+    <w:uiPriority w:val="34"/>
+    <w:qFormat/>
+    <w:rsid w:val="00896CEE"/>
+    <w:pPr>
+      <w:ind w:left="720"/>
+      <w:contextualSpacing/>
+    </w:pPr>
   </w:style>
 </w:styles>
 </file>
